--- a/新泰週報20260823[2634]B4F.docx
+++ b/新泰週報20260823[2634]B4F.docx
@@ -1,6 +1,6 @@
 
 <file path=word/document.xml><?xml version="1.0" encoding="utf-8"?>
-<w:document xmlns:wpc="http://schemas.microsoft.com/office/word/2010/wordprocessingCanvas" xmlns:mc="http://schemas.openxmlformats.org/markup-compatibility/2006" xmlns:o="urn:schemas-microsoft-com:office:office" xmlns:r="http://schemas.openxmlformats.org/officeDocument/2006/relationships" xmlns:m="http://schemas.openxmlformats.org/officeDocument/2006/math" xmlns:v="urn:schemas-microsoft-com:vml" xmlns:wp14="http://schemas.microsoft.com/office/word/2010/wordprocessingDrawing" xmlns:wp="http://schemas.openxmlformats.org/drawingml/2006/wordprocessingDrawing" xmlns:w10="urn:schemas-microsoft-com:office:word" xmlns:w="http://schemas.openxmlformats.org/wordprocessingml/2006/main" xmlns:w14="http://schemas.microsoft.com/office/word/2010/wordml" xmlns:w15="http://schemas.microsoft.com/office/word/2012/wordml" xmlns:wpg="http://schemas.microsoft.com/office/word/2010/wordprocessingGroup" xmlns:wpi="http://schemas.microsoft.com/office/word/2010/wordprocessingInk" xmlns:wne="http://schemas.microsoft.com/office/word/2006/wordml" xmlns:wps="http://schemas.microsoft.com/office/word/2010/wordprocessingShape" mc:Ignorable="w14 w15 wp14">
+<w:document xmlns:wpc="http://schemas.microsoft.com/office/word/2010/wordprocessingCanvas" xmlns:cx="http://schemas.microsoft.com/office/drawing/2014/chartex" xmlns:cx1="http://schemas.microsoft.com/office/drawing/2015/9/8/chartex" xmlns:cx2="http://schemas.microsoft.com/office/drawing/2015/10/21/chartex" xmlns:cx3="http://schemas.microsoft.com/office/drawing/2016/5/9/chartex" xmlns:cx4="http://schemas.microsoft.com/office/drawing/2016/5/10/chartex" xmlns:cx5="http://schemas.microsoft.com/office/drawing/2016/5/11/chartex" xmlns:cx6="http://schemas.microsoft.com/office/drawing/2016/5/12/chartex" xmlns:cx7="http://schemas.microsoft.com/office/drawing/2016/5/13/chartex" xmlns:cx8="http://schemas.microsoft.com/office/drawing/2016/5/14/chartex" xmlns:mc="http://schemas.openxmlformats.org/markup-compatibility/2006" xmlns:aink="http://schemas.microsoft.com/office/drawing/2016/ink" xmlns:am3d="http://schemas.microsoft.com/office/drawing/2017/model3d" xmlns:o="urn:schemas-microsoft-com:office:office" xmlns:oel="http://schemas.microsoft.com/office/2019/extlst" xmlns:r="http://schemas.openxmlformats.org/officeDocument/2006/relationships" xmlns:m="http://schemas.openxmlformats.org/officeDocument/2006/math" xmlns:v="urn:schemas-microsoft-com:vml" xmlns:wp14="http://schemas.microsoft.com/office/word/2010/wordprocessingDrawing" xmlns:wp="http://schemas.openxmlformats.org/drawingml/2006/wordprocessingDrawing" xmlns:w10="urn:schemas-microsoft-com:office:word" xmlns:w="http://schemas.openxmlformats.org/wordprocessingml/2006/main" xmlns:w14="http://schemas.microsoft.com/office/word/2010/wordml" xmlns:w15="http://schemas.microsoft.com/office/word/2012/wordml" xmlns:w16cex="http://schemas.microsoft.com/office/word/2018/wordml/cex" xmlns:w16cid="http://schemas.microsoft.com/office/word/2016/wordml/cid" xmlns:w16="http://schemas.microsoft.com/office/word/2018/wordml" xmlns:w16sdtdh="http://schemas.microsoft.com/office/word/2020/wordml/sdtdatahash" xmlns:w16se="http://schemas.microsoft.com/office/word/2015/wordml/symex" xmlns:wpg="http://schemas.microsoft.com/office/word/2010/wordprocessingGroup" xmlns:wpi="http://schemas.microsoft.com/office/word/2010/wordprocessingInk" xmlns:wne="http://schemas.microsoft.com/office/word/2006/wordml" xmlns:wps="http://schemas.microsoft.com/office/word/2010/wordprocessingShape" mc:Ignorable="w14 w15 w16se w16cid w16 w16cex w16sdtdh wp14">
   <w:body>
     <w:p>
       <w:pPr>
@@ -3577,13 +3577,23 @@
         <w:snapToGrid w:val="0"/>
         <w:spacing w:line="300" w:lineRule="exact"/>
         <w:rPr>
+          <w:rFonts w:asciiTheme="majorBidi" w:eastAsia="標楷體" w:hAnsiTheme="majorBidi" w:cstheme="majorBidi"/>
+          <w:bCs/>
+          <w:w w:val="90"/>
+          <w:sz w:val="26"/>
+          <w:szCs w:val="26"/>
+        </w:rPr>
+      </w:pPr>
+      <w:r>
+        <w:rPr>
           <w:rFonts w:asciiTheme="majorBidi" w:eastAsia="標楷體" w:hAnsiTheme="majorBidi" w:cstheme="majorBidi" w:hint="eastAsia"/>
           <w:bCs/>
           <w:w w:val="90"/>
           <w:sz w:val="26"/>
           <w:szCs w:val="26"/>
         </w:rPr>
-      </w:pPr>
+        <w:t>除去我重</w:t>
+      </w:r>
       <w:r>
         <w:rPr>
           <w:rFonts w:asciiTheme="majorBidi" w:eastAsia="標楷體" w:hAnsiTheme="majorBidi" w:cstheme="majorBidi" w:hint="eastAsia"/>
@@ -3592,8 +3602,21 @@
           <w:sz w:val="26"/>
           <w:szCs w:val="26"/>
         </w:rPr>
-        <w:t>除去我重</w:t>
-      </w:r>
+        <w:t>罪過，</w:t>
+      </w:r>
+    </w:p>
+    <w:p>
+      <w:pPr>
+        <w:snapToGrid w:val="0"/>
+        <w:spacing w:line="300" w:lineRule="exact"/>
+        <w:rPr>
+          <w:rFonts w:asciiTheme="majorBidi" w:eastAsia="標楷體" w:hAnsiTheme="majorBidi" w:cstheme="majorBidi"/>
+          <w:bCs/>
+          <w:w w:val="90"/>
+          <w:sz w:val="26"/>
+          <w:szCs w:val="26"/>
+        </w:rPr>
+      </w:pPr>
       <w:r>
         <w:rPr>
           <w:rFonts w:asciiTheme="majorBidi" w:eastAsia="標楷體" w:hAnsiTheme="majorBidi" w:cstheme="majorBidi" w:hint="eastAsia"/>
@@ -3602,7 +3625,29 @@
           <w:sz w:val="26"/>
           <w:szCs w:val="26"/>
         </w:rPr>
-        <w:t>罪過，</w:t>
+        <w:t>世間私慾給</w:t>
+      </w:r>
+      <w:proofErr w:type="gramStart"/>
+      <w:r>
+        <w:rPr>
+          <w:rFonts w:asciiTheme="majorBidi" w:eastAsia="標楷體" w:hAnsiTheme="majorBidi" w:cstheme="majorBidi" w:hint="eastAsia"/>
+          <w:bCs/>
+          <w:w w:val="90"/>
+          <w:sz w:val="26"/>
+          <w:szCs w:val="26"/>
+        </w:rPr>
+        <w:t>我除離</w:t>
+      </w:r>
+      <w:proofErr w:type="gramEnd"/>
+      <w:r>
+        <w:rPr>
+          <w:rFonts w:asciiTheme="majorBidi" w:eastAsia="標楷體" w:hAnsiTheme="majorBidi" w:cstheme="majorBidi" w:hint="eastAsia"/>
+          <w:bCs/>
+          <w:w w:val="90"/>
+          <w:sz w:val="26"/>
+          <w:szCs w:val="26"/>
+        </w:rPr>
+        <w:t>，</w:t>
       </w:r>
     </w:p>
     <w:p>
@@ -3610,52 +3655,7 @@
         <w:snapToGrid w:val="0"/>
         <w:spacing w:line="300" w:lineRule="exact"/>
         <w:rPr>
-          <w:rFonts w:asciiTheme="majorBidi" w:eastAsia="標楷體" w:hAnsiTheme="majorBidi" w:cstheme="majorBidi" w:hint="eastAsia"/>
-          <w:bCs/>
-          <w:w w:val="90"/>
-          <w:sz w:val="26"/>
-          <w:szCs w:val="26"/>
-        </w:rPr>
-      </w:pPr>
-      <w:r>
-        <w:rPr>
-          <w:rFonts w:asciiTheme="majorBidi" w:eastAsia="標楷體" w:hAnsiTheme="majorBidi" w:cstheme="majorBidi" w:hint="eastAsia"/>
-          <w:bCs/>
-          <w:w w:val="90"/>
-          <w:sz w:val="26"/>
-          <w:szCs w:val="26"/>
-        </w:rPr>
-        <w:t>世間私慾給</w:t>
-      </w:r>
-      <w:proofErr w:type="gramStart"/>
-      <w:r>
-        <w:rPr>
-          <w:rFonts w:asciiTheme="majorBidi" w:eastAsia="標楷體" w:hAnsiTheme="majorBidi" w:cstheme="majorBidi" w:hint="eastAsia"/>
-          <w:bCs/>
-          <w:w w:val="90"/>
-          <w:sz w:val="26"/>
-          <w:szCs w:val="26"/>
-        </w:rPr>
-        <w:t>我除離</w:t>
-      </w:r>
-      <w:proofErr w:type="gramEnd"/>
-      <w:r>
-        <w:rPr>
-          <w:rFonts w:asciiTheme="majorBidi" w:eastAsia="標楷體" w:hAnsiTheme="majorBidi" w:cstheme="majorBidi" w:hint="eastAsia"/>
-          <w:bCs/>
-          <w:w w:val="90"/>
-          <w:sz w:val="26"/>
-          <w:szCs w:val="26"/>
-        </w:rPr>
-        <w:t>，</w:t>
-      </w:r>
-    </w:p>
-    <w:p>
-      <w:pPr>
-        <w:snapToGrid w:val="0"/>
-        <w:spacing w:line="300" w:lineRule="exact"/>
-        <w:rPr>
-          <w:rFonts w:asciiTheme="majorBidi" w:eastAsia="標楷體" w:hAnsiTheme="majorBidi" w:cstheme="majorBidi" w:hint="eastAsia"/>
+          <w:rFonts w:asciiTheme="majorBidi" w:eastAsia="標楷體" w:hAnsiTheme="majorBidi" w:cstheme="majorBidi"/>
           <w:bCs/>
           <w:w w:val="90"/>
           <w:sz w:val="26"/>
@@ -3726,13 +3726,24 @@
         <w:snapToGrid w:val="0"/>
         <w:spacing w:line="300" w:lineRule="exact"/>
         <w:rPr>
+          <w:rFonts w:asciiTheme="majorBidi" w:eastAsia="標楷體" w:hAnsiTheme="majorBidi" w:cstheme="majorBidi"/>
+          <w:bCs/>
+          <w:w w:val="90"/>
+          <w:sz w:val="26"/>
+          <w:szCs w:val="26"/>
+        </w:rPr>
+      </w:pPr>
+      <w:r>
+        <w:rPr>
           <w:rFonts w:asciiTheme="majorBidi" w:eastAsia="標楷體" w:hAnsiTheme="majorBidi" w:cstheme="majorBidi" w:hint="eastAsia"/>
           <w:bCs/>
           <w:w w:val="90"/>
           <w:sz w:val="26"/>
           <w:szCs w:val="26"/>
         </w:rPr>
-      </w:pPr>
+        <w:t>掛慮鬱</w:t>
+      </w:r>
+      <w:proofErr w:type="gramStart"/>
       <w:r>
         <w:rPr>
           <w:rFonts w:asciiTheme="majorBidi" w:eastAsia="標楷體" w:hAnsiTheme="majorBidi" w:cstheme="majorBidi" w:hint="eastAsia"/>
@@ -3741,9 +3752,9 @@
           <w:sz w:val="26"/>
           <w:szCs w:val="26"/>
         </w:rPr>
-        <w:t>掛慮鬱</w:t>
-      </w:r>
-      <w:proofErr w:type="gramStart"/>
+        <w:t>啐纏絆</w:t>
+      </w:r>
+      <w:proofErr w:type="gramEnd"/>
       <w:r>
         <w:rPr>
           <w:rFonts w:asciiTheme="majorBidi" w:eastAsia="標楷體" w:hAnsiTheme="majorBidi" w:cstheme="majorBidi" w:hint="eastAsia"/>
@@ -3752,9 +3763,21 @@
           <w:sz w:val="26"/>
           <w:szCs w:val="26"/>
         </w:rPr>
-        <w:t>啐纏絆</w:t>
-      </w:r>
-      <w:proofErr w:type="gramEnd"/>
+        <w:t>，</w:t>
+      </w:r>
+    </w:p>
+    <w:p>
+      <w:pPr>
+        <w:snapToGrid w:val="0"/>
+        <w:spacing w:line="300" w:lineRule="exact"/>
+        <w:rPr>
+          <w:rFonts w:asciiTheme="majorBidi" w:eastAsia="標楷體" w:hAnsiTheme="majorBidi" w:cstheme="majorBidi"/>
+          <w:bCs/>
+          <w:w w:val="90"/>
+          <w:sz w:val="26"/>
+          <w:szCs w:val="26"/>
+        </w:rPr>
+      </w:pPr>
       <w:r>
         <w:rPr>
           <w:rFonts w:asciiTheme="majorBidi" w:eastAsia="標楷體" w:hAnsiTheme="majorBidi" w:cstheme="majorBidi" w:hint="eastAsia"/>
@@ -3763,7 +3786,7 @@
           <w:sz w:val="26"/>
           <w:szCs w:val="26"/>
         </w:rPr>
-        <w:t>，</w:t>
+        <w:t>互我做祢盡忠奴僕，</w:t>
       </w:r>
     </w:p>
     <w:p>
@@ -3786,7 +3809,17 @@
           <w:sz w:val="26"/>
           <w:szCs w:val="26"/>
         </w:rPr>
-        <w:t>互我做祢盡忠奴僕，</w:t>
+        <w:t>享受祢的</w:t>
+      </w:r>
+      <w:r>
+        <w:rPr>
+          <w:rFonts w:asciiTheme="majorBidi" w:eastAsia="標楷體" w:hAnsiTheme="majorBidi" w:cstheme="majorBidi" w:hint="eastAsia"/>
+          <w:bCs/>
+          <w:w w:val="90"/>
+          <w:sz w:val="26"/>
+          <w:szCs w:val="26"/>
+        </w:rPr>
+        <w:t>快樂。</w:t>
       </w:r>
     </w:p>
     <w:p>
@@ -3795,39 +3828,6 @@
         <w:spacing w:line="300" w:lineRule="exact"/>
         <w:rPr>
           <w:rFonts w:asciiTheme="majorBidi" w:eastAsia="標楷體" w:hAnsiTheme="majorBidi" w:cstheme="majorBidi"/>
-          <w:bCs/>
-          <w:w w:val="90"/>
-          <w:sz w:val="26"/>
-          <w:szCs w:val="26"/>
-        </w:rPr>
-      </w:pPr>
-      <w:r>
-        <w:rPr>
-          <w:rFonts w:asciiTheme="majorBidi" w:eastAsia="標楷體" w:hAnsiTheme="majorBidi" w:cstheme="majorBidi" w:hint="eastAsia"/>
-          <w:bCs/>
-          <w:w w:val="90"/>
-          <w:sz w:val="26"/>
-          <w:szCs w:val="26"/>
-        </w:rPr>
-        <w:t>享受祢的</w:t>
-      </w:r>
-      <w:r>
-        <w:rPr>
-          <w:rFonts w:asciiTheme="majorBidi" w:eastAsia="標楷體" w:hAnsiTheme="majorBidi" w:cstheme="majorBidi" w:hint="eastAsia"/>
-          <w:bCs/>
-          <w:w w:val="90"/>
-          <w:sz w:val="26"/>
-          <w:szCs w:val="26"/>
-        </w:rPr>
-        <w:t>快樂。</w:t>
-      </w:r>
-    </w:p>
-    <w:p>
-      <w:pPr>
-        <w:snapToGrid w:val="0"/>
-        <w:spacing w:line="300" w:lineRule="exact"/>
-        <w:rPr>
-          <w:rFonts w:asciiTheme="majorBidi" w:eastAsia="標楷體" w:hAnsiTheme="majorBidi" w:cstheme="majorBidi" w:hint="eastAsia"/>
           <w:bCs/>
           <w:w w:val="90"/>
           <w:sz w:val="26"/>
@@ -3874,13 +3874,23 @@
         <w:snapToGrid w:val="0"/>
         <w:spacing w:line="300" w:lineRule="exact"/>
         <w:rPr>
+          <w:rFonts w:asciiTheme="majorBidi" w:eastAsia="標楷體" w:hAnsiTheme="majorBidi" w:cstheme="majorBidi"/>
+          <w:bCs/>
+          <w:w w:val="90"/>
+          <w:sz w:val="26"/>
+          <w:szCs w:val="26"/>
+        </w:rPr>
+      </w:pPr>
+      <w:r>
+        <w:rPr>
           <w:rFonts w:asciiTheme="majorBidi" w:eastAsia="標楷體" w:hAnsiTheme="majorBidi" w:cstheme="majorBidi" w:hint="eastAsia"/>
           <w:bCs/>
           <w:w w:val="90"/>
           <w:sz w:val="26"/>
           <w:szCs w:val="26"/>
         </w:rPr>
-      </w:pPr>
+        <w:t>站在</w:t>
+      </w:r>
       <w:r>
         <w:rPr>
           <w:rFonts w:asciiTheme="majorBidi" w:eastAsia="標楷體" w:hAnsiTheme="majorBidi" w:cstheme="majorBidi" w:hint="eastAsia"/>
@@ -3889,16 +3899,6 @@
           <w:sz w:val="26"/>
           <w:szCs w:val="26"/>
         </w:rPr>
-        <w:t>站在</w:t>
-      </w:r>
-      <w:r>
-        <w:rPr>
-          <w:rFonts w:asciiTheme="majorBidi" w:eastAsia="標楷體" w:hAnsiTheme="majorBidi" w:cstheme="majorBidi" w:hint="eastAsia"/>
-          <w:bCs/>
-          <w:w w:val="90"/>
-          <w:sz w:val="26"/>
-          <w:szCs w:val="26"/>
-        </w:rPr>
         <w:t>苦戰中間，</w:t>
       </w:r>
     </w:p>
@@ -3907,7 +3907,7 @@
         <w:snapToGrid w:val="0"/>
         <w:spacing w:line="300" w:lineRule="exact"/>
         <w:rPr>
-          <w:rFonts w:asciiTheme="majorBidi" w:eastAsia="標楷體" w:hAnsiTheme="majorBidi" w:cstheme="majorBidi" w:hint="eastAsia"/>
+          <w:rFonts w:asciiTheme="majorBidi" w:eastAsia="標楷體" w:hAnsiTheme="majorBidi" w:cstheme="majorBidi"/>
           <w:bCs/>
           <w:w w:val="90"/>
           <w:sz w:val="26"/>
@@ -3942,21 +3942,21 @@
         <w:snapToGrid w:val="0"/>
         <w:spacing w:line="300" w:lineRule="exact"/>
         <w:rPr>
+          <w:rFonts w:asciiTheme="majorBidi" w:eastAsia="標楷體" w:hAnsiTheme="majorBidi" w:cstheme="majorBidi"/>
+          <w:bCs/>
+          <w:w w:val="90"/>
+          <w:sz w:val="26"/>
+          <w:szCs w:val="26"/>
+        </w:rPr>
+      </w:pPr>
+      <w:r>
+        <w:rPr>
           <w:rFonts w:asciiTheme="majorBidi" w:eastAsia="標楷體" w:hAnsiTheme="majorBidi" w:cstheme="majorBidi" w:hint="eastAsia"/>
           <w:bCs/>
           <w:w w:val="90"/>
           <w:sz w:val="26"/>
           <w:szCs w:val="26"/>
         </w:rPr>
-      </w:pPr>
-      <w:r>
-        <w:rPr>
-          <w:rFonts w:asciiTheme="majorBidi" w:eastAsia="標楷體" w:hAnsiTheme="majorBidi" w:cstheme="majorBidi" w:hint="eastAsia"/>
-          <w:bCs/>
-          <w:w w:val="90"/>
-          <w:sz w:val="26"/>
-          <w:szCs w:val="26"/>
-        </w:rPr>
         <w:t>賜我勇健平安。</w:t>
       </w:r>
     </w:p>
@@ -3965,7 +3965,7 @@
         <w:snapToGrid w:val="0"/>
         <w:spacing w:line="300" w:lineRule="exact"/>
         <w:rPr>
-          <w:rFonts w:asciiTheme="majorBidi" w:eastAsia="標楷體" w:hAnsiTheme="majorBidi" w:cstheme="majorBidi" w:hint="eastAsia"/>
+          <w:rFonts w:asciiTheme="majorBidi" w:eastAsia="標楷體" w:hAnsiTheme="majorBidi" w:cstheme="majorBidi"/>
           <w:bCs/>
           <w:w w:val="90"/>
           <w:sz w:val="26"/>
@@ -4012,21 +4012,21 @@
         <w:snapToGrid w:val="0"/>
         <w:spacing w:line="300" w:lineRule="exact"/>
         <w:rPr>
+          <w:rFonts w:asciiTheme="majorBidi" w:eastAsia="標楷體" w:hAnsiTheme="majorBidi" w:cstheme="majorBidi"/>
+          <w:bCs/>
+          <w:w w:val="90"/>
+          <w:sz w:val="26"/>
+          <w:szCs w:val="26"/>
+        </w:rPr>
+      </w:pPr>
+      <w:r>
+        <w:rPr>
           <w:rFonts w:asciiTheme="majorBidi" w:eastAsia="標楷體" w:hAnsiTheme="majorBidi" w:cstheme="majorBidi" w:hint="eastAsia"/>
           <w:bCs/>
           <w:w w:val="90"/>
           <w:sz w:val="26"/>
           <w:szCs w:val="26"/>
         </w:rPr>
-      </w:pPr>
-      <w:r>
-        <w:rPr>
-          <w:rFonts w:asciiTheme="majorBidi" w:eastAsia="標楷體" w:hAnsiTheme="majorBidi" w:cstheme="majorBidi" w:hint="eastAsia"/>
-          <w:bCs/>
-          <w:w w:val="90"/>
-          <w:sz w:val="26"/>
-          <w:szCs w:val="26"/>
-        </w:rPr>
         <w:t>互我免得迷路，</w:t>
       </w:r>
     </w:p>
@@ -4035,7 +4035,7 @@
         <w:snapToGrid w:val="0"/>
         <w:spacing w:line="300" w:lineRule="exact"/>
         <w:rPr>
-          <w:rFonts w:asciiTheme="majorBidi" w:eastAsia="標楷體" w:hAnsiTheme="majorBidi" w:cstheme="majorBidi" w:hint="eastAsia"/>
+          <w:rFonts w:asciiTheme="majorBidi" w:eastAsia="標楷體" w:hAnsiTheme="majorBidi" w:cstheme="majorBidi"/>
           <w:bCs/>
           <w:w w:val="90"/>
           <w:sz w:val="26"/>
@@ -4141,14 +4141,25 @@
         <w:snapToGrid w:val="0"/>
         <w:spacing w:line="300" w:lineRule="exact"/>
         <w:rPr>
+          <w:rFonts w:asciiTheme="majorBidi" w:eastAsia="標楷體" w:hAnsiTheme="majorBidi" w:cstheme="majorBidi"/>
+          <w:bCs/>
+          <w:w w:val="90"/>
+          <w:sz w:val="26"/>
+          <w:szCs w:val="26"/>
+        </w:rPr>
+      </w:pPr>
+      <w:proofErr w:type="gramStart"/>
+      <w:r>
+        <w:rPr>
           <w:rFonts w:asciiTheme="majorBidi" w:eastAsia="標楷體" w:hAnsiTheme="majorBidi" w:cstheme="majorBidi" w:hint="eastAsia"/>
           <w:bCs/>
           <w:w w:val="90"/>
           <w:sz w:val="26"/>
           <w:szCs w:val="26"/>
         </w:rPr>
-      </w:pPr>
-      <w:proofErr w:type="gramStart"/>
+        <w:t>風浪真高彼時</w:t>
+      </w:r>
+      <w:proofErr w:type="gramEnd"/>
       <w:r>
         <w:rPr>
           <w:rFonts w:asciiTheme="majorBidi" w:eastAsia="標楷體" w:hAnsiTheme="majorBidi" w:cstheme="majorBidi" w:hint="eastAsia"/>
@@ -4157,17 +4168,6 @@
           <w:sz w:val="26"/>
           <w:szCs w:val="26"/>
         </w:rPr>
-        <w:t>風浪真高彼時</w:t>
-      </w:r>
-      <w:proofErr w:type="gramEnd"/>
-      <w:r>
-        <w:rPr>
-          <w:rFonts w:asciiTheme="majorBidi" w:eastAsia="標楷體" w:hAnsiTheme="majorBidi" w:cstheme="majorBidi" w:hint="eastAsia"/>
-          <w:bCs/>
-          <w:w w:val="90"/>
-          <w:sz w:val="26"/>
-          <w:szCs w:val="26"/>
-        </w:rPr>
         <w:t>，</w:t>
       </w:r>
     </w:p>
@@ -4176,7 +4176,7 @@
         <w:snapToGrid w:val="0"/>
         <w:spacing w:line="300" w:lineRule="exact"/>
         <w:rPr>
-          <w:rFonts w:asciiTheme="majorBidi" w:eastAsia="標楷體" w:hAnsiTheme="majorBidi" w:cstheme="majorBidi" w:hint="eastAsia"/>
+          <w:rFonts w:asciiTheme="majorBidi" w:eastAsia="標楷體" w:hAnsiTheme="majorBidi" w:cstheme="majorBidi"/>
           <w:bCs/>
           <w:w w:val="90"/>
           <w:sz w:val="26"/>
@@ -4221,14 +4221,25 @@
         <w:snapToGrid w:val="0"/>
         <w:spacing w:line="300" w:lineRule="exact"/>
         <w:rPr>
+          <w:rFonts w:asciiTheme="majorBidi" w:eastAsia="標楷體" w:hAnsiTheme="majorBidi" w:cstheme="majorBidi"/>
+          <w:bCs/>
+          <w:w w:val="90"/>
+          <w:sz w:val="26"/>
+          <w:szCs w:val="26"/>
+        </w:rPr>
+      </w:pPr>
+      <w:proofErr w:type="gramStart"/>
+      <w:r>
+        <w:rPr>
           <w:rFonts w:asciiTheme="majorBidi" w:eastAsia="標楷體" w:hAnsiTheme="majorBidi" w:cstheme="majorBidi" w:hint="eastAsia"/>
           <w:bCs/>
           <w:w w:val="90"/>
           <w:sz w:val="26"/>
           <w:szCs w:val="26"/>
         </w:rPr>
-      </w:pPr>
-      <w:proofErr w:type="gramStart"/>
+        <w:t>求主站</w:t>
+      </w:r>
+      <w:proofErr w:type="gramEnd"/>
       <w:r>
         <w:rPr>
           <w:rFonts w:asciiTheme="majorBidi" w:eastAsia="標楷體" w:hAnsiTheme="majorBidi" w:cstheme="majorBidi" w:hint="eastAsia"/>
@@ -4237,9 +4248,8 @@
           <w:sz w:val="26"/>
           <w:szCs w:val="26"/>
         </w:rPr>
-        <w:t>求主站</w:t>
-      </w:r>
-      <w:proofErr w:type="gramEnd"/>
+        <w:t>我</w:t>
+      </w:r>
       <w:r>
         <w:rPr>
           <w:rFonts w:asciiTheme="majorBidi" w:eastAsia="標楷體" w:hAnsiTheme="majorBidi" w:cstheme="majorBidi" w:hint="eastAsia"/>
@@ -4248,7 +4258,7 @@
           <w:sz w:val="26"/>
           <w:szCs w:val="26"/>
         </w:rPr>
-        <w:t>我</w:t>
+        <w:t>身邊</w:t>
       </w:r>
       <w:r>
         <w:rPr>
@@ -4258,16 +4268,6 @@
           <w:sz w:val="26"/>
           <w:szCs w:val="26"/>
         </w:rPr>
-        <w:t>身邊</w:t>
-      </w:r>
-      <w:r>
-        <w:rPr>
-          <w:rFonts w:asciiTheme="majorBidi" w:eastAsia="標楷體" w:hAnsiTheme="majorBidi" w:cstheme="majorBidi" w:hint="eastAsia"/>
-          <w:bCs/>
-          <w:w w:val="90"/>
-          <w:sz w:val="26"/>
-          <w:szCs w:val="26"/>
-        </w:rPr>
         <w:t>。</w:t>
       </w:r>
     </w:p>
@@ -4276,15 +4276,13 @@
         <w:snapToGrid w:val="0"/>
         <w:spacing w:line="300" w:lineRule="exact"/>
         <w:rPr>
-          <w:rFonts w:asciiTheme="majorBidi" w:eastAsia="標楷體" w:hAnsiTheme="majorBidi" w:cstheme="majorBidi" w:hint="eastAsia"/>
+          <w:rFonts w:asciiTheme="majorBidi" w:eastAsia="標楷體" w:hAnsiTheme="majorBidi" w:cstheme="majorBidi"/>
           <w:bCs/>
           <w:w w:val="90"/>
           <w:sz w:val="26"/>
           <w:szCs w:val="26"/>
         </w:rPr>
       </w:pPr>
-      <w:bookmarkStart w:id="6" w:name="_GoBack"/>
-      <w:bookmarkEnd w:id="6"/>
     </w:p>
     <w:p>
       <w:pPr>
@@ -4360,13 +4358,24 @@
         <w:snapToGrid w:val="0"/>
         <w:spacing w:line="300" w:lineRule="exact"/>
         <w:rPr>
+          <w:rFonts w:asciiTheme="majorBidi" w:eastAsia="標楷體" w:hAnsiTheme="majorBidi" w:cstheme="majorBidi"/>
+          <w:bCs/>
+          <w:w w:val="90"/>
+          <w:sz w:val="26"/>
+          <w:szCs w:val="26"/>
+        </w:rPr>
+      </w:pPr>
+      <w:r>
+        <w:rPr>
           <w:rFonts w:asciiTheme="majorBidi" w:eastAsia="標楷體" w:hAnsiTheme="majorBidi" w:cstheme="majorBidi" w:hint="eastAsia"/>
           <w:bCs/>
           <w:w w:val="90"/>
           <w:sz w:val="26"/>
           <w:szCs w:val="26"/>
         </w:rPr>
-      </w:pPr>
+        <w:t>永遠的光互</w:t>
+      </w:r>
+      <w:proofErr w:type="gramStart"/>
       <w:r>
         <w:rPr>
           <w:rFonts w:asciiTheme="majorBidi" w:eastAsia="標楷體" w:hAnsiTheme="majorBidi" w:cstheme="majorBidi" w:hint="eastAsia"/>
@@ -4375,9 +4384,9 @@
           <w:sz w:val="26"/>
           <w:szCs w:val="26"/>
         </w:rPr>
-        <w:t>永遠的光互</w:t>
-      </w:r>
-      <w:proofErr w:type="gramStart"/>
+        <w:t>我通看</w:t>
+      </w:r>
+      <w:proofErr w:type="gramEnd"/>
       <w:r>
         <w:rPr>
           <w:rFonts w:asciiTheme="majorBidi" w:eastAsia="標楷體" w:hAnsiTheme="majorBidi" w:cstheme="majorBidi" w:hint="eastAsia"/>
@@ -4386,9 +4395,21 @@
           <w:sz w:val="26"/>
           <w:szCs w:val="26"/>
         </w:rPr>
-        <w:t>我通看</w:t>
-      </w:r>
-      <w:proofErr w:type="gramEnd"/>
+        <w:t>，</w:t>
+      </w:r>
+    </w:p>
+    <w:p>
+      <w:pPr>
+        <w:snapToGrid w:val="0"/>
+        <w:spacing w:line="300" w:lineRule="exact"/>
+        <w:rPr>
+          <w:rFonts w:asciiTheme="majorBidi" w:eastAsia="標楷體" w:hAnsiTheme="majorBidi" w:cstheme="majorBidi"/>
+          <w:bCs/>
+          <w:w w:val="90"/>
+          <w:sz w:val="26"/>
+          <w:szCs w:val="26"/>
+        </w:rPr>
+      </w:pPr>
       <w:r>
         <w:rPr>
           <w:rFonts w:asciiTheme="majorBidi" w:eastAsia="標楷體" w:hAnsiTheme="majorBidi" w:cstheme="majorBidi" w:hint="eastAsia"/>
@@ -4397,7 +4418,29 @@
           <w:sz w:val="26"/>
           <w:szCs w:val="26"/>
         </w:rPr>
-        <w:t>，</w:t>
+        <w:t>有份</w:t>
+      </w:r>
+      <w:proofErr w:type="gramStart"/>
+      <w:r>
+        <w:rPr>
+          <w:rFonts w:asciiTheme="majorBidi" w:eastAsia="標楷體" w:hAnsiTheme="majorBidi" w:cstheme="majorBidi" w:hint="eastAsia"/>
+          <w:bCs/>
+          <w:w w:val="90"/>
+          <w:sz w:val="26"/>
+          <w:szCs w:val="26"/>
+        </w:rPr>
+        <w:t>佇</w:t>
+      </w:r>
+      <w:proofErr w:type="gramEnd"/>
+      <w:r>
+        <w:rPr>
+          <w:rFonts w:asciiTheme="majorBidi" w:eastAsia="標楷體" w:hAnsiTheme="majorBidi" w:cstheme="majorBidi" w:hint="eastAsia"/>
+          <w:bCs/>
+          <w:w w:val="90"/>
+          <w:sz w:val="26"/>
+          <w:szCs w:val="26"/>
+        </w:rPr>
+        <w:t>祢歡喜。</w:t>
       </w:r>
     </w:p>
     <w:p>
@@ -4406,51 +4449,6 @@
         <w:spacing w:line="300" w:lineRule="exact"/>
         <w:rPr>
           <w:rFonts w:asciiTheme="majorBidi" w:eastAsia="標楷體" w:hAnsiTheme="majorBidi" w:cstheme="majorBidi"/>
-          <w:bCs/>
-          <w:w w:val="90"/>
-          <w:sz w:val="26"/>
-          <w:szCs w:val="26"/>
-        </w:rPr>
-      </w:pPr>
-      <w:r>
-        <w:rPr>
-          <w:rFonts w:asciiTheme="majorBidi" w:eastAsia="標楷體" w:hAnsiTheme="majorBidi" w:cstheme="majorBidi" w:hint="eastAsia"/>
-          <w:bCs/>
-          <w:w w:val="90"/>
-          <w:sz w:val="26"/>
-          <w:szCs w:val="26"/>
-        </w:rPr>
-        <w:t>有份</w:t>
-      </w:r>
-      <w:proofErr w:type="gramStart"/>
-      <w:r>
-        <w:rPr>
-          <w:rFonts w:asciiTheme="majorBidi" w:eastAsia="標楷體" w:hAnsiTheme="majorBidi" w:cstheme="majorBidi" w:hint="eastAsia"/>
-          <w:bCs/>
-          <w:w w:val="90"/>
-          <w:sz w:val="26"/>
-          <w:szCs w:val="26"/>
-        </w:rPr>
-        <w:t>佇</w:t>
-      </w:r>
-      <w:proofErr w:type="gramEnd"/>
-      <w:r>
-        <w:rPr>
-          <w:rFonts w:asciiTheme="majorBidi" w:eastAsia="標楷體" w:hAnsiTheme="majorBidi" w:cstheme="majorBidi" w:hint="eastAsia"/>
-          <w:bCs/>
-          <w:w w:val="90"/>
-          <w:sz w:val="26"/>
-          <w:szCs w:val="26"/>
-        </w:rPr>
-        <w:t>祢歡喜。</w:t>
-      </w:r>
-    </w:p>
-    <w:p>
-      <w:pPr>
-        <w:snapToGrid w:val="0"/>
-        <w:spacing w:line="300" w:lineRule="exact"/>
-        <w:rPr>
-          <w:rFonts w:asciiTheme="majorBidi" w:eastAsia="標楷體" w:hAnsiTheme="majorBidi" w:cstheme="majorBidi" w:hint="eastAsia"/>
           <w:bCs/>
           <w:w w:val="90"/>
           <w:sz w:val="26"/>
@@ -4687,7 +4685,7 @@
           </mc:Choice>
           <mc:Fallback>
             <w:pict>
-              <v:group w14:anchorId="789743EB" id="群組 21" o:spid="_x0000_s1026" style="position:absolute;margin-left:538.15pt;margin-top:28.9pt;width:134.65pt;height:261.65pt;z-index:251663360;mso-position-horizontal-relative:page;mso-position-vertical-relative:page;mso-width-relative:margin;mso-height-relative:margin" coordsize="17094,33223" o:gfxdata="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">
+              <v:group w14:anchorId="789743EB" id="群組 21" o:spid="_x0000_s1026" style="position:absolute;margin-left:538.15pt;margin-top:28.9pt;width:134.65pt;height:261.65pt;z-index:251663360;mso-position-horizontal-relative:page;mso-position-vertical-relative:page;mso-width-relative:margin;mso-height-relative:margin" coordsize="17094,33223" o:gfxdata="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">
                 <v:shapetype id="_x0000_t75" coordsize="21600,21600" o:spt="75" o:preferrelative="t" path="m@4@5l@4@11@9@11@9@5xe" filled="f" stroked="f">
                   <v:stroke joinstyle="miter"/>
                   <v:formulas>
@@ -4707,11 +4705,10 @@
                   <v:path o:extrusionok="f" gradientshapeok="t" o:connecttype="rect"/>
                   <o:lock v:ext="edit" aspectratio="t"/>
                 </v:shapetype>
-                <v:shape id="圖片 18" o:spid="_x0000_s1027" type="#_x0000_t75" style="position:absolute;left:-8065;top:8065;width:33223;height:17094;rotation:90;visibility:visible;mso-wrap-style:square" o:gfxdata="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">
+                <v:shape id="圖片 18" o:spid="_x0000_s1027" type="#_x0000_t75" style="position:absolute;left:-8065;top:8065;width:33223;height:17094;rotation:90;visibility:visible;mso-wrap-style:square" o:gfxdata="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">
                   <v:imagedata r:id="rId11" o:title=""/>
-                  <v:path arrowok="t"/>
                 </v:shape>
-                <v:roundrect id="圓角矩形 7" o:spid="_x0000_s1028" style="position:absolute;left:1666;top:2875;width:14086;height:28296;visibility:visible;mso-wrap-style:square;v-text-anchor:top" arcsize="3131f" o:gfxdata="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" filled="f" stroked="f" strokeweight="2.5pt">
+                <v:roundrect id="圓角矩形 7" o:spid="_x0000_s1028" style="position:absolute;left:1666;top:2875;width:14086;height:28296;visibility:visible;mso-wrap-style:square;v-text-anchor:top" arcsize="3131f" o:gfxdata="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" filled="f" stroked="f" strokeweight="2.5pt">
                   <v:stroke joinstyle="miter"/>
                   <v:textbox style="layout-flow:vertical-ideographic" inset="1mm,1mm,1mm,1mm">
                     <w:txbxContent>
@@ -4813,7 +4810,7 @@
           <w:noProof/>
         </w:rPr>
         <w:drawing>
-          <wp:anchor distT="0" distB="0" distL="114300" distR="114300" simplePos="0" relativeHeight="251659264" behindDoc="0" locked="0" layoutInCell="1" allowOverlap="1" wp14:anchorId="0030E694" wp14:editId="79C06D57">
+          <wp:anchor distT="0" distB="0" distL="114300" distR="114300" simplePos="0" relativeHeight="251659264" behindDoc="0" locked="0" layoutInCell="1" allowOverlap="1" wp14:anchorId="0030E694" wp14:editId="3E41FB92">
             <wp:simplePos x="0" y="0"/>
             <wp:positionH relativeFrom="column">
               <wp:posOffset>2160905</wp:posOffset>
@@ -6763,12 +6760,12 @@
           </mc:Choice>
           <mc:Fallback>
             <w:pict>
-              <v:group w14:anchorId="5DF93223" id="群組 24" o:spid="_x0000_s1029" style="position:absolute;margin-left:533.85pt;margin-top:298.55pt;width:140.3pt;height:259.35pt;z-index:251661312;mso-position-horizontal-relative:page;mso-position-vertical-relative:page;mso-width-relative:margin;mso-height-relative:margin" coordsize="17818,32941" o:gfxdata="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">
+              <v:group w14:anchorId="5DF93223" id="群組 24" o:spid="_x0000_s1029" style="position:absolute;margin-left:533.85pt;margin-top:298.55pt;width:140.3pt;height:259.35pt;z-index:251661312;mso-position-horizontal-relative:page;mso-position-vertical-relative:page;mso-width-relative:margin;mso-height-relative:margin" coordsize="17818,32941" o:gfxdata="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">
                 <v:shapetype id="_x0000_t202" coordsize="21600,21600" o:spt="202" path="m,l,21600r21600,l21600,xe">
                   <v:stroke joinstyle="miter"/>
                   <v:path gradientshapeok="t" o:connecttype="rect"/>
                 </v:shapetype>
-                <v:shape id="_x0000_s1030" type="#_x0000_t202" style="position:absolute;left:351;top:293;width:17279;height:32590;visibility:visible;mso-wrap-style:square;v-text-anchor:top" o:gfxdata="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" stroked="f">
+                <v:shape id="_x0000_s1030" type="#_x0000_t202" style="position:absolute;left:351;top:293;width:17279;height:32590;visibility:visible;mso-wrap-style:square;v-text-anchor:top" o:gfxdata="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" stroked="f">
                   <v:textbox inset="0,0,0,0">
                     <w:txbxContent>
                       <w:p>
@@ -8466,7 +8463,7 @@
                     </w:txbxContent>
                   </v:textbox>
                 </v:shape>
-                <v:roundrect id="圓角矩形 5" o:spid="_x0000_s1031" style="position:absolute;width:17818;height:32941;visibility:visible;mso-wrap-style:square;v-text-anchor:middle" arcsize="2169f" o:gfxdata="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" filled="f" strokecolor="#5a5a5a [2109]" strokeweight="2.5pt">
+                <v:roundrect id="圓角矩形 5" o:spid="_x0000_s1031" style="position:absolute;width:17818;height:32941;visibility:visible;mso-wrap-style:square;v-text-anchor:middle" arcsize="2169f" o:gfxdata="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" filled="f" strokecolor="#5a5a5a [2109]" strokeweight="2.5pt">
                   <v:stroke joinstyle="miter"/>
                 </v:roundrect>
                 <w10:wrap anchorx="page" anchory="page"/>
@@ -9487,8 +9484,8 @@
           </mc:Choice>
           <mc:Fallback>
             <w:pict>
-              <v:group w14:anchorId="0AB0FEB2" id="群組 19" o:spid="_x0000_s1032" style="position:absolute;left:0;text-align:left;margin-left:534.4pt;margin-top:567.3pt;width:140.6pt;height:130.1pt;z-index:251651072;mso-position-horizontal-relative:page;mso-position-vertical-relative:page;mso-width-relative:margin;mso-height-relative:margin" coordorigin="108" coordsize="17868,16510" o:gfxdata="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">
-                <v:shape id="_x0000_s1033" type="#_x0000_t202" style="position:absolute;left:317;top:444;width:17634;height:15621;visibility:visible;mso-wrap-style:square;v-text-anchor:top" o:gfxdata="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" stroked="f">
+              <v:group w14:anchorId="0AB0FEB2" id="群組 19" o:spid="_x0000_s1032" style="position:absolute;left:0;text-align:left;margin-left:534.4pt;margin-top:567.3pt;width:140.6pt;height:130.1pt;z-index:251651072;mso-position-horizontal-relative:page;mso-position-vertical-relative:page;mso-width-relative:margin;mso-height-relative:margin" coordorigin="108" coordsize="17868,16510" o:gfxdata="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">
+                <v:shape id="_x0000_s1033" type="#_x0000_t202" style="position:absolute;left:317;top:444;width:17634;height:15621;visibility:visible;mso-wrap-style:square;v-text-anchor:top" o:gfxdata="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" stroked="f">
                   <v:textbox inset="0,0,0,0">
                     <w:txbxContent>
                       <w:p>
@@ -10338,7 +10335,7 @@
                     </w:txbxContent>
                   </v:textbox>
                 </v:shape>
-                <v:roundrect id="圓角矩形 25" o:spid="_x0000_s1034" style="position:absolute;left:108;width:17869;height:16510;visibility:visible;mso-wrap-style:square;v-text-anchor:middle" arcsize="4542f" o:gfxdata="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" filled="f" strokecolor="#5a5a5a [2109]" strokeweight="2.5pt">
+                <v:roundrect id="圓角矩形 25" o:spid="_x0000_s1034" style="position:absolute;left:108;width:17869;height:16510;visibility:visible;mso-wrap-style:square;v-text-anchor:middle" arcsize="4542f" o:gfxdata="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" filled="f" strokecolor="#5a5a5a [2109]" strokeweight="2.5pt">
                   <v:stroke joinstyle="miter"/>
                 </v:roundrect>
                 <w10:wrap anchorx="page" anchory="page"/>
@@ -10506,7 +10503,7 @@
           </mc:Choice>
           <mc:Fallback>
             <w:pict>
-              <v:shape w14:anchorId="76BD7DFF" id="文字方塊 2" o:spid="_x0000_s1035" type="#_x0000_t202" style="position:absolute;margin-left:31.4pt;margin-top:-54.1pt;width:109.8pt;height:110.6pt;z-index:251666432;visibility:visible;mso-wrap-style:square;mso-width-percent:0;mso-height-percent:200;mso-wrap-distance-left:9pt;mso-wrap-distance-top:3.6pt;mso-wrap-distance-right:9pt;mso-wrap-distance-bottom:3.6pt;mso-position-horizontal:absolute;mso-position-horizontal-relative:text;mso-position-vertical:absolute;mso-position-vertical-relative:text;mso-width-percent:0;mso-height-percent:200;mso-width-relative:margin;mso-height-relative:margin;v-text-anchor:top" o:gfxdata="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" filled="f" stroked="f">
+              <v:shape w14:anchorId="76BD7DFF" id="文字方塊 2" o:spid="_x0000_s1035" type="#_x0000_t202" style="position:absolute;margin-left:31.4pt;margin-top:-54.1pt;width:109.8pt;height:110.6pt;z-index:251666432;visibility:visible;mso-wrap-style:square;mso-width-percent:0;mso-height-percent:200;mso-wrap-distance-left:9pt;mso-wrap-distance-top:3.6pt;mso-wrap-distance-right:9pt;mso-wrap-distance-bottom:3.6pt;mso-position-horizontal:absolute;mso-position-horizontal-relative:text;mso-position-vertical:absolute;mso-position-vertical-relative:text;mso-width-percent:0;mso-height-percent:200;mso-width-relative:margin;mso-height-relative:margin;v-text-anchor:top" o:gfxdata="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" filled="f" stroked="f">
                 <v:textbox style="mso-fit-shape-to-text:t" inset="1mm,1mm,1mm,1mm">
                   <w:txbxContent>
                     <w:p>
@@ -10705,7 +10702,7 @@
           </mc:Choice>
           <mc:Fallback>
             <w:pict>
-              <v:roundrect w14:anchorId="4775AEF3" id="圓角矩形 12" o:spid="_x0000_s1036" style="position:absolute;margin-left:-.9pt;margin-top:16.35pt;width:49.3pt;height:15.45pt;z-index:251646976;visibility:visible;mso-wrap-style:square;mso-width-percent:0;mso-height-percent:0;mso-wrap-distance-left:9pt;mso-wrap-distance-top:0;mso-wrap-distance-right:9pt;mso-wrap-distance-bottom:0;mso-position-horizontal:absolute;mso-position-horizontal-relative:text;mso-position-vertical:absolute;mso-position-vertical-relative:text;mso-width-percent:0;mso-height-percent:0;mso-width-relative:margin;mso-height-relative:margin;v-text-anchor:middle" arcsize="10923f" o:gfxdata="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" fillcolor="#5a5a5a [2109]" stroked="f" strokeweight="1pt">
+              <v:roundrect w14:anchorId="4775AEF3" id="圓角矩形 12" o:spid="_x0000_s1036" style="position:absolute;margin-left:-.9pt;margin-top:16.35pt;width:49.3pt;height:15.45pt;z-index:251646976;visibility:visible;mso-wrap-style:square;mso-width-percent:0;mso-height-percent:0;mso-wrap-distance-left:9pt;mso-wrap-distance-top:0;mso-wrap-distance-right:9pt;mso-wrap-distance-bottom:0;mso-position-horizontal:absolute;mso-position-horizontal-relative:text;mso-position-vertical:absolute;mso-position-vertical-relative:text;mso-width-percent:0;mso-height-percent:0;mso-width-relative:margin;mso-height-relative:margin;v-text-anchor:middle" arcsize="10923f" o:gfxdata="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" fillcolor="#5a5a5a [2109]" stroked="f" strokeweight="1pt">
                 <v:stroke joinstyle="miter"/>
                 <v:textbox inset=".5mm,0,.5mm,0">
                   <w:txbxContent>
@@ -10845,7 +10842,7 @@
           </mc:Choice>
           <mc:Fallback>
             <w:pict>
-              <v:roundrect w14:anchorId="196DC3BF" id="圓角矩形 14" o:spid="_x0000_s1037" style="position:absolute;margin-left:-1.25pt;margin-top:16.7pt;width:83.6pt;height:15.3pt;z-index:251648000;visibility:visible;mso-wrap-style:square;mso-width-percent:0;mso-height-percent:0;mso-wrap-distance-left:9pt;mso-wrap-distance-top:0;mso-wrap-distance-right:9pt;mso-wrap-distance-bottom:0;mso-position-horizontal:absolute;mso-position-horizontal-relative:text;mso-position-vertical:absolute;mso-position-vertical-relative:text;mso-width-percent:0;mso-height-percent:0;mso-width-relative:margin;mso-height-relative:margin;v-text-anchor:middle" arcsize="10923f" o:gfxdata="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" fillcolor="#5a5a5a [2109]" stroked="f" strokeweight="1pt">
+              <v:roundrect w14:anchorId="196DC3BF" id="圓角矩形 14" o:spid="_x0000_s1037" style="position:absolute;margin-left:-1.25pt;margin-top:16.7pt;width:83.6pt;height:15.3pt;z-index:251648000;visibility:visible;mso-wrap-style:square;mso-width-percent:0;mso-height-percent:0;mso-wrap-distance-left:9pt;mso-wrap-distance-top:0;mso-wrap-distance-right:9pt;mso-wrap-distance-bottom:0;mso-position-horizontal:absolute;mso-position-horizontal-relative:text;mso-position-vertical:absolute;mso-position-vertical-relative:text;mso-width-percent:0;mso-height-percent:0;mso-width-relative:margin;mso-height-relative:margin;v-text-anchor:middle" arcsize="10923f" o:gfxdata="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" fillcolor="#5a5a5a [2109]" stroked="f" strokeweight="1pt">
                 <v:stroke joinstyle="miter"/>
                 <v:textbox inset=".5mm,0,.5mm,0">
                   <w:txbxContent>
@@ -11041,7 +11038,7 @@
           </mc:Choice>
           <mc:Fallback>
             <w:pict>
-              <v:roundrect w14:anchorId="1A4DC044" id="圓角矩形 9" o:spid="_x0000_s1038" style="position:absolute;margin-left:-.6pt;margin-top:16.6pt;width:30.35pt;height:15.3pt;z-index:251649024;visibility:visible;mso-wrap-style:square;mso-width-percent:0;mso-height-percent:0;mso-wrap-distance-left:9pt;mso-wrap-distance-top:0;mso-wrap-distance-right:9pt;mso-wrap-distance-bottom:0;mso-position-horizontal:absolute;mso-position-horizontal-relative:text;mso-position-vertical:absolute;mso-position-vertical-relative:text;mso-width-percent:0;mso-height-percent:0;mso-width-relative:margin;mso-height-relative:margin;v-text-anchor:middle" arcsize="10923f" o:gfxdata="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" fillcolor="#5a5a5a [2109]" stroked="f" strokeweight="1pt">
+              <v:roundrect w14:anchorId="1A4DC044" id="圓角矩形 9" o:spid="_x0000_s1038" style="position:absolute;margin-left:-.6pt;margin-top:16.6pt;width:30.35pt;height:15.3pt;z-index:251649024;visibility:visible;mso-wrap-style:square;mso-width-percent:0;mso-height-percent:0;mso-wrap-distance-left:9pt;mso-wrap-distance-top:0;mso-wrap-distance-right:9pt;mso-wrap-distance-bottom:0;mso-position-horizontal:absolute;mso-position-horizontal-relative:text;mso-position-vertical:absolute;mso-position-vertical-relative:text;mso-width-percent:0;mso-height-percent:0;mso-width-relative:margin;mso-height-relative:margin;v-text-anchor:middle" arcsize="10923f" o:gfxdata="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" fillcolor="#5a5a5a [2109]" stroked="f" strokeweight="1pt">
                 <v:stroke joinstyle="miter"/>
                 <v:textbox inset=".5mm,0,.5mm,0">
                   <w:txbxContent>
@@ -11305,7 +11302,7 @@
           </mc:Choice>
           <mc:Fallback>
             <w:pict>
-              <v:roundrect w14:anchorId="03BFD3A3" id="圓角矩形 13" o:spid="_x0000_s1039" style="position:absolute;margin-left:-.4pt;margin-top:16.65pt;width:49.3pt;height:15.3pt;z-index:251650048;visibility:visible;mso-wrap-style:square;mso-width-percent:0;mso-height-percent:0;mso-wrap-distance-left:9pt;mso-wrap-distance-top:0;mso-wrap-distance-right:9pt;mso-wrap-distance-bottom:0;mso-position-horizontal:absolute;mso-position-horizontal-relative:text;mso-position-vertical:absolute;mso-position-vertical-relative:text;mso-width-percent:0;mso-height-percent:0;mso-width-relative:margin;mso-height-relative:margin;v-text-anchor:middle" arcsize="10923f" o:gfxdata="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" fillcolor="#5a5a5a [2109]" stroked="f" strokeweight="1pt">
+              <v:roundrect w14:anchorId="03BFD3A3" id="圓角矩形 13" o:spid="_x0000_s1039" style="position:absolute;margin-left:-.4pt;margin-top:16.65pt;width:49.3pt;height:15.3pt;z-index:251650048;visibility:visible;mso-wrap-style:square;mso-width-percent:0;mso-height-percent:0;mso-wrap-distance-left:9pt;mso-wrap-distance-top:0;mso-wrap-distance-right:9pt;mso-wrap-distance-bottom:0;mso-position-horizontal:absolute;mso-position-horizontal-relative:text;mso-position-vertical:absolute;mso-position-vertical-relative:text;mso-width-percent:0;mso-height-percent:0;mso-width-relative:margin;mso-height-relative:margin;v-text-anchor:middle" arcsize="10923f" o:gfxdata="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" fillcolor="#5a5a5a [2109]" stroked="f" strokeweight="1pt">
                 <v:stroke joinstyle="miter"/>
                 <v:textbox inset=".5mm,0,.5mm,0">
                   <w:txbxContent>
@@ -11545,7 +11542,7 @@
           </mc:Choice>
           <mc:Fallback>
             <w:pict>
-              <v:shape w14:anchorId="77C1E33A" id="_x0000_s1040" type="#_x0000_t202" style="position:absolute;margin-left:107.25pt;margin-top:6.2pt;width:125.55pt;height:16.3pt;z-index:251665408;visibility:visible;mso-wrap-style:square;mso-width-percent:0;mso-height-percent:0;mso-wrap-distance-left:9pt;mso-wrap-distance-top:3.6pt;mso-wrap-distance-right:9pt;mso-wrap-distance-bottom:3.6pt;mso-position-horizontal:absolute;mso-position-horizontal-relative:text;mso-position-vertical:absolute;mso-position-vertical-relative:text;mso-width-percent:0;mso-height-percent:0;mso-width-relative:margin;mso-height-relative:margin;v-text-anchor:top" o:gfxdata="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" filled="f" stroked="f">
+              <v:shape w14:anchorId="77C1E33A" id="_x0000_s1040" type="#_x0000_t202" style="position:absolute;margin-left:107.25pt;margin-top:6.2pt;width:125.55pt;height:16.3pt;z-index:251665408;visibility:visible;mso-wrap-style:square;mso-width-percent:0;mso-height-percent:0;mso-wrap-distance-left:9pt;mso-wrap-distance-top:3.6pt;mso-wrap-distance-right:9pt;mso-wrap-distance-bottom:3.6pt;mso-position-horizontal:absolute;mso-position-horizontal-relative:text;mso-position-vertical:absolute;mso-position-vertical-relative:text;mso-width-percent:0;mso-height-percent:0;mso-width-relative:margin;mso-height-relative:margin;v-text-anchor:top" o:gfxdata="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" filled="f" stroked="f">
                 <v:textbox inset="0,0,0,0">
                   <w:txbxContent>
                     <w:p>
@@ -11622,19 +11619,8 @@
           <w:sz w:val="28"/>
           <w:szCs w:val="28"/>
         </w:rPr>
-        <w:t xml:space="preserve"> </w:t>
-      </w:r>
-      <w:proofErr w:type="gramStart"/>
-      <w:r>
-        <w:rPr>
-          <w:rFonts w:ascii="Old English Text MT" w:hAnsi="Old English Text MT"/>
-          <w:color w:val="404040" w:themeColor="text1" w:themeTint="BF"/>
-          <w:sz w:val="28"/>
-          <w:szCs w:val="28"/>
-        </w:rPr>
-        <w:t>Weekly</w:t>
-      </w:r>
-      <w:proofErr w:type="gramEnd"/>
+        <w:t xml:space="preserve"> Weekly</w:t>
+      </w:r>
     </w:p>
     <w:p>
       <w:pPr>
@@ -12522,7 +12508,7 @@
                 </mc:Choice>
                 <mc:Fallback>
                   <w:pict>
-                    <v:rect w14:anchorId="343BC9BA" id="矩形 8" o:spid="_x0000_s1041" style="position:absolute;left:0;text-align:left;margin-left:-.7pt;margin-top:2.7pt;width:18.75pt;height:92.3pt;z-index:251662336;visibility:visible;mso-wrap-style:square;mso-width-percent:0;mso-height-percent:0;mso-wrap-distance-left:9pt;mso-wrap-distance-top:0;mso-wrap-distance-right:9pt;mso-wrap-distance-bottom:0;mso-position-horizontal:absolute;mso-position-horizontal-relative:text;mso-position-vertical:absolute;mso-position-vertical-relative:text;mso-width-percent:0;mso-height-percent:0;mso-width-relative:margin;mso-height-relative:margin;v-text-anchor:middle" o:gfxdata="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" fillcolor="#5a5a5a [2109]" stroked="f" strokeweight="1pt">
+                    <v:rect w14:anchorId="343BC9BA" id="矩形 8" o:spid="_x0000_s1041" style="position:absolute;left:0;text-align:left;margin-left:-.7pt;margin-top:2.7pt;width:18.75pt;height:92.3pt;z-index:251662336;visibility:visible;mso-wrap-style:square;mso-width-percent:0;mso-height-percent:0;mso-wrap-distance-left:9pt;mso-wrap-distance-top:0;mso-wrap-distance-right:9pt;mso-wrap-distance-bottom:0;mso-position-horizontal:absolute;mso-position-horizontal-relative:text;mso-position-vertical:absolute;mso-position-vertical-relative:text;mso-width-percent:0;mso-height-percent:0;mso-width-relative:margin;mso-height-relative:margin;v-text-anchor:middle" o:gfxdata="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" fillcolor="#5a5a5a [2109]" stroked="f" strokeweight="1pt">
                       <v:textbox style="layout-flow:vertical-ideographic" inset="1mm,1mm,1mm,1mm">
                         <w:txbxContent>
                           <w:p>
@@ -13598,7 +13584,7 @@
                 </mc:Choice>
                 <mc:Fallback>
                   <w:pict>
-                    <v:rect w14:anchorId="363672F5" id="矩形 10" o:spid="_x0000_s1042" style="position:absolute;left:0;text-align:left;margin-left:-.7pt;margin-top:12.9pt;width:19.25pt;height:42.9pt;z-index:251658240;visibility:visible;mso-wrap-style:square;mso-width-percent:0;mso-height-percent:0;mso-wrap-distance-left:9pt;mso-wrap-distance-top:0;mso-wrap-distance-right:9pt;mso-wrap-distance-bottom:0;mso-position-horizontal:absolute;mso-position-horizontal-relative:text;mso-position-vertical:absolute;mso-position-vertical-relative:text;mso-width-percent:0;mso-height-percent:0;mso-width-relative:margin;mso-height-relative:margin;v-text-anchor:middle" o:gfxdata="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" fillcolor="#5a5a5a [2109]" stroked="f" strokeweight="1pt">
+                    <v:rect w14:anchorId="363672F5" id="矩形 10" o:spid="_x0000_s1042" style="position:absolute;left:0;text-align:left;margin-left:-.7pt;margin-top:12.9pt;width:19.25pt;height:42.9pt;z-index:251658240;visibility:visible;mso-wrap-style:square;mso-width-percent:0;mso-height-percent:0;mso-wrap-distance-left:9pt;mso-wrap-distance-top:0;mso-wrap-distance-right:9pt;mso-wrap-distance-bottom:0;mso-position-horizontal:absolute;mso-position-horizontal-relative:text;mso-position-vertical:absolute;mso-position-vertical-relative:text;mso-width-percent:0;mso-height-percent:0;mso-width-relative:margin;mso-height-relative:margin;v-text-anchor:middle" o:gfxdata="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" fillcolor="#5a5a5a [2109]" stroked="f" strokeweight="1pt">
                       <v:textbox style="layout-flow:vertical-ideographic" inset="1mm,1mm,1mm,1mm">
                         <w:txbxContent>
                           <w:p>
@@ -13693,8 +13679,8 @@
                 <w:rFonts w:ascii="Bahnschrift SemiBold Condensed" w:eastAsia="標楷體" w:hAnsi="Bahnschrift SemiBold Condensed" w:cstheme="minorHAnsi"/>
                 <w:bCs/>
                 <w:w w:val="150"/>
-                <w:sz w:val="18"/>
-                <w:szCs w:val="18"/>
+                <w:sz w:val="20"/>
+                <w:szCs w:val="20"/>
               </w:rPr>
             </w:pPr>
             <w:r>
@@ -13702,8 +13688,8 @@
                 <w:rFonts w:ascii="Bahnschrift SemiBold Condensed" w:eastAsia="標楷體" w:hAnsi="Bahnschrift SemiBold Condensed" w:cstheme="minorHAnsi" w:hint="eastAsia"/>
                 <w:bCs/>
                 <w:w w:val="150"/>
-                <w:sz w:val="18"/>
-                <w:szCs w:val="18"/>
+                <w:sz w:val="20"/>
+                <w:szCs w:val="20"/>
               </w:rPr>
               <w:t>主，求祢憐憫我</w:t>
             </w:r>
@@ -14396,7 +14382,7 @@
                 </mc:Choice>
                 <mc:Fallback>
                   <w:pict>
-                    <v:rect w14:anchorId="4D37C684" id="矩形 11" o:spid="_x0000_s1043" style="position:absolute;left:0;text-align:left;margin-left:-.7pt;margin-top:1.65pt;width:19.25pt;height:111.25pt;z-index:251656192;visibility:visible;mso-wrap-style:square;mso-width-percent:0;mso-height-percent:0;mso-wrap-distance-left:9pt;mso-wrap-distance-top:0;mso-wrap-distance-right:9pt;mso-wrap-distance-bottom:0;mso-position-horizontal:absolute;mso-position-horizontal-relative:text;mso-position-vertical:absolute;mso-position-vertical-relative:text;mso-width-percent:0;mso-height-percent:0;mso-width-relative:margin;mso-height-relative:margin;v-text-anchor:middle" o:gfxdata="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" fillcolor="#5a5a5a [2109]" stroked="f" strokeweight="1pt">
+                    <v:rect w14:anchorId="4D37C684" id="矩形 11" o:spid="_x0000_s1043" style="position:absolute;left:0;text-align:left;margin-left:-.7pt;margin-top:1.65pt;width:19.25pt;height:111.25pt;z-index:251656192;visibility:visible;mso-wrap-style:square;mso-width-percent:0;mso-height-percent:0;mso-wrap-distance-left:9pt;mso-wrap-distance-top:0;mso-wrap-distance-right:9pt;mso-wrap-distance-bottom:0;mso-position-horizontal:absolute;mso-position-horizontal-relative:text;mso-position-vertical:absolute;mso-position-vertical-relative:text;mso-width-percent:0;mso-height-percent:0;mso-width-relative:margin;mso-height-relative:margin;v-text-anchor:middle" o:gfxdata="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" fillcolor="#5a5a5a [2109]" stroked="f" strokeweight="1pt">
                       <v:textbox style="layout-flow:vertical-ideographic" inset="1mm,1mm,1mm,1mm">
                         <w:txbxContent>
                           <w:p>
@@ -16160,7 +16146,7 @@
           </mc:Choice>
           <mc:Fallback>
             <w:pict>
-              <v:line w14:anchorId="1DB7E46E" id="直線接點 2" o:spid="_x0000_s1026" style="position:absolute;z-index:251653120;visibility:visible;mso-wrap-style:square;mso-height-percent:0;mso-wrap-distance-left:9pt;mso-wrap-distance-top:0;mso-wrap-distance-right:9pt;mso-wrap-distance-bottom:0;mso-position-horizontal:absolute;mso-position-horizontal-relative:page;mso-position-vertical:absolute;mso-position-vertical-relative:page;mso-height-percent:0;mso-height-relative:margin" from="687.75pt,19.85pt" to="687.75pt,709.8pt" o:gfxdata="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" strokecolor="black [3213]" strokeweight=".5pt">
+              <v:line w14:anchorId="7A69458C" id="直線接點 2" o:spid="_x0000_s1026" style="position:absolute;z-index:251653120;visibility:visible;mso-wrap-style:square;mso-height-percent:0;mso-wrap-distance-left:9pt;mso-wrap-distance-top:0;mso-wrap-distance-right:9pt;mso-wrap-distance-bottom:0;mso-position-horizontal:absolute;mso-position-horizontal-relative:page;mso-position-vertical:absolute;mso-position-vertical-relative:page;mso-height-percent:0;mso-height-relative:margin" from="687.75pt,19.85pt" to="687.75pt,709.8pt" o:gfxdata="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" strokecolor="black [3213]" strokeweight=".5pt">
                 <v:stroke dashstyle="3 1" joinstyle="miter"/>
                 <w10:wrap anchorx="page" anchory="page"/>
               </v:line>
@@ -22296,27 +22282,27 @@
             </w:pPr>
             <w:r>
               <w:rPr>
+                <w:rFonts w:ascii="Barlow Condensed Medium" w:eastAsia="華康中黑體" w:hAnsi="Barlow Condensed Medium" w:cs="Times New Roman" w:hint="eastAsia"/>
+                <w:w w:val="80"/>
+                <w:szCs w:val="24"/>
+              </w:rPr>
+              <w:t>4</w:t>
+            </w:r>
+            <w:r>
+              <w:rPr>
                 <w:rFonts w:ascii="Barlow Condensed Medium" w:eastAsia="華康中黑體" w:hAnsi="Barlow Condensed Medium" w:cs="Times New Roman"/>
                 <w:w w:val="80"/>
                 <w:szCs w:val="24"/>
               </w:rPr>
-              <w:t>3</w:t>
-            </w:r>
-            <w:r>
-              <w:rPr>
-                <w:rFonts w:ascii="Barlow Condensed Medium" w:eastAsia="華康中黑體" w:hAnsi="Barlow Condensed Medium" w:cs="Times New Roman"/>
+              <w:t>,</w:t>
+            </w:r>
+            <w:r>
+              <w:rPr>
+                <w:rFonts w:ascii="Barlow Condensed Medium" w:eastAsia="華康中黑體" w:hAnsi="Barlow Condensed Medium" w:cs="Times New Roman" w:hint="eastAsia"/>
                 <w:w w:val="80"/>
                 <w:szCs w:val="24"/>
               </w:rPr>
-              <w:t>,</w:t>
-            </w:r>
-            <w:r>
-              <w:rPr>
-                <w:rFonts w:ascii="Barlow Condensed Medium" w:eastAsia="華康中黑體" w:hAnsi="Barlow Condensed Medium" w:cs="Times New Roman"/>
-                <w:w w:val="80"/>
-                <w:szCs w:val="24"/>
-              </w:rPr>
-              <w:t>39</w:t>
+              <w:t>65</w:t>
             </w:r>
             <w:r>
               <w:rPr>
@@ -22461,6 +22447,14 @@
                 <w:rFonts w:ascii="Barlow Condensed Medium" w:eastAsia="標楷體" w:hAnsi="Barlow Condensed Medium" w:cstheme="minorHAnsi" w:hint="eastAsia"/>
                 <w:w w:val="80"/>
                 <w:szCs w:val="24"/>
+              </w:rPr>
+              <w:t>1</w:t>
+            </w:r>
+            <w:r>
+              <w:rPr>
+                <w:rFonts w:ascii="Barlow Condensed Medium" w:eastAsia="標楷體" w:hAnsi="Barlow Condensed Medium" w:cstheme="minorHAnsi" w:hint="eastAsia"/>
+                <w:w w:val="80"/>
+                <w:szCs w:val="24"/>
                 <w:lang w:eastAsia="zh-HK"/>
               </w:rPr>
               <w:t>號</w:t>
@@ -22488,11 +22482,11 @@
             </w:pPr>
             <w:r>
               <w:rPr>
-                <w:rFonts w:ascii="Barlow Condensed Medium" w:eastAsia="標楷體" w:hAnsi="Barlow Condensed Medium" w:cstheme="minorHAnsi"/>
+                <w:rFonts w:ascii="Barlow Condensed Medium" w:eastAsia="標楷體" w:hAnsi="Barlow Condensed Medium" w:cstheme="minorHAnsi" w:hint="eastAsia"/>
                 <w:w w:val="80"/>
                 <w:szCs w:val="24"/>
               </w:rPr>
-              <w:t>5</w:t>
+              <w:t>3</w:t>
             </w:r>
             <w:r>
               <w:rPr>
@@ -22533,11 +22527,11 @@
             </w:pPr>
             <w:r>
               <w:rPr>
-                <w:rFonts w:ascii="Barlow Condensed Medium" w:eastAsia="標楷體" w:hAnsi="Barlow Condensed Medium" w:cstheme="minorHAnsi"/>
+                <w:rFonts w:ascii="Barlow Condensed Medium" w:eastAsia="標楷體" w:hAnsi="Barlow Condensed Medium" w:cstheme="minorHAnsi" w:hint="eastAsia"/>
                 <w:w w:val="80"/>
                 <w:szCs w:val="24"/>
               </w:rPr>
-              <w:t>17-3</w:t>
+              <w:t>46</w:t>
             </w:r>
             <w:r>
               <w:rPr>
@@ -22575,7 +22569,15 @@
                 <w:w w:val="80"/>
                 <w:szCs w:val="24"/>
               </w:rPr>
-              <w:t>1,5</w:t>
+              <w:t>1,</w:t>
+            </w:r>
+            <w:r>
+              <w:rPr>
+                <w:rFonts w:ascii="Barlow Condensed Medium" w:eastAsia="標楷體" w:hAnsi="Barlow Condensed Medium" w:cstheme="minorHAnsi" w:hint="eastAsia"/>
+                <w:w w:val="80"/>
+                <w:szCs w:val="24"/>
+              </w:rPr>
+              <w:t>0</w:t>
             </w:r>
             <w:r>
               <w:rPr>
@@ -22613,7 +22615,15 @@
                 <w:w w:val="80"/>
                 <w:szCs w:val="24"/>
               </w:rPr>
-              <w:t>26</w:t>
+              <w:t>2</w:t>
+            </w:r>
+            <w:r>
+              <w:rPr>
+                <w:rFonts w:ascii="Barlow Condensed Medium" w:eastAsia="標楷體" w:hAnsi="Barlow Condensed Medium" w:cstheme="minorHAnsi" w:hint="eastAsia"/>
+                <w:w w:val="80"/>
+                <w:szCs w:val="24"/>
+              </w:rPr>
+              <w:t>7</w:t>
             </w:r>
             <w:r>
               <w:rPr>
@@ -22646,11 +22656,11 @@
             </w:pPr>
             <w:r>
               <w:rPr>
-                <w:rFonts w:ascii="Barlow Condensed Medium" w:eastAsia="標楷體" w:hAnsi="Barlow Condensed Medium" w:cstheme="minorHAnsi"/>
+                <w:rFonts w:ascii="Barlow Condensed Medium" w:eastAsia="標楷體" w:hAnsi="Barlow Condensed Medium" w:cstheme="minorHAnsi" w:hint="eastAsia"/>
                 <w:w w:val="80"/>
                 <w:szCs w:val="24"/>
               </w:rPr>
-              <w:t>3</w:t>
+              <w:t>2</w:t>
             </w:r>
             <w:r>
               <w:rPr>
@@ -22722,23 +22732,6 @@
                 <w:szCs w:val="24"/>
               </w:rPr>
             </w:pPr>
-            <w:r>
-              <w:rPr>
-                <w:rFonts w:ascii="Barlow Condensed Medium" w:eastAsia="標楷體" w:hAnsi="Barlow Condensed Medium" w:cstheme="minorHAnsi"/>
-                <w:w w:val="80"/>
-                <w:szCs w:val="24"/>
-              </w:rPr>
-              <w:t>43</w:t>
-            </w:r>
-            <w:r>
-              <w:rPr>
-                <w:rFonts w:ascii="Barlow Condensed Medium" w:eastAsia="標楷體" w:hAnsi="Barlow Condensed Medium" w:cstheme="minorHAnsi" w:hint="eastAsia"/>
-                <w:w w:val="80"/>
-                <w:szCs w:val="24"/>
-                <w:lang w:eastAsia="zh-HK"/>
-              </w:rPr>
-              <w:t>號</w:t>
-            </w:r>
           </w:p>
         </w:tc>
         <w:tc>
@@ -22760,22 +22753,6 @@
                 <w:szCs w:val="24"/>
               </w:rPr>
             </w:pPr>
-            <w:r>
-              <w:rPr>
-                <w:rFonts w:ascii="Barlow Condensed Medium" w:eastAsia="標楷體" w:hAnsi="Barlow Condensed Medium" w:cstheme="minorHAnsi"/>
-                <w:w w:val="80"/>
-                <w:szCs w:val="24"/>
-              </w:rPr>
-              <w:t>2</w:t>
-            </w:r>
-            <w:r>
-              <w:rPr>
-                <w:rFonts w:ascii="Barlow Condensed Medium" w:eastAsia="標楷體" w:hAnsi="Barlow Condensed Medium" w:cstheme="minorHAnsi"/>
-                <w:w w:val="80"/>
-                <w:szCs w:val="24"/>
-              </w:rPr>
-              <w:t>,000</w:t>
-            </w:r>
           </w:p>
         </w:tc>
         <w:tc>
@@ -22797,23 +22774,6 @@
                 <w:szCs w:val="24"/>
               </w:rPr>
             </w:pPr>
-            <w:r>
-              <w:rPr>
-                <w:rFonts w:ascii="Barlow Condensed Medium" w:eastAsia="標楷體" w:hAnsi="Barlow Condensed Medium" w:cstheme="minorHAnsi"/>
-                <w:w w:val="80"/>
-                <w:szCs w:val="24"/>
-              </w:rPr>
-              <w:t>58</w:t>
-            </w:r>
-            <w:r>
-              <w:rPr>
-                <w:rFonts w:ascii="Barlow Condensed Medium" w:eastAsia="標楷體" w:hAnsi="Barlow Condensed Medium" w:cstheme="minorHAnsi" w:hint="eastAsia"/>
-                <w:w w:val="80"/>
-                <w:szCs w:val="24"/>
-                <w:lang w:eastAsia="zh-HK"/>
-              </w:rPr>
-              <w:t>號</w:t>
-            </w:r>
           </w:p>
         </w:tc>
         <w:tc>
@@ -22835,22 +22795,6 @@
                 <w:szCs w:val="24"/>
               </w:rPr>
             </w:pPr>
-            <w:r>
-              <w:rPr>
-                <w:rFonts w:ascii="Barlow Condensed Medium" w:eastAsia="標楷體" w:hAnsi="Barlow Condensed Medium" w:cstheme="minorHAnsi"/>
-                <w:w w:val="80"/>
-                <w:szCs w:val="24"/>
-              </w:rPr>
-              <w:t>11</w:t>
-            </w:r>
-            <w:r>
-              <w:rPr>
-                <w:rFonts w:ascii="Barlow Condensed Medium" w:eastAsia="標楷體" w:hAnsi="Barlow Condensed Medium" w:cstheme="minorHAnsi"/>
-                <w:w w:val="80"/>
-                <w:szCs w:val="24"/>
-              </w:rPr>
-              <w:t>,000</w:t>
-            </w:r>
           </w:p>
         </w:tc>
         <w:tc>
@@ -22873,23 +22817,6 @@
                 <w:szCs w:val="24"/>
               </w:rPr>
             </w:pPr>
-            <w:r>
-              <w:rPr>
-                <w:rFonts w:ascii="Barlow Condensed Medium" w:eastAsia="標楷體" w:hAnsi="Barlow Condensed Medium" w:cstheme="minorHAnsi"/>
-                <w:w w:val="80"/>
-                <w:szCs w:val="24"/>
-              </w:rPr>
-              <w:t>67</w:t>
-            </w:r>
-            <w:r>
-              <w:rPr>
-                <w:rFonts w:ascii="Barlow Condensed Medium" w:eastAsia="標楷體" w:hAnsi="Barlow Condensed Medium" w:cstheme="minorHAnsi" w:hint="eastAsia"/>
-                <w:w w:val="80"/>
-                <w:szCs w:val="24"/>
-                <w:lang w:eastAsia="zh-HK"/>
-              </w:rPr>
-              <w:t>號</w:t>
-            </w:r>
           </w:p>
         </w:tc>
         <w:tc>
@@ -22910,38 +22837,6 @@
                 <w:szCs w:val="24"/>
               </w:rPr>
             </w:pPr>
-            <w:r>
-              <w:rPr>
-                <w:rFonts w:ascii="Barlow Condensed Medium" w:eastAsia="標楷體" w:hAnsi="Barlow Condensed Medium" w:cstheme="minorHAnsi" w:hint="eastAsia"/>
-                <w:w w:val="80"/>
-                <w:szCs w:val="24"/>
-              </w:rPr>
-              <w:t>3</w:t>
-            </w:r>
-            <w:r>
-              <w:rPr>
-                <w:rFonts w:ascii="Barlow Condensed Medium" w:eastAsia="標楷體" w:hAnsi="Barlow Condensed Medium" w:cstheme="minorHAnsi"/>
-                <w:w w:val="80"/>
-                <w:szCs w:val="24"/>
-              </w:rPr>
-              <w:t>,</w:t>
-            </w:r>
-            <w:r>
-              <w:rPr>
-                <w:rFonts w:ascii="Barlow Condensed Medium" w:eastAsia="標楷體" w:hAnsi="Barlow Condensed Medium" w:cstheme="minorHAnsi" w:hint="eastAsia"/>
-                <w:w w:val="80"/>
-                <w:szCs w:val="24"/>
-              </w:rPr>
-              <w:t>0</w:t>
-            </w:r>
-            <w:r>
-              <w:rPr>
-                <w:rFonts w:ascii="Barlow Condensed Medium" w:eastAsia="標楷體" w:hAnsi="Barlow Condensed Medium" w:cstheme="minorHAnsi"/>
-                <w:w w:val="80"/>
-                <w:szCs w:val="24"/>
-              </w:rPr>
-              <w:t>00</w:t>
-            </w:r>
           </w:p>
         </w:tc>
       </w:tr>
@@ -22967,6 +22862,39 @@
                 <w:szCs w:val="24"/>
               </w:rPr>
             </w:pPr>
+            <w:r>
+              <w:rPr>
+                <w:rFonts w:ascii="Barlow Condensed Medium" w:eastAsia="華康中黑體" w:hAnsi="Barlow Condensed Medium" w:cstheme="minorHAnsi"/>
+                <w:w w:val="80"/>
+                <w:szCs w:val="24"/>
+              </w:rPr>
+              <w:sym w:font="Wingdings 2" w:char="F0AE"/>
+            </w:r>
+            <w:r>
+              <w:rPr>
+                <w:rFonts w:ascii="Barlow Condensed Medium" w:eastAsia="華康中黑體" w:hAnsi="Barlow Condensed Medium" w:cstheme="minorHAnsi" w:hint="eastAsia"/>
+                <w:w w:val="80"/>
+                <w:szCs w:val="24"/>
+                <w:lang w:eastAsia="zh-HK"/>
+              </w:rPr>
+              <w:t>感恩</w:t>
+            </w:r>
+            <w:r>
+              <w:rPr>
+                <w:rFonts w:ascii="Barlow Condensed Medium" w:eastAsia="華康中黑體" w:hAnsi="Barlow Condensed Medium" w:cstheme="minorHAnsi"/>
+                <w:w w:val="80"/>
+                <w:szCs w:val="24"/>
+              </w:rPr>
+              <w:t>奉獻</w:t>
+            </w:r>
+            <w:r>
+              <w:rPr>
+                <w:rFonts w:ascii="Barlow Condensed Medium" w:eastAsia="華康中黑體" w:hAnsi="Barlow Condensed Medium" w:cstheme="minorHAnsi"/>
+                <w:w w:val="80"/>
+                <w:szCs w:val="24"/>
+              </w:rPr>
+              <w:t>:</w:t>
+            </w:r>
           </w:p>
         </w:tc>
         <w:tc>
@@ -22988,6 +22916,31 @@
                 <w:szCs w:val="24"/>
               </w:rPr>
             </w:pPr>
+            <w:r>
+              <w:rPr>
+                <w:rFonts w:ascii="Barlow Condensed Medium" w:eastAsia="標楷體" w:hAnsi="Barlow Condensed Medium" w:cstheme="minorHAnsi"/>
+                <w:w w:val="80"/>
+                <w:szCs w:val="24"/>
+              </w:rPr>
+              <w:t>1</w:t>
+            </w:r>
+            <w:r>
+              <w:rPr>
+                <w:rFonts w:ascii="Barlow Condensed Medium" w:eastAsia="標楷體" w:hAnsi="Barlow Condensed Medium" w:cstheme="minorHAnsi" w:hint="eastAsia"/>
+                <w:w w:val="80"/>
+                <w:szCs w:val="24"/>
+              </w:rPr>
+              <w:t>2</w:t>
+            </w:r>
+            <w:r>
+              <w:rPr>
+                <w:rFonts w:ascii="Barlow Condensed Medium" w:eastAsia="標楷體" w:hAnsi="Barlow Condensed Medium" w:cstheme="minorHAnsi" w:hint="eastAsia"/>
+                <w:w w:val="80"/>
+                <w:szCs w:val="24"/>
+                <w:lang w:eastAsia="zh-HK"/>
+              </w:rPr>
+              <w:t>號</w:t>
+            </w:r>
           </w:p>
         </w:tc>
         <w:tc>
@@ -23009,6 +22962,38 @@
                 <w:szCs w:val="24"/>
               </w:rPr>
             </w:pPr>
+            <w:r>
+              <w:rPr>
+                <w:rFonts w:ascii="Barlow Condensed Medium" w:eastAsia="標楷體" w:hAnsi="Barlow Condensed Medium" w:cstheme="minorHAnsi" w:hint="eastAsia"/>
+                <w:w w:val="80"/>
+                <w:szCs w:val="24"/>
+              </w:rPr>
+              <w:t>2</w:t>
+            </w:r>
+            <w:r>
+              <w:rPr>
+                <w:rFonts w:ascii="Barlow Condensed Medium" w:eastAsia="標楷體" w:hAnsi="Barlow Condensed Medium" w:cstheme="minorHAnsi" w:hint="eastAsia"/>
+                <w:w w:val="80"/>
+                <w:szCs w:val="24"/>
+              </w:rPr>
+              <w:t>,</w:t>
+            </w:r>
+            <w:r>
+              <w:rPr>
+                <w:rFonts w:ascii="Barlow Condensed Medium" w:eastAsia="標楷體" w:hAnsi="Barlow Condensed Medium" w:cstheme="minorHAnsi" w:hint="eastAsia"/>
+                <w:w w:val="80"/>
+                <w:szCs w:val="24"/>
+              </w:rPr>
+              <w:t>0</w:t>
+            </w:r>
+            <w:r>
+              <w:rPr>
+                <w:rFonts w:ascii="Barlow Condensed Medium" w:eastAsia="標楷體" w:hAnsi="Barlow Condensed Medium" w:cstheme="minorHAnsi"/>
+                <w:w w:val="80"/>
+                <w:szCs w:val="24"/>
+              </w:rPr>
+              <w:t>00</w:t>
+            </w:r>
           </w:p>
         </w:tc>
         <w:tc>
@@ -23118,39 +23103,6 @@
                 <w:szCs w:val="24"/>
               </w:rPr>
             </w:pPr>
-            <w:r>
-              <w:rPr>
-                <w:rFonts w:ascii="Barlow Condensed Medium" w:eastAsia="華康中黑體" w:hAnsi="Barlow Condensed Medium" w:cstheme="minorHAnsi"/>
-                <w:w w:val="80"/>
-                <w:szCs w:val="24"/>
-              </w:rPr>
-              <w:sym w:font="Wingdings 2" w:char="F0AE"/>
-            </w:r>
-            <w:r>
-              <w:rPr>
-                <w:rFonts w:ascii="Barlow Condensed Medium" w:eastAsia="華康中黑體" w:hAnsi="Barlow Condensed Medium" w:cstheme="minorHAnsi" w:hint="eastAsia"/>
-                <w:w w:val="80"/>
-                <w:szCs w:val="24"/>
-                <w:lang w:eastAsia="zh-HK"/>
-              </w:rPr>
-              <w:t>感恩</w:t>
-            </w:r>
-            <w:r>
-              <w:rPr>
-                <w:rFonts w:ascii="Barlow Condensed Medium" w:eastAsia="華康中黑體" w:hAnsi="Barlow Condensed Medium" w:cstheme="minorHAnsi"/>
-                <w:w w:val="80"/>
-                <w:szCs w:val="24"/>
-              </w:rPr>
-              <w:t>奉獻</w:t>
-            </w:r>
-            <w:r>
-              <w:rPr>
-                <w:rFonts w:ascii="Barlow Condensed Medium" w:eastAsia="華康中黑體" w:hAnsi="Barlow Condensed Medium" w:cstheme="minorHAnsi"/>
-                <w:w w:val="80"/>
-                <w:szCs w:val="24"/>
-              </w:rPr>
-              <w:t>:</w:t>
-            </w:r>
           </w:p>
         </w:tc>
         <w:tc>
@@ -23172,31 +23124,6 @@
                 <w:szCs w:val="24"/>
               </w:rPr>
             </w:pPr>
-            <w:r>
-              <w:rPr>
-                <w:rFonts w:ascii="Barlow Condensed Medium" w:eastAsia="標楷體" w:hAnsi="Barlow Condensed Medium" w:cstheme="minorHAnsi"/>
-                <w:w w:val="80"/>
-                <w:szCs w:val="24"/>
-              </w:rPr>
-              <w:t>1</w:t>
-            </w:r>
-            <w:r>
-              <w:rPr>
-                <w:rFonts w:ascii="Barlow Condensed Medium" w:eastAsia="標楷體" w:hAnsi="Barlow Condensed Medium" w:cstheme="minorHAnsi" w:hint="eastAsia"/>
-                <w:w w:val="80"/>
-                <w:szCs w:val="24"/>
-              </w:rPr>
-              <w:t>-1</w:t>
-            </w:r>
-            <w:r>
-              <w:rPr>
-                <w:rFonts w:ascii="Barlow Condensed Medium" w:eastAsia="標楷體" w:hAnsi="Barlow Condensed Medium" w:cstheme="minorHAnsi" w:hint="eastAsia"/>
-                <w:w w:val="80"/>
-                <w:szCs w:val="24"/>
-                <w:lang w:eastAsia="zh-HK"/>
-              </w:rPr>
-              <w:t>號</w:t>
-            </w:r>
           </w:p>
         </w:tc>
         <w:tc>
@@ -23218,30 +23145,6 @@
                 <w:szCs w:val="24"/>
               </w:rPr>
             </w:pPr>
-            <w:r>
-              <w:rPr>
-                <w:rFonts w:ascii="Barlow Condensed Medium" w:eastAsia="標楷體" w:hAnsi="Barlow Condensed Medium" w:cstheme="minorHAnsi" w:hint="eastAsia"/>
-                <w:w w:val="80"/>
-                <w:szCs w:val="24"/>
-              </w:rPr>
-              <w:t>1,</w:t>
-            </w:r>
-            <w:r>
-              <w:rPr>
-                <w:rFonts w:ascii="Barlow Condensed Medium" w:eastAsia="標楷體" w:hAnsi="Barlow Condensed Medium" w:cstheme="minorHAnsi"/>
-                <w:w w:val="80"/>
-                <w:szCs w:val="24"/>
-              </w:rPr>
-              <w:t>2</w:t>
-            </w:r>
-            <w:r>
-              <w:rPr>
-                <w:rFonts w:ascii="Barlow Condensed Medium" w:eastAsia="標楷體" w:hAnsi="Barlow Condensed Medium" w:cstheme="minorHAnsi"/>
-                <w:w w:val="80"/>
-                <w:szCs w:val="24"/>
-              </w:rPr>
-              <w:t>00</w:t>
-            </w:r>
           </w:p>
         </w:tc>
         <w:tc>
@@ -23263,31 +23166,6 @@
                 <w:szCs w:val="24"/>
               </w:rPr>
             </w:pPr>
-            <w:r>
-              <w:rPr>
-                <w:rFonts w:ascii="Barlow Condensed Medium" w:eastAsia="標楷體" w:hAnsi="Barlow Condensed Medium" w:cstheme="minorHAnsi" w:hint="eastAsia"/>
-                <w:w w:val="80"/>
-                <w:szCs w:val="24"/>
-              </w:rPr>
-              <w:t>1</w:t>
-            </w:r>
-            <w:r>
-              <w:rPr>
-                <w:rFonts w:ascii="Barlow Condensed Medium" w:eastAsia="標楷體" w:hAnsi="Barlow Condensed Medium" w:cstheme="minorHAnsi"/>
-                <w:w w:val="80"/>
-                <w:szCs w:val="24"/>
-              </w:rPr>
-              <w:t>-2</w:t>
-            </w:r>
-            <w:r>
-              <w:rPr>
-                <w:rFonts w:ascii="Barlow Condensed Medium" w:eastAsia="標楷體" w:hAnsi="Barlow Condensed Medium" w:cstheme="minorHAnsi" w:hint="eastAsia"/>
-                <w:w w:val="80"/>
-                <w:szCs w:val="24"/>
-                <w:lang w:eastAsia="zh-HK"/>
-              </w:rPr>
-              <w:t>號</w:t>
-            </w:r>
           </w:p>
         </w:tc>
         <w:tc>
@@ -23309,22 +23187,6 @@
                 <w:szCs w:val="24"/>
               </w:rPr>
             </w:pPr>
-            <w:r>
-              <w:rPr>
-                <w:rFonts w:ascii="Barlow Condensed Medium" w:eastAsia="標楷體" w:hAnsi="Barlow Condensed Medium" w:cstheme="minorHAnsi"/>
-                <w:w w:val="80"/>
-                <w:szCs w:val="24"/>
-              </w:rPr>
-              <w:t>2,5</w:t>
-            </w:r>
-            <w:r>
-              <w:rPr>
-                <w:rFonts w:ascii="Barlow Condensed Medium" w:eastAsia="標楷體" w:hAnsi="Barlow Condensed Medium" w:cstheme="minorHAnsi"/>
-                <w:w w:val="80"/>
-                <w:szCs w:val="24"/>
-              </w:rPr>
-              <w:t>00</w:t>
-            </w:r>
           </w:p>
         </w:tc>
         <w:tc>
@@ -23347,23 +23209,6 @@
                 <w:szCs w:val="24"/>
               </w:rPr>
             </w:pPr>
-            <w:r>
-              <w:rPr>
-                <w:rFonts w:ascii="Barlow Condensed Medium" w:eastAsia="標楷體" w:hAnsi="Barlow Condensed Medium" w:cstheme="minorHAnsi"/>
-                <w:w w:val="80"/>
-                <w:szCs w:val="24"/>
-              </w:rPr>
-              <w:t>45</w:t>
-            </w:r>
-            <w:r>
-              <w:rPr>
-                <w:rFonts w:ascii="Barlow Condensed Medium" w:eastAsia="標楷體" w:hAnsi="Barlow Condensed Medium" w:cstheme="minorHAnsi" w:hint="eastAsia"/>
-                <w:w w:val="80"/>
-                <w:szCs w:val="24"/>
-                <w:lang w:eastAsia="zh-HK"/>
-              </w:rPr>
-              <w:t>號</w:t>
-            </w:r>
           </w:p>
         </w:tc>
         <w:tc>
@@ -23384,38 +23229,6 @@
                 <w:szCs w:val="24"/>
               </w:rPr>
             </w:pPr>
-            <w:r>
-              <w:rPr>
-                <w:rFonts w:ascii="Barlow Condensed Medium" w:eastAsia="標楷體" w:hAnsi="Barlow Condensed Medium" w:cstheme="minorHAnsi"/>
-                <w:w w:val="80"/>
-                <w:szCs w:val="24"/>
-              </w:rPr>
-              <w:t>4</w:t>
-            </w:r>
-            <w:r>
-              <w:rPr>
-                <w:rFonts w:ascii="Barlow Condensed Medium" w:eastAsia="標楷體" w:hAnsi="Barlow Condensed Medium" w:cstheme="minorHAnsi"/>
-                <w:w w:val="80"/>
-                <w:szCs w:val="24"/>
-              </w:rPr>
-              <w:t>,</w:t>
-            </w:r>
-            <w:r>
-              <w:rPr>
-                <w:rFonts w:ascii="Barlow Condensed Medium" w:eastAsia="標楷體" w:hAnsi="Barlow Condensed Medium" w:cstheme="minorHAnsi" w:hint="eastAsia"/>
-                <w:w w:val="80"/>
-                <w:szCs w:val="24"/>
-              </w:rPr>
-              <w:t>0</w:t>
-            </w:r>
-            <w:r>
-              <w:rPr>
-                <w:rFonts w:ascii="Barlow Condensed Medium" w:eastAsia="標楷體" w:hAnsi="Barlow Condensed Medium" w:cstheme="minorHAnsi"/>
-                <w:w w:val="80"/>
-                <w:szCs w:val="24"/>
-              </w:rPr>
-              <w:t>00</w:t>
-            </w:r>
           </w:p>
         </w:tc>
       </w:tr>
@@ -23435,12 +23248,54 @@
           <w:p>
             <w:pPr>
               <w:snapToGrid w:val="0"/>
+              <w:jc w:val="both"/>
               <w:rPr>
                 <w:rFonts w:ascii="Barlow Condensed Medium" w:eastAsia="華康中黑體" w:hAnsi="Barlow Condensed Medium" w:cstheme="minorHAnsi"/>
                 <w:w w:val="80"/>
                 <w:szCs w:val="24"/>
               </w:rPr>
             </w:pPr>
+            <w:r>
+              <w:rPr>
+                <w:rFonts w:ascii="Barlow Condensed Medium" w:eastAsia="華康中黑體" w:hAnsi="Barlow Condensed Medium" w:cstheme="minorHAnsi"/>
+                <w:w w:val="80"/>
+                <w:szCs w:val="24"/>
+              </w:rPr>
+              <w:sym w:font="Wingdings 2" w:char="F0AE"/>
+            </w:r>
+            <w:r>
+              <w:rPr>
+                <w:rFonts w:ascii="Barlow Condensed Medium" w:eastAsia="華康中黑體" w:hAnsi="Barlow Condensed Medium" w:cstheme="minorHAnsi" w:hint="eastAsia"/>
+                <w:w w:val="80"/>
+                <w:szCs w:val="24"/>
+                <w:lang w:eastAsia="zh-HK"/>
+              </w:rPr>
+              <w:t>為</w:t>
+            </w:r>
+            <w:r>
+              <w:rPr>
+                <w:rFonts w:ascii="Barlow Condensed Medium" w:eastAsia="華康中黑體" w:hAnsi="Barlow Condensed Medium" w:cstheme="minorHAnsi" w:hint="eastAsia"/>
+                <w:w w:val="80"/>
+                <w:szCs w:val="24"/>
+              </w:rPr>
+              <w:t>婦女團契</w:t>
+            </w:r>
+            <w:r>
+              <w:rPr>
+                <w:rFonts w:ascii="Barlow Condensed Medium" w:eastAsia="華康中黑體" w:hAnsi="Barlow Condensed Medium" w:cstheme="minorHAnsi" w:hint="eastAsia"/>
+                <w:w w:val="80"/>
+                <w:szCs w:val="24"/>
+              </w:rPr>
+              <w:t>奉獻</w:t>
+            </w:r>
+            <w:r>
+              <w:rPr>
+                <w:rFonts w:ascii="Barlow Condensed Medium" w:eastAsia="華康中黑體" w:hAnsi="Barlow Condensed Medium" w:cstheme="minorHAnsi"/>
+                <w:w w:val="80"/>
+                <w:szCs w:val="24"/>
+              </w:rPr>
+              <w:t>:</w:t>
+            </w:r>
           </w:p>
         </w:tc>
         <w:tc>
@@ -23460,6 +23315,7 @@
                 <w:rFonts w:ascii="Barlow Condensed Medium" w:eastAsia="標楷體" w:hAnsi="Barlow Condensed Medium" w:cstheme="minorHAnsi"/>
                 <w:w w:val="80"/>
                 <w:szCs w:val="24"/>
+                <w:lang w:eastAsia="zh-HK"/>
               </w:rPr>
             </w:pPr>
             <w:r>
@@ -23468,7 +23324,15 @@
                 <w:w w:val="80"/>
                 <w:szCs w:val="24"/>
               </w:rPr>
-              <w:t>58</w:t>
+              <w:t>2</w:t>
+            </w:r>
+            <w:r>
+              <w:rPr>
+                <w:rFonts w:ascii="Barlow Condensed Medium" w:eastAsia="標楷體" w:hAnsi="Barlow Condensed Medium" w:cstheme="minorHAnsi" w:hint="eastAsia"/>
+                <w:w w:val="80"/>
+                <w:szCs w:val="24"/>
+              </w:rPr>
+              <w:t>7</w:t>
             </w:r>
             <w:r>
               <w:rPr>
@@ -23506,7 +23370,23 @@
                 <w:w w:val="80"/>
                 <w:szCs w:val="24"/>
               </w:rPr>
-              <w:t>1,0</w:t>
+              <w:t>1</w:t>
+            </w:r>
+            <w:r>
+              <w:rPr>
+                <w:rFonts w:ascii="Barlow Condensed Medium" w:eastAsia="標楷體" w:hAnsi="Barlow Condensed Medium" w:cstheme="minorHAnsi"/>
+                <w:w w:val="80"/>
+                <w:szCs w:val="24"/>
+              </w:rPr>
+              <w:t>,</w:t>
+            </w:r>
+            <w:r>
+              <w:rPr>
+                <w:rFonts w:ascii="Barlow Condensed Medium" w:eastAsia="標楷體" w:hAnsi="Barlow Condensed Medium" w:cstheme="minorHAnsi" w:hint="eastAsia"/>
+                <w:w w:val="80"/>
+                <w:szCs w:val="24"/>
+              </w:rPr>
+              <w:t>0</w:t>
             </w:r>
             <w:r>
               <w:rPr>
@@ -23619,6 +23499,7 @@
           <w:p>
             <w:pPr>
               <w:snapToGrid w:val="0"/>
+              <w:jc w:val="both"/>
               <w:rPr>
                 <w:rFonts w:ascii="Barlow Condensed Medium" w:eastAsia="華康中黑體" w:hAnsi="Barlow Condensed Medium" w:cstheme="minorHAnsi"/>
                 <w:w w:val="80"/>
@@ -23800,15 +23681,7 @@
                 <w:w w:val="80"/>
                 <w:szCs w:val="24"/>
               </w:rPr>
-              <w:t>婦女</w:t>
-            </w:r>
-            <w:r>
-              <w:rPr>
-                <w:rFonts w:ascii="Barlow Condensed Medium" w:eastAsia="華康中黑體" w:hAnsi="Barlow Condensed Medium" w:cstheme="minorHAnsi" w:hint="eastAsia"/>
-                <w:w w:val="80"/>
-                <w:szCs w:val="24"/>
-              </w:rPr>
-              <w:t>團契</w:t>
+              <w:t>松年團契</w:t>
             </w:r>
             <w:r>
               <w:rPr>
@@ -23845,7 +23718,6 @@
                 <w:rFonts w:ascii="Barlow Condensed Medium" w:eastAsia="標楷體" w:hAnsi="Barlow Condensed Medium" w:cstheme="minorHAnsi"/>
                 <w:w w:val="80"/>
                 <w:szCs w:val="24"/>
-                <w:lang w:eastAsia="zh-HK"/>
               </w:rPr>
             </w:pPr>
             <w:r>
@@ -23854,7 +23726,7 @@
                 <w:w w:val="80"/>
                 <w:szCs w:val="24"/>
               </w:rPr>
-              <w:t>6</w:t>
+              <w:t>2</w:t>
             </w:r>
             <w:r>
               <w:rPr>
@@ -23862,15 +23734,7 @@
                 <w:w w:val="80"/>
                 <w:szCs w:val="24"/>
               </w:rPr>
-              <w:t>2</w:t>
-            </w:r>
-            <w:r>
-              <w:rPr>
-                <w:rFonts w:ascii="Barlow Condensed Medium" w:eastAsia="標楷體" w:hAnsi="Barlow Condensed Medium" w:cstheme="minorHAnsi"/>
-                <w:w w:val="80"/>
-                <w:szCs w:val="24"/>
-              </w:rPr>
-              <w:t>-1</w:t>
+              <w:t>7</w:t>
             </w:r>
             <w:r>
               <w:rPr>
@@ -23904,11 +23768,27 @@
             </w:pPr>
             <w:r>
               <w:rPr>
+                <w:rFonts w:ascii="Barlow Condensed Medium" w:eastAsia="標楷體" w:hAnsi="Barlow Condensed Medium" w:cstheme="minorHAnsi" w:hint="eastAsia"/>
+                <w:w w:val="80"/>
+                <w:szCs w:val="24"/>
+              </w:rPr>
+              <w:t>1</w:t>
+            </w:r>
+            <w:r>
+              <w:rPr>
                 <w:rFonts w:ascii="Barlow Condensed Medium" w:eastAsia="標楷體" w:hAnsi="Barlow Condensed Medium" w:cstheme="minorHAnsi"/>
                 <w:w w:val="80"/>
                 <w:szCs w:val="24"/>
               </w:rPr>
-              <w:t>2</w:t>
+              <w:t>,</w:t>
+            </w:r>
+            <w:r>
+              <w:rPr>
+                <w:rFonts w:ascii="Barlow Condensed Medium" w:eastAsia="標楷體" w:hAnsi="Barlow Condensed Medium" w:cstheme="minorHAnsi" w:hint="eastAsia"/>
+                <w:w w:val="80"/>
+                <w:szCs w:val="24"/>
+              </w:rPr>
+              <w:t>0</w:t>
             </w:r>
             <w:r>
               <w:rPr>
@@ -23916,7 +23796,7 @@
                 <w:w w:val="80"/>
                 <w:szCs w:val="24"/>
               </w:rPr>
-              <w:t>,000</w:t>
+              <w:t>00</w:t>
             </w:r>
           </w:p>
         </w:tc>
@@ -24203,7 +24083,7 @@
                 <w:w w:val="80"/>
                 <w:szCs w:val="24"/>
               </w:rPr>
-              <w:t>主日獻花</w:t>
+              <w:t>青少團契</w:t>
             </w:r>
             <w:r>
               <w:rPr>
@@ -24244,11 +24124,11 @@
             </w:pPr>
             <w:r>
               <w:rPr>
-                <w:rFonts w:ascii="Barlow Condensed Medium" w:eastAsia="標楷體" w:hAnsi="Barlow Condensed Medium" w:cstheme="minorHAnsi"/>
+                <w:rFonts w:ascii="Barlow Condensed Medium" w:eastAsia="標楷體" w:hAnsi="Barlow Condensed Medium" w:cstheme="minorHAnsi" w:hint="eastAsia"/>
                 <w:w w:val="80"/>
                 <w:szCs w:val="24"/>
               </w:rPr>
-              <w:t>62-2</w:t>
+              <w:t>37</w:t>
             </w:r>
             <w:r>
               <w:rPr>
@@ -24282,10 +24162,26 @@
             </w:pPr>
             <w:r>
               <w:rPr>
+                <w:rFonts w:ascii="Barlow Condensed Medium" w:eastAsia="標楷體" w:hAnsi="Barlow Condensed Medium" w:cstheme="minorHAnsi" w:hint="eastAsia"/>
+                <w:w w:val="80"/>
+                <w:szCs w:val="24"/>
+              </w:rPr>
+              <w:t>3</w:t>
+            </w:r>
+            <w:r>
+              <w:rPr>
                 <w:rFonts w:ascii="Barlow Condensed Medium" w:eastAsia="標楷體" w:hAnsi="Barlow Condensed Medium" w:cstheme="minorHAnsi"/>
                 <w:w w:val="80"/>
                 <w:szCs w:val="24"/>
               </w:rPr>
+              <w:t>,</w:t>
+            </w:r>
+            <w:r>
+              <w:rPr>
+                <w:rFonts w:ascii="Barlow Condensed Medium" w:eastAsia="標楷體" w:hAnsi="Barlow Condensed Medium" w:cstheme="minorHAnsi" w:hint="eastAsia"/>
+                <w:w w:val="80"/>
+                <w:szCs w:val="24"/>
+              </w:rPr>
               <w:t>1</w:t>
             </w:r>
             <w:r>
@@ -24294,7 +24190,7 @@
                 <w:w w:val="80"/>
                 <w:szCs w:val="24"/>
               </w:rPr>
-              <w:t>,000</w:t>
+              <w:t>00</w:t>
             </w:r>
           </w:p>
         </w:tc>
@@ -24532,6 +24428,839 @@
                 <w:szCs w:val="24"/>
               </w:rPr>
             </w:pPr>
+          </w:p>
+        </w:tc>
+      </w:tr>
+      <w:tr>
+        <w:trPr>
+          <w:trHeight w:hRule="exact" w:val="340"/>
+        </w:trPr>
+        <w:tc>
+          <w:tcPr>
+            <w:tcW w:w="1622" w:type="dxa"/>
+            <w:tcMar>
+              <w:left w:w="28" w:type="dxa"/>
+              <w:right w:w="28" w:type="dxa"/>
+            </w:tcMar>
+            <w:vAlign w:val="center"/>
+          </w:tcPr>
+          <w:p>
+            <w:pPr>
+              <w:snapToGrid w:val="0"/>
+              <w:jc w:val="both"/>
+              <w:rPr>
+                <w:rFonts w:ascii="Barlow Condensed Medium" w:eastAsia="華康中黑體" w:hAnsi="Barlow Condensed Medium" w:cstheme="minorHAnsi"/>
+                <w:w w:val="80"/>
+                <w:szCs w:val="24"/>
+              </w:rPr>
+            </w:pPr>
+            <w:r>
+              <w:rPr>
+                <w:rFonts w:ascii="Barlow Condensed Medium" w:eastAsia="華康中黑體" w:hAnsi="Barlow Condensed Medium" w:cstheme="minorHAnsi"/>
+                <w:w w:val="80"/>
+                <w:szCs w:val="24"/>
+              </w:rPr>
+              <w:sym w:font="Wingdings 2" w:char="F0AE"/>
+            </w:r>
+            <w:r>
+              <w:rPr>
+                <w:rFonts w:ascii="Barlow Condensed Medium" w:eastAsia="華康中黑體" w:hAnsi="Barlow Condensed Medium" w:cstheme="minorHAnsi" w:hint="eastAsia"/>
+                <w:w w:val="80"/>
+                <w:szCs w:val="24"/>
+                <w:lang w:eastAsia="zh-HK"/>
+              </w:rPr>
+              <w:t>為</w:t>
+            </w:r>
+            <w:r>
+              <w:rPr>
+                <w:rFonts w:ascii="Barlow Condensed Medium" w:eastAsia="華康中黑體" w:hAnsi="Barlow Condensed Medium" w:cstheme="minorHAnsi" w:hint="eastAsia"/>
+                <w:w w:val="80"/>
+                <w:szCs w:val="24"/>
+              </w:rPr>
+              <w:t>教會與社會</w:t>
+            </w:r>
+          </w:p>
+        </w:tc>
+        <w:tc>
+          <w:tcPr>
+            <w:tcW w:w="685" w:type="dxa"/>
+            <w:tcMar>
+              <w:left w:w="28" w:type="dxa"/>
+              <w:right w:w="28" w:type="dxa"/>
+            </w:tcMar>
+            <w:vAlign w:val="center"/>
+          </w:tcPr>
+          <w:p>
+            <w:pPr>
+              <w:snapToGrid w:val="0"/>
+              <w:jc w:val="right"/>
+              <w:rPr>
+                <w:rFonts w:ascii="Barlow Condensed Medium" w:eastAsia="標楷體" w:hAnsi="Barlow Condensed Medium" w:cstheme="minorHAnsi"/>
+                <w:w w:val="80"/>
+                <w:szCs w:val="24"/>
+              </w:rPr>
+            </w:pPr>
+            <w:r>
+              <w:rPr>
+                <w:rFonts w:ascii="Barlow Condensed Medium" w:eastAsia="標楷體" w:hAnsi="Barlow Condensed Medium" w:cstheme="minorHAnsi" w:hint="eastAsia"/>
+                <w:w w:val="80"/>
+                <w:szCs w:val="24"/>
+              </w:rPr>
+              <w:t>50</w:t>
+            </w:r>
+            <w:r>
+              <w:rPr>
+                <w:rFonts w:ascii="Barlow Condensed Medium" w:eastAsia="標楷體" w:hAnsi="Barlow Condensed Medium" w:cstheme="minorHAnsi" w:hint="eastAsia"/>
+                <w:w w:val="80"/>
+                <w:szCs w:val="24"/>
+                <w:lang w:eastAsia="zh-HK"/>
+              </w:rPr>
+              <w:t>號</w:t>
+            </w:r>
+          </w:p>
+        </w:tc>
+        <w:tc>
+          <w:tcPr>
+            <w:tcW w:w="685" w:type="dxa"/>
+            <w:tcMar>
+              <w:left w:w="113" w:type="dxa"/>
+              <w:right w:w="28" w:type="dxa"/>
+            </w:tcMar>
+            <w:vAlign w:val="center"/>
+          </w:tcPr>
+          <w:p>
+            <w:pPr>
+              <w:snapToGrid w:val="0"/>
+              <w:ind w:leftChars="-2" w:left="-5" w:rightChars="-3" w:right="-7"/>
+              <w:rPr>
+                <w:rFonts w:ascii="Barlow Condensed Medium" w:eastAsia="標楷體" w:hAnsi="Barlow Condensed Medium" w:cstheme="minorHAnsi"/>
+                <w:w w:val="80"/>
+                <w:szCs w:val="24"/>
+              </w:rPr>
+            </w:pPr>
+            <w:r>
+              <w:rPr>
+                <w:rFonts w:ascii="Barlow Condensed Medium" w:eastAsia="標楷體" w:hAnsi="Barlow Condensed Medium" w:cstheme="minorHAnsi" w:hint="eastAsia"/>
+                <w:w w:val="80"/>
+                <w:szCs w:val="24"/>
+              </w:rPr>
+              <w:t>5</w:t>
+            </w:r>
+            <w:r>
+              <w:rPr>
+                <w:rFonts w:ascii="Barlow Condensed Medium" w:eastAsia="標楷體" w:hAnsi="Barlow Condensed Medium" w:cstheme="minorHAnsi"/>
+                <w:w w:val="80"/>
+                <w:szCs w:val="24"/>
+              </w:rPr>
+              <w:t>00</w:t>
+            </w:r>
+          </w:p>
+        </w:tc>
+        <w:tc>
+          <w:tcPr>
+            <w:tcW w:w="686" w:type="dxa"/>
+            <w:tcMar>
+              <w:left w:w="28" w:type="dxa"/>
+              <w:right w:w="28" w:type="dxa"/>
+            </w:tcMar>
+            <w:vAlign w:val="center"/>
+          </w:tcPr>
+          <w:p>
+            <w:pPr>
+              <w:snapToGrid w:val="0"/>
+              <w:jc w:val="right"/>
+              <w:rPr>
+                <w:rFonts w:ascii="Barlow Condensed Medium" w:eastAsia="標楷體" w:hAnsi="Barlow Condensed Medium" w:cstheme="minorHAnsi"/>
+                <w:w w:val="80"/>
+                <w:szCs w:val="24"/>
+              </w:rPr>
+            </w:pPr>
+            <w:r>
+              <w:rPr>
+                <w:rFonts w:ascii="Barlow Condensed Medium" w:eastAsia="標楷體" w:hAnsi="Barlow Condensed Medium" w:cstheme="minorHAnsi" w:hint="eastAsia"/>
+                <w:w w:val="80"/>
+                <w:szCs w:val="24"/>
+              </w:rPr>
+              <w:t>20</w:t>
+            </w:r>
+            <w:r>
+              <w:rPr>
+                <w:rFonts w:ascii="Barlow Condensed Medium" w:eastAsia="標楷體" w:hAnsi="Barlow Condensed Medium" w:cstheme="minorHAnsi" w:hint="eastAsia"/>
+                <w:w w:val="80"/>
+                <w:szCs w:val="24"/>
+                <w:lang w:eastAsia="zh-HK"/>
+              </w:rPr>
+              <w:t>號</w:t>
+            </w:r>
+          </w:p>
+        </w:tc>
+        <w:tc>
+          <w:tcPr>
+            <w:tcW w:w="682" w:type="dxa"/>
+            <w:gridSpan w:val="2"/>
+            <w:tcMar>
+              <w:left w:w="113" w:type="dxa"/>
+              <w:right w:w="28" w:type="dxa"/>
+            </w:tcMar>
+            <w:vAlign w:val="center"/>
+          </w:tcPr>
+          <w:p>
+            <w:pPr>
+              <w:snapToGrid w:val="0"/>
+              <w:rPr>
+                <w:rFonts w:ascii="Barlow Condensed Medium" w:eastAsia="標楷體" w:hAnsi="Barlow Condensed Medium" w:cstheme="minorHAnsi"/>
+                <w:w w:val="80"/>
+                <w:szCs w:val="24"/>
+              </w:rPr>
+            </w:pPr>
+            <w:r>
+              <w:rPr>
+                <w:rFonts w:ascii="Barlow Condensed Medium" w:eastAsia="標楷體" w:hAnsi="Barlow Condensed Medium" w:cstheme="minorHAnsi" w:hint="eastAsia"/>
+                <w:w w:val="80"/>
+                <w:szCs w:val="24"/>
+              </w:rPr>
+              <w:t>5</w:t>
+            </w:r>
+            <w:r>
+              <w:rPr>
+                <w:rFonts w:ascii="Barlow Condensed Medium" w:eastAsia="標楷體" w:hAnsi="Barlow Condensed Medium" w:cstheme="minorHAnsi"/>
+                <w:w w:val="80"/>
+                <w:szCs w:val="24"/>
+              </w:rPr>
+              <w:t>00</w:t>
+            </w:r>
+          </w:p>
+        </w:tc>
+        <w:tc>
+          <w:tcPr>
+            <w:tcW w:w="683" w:type="dxa"/>
+            <w:gridSpan w:val="2"/>
+            <w:tcMar>
+              <w:left w:w="28" w:type="dxa"/>
+              <w:right w:w="28" w:type="dxa"/>
+            </w:tcMar>
+            <w:vAlign w:val="center"/>
+          </w:tcPr>
+          <w:p>
+            <w:pPr>
+              <w:snapToGrid w:val="0"/>
+              <w:jc w:val="right"/>
+              <w:rPr>
+                <w:rFonts w:ascii="Barlow Condensed Medium" w:eastAsia="標楷體" w:hAnsi="Barlow Condensed Medium" w:cstheme="minorHAnsi"/>
+                <w:w w:val="80"/>
+                <w:szCs w:val="24"/>
+              </w:rPr>
+            </w:pPr>
+            <w:r>
+              <w:rPr>
+                <w:rFonts w:ascii="Barlow Condensed Medium" w:eastAsia="標楷體" w:hAnsi="Barlow Condensed Medium" w:cstheme="minorHAnsi" w:hint="eastAsia"/>
+                <w:w w:val="80"/>
+                <w:szCs w:val="24"/>
+              </w:rPr>
+              <w:t>67</w:t>
+            </w:r>
+            <w:r>
+              <w:rPr>
+                <w:rFonts w:ascii="Barlow Condensed Medium" w:eastAsia="標楷體" w:hAnsi="Barlow Condensed Medium" w:cstheme="minorHAnsi" w:hint="eastAsia"/>
+                <w:w w:val="80"/>
+                <w:szCs w:val="24"/>
+                <w:lang w:eastAsia="zh-HK"/>
+              </w:rPr>
+              <w:t>號</w:t>
+            </w:r>
+          </w:p>
+        </w:tc>
+        <w:tc>
+          <w:tcPr>
+            <w:tcW w:w="683" w:type="dxa"/>
+            <w:tcMar>
+              <w:left w:w="113" w:type="dxa"/>
+              <w:right w:w="28" w:type="dxa"/>
+            </w:tcMar>
+            <w:vAlign w:val="center"/>
+          </w:tcPr>
+          <w:p>
+            <w:pPr>
+              <w:snapToGrid w:val="0"/>
+              <w:rPr>
+                <w:rFonts w:ascii="Barlow Condensed Medium" w:eastAsia="標楷體" w:hAnsi="Barlow Condensed Medium" w:cstheme="minorHAnsi"/>
+                <w:w w:val="80"/>
+                <w:szCs w:val="24"/>
+              </w:rPr>
+            </w:pPr>
+            <w:r>
+              <w:rPr>
+                <w:rFonts w:ascii="Barlow Condensed Medium" w:eastAsia="標楷體" w:hAnsi="Barlow Condensed Medium" w:cstheme="minorHAnsi" w:hint="eastAsia"/>
+                <w:w w:val="80"/>
+                <w:szCs w:val="24"/>
+              </w:rPr>
+              <w:t>5</w:t>
+            </w:r>
+            <w:r>
+              <w:rPr>
+                <w:rFonts w:ascii="Barlow Condensed Medium" w:eastAsia="標楷體" w:hAnsi="Barlow Condensed Medium" w:cstheme="minorHAnsi"/>
+                <w:w w:val="80"/>
+                <w:szCs w:val="24"/>
+              </w:rPr>
+              <w:t>00</w:t>
+            </w:r>
+          </w:p>
+        </w:tc>
+      </w:tr>
+      <w:tr>
+        <w:trPr>
+          <w:trHeight w:hRule="exact" w:val="340"/>
+        </w:trPr>
+        <w:tc>
+          <w:tcPr>
+            <w:tcW w:w="1622" w:type="dxa"/>
+            <w:tcMar>
+              <w:left w:w="28" w:type="dxa"/>
+              <w:right w:w="28" w:type="dxa"/>
+            </w:tcMar>
+            <w:vAlign w:val="center"/>
+          </w:tcPr>
+          <w:p>
+            <w:pPr>
+              <w:snapToGrid w:val="0"/>
+              <w:jc w:val="both"/>
+              <w:rPr>
+                <w:rFonts w:ascii="Barlow Condensed Medium" w:eastAsia="華康中黑體" w:hAnsi="Barlow Condensed Medium" w:cstheme="minorHAnsi"/>
+                <w:w w:val="80"/>
+                <w:szCs w:val="24"/>
+              </w:rPr>
+            </w:pPr>
+            <w:r>
+              <w:rPr>
+                <w:rFonts w:ascii="Barlow Condensed Medium" w:eastAsia="華康中黑體" w:hAnsi="Barlow Condensed Medium" w:cstheme="minorHAnsi" w:hint="eastAsia"/>
+                <w:w w:val="80"/>
+                <w:szCs w:val="24"/>
+              </w:rPr>
+              <w:t>奉獻主日</w:t>
+            </w:r>
+            <w:r>
+              <w:rPr>
+                <w:rFonts w:ascii="Barlow Condensed Medium" w:eastAsia="華康中黑體" w:hAnsi="Barlow Condensed Medium" w:cstheme="minorHAnsi" w:hint="eastAsia"/>
+                <w:w w:val="80"/>
+                <w:szCs w:val="24"/>
+              </w:rPr>
+              <w:t>奉獻</w:t>
+            </w:r>
+            <w:r>
+              <w:rPr>
+                <w:rFonts w:ascii="Barlow Condensed Medium" w:eastAsia="華康中黑體" w:hAnsi="Barlow Condensed Medium" w:cstheme="minorHAnsi"/>
+                <w:w w:val="80"/>
+                <w:szCs w:val="24"/>
+              </w:rPr>
+              <w:t>:</w:t>
+            </w:r>
+          </w:p>
+        </w:tc>
+        <w:tc>
+          <w:tcPr>
+            <w:tcW w:w="685" w:type="dxa"/>
+            <w:tcMar>
+              <w:left w:w="28" w:type="dxa"/>
+              <w:right w:w="28" w:type="dxa"/>
+            </w:tcMar>
+            <w:vAlign w:val="center"/>
+          </w:tcPr>
+          <w:p>
+            <w:pPr>
+              <w:snapToGrid w:val="0"/>
+              <w:jc w:val="right"/>
+              <w:rPr>
+                <w:rFonts w:ascii="Barlow Condensed Medium" w:eastAsia="標楷體" w:hAnsi="Barlow Condensed Medium" w:cstheme="minorHAnsi"/>
+                <w:w w:val="80"/>
+                <w:szCs w:val="24"/>
+              </w:rPr>
+            </w:pPr>
+            <w:r>
+              <w:rPr>
+                <w:rFonts w:ascii="Barlow Condensed Medium" w:eastAsia="標楷體" w:hAnsi="Barlow Condensed Medium" w:cstheme="minorHAnsi" w:hint="eastAsia"/>
+                <w:w w:val="80"/>
+                <w:szCs w:val="24"/>
+              </w:rPr>
+              <w:t>9-1</w:t>
+            </w:r>
+            <w:r>
+              <w:rPr>
+                <w:rFonts w:ascii="Barlow Condensed Medium" w:eastAsia="標楷體" w:hAnsi="Barlow Condensed Medium" w:cstheme="minorHAnsi" w:hint="eastAsia"/>
+                <w:w w:val="80"/>
+                <w:szCs w:val="24"/>
+                <w:lang w:eastAsia="zh-HK"/>
+              </w:rPr>
+              <w:t>號</w:t>
+            </w:r>
+          </w:p>
+        </w:tc>
+        <w:tc>
+          <w:tcPr>
+            <w:tcW w:w="685" w:type="dxa"/>
+            <w:tcMar>
+              <w:left w:w="113" w:type="dxa"/>
+              <w:right w:w="28" w:type="dxa"/>
+            </w:tcMar>
+            <w:vAlign w:val="center"/>
+          </w:tcPr>
+          <w:p>
+            <w:pPr>
+              <w:snapToGrid w:val="0"/>
+              <w:ind w:leftChars="-2" w:left="-5" w:rightChars="-3" w:right="-7"/>
+              <w:rPr>
+                <w:rFonts w:ascii="Barlow Condensed Medium" w:eastAsia="標楷體" w:hAnsi="Barlow Condensed Medium" w:cstheme="minorHAnsi"/>
+                <w:w w:val="80"/>
+                <w:szCs w:val="24"/>
+              </w:rPr>
+            </w:pPr>
+            <w:r>
+              <w:rPr>
+                <w:rFonts w:ascii="Barlow Condensed Medium" w:eastAsia="標楷體" w:hAnsi="Barlow Condensed Medium" w:cstheme="minorHAnsi" w:hint="eastAsia"/>
+                <w:w w:val="80"/>
+                <w:szCs w:val="24"/>
+              </w:rPr>
+              <w:t>5</w:t>
+            </w:r>
+            <w:r>
+              <w:rPr>
+                <w:rFonts w:ascii="Barlow Condensed Medium" w:eastAsia="標楷體" w:hAnsi="Barlow Condensed Medium" w:cstheme="minorHAnsi"/>
+                <w:w w:val="80"/>
+                <w:szCs w:val="24"/>
+              </w:rPr>
+              <w:t>00</w:t>
+            </w:r>
+          </w:p>
+        </w:tc>
+        <w:tc>
+          <w:tcPr>
+            <w:tcW w:w="686" w:type="dxa"/>
+            <w:tcMar>
+              <w:left w:w="28" w:type="dxa"/>
+              <w:right w:w="28" w:type="dxa"/>
+            </w:tcMar>
+            <w:vAlign w:val="center"/>
+          </w:tcPr>
+          <w:p>
+            <w:pPr>
+              <w:snapToGrid w:val="0"/>
+              <w:jc w:val="right"/>
+              <w:rPr>
+                <w:rFonts w:ascii="Barlow Condensed Medium" w:eastAsia="標楷體" w:hAnsi="Barlow Condensed Medium" w:cstheme="minorHAnsi"/>
+                <w:w w:val="80"/>
+                <w:szCs w:val="24"/>
+              </w:rPr>
+            </w:pPr>
+            <w:r>
+              <w:rPr>
+                <w:rFonts w:ascii="Barlow Condensed Medium" w:eastAsia="標楷體" w:hAnsi="Barlow Condensed Medium" w:cstheme="minorHAnsi" w:hint="eastAsia"/>
+                <w:w w:val="80"/>
+                <w:szCs w:val="24"/>
+              </w:rPr>
+              <w:t>45</w:t>
+            </w:r>
+            <w:r>
+              <w:rPr>
+                <w:rFonts w:ascii="Barlow Condensed Medium" w:eastAsia="標楷體" w:hAnsi="Barlow Condensed Medium" w:cstheme="minorHAnsi" w:hint="eastAsia"/>
+                <w:w w:val="80"/>
+                <w:szCs w:val="24"/>
+                <w:lang w:eastAsia="zh-HK"/>
+              </w:rPr>
+              <w:t>號</w:t>
+            </w:r>
+          </w:p>
+        </w:tc>
+        <w:tc>
+          <w:tcPr>
+            <w:tcW w:w="682" w:type="dxa"/>
+            <w:gridSpan w:val="2"/>
+            <w:tcMar>
+              <w:left w:w="113" w:type="dxa"/>
+              <w:right w:w="28" w:type="dxa"/>
+            </w:tcMar>
+            <w:vAlign w:val="center"/>
+          </w:tcPr>
+          <w:p>
+            <w:pPr>
+              <w:snapToGrid w:val="0"/>
+              <w:rPr>
+                <w:rFonts w:ascii="Barlow Condensed Medium" w:eastAsia="標楷體" w:hAnsi="Barlow Condensed Medium" w:cstheme="minorHAnsi"/>
+                <w:w w:val="80"/>
+                <w:szCs w:val="24"/>
+              </w:rPr>
+            </w:pPr>
+            <w:r>
+              <w:rPr>
+                <w:rFonts w:ascii="Barlow Condensed Medium" w:eastAsia="標楷體" w:hAnsi="Barlow Condensed Medium" w:cstheme="minorHAnsi"/>
+                <w:w w:val="80"/>
+                <w:szCs w:val="24"/>
+              </w:rPr>
+              <w:t>1,</w:t>
+            </w:r>
+            <w:r>
+              <w:rPr>
+                <w:rFonts w:ascii="Barlow Condensed Medium" w:eastAsia="標楷體" w:hAnsi="Barlow Condensed Medium" w:cstheme="minorHAnsi" w:hint="eastAsia"/>
+                <w:w w:val="80"/>
+                <w:szCs w:val="24"/>
+              </w:rPr>
+              <w:t>0</w:t>
+            </w:r>
+            <w:r>
+              <w:rPr>
+                <w:rFonts w:ascii="Barlow Condensed Medium" w:eastAsia="標楷體" w:hAnsi="Barlow Condensed Medium" w:cstheme="minorHAnsi"/>
+                <w:w w:val="80"/>
+                <w:szCs w:val="24"/>
+              </w:rPr>
+              <w:t>00</w:t>
+            </w:r>
+          </w:p>
+        </w:tc>
+        <w:tc>
+          <w:tcPr>
+            <w:tcW w:w="683" w:type="dxa"/>
+            <w:gridSpan w:val="2"/>
+            <w:tcMar>
+              <w:left w:w="28" w:type="dxa"/>
+              <w:right w:w="28" w:type="dxa"/>
+            </w:tcMar>
+            <w:vAlign w:val="center"/>
+          </w:tcPr>
+          <w:p>
+            <w:pPr>
+              <w:snapToGrid w:val="0"/>
+              <w:jc w:val="right"/>
+              <w:rPr>
+                <w:rFonts w:ascii="Barlow Condensed Medium" w:eastAsia="標楷體" w:hAnsi="Barlow Condensed Medium" w:cstheme="minorHAnsi"/>
+                <w:w w:val="80"/>
+                <w:szCs w:val="24"/>
+              </w:rPr>
+            </w:pPr>
+            <w:r>
+              <w:rPr>
+                <w:rFonts w:ascii="Barlow Condensed Medium" w:eastAsia="標楷體" w:hAnsi="Barlow Condensed Medium" w:cstheme="minorHAnsi" w:hint="eastAsia"/>
+                <w:w w:val="80"/>
+                <w:szCs w:val="24"/>
+              </w:rPr>
+              <w:t>22</w:t>
+            </w:r>
+            <w:r>
+              <w:rPr>
+                <w:rFonts w:ascii="Barlow Condensed Medium" w:eastAsia="標楷體" w:hAnsi="Barlow Condensed Medium" w:cstheme="minorHAnsi" w:hint="eastAsia"/>
+                <w:w w:val="80"/>
+                <w:szCs w:val="24"/>
+                <w:lang w:eastAsia="zh-HK"/>
+              </w:rPr>
+              <w:t>號</w:t>
+            </w:r>
+          </w:p>
+        </w:tc>
+        <w:tc>
+          <w:tcPr>
+            <w:tcW w:w="683" w:type="dxa"/>
+            <w:tcMar>
+              <w:left w:w="113" w:type="dxa"/>
+              <w:right w:w="28" w:type="dxa"/>
+            </w:tcMar>
+            <w:vAlign w:val="center"/>
+          </w:tcPr>
+          <w:p>
+            <w:pPr>
+              <w:snapToGrid w:val="0"/>
+              <w:rPr>
+                <w:rFonts w:ascii="Barlow Condensed Medium" w:eastAsia="標楷體" w:hAnsi="Barlow Condensed Medium" w:cstheme="minorHAnsi"/>
+                <w:w w:val="80"/>
+                <w:szCs w:val="24"/>
+              </w:rPr>
+            </w:pPr>
+            <w:r>
+              <w:rPr>
+                <w:rFonts w:ascii="Barlow Condensed Medium" w:eastAsia="標楷體" w:hAnsi="Barlow Condensed Medium" w:cstheme="minorHAnsi"/>
+                <w:w w:val="80"/>
+                <w:szCs w:val="24"/>
+              </w:rPr>
+              <w:t>1,</w:t>
+            </w:r>
+            <w:r>
+              <w:rPr>
+                <w:rFonts w:ascii="Barlow Condensed Medium" w:eastAsia="標楷體" w:hAnsi="Barlow Condensed Medium" w:cstheme="minorHAnsi" w:hint="eastAsia"/>
+                <w:w w:val="80"/>
+                <w:szCs w:val="24"/>
+              </w:rPr>
+              <w:t>0</w:t>
+            </w:r>
+            <w:r>
+              <w:rPr>
+                <w:rFonts w:ascii="Barlow Condensed Medium" w:eastAsia="標楷體" w:hAnsi="Barlow Condensed Medium" w:cstheme="minorHAnsi"/>
+                <w:w w:val="80"/>
+                <w:szCs w:val="24"/>
+              </w:rPr>
+              <w:t>00</w:t>
+            </w:r>
+          </w:p>
+        </w:tc>
+      </w:tr>
+      <w:tr>
+        <w:trPr>
+          <w:trHeight w:hRule="exact" w:val="340"/>
+        </w:trPr>
+        <w:tc>
+          <w:tcPr>
+            <w:tcW w:w="1622" w:type="dxa"/>
+            <w:tcMar>
+              <w:left w:w="28" w:type="dxa"/>
+              <w:right w:w="28" w:type="dxa"/>
+            </w:tcMar>
+            <w:vAlign w:val="center"/>
+          </w:tcPr>
+          <w:p>
+            <w:pPr>
+              <w:snapToGrid w:val="0"/>
+              <w:jc w:val="both"/>
+              <w:rPr>
+                <w:rFonts w:ascii="Barlow Condensed Medium" w:eastAsia="華康中黑體" w:hAnsi="Barlow Condensed Medium" w:cstheme="minorHAnsi"/>
+                <w:w w:val="80"/>
+                <w:szCs w:val="24"/>
+              </w:rPr>
+            </w:pPr>
+          </w:p>
+        </w:tc>
+        <w:tc>
+          <w:tcPr>
+            <w:tcW w:w="685" w:type="dxa"/>
+            <w:tcMar>
+              <w:left w:w="28" w:type="dxa"/>
+              <w:right w:w="28" w:type="dxa"/>
+            </w:tcMar>
+            <w:vAlign w:val="center"/>
+          </w:tcPr>
+          <w:p>
+            <w:pPr>
+              <w:snapToGrid w:val="0"/>
+              <w:jc w:val="right"/>
+              <w:rPr>
+                <w:rFonts w:ascii="Barlow Condensed Medium" w:eastAsia="標楷體" w:hAnsi="Barlow Condensed Medium" w:cstheme="minorHAnsi"/>
+                <w:w w:val="80"/>
+                <w:szCs w:val="24"/>
+              </w:rPr>
+            </w:pPr>
+            <w:r>
+              <w:rPr>
+                <w:rFonts w:ascii="Barlow Condensed Medium" w:eastAsia="標楷體" w:hAnsi="Barlow Condensed Medium" w:cstheme="minorHAnsi" w:hint="eastAsia"/>
+                <w:w w:val="80"/>
+                <w:szCs w:val="24"/>
+              </w:rPr>
+              <w:t>17</w:t>
+            </w:r>
+            <w:r>
+              <w:rPr>
+                <w:rFonts w:ascii="Barlow Condensed Medium" w:eastAsia="標楷體" w:hAnsi="Barlow Condensed Medium" w:cstheme="minorHAnsi" w:hint="eastAsia"/>
+                <w:w w:val="80"/>
+                <w:szCs w:val="24"/>
+                <w:lang w:eastAsia="zh-HK"/>
+              </w:rPr>
+              <w:t>號</w:t>
+            </w:r>
+          </w:p>
+        </w:tc>
+        <w:tc>
+          <w:tcPr>
+            <w:tcW w:w="685" w:type="dxa"/>
+            <w:tcMar>
+              <w:left w:w="113" w:type="dxa"/>
+              <w:right w:w="28" w:type="dxa"/>
+            </w:tcMar>
+            <w:vAlign w:val="center"/>
+          </w:tcPr>
+          <w:p>
+            <w:pPr>
+              <w:snapToGrid w:val="0"/>
+              <w:ind w:leftChars="-2" w:left="-5" w:rightChars="-3" w:right="-7"/>
+              <w:rPr>
+                <w:rFonts w:ascii="Barlow Condensed Medium" w:eastAsia="標楷體" w:hAnsi="Barlow Condensed Medium" w:cstheme="minorHAnsi"/>
+                <w:w w:val="80"/>
+                <w:szCs w:val="24"/>
+              </w:rPr>
+            </w:pPr>
+            <w:r>
+              <w:rPr>
+                <w:rFonts w:ascii="Barlow Condensed Medium" w:eastAsia="標楷體" w:hAnsi="Barlow Condensed Medium" w:cstheme="minorHAnsi"/>
+                <w:w w:val="80"/>
+                <w:szCs w:val="24"/>
+              </w:rPr>
+              <w:t>1,</w:t>
+            </w:r>
+            <w:r>
+              <w:rPr>
+                <w:rFonts w:ascii="Barlow Condensed Medium" w:eastAsia="標楷體" w:hAnsi="Barlow Condensed Medium" w:cstheme="minorHAnsi" w:hint="eastAsia"/>
+                <w:w w:val="80"/>
+                <w:szCs w:val="24"/>
+              </w:rPr>
+              <w:t>0</w:t>
+            </w:r>
+            <w:r>
+              <w:rPr>
+                <w:rFonts w:ascii="Barlow Condensed Medium" w:eastAsia="標楷體" w:hAnsi="Barlow Condensed Medium" w:cstheme="minorHAnsi"/>
+                <w:w w:val="80"/>
+                <w:szCs w:val="24"/>
+              </w:rPr>
+              <w:t>00</w:t>
+            </w:r>
+          </w:p>
+        </w:tc>
+        <w:tc>
+          <w:tcPr>
+            <w:tcW w:w="686" w:type="dxa"/>
+            <w:tcMar>
+              <w:left w:w="28" w:type="dxa"/>
+              <w:right w:w="28" w:type="dxa"/>
+            </w:tcMar>
+            <w:vAlign w:val="center"/>
+          </w:tcPr>
+          <w:p>
+            <w:pPr>
+              <w:snapToGrid w:val="0"/>
+              <w:jc w:val="right"/>
+              <w:rPr>
+                <w:rFonts w:ascii="Barlow Condensed Medium" w:eastAsia="標楷體" w:hAnsi="Barlow Condensed Medium" w:cstheme="minorHAnsi"/>
+                <w:w w:val="80"/>
+                <w:szCs w:val="24"/>
+              </w:rPr>
+            </w:pPr>
+            <w:r>
+              <w:rPr>
+                <w:rFonts w:ascii="Barlow Condensed Medium" w:eastAsia="標楷體" w:hAnsi="Barlow Condensed Medium" w:cstheme="minorHAnsi" w:hint="eastAsia"/>
+                <w:w w:val="80"/>
+                <w:szCs w:val="24"/>
+              </w:rPr>
+              <w:t>6</w:t>
+            </w:r>
+            <w:r>
+              <w:rPr>
+                <w:rFonts w:ascii="Barlow Condensed Medium" w:eastAsia="標楷體" w:hAnsi="Barlow Condensed Medium" w:cstheme="minorHAnsi" w:hint="eastAsia"/>
+                <w:w w:val="80"/>
+                <w:szCs w:val="24"/>
+                <w:lang w:eastAsia="zh-HK"/>
+              </w:rPr>
+              <w:t>號</w:t>
+            </w:r>
+          </w:p>
+        </w:tc>
+        <w:tc>
+          <w:tcPr>
+            <w:tcW w:w="682" w:type="dxa"/>
+            <w:gridSpan w:val="2"/>
+            <w:tcMar>
+              <w:left w:w="113" w:type="dxa"/>
+              <w:right w:w="28" w:type="dxa"/>
+            </w:tcMar>
+            <w:vAlign w:val="center"/>
+          </w:tcPr>
+          <w:p>
+            <w:pPr>
+              <w:snapToGrid w:val="0"/>
+              <w:rPr>
+                <w:rFonts w:ascii="Barlow Condensed Medium" w:eastAsia="標楷體" w:hAnsi="Barlow Condensed Medium" w:cstheme="minorHAnsi"/>
+                <w:w w:val="80"/>
+                <w:szCs w:val="24"/>
+              </w:rPr>
+            </w:pPr>
+            <w:r>
+              <w:rPr>
+                <w:rFonts w:ascii="Barlow Condensed Medium" w:eastAsia="標楷體" w:hAnsi="Barlow Condensed Medium" w:cstheme="minorHAnsi"/>
+                <w:w w:val="80"/>
+                <w:szCs w:val="24"/>
+              </w:rPr>
+              <w:t>1,</w:t>
+            </w:r>
+            <w:r>
+              <w:rPr>
+                <w:rFonts w:ascii="Barlow Condensed Medium" w:eastAsia="標楷體" w:hAnsi="Barlow Condensed Medium" w:cstheme="minorHAnsi" w:hint="eastAsia"/>
+                <w:w w:val="80"/>
+                <w:szCs w:val="24"/>
+              </w:rPr>
+              <w:t>0</w:t>
+            </w:r>
+            <w:r>
+              <w:rPr>
+                <w:rFonts w:ascii="Barlow Condensed Medium" w:eastAsia="標楷體" w:hAnsi="Barlow Condensed Medium" w:cstheme="minorHAnsi"/>
+                <w:w w:val="80"/>
+                <w:szCs w:val="24"/>
+              </w:rPr>
+              <w:t>00</w:t>
+            </w:r>
+          </w:p>
+        </w:tc>
+        <w:tc>
+          <w:tcPr>
+            <w:tcW w:w="683" w:type="dxa"/>
+            <w:gridSpan w:val="2"/>
+            <w:tcMar>
+              <w:left w:w="28" w:type="dxa"/>
+              <w:right w:w="28" w:type="dxa"/>
+            </w:tcMar>
+            <w:vAlign w:val="center"/>
+          </w:tcPr>
+          <w:p>
+            <w:pPr>
+              <w:snapToGrid w:val="0"/>
+              <w:jc w:val="right"/>
+              <w:rPr>
+                <w:rFonts w:ascii="Barlow Condensed Medium" w:eastAsia="標楷體" w:hAnsi="Barlow Condensed Medium" w:cstheme="minorHAnsi"/>
+                <w:w w:val="80"/>
+                <w:szCs w:val="24"/>
+              </w:rPr>
+            </w:pPr>
+            <w:r>
+              <w:rPr>
+                <w:rFonts w:ascii="Barlow Condensed Medium" w:eastAsia="標楷體" w:hAnsi="Barlow Condensed Medium" w:cstheme="minorHAnsi" w:hint="eastAsia"/>
+                <w:w w:val="80"/>
+                <w:szCs w:val="24"/>
+              </w:rPr>
+              <w:t>有志</w:t>
+            </w:r>
+            <w:r>
+              <w:rPr>
+                <w:rFonts w:ascii="Barlow Condensed Medium" w:eastAsia="標楷體" w:hAnsi="Barlow Condensed Medium" w:cstheme="minorHAnsi" w:hint="eastAsia"/>
+                <w:w w:val="80"/>
+                <w:szCs w:val="24"/>
+              </w:rPr>
+              <w:t>*2</w:t>
+            </w:r>
+          </w:p>
+        </w:tc>
+        <w:tc>
+          <w:tcPr>
+            <w:tcW w:w="683" w:type="dxa"/>
+            <w:tcMar>
+              <w:left w:w="113" w:type="dxa"/>
+              <w:right w:w="28" w:type="dxa"/>
+            </w:tcMar>
+            <w:vAlign w:val="center"/>
+          </w:tcPr>
+          <w:p>
+            <w:pPr>
+              <w:snapToGrid w:val="0"/>
+              <w:rPr>
+                <w:rFonts w:ascii="Barlow Condensed Medium" w:eastAsia="標楷體" w:hAnsi="Barlow Condensed Medium" w:cstheme="minorHAnsi"/>
+                <w:w w:val="80"/>
+                <w:szCs w:val="24"/>
+              </w:rPr>
+            </w:pPr>
+            <w:r>
+              <w:rPr>
+                <w:rFonts w:ascii="Barlow Condensed Medium" w:eastAsia="標楷體" w:hAnsi="Barlow Condensed Medium" w:cstheme="minorHAnsi" w:hint="eastAsia"/>
+                <w:w w:val="80"/>
+                <w:szCs w:val="24"/>
+              </w:rPr>
+              <w:t>2</w:t>
+            </w:r>
+            <w:r>
+              <w:rPr>
+                <w:rFonts w:ascii="Barlow Condensed Medium" w:eastAsia="標楷體" w:hAnsi="Barlow Condensed Medium" w:cstheme="minorHAnsi"/>
+                <w:w w:val="80"/>
+                <w:szCs w:val="24"/>
+              </w:rPr>
+              <w:t>00</w:t>
+            </w:r>
           </w:p>
         </w:tc>
       </w:tr>
@@ -24585,8 +25314,8 @@
         <w:tblLook w:val="04A0" w:firstRow="1" w:lastRow="0" w:firstColumn="1" w:lastColumn="0" w:noHBand="0" w:noVBand="1"/>
       </w:tblPr>
       <w:tblGrid>
-        <w:gridCol w:w="826"/>
-        <w:gridCol w:w="1991"/>
+        <w:gridCol w:w="911"/>
+        <w:gridCol w:w="1904"/>
       </w:tblGrid>
       <w:tr>
         <w:tc>
@@ -27030,7 +27759,7 @@
           </mc:Choice>
           <mc:Fallback>
             <w:pict>
-              <v:line w14:anchorId="26BA5746" id="直線接點 6" o:spid="_x0000_s1026" style="position:absolute;z-index:251664384;visibility:visible;mso-wrap-style:square;mso-width-percent:0;mso-height-percent:0;mso-wrap-distance-left:9pt;mso-wrap-distance-top:0;mso-wrap-distance-right:9pt;mso-wrap-distance-bottom:0;mso-position-horizontal:absolute;mso-position-horizontal-relative:page;mso-position-vertical:absolute;mso-position-vertical-relative:page;mso-width-percent:0;mso-height-percent:0;mso-width-relative:margin;mso-height-relative:margin" from="343.9pt,19.85pt" to="345.05pt,710.95pt" o:gfxdata="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" strokecolor="black [3213]" strokeweight=".5pt">
+              <v:line w14:anchorId="2CF9FACE" id="直線接點 6" o:spid="_x0000_s1026" style="position:absolute;z-index:251664384;visibility:visible;mso-wrap-style:square;mso-width-percent:0;mso-height-percent:0;mso-wrap-distance-left:9pt;mso-wrap-distance-top:0;mso-wrap-distance-right:9pt;mso-wrap-distance-bottom:0;mso-position-horizontal:absolute;mso-position-horizontal-relative:page;mso-position-vertical:absolute;mso-position-vertical-relative:page;mso-width-percent:0;mso-height-percent:0;mso-width-relative:margin;mso-height-relative:margin" from="343.9pt,19.85pt" to="345.05pt,710.95pt" o:gfxdata="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" strokecolor="black [3213]" strokeweight=".5pt">
                 <v:stroke dashstyle="3 1" joinstyle="miter"/>
                 <w10:wrap anchorx="page" anchory="page"/>
               </v:line>
@@ -27107,7 +27836,7 @@
           </mc:Choice>
           <mc:Fallback>
             <w:pict>
-              <v:line w14:anchorId="09462071" id="直線接點 4" o:spid="_x0000_s1026" style="position:absolute;z-index:251660288;visibility:visible;mso-wrap-style:square;mso-width-percent:0;mso-height-percent:0;mso-wrap-distance-left:9pt;mso-wrap-distance-top:0;mso-wrap-distance-right:9pt;mso-wrap-distance-bottom:0;mso-position-horizontal:absolute;mso-position-horizontal-relative:page;mso-position-vertical:absolute;mso-position-vertical-relative:page;mso-width-percent:0;mso-height-percent:0;mso-width-relative:margin;mso-height-relative:margin" from="343.9pt,19.85pt" to="345.05pt,710.95pt" o:gfxdata="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" strokecolor="black [3213]" strokeweight=".5pt">
+              <v:line w14:anchorId="14F8740E" id="直線接點 4" o:spid="_x0000_s1026" style="position:absolute;z-index:251660288;visibility:visible;mso-wrap-style:square;mso-width-percent:0;mso-height-percent:0;mso-wrap-distance-left:9pt;mso-wrap-distance-top:0;mso-wrap-distance-right:9pt;mso-wrap-distance-bottom:0;mso-position-horizontal:absolute;mso-position-horizontal-relative:page;mso-position-vertical:absolute;mso-position-vertical-relative:page;mso-width-percent:0;mso-height-percent:0;mso-width-relative:margin;mso-height-relative:margin" from="343.9pt,19.85pt" to="345.05pt,710.95pt" o:gfxdata="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" strokecolor="black [3213]" strokeweight=".5pt">
                 <v:stroke dashstyle="3 1" joinstyle="miter"/>
                 <w10:wrap anchorx="page" anchory="page"/>
               </v:line>
@@ -28338,7 +29067,7 @@
 </file>
 
 <file path=word/endnotes.xml><?xml version="1.0" encoding="utf-8"?>
-<w:endnotes xmlns:wpc="http://schemas.microsoft.com/office/word/2010/wordprocessingCanvas" xmlns:mc="http://schemas.openxmlformats.org/markup-compatibility/2006" xmlns:o="urn:schemas-microsoft-com:office:office" xmlns:r="http://schemas.openxmlformats.org/officeDocument/2006/relationships" xmlns:m="http://schemas.openxmlformats.org/officeDocument/2006/math" xmlns:v="urn:schemas-microsoft-com:vml" xmlns:wp14="http://schemas.microsoft.com/office/word/2010/wordprocessingDrawing" xmlns:wp="http://schemas.openxmlformats.org/drawingml/2006/wordprocessingDrawing" xmlns:w10="urn:schemas-microsoft-com:office:word" xmlns:w="http://schemas.openxmlformats.org/wordprocessingml/2006/main" xmlns:w14="http://schemas.microsoft.com/office/word/2010/wordml" xmlns:w15="http://schemas.microsoft.com/office/word/2012/wordml" xmlns:wpg="http://schemas.microsoft.com/office/word/2010/wordprocessingGroup" xmlns:wpi="http://schemas.microsoft.com/office/word/2010/wordprocessingInk" xmlns:wne="http://schemas.microsoft.com/office/word/2006/wordml" xmlns:wps="http://schemas.microsoft.com/office/word/2010/wordprocessingShape" mc:Ignorable="w14 w15 wp14">
+<w:endnotes xmlns:wpc="http://schemas.microsoft.com/office/word/2010/wordprocessingCanvas" xmlns:cx="http://schemas.microsoft.com/office/drawing/2014/chartex" xmlns:cx1="http://schemas.microsoft.com/office/drawing/2015/9/8/chartex" xmlns:cx2="http://schemas.microsoft.com/office/drawing/2015/10/21/chartex" xmlns:cx3="http://schemas.microsoft.com/office/drawing/2016/5/9/chartex" xmlns:cx4="http://schemas.microsoft.com/office/drawing/2016/5/10/chartex" xmlns:cx5="http://schemas.microsoft.com/office/drawing/2016/5/11/chartex" xmlns:cx6="http://schemas.microsoft.com/office/drawing/2016/5/12/chartex" xmlns:cx7="http://schemas.microsoft.com/office/drawing/2016/5/13/chartex" xmlns:cx8="http://schemas.microsoft.com/office/drawing/2016/5/14/chartex" xmlns:mc="http://schemas.openxmlformats.org/markup-compatibility/2006" xmlns:aink="http://schemas.microsoft.com/office/drawing/2016/ink" xmlns:am3d="http://schemas.microsoft.com/office/drawing/2017/model3d" xmlns:o="urn:schemas-microsoft-com:office:office" xmlns:oel="http://schemas.microsoft.com/office/2019/extlst" xmlns:r="http://schemas.openxmlformats.org/officeDocument/2006/relationships" xmlns:m="http://schemas.openxmlformats.org/officeDocument/2006/math" xmlns:v="urn:schemas-microsoft-com:vml" xmlns:wp14="http://schemas.microsoft.com/office/word/2010/wordprocessingDrawing" xmlns:wp="http://schemas.openxmlformats.org/drawingml/2006/wordprocessingDrawing" xmlns:w10="urn:schemas-microsoft-com:office:word" xmlns:w="http://schemas.openxmlformats.org/wordprocessingml/2006/main" xmlns:w14="http://schemas.microsoft.com/office/word/2010/wordml" xmlns:w15="http://schemas.microsoft.com/office/word/2012/wordml" xmlns:w16cex="http://schemas.microsoft.com/office/word/2018/wordml/cex" xmlns:w16cid="http://schemas.microsoft.com/office/word/2016/wordml/cid" xmlns:w16="http://schemas.microsoft.com/office/word/2018/wordml" xmlns:w16sdtdh="http://schemas.microsoft.com/office/word/2020/wordml/sdtdatahash" xmlns:w16se="http://schemas.microsoft.com/office/word/2015/wordml/symex" xmlns:wpg="http://schemas.microsoft.com/office/word/2010/wordprocessingGroup" xmlns:wpi="http://schemas.microsoft.com/office/word/2010/wordprocessingInk" xmlns:wne="http://schemas.microsoft.com/office/word/2006/wordml" xmlns:wps="http://schemas.microsoft.com/office/word/2010/wordprocessingShape" mc:Ignorable="w14 w15 w16se w16cid w16 w16cex w16sdtdh wp14">
   <w:endnote w:type="separator" w:id="-1">
     <w:p>
       <w:r>
@@ -28357,7 +29086,7 @@
 </file>
 
 <file path=word/footnotes.xml><?xml version="1.0" encoding="utf-8"?>
-<w:footnotes xmlns:wpc="http://schemas.microsoft.com/office/word/2010/wordprocessingCanvas" xmlns:mc="http://schemas.openxmlformats.org/markup-compatibility/2006" xmlns:o="urn:schemas-microsoft-com:office:office" xmlns:r="http://schemas.openxmlformats.org/officeDocument/2006/relationships" xmlns:m="http://schemas.openxmlformats.org/officeDocument/2006/math" xmlns:v="urn:schemas-microsoft-com:vml" xmlns:wp14="http://schemas.microsoft.com/office/word/2010/wordprocessingDrawing" xmlns:wp="http://schemas.openxmlformats.org/drawingml/2006/wordprocessingDrawing" xmlns:w10="urn:schemas-microsoft-com:office:word" xmlns:w="http://schemas.openxmlformats.org/wordprocessingml/2006/main" xmlns:w14="http://schemas.microsoft.com/office/word/2010/wordml" xmlns:w15="http://schemas.microsoft.com/office/word/2012/wordml" xmlns:wpg="http://schemas.microsoft.com/office/word/2010/wordprocessingGroup" xmlns:wpi="http://schemas.microsoft.com/office/word/2010/wordprocessingInk" xmlns:wne="http://schemas.microsoft.com/office/word/2006/wordml" xmlns:wps="http://schemas.microsoft.com/office/word/2010/wordprocessingShape" mc:Ignorable="w14 w15 wp14">
+<w:footnotes xmlns:wpc="http://schemas.microsoft.com/office/word/2010/wordprocessingCanvas" xmlns:cx="http://schemas.microsoft.com/office/drawing/2014/chartex" xmlns:cx1="http://schemas.microsoft.com/office/drawing/2015/9/8/chartex" xmlns:cx2="http://schemas.microsoft.com/office/drawing/2015/10/21/chartex" xmlns:cx3="http://schemas.microsoft.com/office/drawing/2016/5/9/chartex" xmlns:cx4="http://schemas.microsoft.com/office/drawing/2016/5/10/chartex" xmlns:cx5="http://schemas.microsoft.com/office/drawing/2016/5/11/chartex" xmlns:cx6="http://schemas.microsoft.com/office/drawing/2016/5/12/chartex" xmlns:cx7="http://schemas.microsoft.com/office/drawing/2016/5/13/chartex" xmlns:cx8="http://schemas.microsoft.com/office/drawing/2016/5/14/chartex" xmlns:mc="http://schemas.openxmlformats.org/markup-compatibility/2006" xmlns:aink="http://schemas.microsoft.com/office/drawing/2016/ink" xmlns:am3d="http://schemas.microsoft.com/office/drawing/2017/model3d" xmlns:o="urn:schemas-microsoft-com:office:office" xmlns:oel="http://schemas.microsoft.com/office/2019/extlst" xmlns:r="http://schemas.openxmlformats.org/officeDocument/2006/relationships" xmlns:m="http://schemas.openxmlformats.org/officeDocument/2006/math" xmlns:v="urn:schemas-microsoft-com:vml" xmlns:wp14="http://schemas.microsoft.com/office/word/2010/wordprocessingDrawing" xmlns:wp="http://schemas.openxmlformats.org/drawingml/2006/wordprocessingDrawing" xmlns:w10="urn:schemas-microsoft-com:office:word" xmlns:w="http://schemas.openxmlformats.org/wordprocessingml/2006/main" xmlns:w14="http://schemas.microsoft.com/office/word/2010/wordml" xmlns:w15="http://schemas.microsoft.com/office/word/2012/wordml" xmlns:w16cex="http://schemas.microsoft.com/office/word/2018/wordml/cex" xmlns:w16cid="http://schemas.microsoft.com/office/word/2016/wordml/cid" xmlns:w16="http://schemas.microsoft.com/office/word/2018/wordml" xmlns:w16sdtdh="http://schemas.microsoft.com/office/word/2020/wordml/sdtdatahash" xmlns:w16se="http://schemas.microsoft.com/office/word/2015/wordml/symex" xmlns:wpg="http://schemas.microsoft.com/office/word/2010/wordprocessingGroup" xmlns:wpi="http://schemas.microsoft.com/office/word/2010/wordprocessingInk" xmlns:wne="http://schemas.microsoft.com/office/word/2006/wordml" xmlns:wps="http://schemas.microsoft.com/office/word/2010/wordprocessingShape" mc:Ignorable="w14 w15 w16se w16cid w16 w16cex w16sdtdh wp14">
   <w:footnote w:type="separator" w:id="-1">
     <w:p>
       <w:r>
@@ -28376,7 +29105,7 @@
 </file>
 
 <file path=word/header1.xml><?xml version="1.0" encoding="utf-8"?>
-<w:hdr xmlns:wpc="http://schemas.microsoft.com/office/word/2010/wordprocessingCanvas" xmlns:mc="http://schemas.openxmlformats.org/markup-compatibility/2006" xmlns:o="urn:schemas-microsoft-com:office:office" xmlns:r="http://schemas.openxmlformats.org/officeDocument/2006/relationships" xmlns:m="http://schemas.openxmlformats.org/officeDocument/2006/math" xmlns:v="urn:schemas-microsoft-com:vml" xmlns:wp14="http://schemas.microsoft.com/office/word/2010/wordprocessingDrawing" xmlns:wp="http://schemas.openxmlformats.org/drawingml/2006/wordprocessingDrawing" xmlns:w10="urn:schemas-microsoft-com:office:word" xmlns:w="http://schemas.openxmlformats.org/wordprocessingml/2006/main" xmlns:w14="http://schemas.microsoft.com/office/word/2010/wordml" xmlns:w15="http://schemas.microsoft.com/office/word/2012/wordml" xmlns:wpg="http://schemas.microsoft.com/office/word/2010/wordprocessingGroup" xmlns:wpi="http://schemas.microsoft.com/office/word/2010/wordprocessingInk" xmlns:wne="http://schemas.microsoft.com/office/word/2006/wordml" xmlns:wps="http://schemas.microsoft.com/office/word/2010/wordprocessingShape" mc:Ignorable="w14 w15 wp14">
+<w:hdr xmlns:wpc="http://schemas.microsoft.com/office/word/2010/wordprocessingCanvas" xmlns:cx="http://schemas.microsoft.com/office/drawing/2014/chartex" xmlns:cx1="http://schemas.microsoft.com/office/drawing/2015/9/8/chartex" xmlns:cx2="http://schemas.microsoft.com/office/drawing/2015/10/21/chartex" xmlns:cx3="http://schemas.microsoft.com/office/drawing/2016/5/9/chartex" xmlns:cx4="http://schemas.microsoft.com/office/drawing/2016/5/10/chartex" xmlns:cx5="http://schemas.microsoft.com/office/drawing/2016/5/11/chartex" xmlns:cx6="http://schemas.microsoft.com/office/drawing/2016/5/12/chartex" xmlns:cx7="http://schemas.microsoft.com/office/drawing/2016/5/13/chartex" xmlns:cx8="http://schemas.microsoft.com/office/drawing/2016/5/14/chartex" xmlns:mc="http://schemas.openxmlformats.org/markup-compatibility/2006" xmlns:aink="http://schemas.microsoft.com/office/drawing/2016/ink" xmlns:am3d="http://schemas.microsoft.com/office/drawing/2017/model3d" xmlns:o="urn:schemas-microsoft-com:office:office" xmlns:oel="http://schemas.microsoft.com/office/2019/extlst" xmlns:r="http://schemas.openxmlformats.org/officeDocument/2006/relationships" xmlns:m="http://schemas.openxmlformats.org/officeDocument/2006/math" xmlns:v="urn:schemas-microsoft-com:vml" xmlns:wp14="http://schemas.microsoft.com/office/word/2010/wordprocessingDrawing" xmlns:wp="http://schemas.openxmlformats.org/drawingml/2006/wordprocessingDrawing" xmlns:w10="urn:schemas-microsoft-com:office:word" xmlns:w="http://schemas.openxmlformats.org/wordprocessingml/2006/main" xmlns:w14="http://schemas.microsoft.com/office/word/2010/wordml" xmlns:w15="http://schemas.microsoft.com/office/word/2012/wordml" xmlns:w16cex="http://schemas.microsoft.com/office/word/2018/wordml/cex" xmlns:w16cid="http://schemas.microsoft.com/office/word/2016/wordml/cid" xmlns:w16="http://schemas.microsoft.com/office/word/2018/wordml" xmlns:w16sdtdh="http://schemas.microsoft.com/office/word/2020/wordml/sdtdatahash" xmlns:w16se="http://schemas.microsoft.com/office/word/2015/wordml/symex" xmlns:wpg="http://schemas.microsoft.com/office/word/2010/wordprocessingGroup" xmlns:wpi="http://schemas.microsoft.com/office/word/2010/wordprocessingInk" xmlns:wne="http://schemas.microsoft.com/office/word/2006/wordml" xmlns:wps="http://schemas.microsoft.com/office/word/2010/wordprocessingShape" mc:Ignorable="w14 w15 w16se w16cid w16 w16cex w16sdtdh wp14">
   <w:p>
     <w:pPr>
       <w:pStyle w:val="a4"/>
@@ -28834,7 +29563,7 @@
 </file>
 
 <file path=word/header2.xml><?xml version="1.0" encoding="utf-8"?>
-<w:hdr xmlns:wpc="http://schemas.microsoft.com/office/word/2010/wordprocessingCanvas" xmlns:mc="http://schemas.openxmlformats.org/markup-compatibility/2006" xmlns:o="urn:schemas-microsoft-com:office:office" xmlns:r="http://schemas.openxmlformats.org/officeDocument/2006/relationships" xmlns:m="http://schemas.openxmlformats.org/officeDocument/2006/math" xmlns:v="urn:schemas-microsoft-com:vml" xmlns:wp14="http://schemas.microsoft.com/office/word/2010/wordprocessingDrawing" xmlns:wp="http://schemas.openxmlformats.org/drawingml/2006/wordprocessingDrawing" xmlns:w10="urn:schemas-microsoft-com:office:word" xmlns:w="http://schemas.openxmlformats.org/wordprocessingml/2006/main" xmlns:w14="http://schemas.microsoft.com/office/word/2010/wordml" xmlns:w15="http://schemas.microsoft.com/office/word/2012/wordml" xmlns:wpg="http://schemas.microsoft.com/office/word/2010/wordprocessingGroup" xmlns:wpi="http://schemas.microsoft.com/office/word/2010/wordprocessingInk" xmlns:wne="http://schemas.microsoft.com/office/word/2006/wordml" xmlns:wps="http://schemas.microsoft.com/office/word/2010/wordprocessingShape" mc:Ignorable="w14 w15 wp14">
+<w:hdr xmlns:wpc="http://schemas.microsoft.com/office/word/2010/wordprocessingCanvas" xmlns:cx="http://schemas.microsoft.com/office/drawing/2014/chartex" xmlns:cx1="http://schemas.microsoft.com/office/drawing/2015/9/8/chartex" xmlns:cx2="http://schemas.microsoft.com/office/drawing/2015/10/21/chartex" xmlns:cx3="http://schemas.microsoft.com/office/drawing/2016/5/9/chartex" xmlns:cx4="http://schemas.microsoft.com/office/drawing/2016/5/10/chartex" xmlns:cx5="http://schemas.microsoft.com/office/drawing/2016/5/11/chartex" xmlns:cx6="http://schemas.microsoft.com/office/drawing/2016/5/12/chartex" xmlns:cx7="http://schemas.microsoft.com/office/drawing/2016/5/13/chartex" xmlns:cx8="http://schemas.microsoft.com/office/drawing/2016/5/14/chartex" xmlns:mc="http://schemas.openxmlformats.org/markup-compatibility/2006" xmlns:aink="http://schemas.microsoft.com/office/drawing/2016/ink" xmlns:am3d="http://schemas.microsoft.com/office/drawing/2017/model3d" xmlns:o="urn:schemas-microsoft-com:office:office" xmlns:oel="http://schemas.microsoft.com/office/2019/extlst" xmlns:r="http://schemas.openxmlformats.org/officeDocument/2006/relationships" xmlns:m="http://schemas.openxmlformats.org/officeDocument/2006/math" xmlns:v="urn:schemas-microsoft-com:vml" xmlns:wp14="http://schemas.microsoft.com/office/word/2010/wordprocessingDrawing" xmlns:wp="http://schemas.openxmlformats.org/drawingml/2006/wordprocessingDrawing" xmlns:w10="urn:schemas-microsoft-com:office:word" xmlns:w="http://schemas.openxmlformats.org/wordprocessingml/2006/main" xmlns:w14="http://schemas.microsoft.com/office/word/2010/wordml" xmlns:w15="http://schemas.microsoft.com/office/word/2012/wordml" xmlns:w16cex="http://schemas.microsoft.com/office/word/2018/wordml/cex" xmlns:w16cid="http://schemas.microsoft.com/office/word/2016/wordml/cid" xmlns:w16="http://schemas.microsoft.com/office/word/2018/wordml" xmlns:w16sdtdh="http://schemas.microsoft.com/office/word/2020/wordml/sdtdatahash" xmlns:w16se="http://schemas.microsoft.com/office/word/2015/wordml/symex" xmlns:wpg="http://schemas.microsoft.com/office/word/2010/wordprocessingGroup" xmlns:wpi="http://schemas.microsoft.com/office/word/2010/wordprocessingInk" xmlns:wne="http://schemas.microsoft.com/office/word/2006/wordml" xmlns:wps="http://schemas.microsoft.com/office/word/2010/wordprocessingShape" mc:Ignorable="w14 w15 w16se w16cid w16 w16cex w16sdtdh wp14">
   <w:p>
     <w:pPr>
       <w:pStyle w:val="a4"/>
@@ -29292,7 +30021,7 @@
 </file>
 
 <file path=word/header3.xml><?xml version="1.0" encoding="utf-8"?>
-<w:hdr xmlns:wpc="http://schemas.microsoft.com/office/word/2010/wordprocessingCanvas" xmlns:mc="http://schemas.openxmlformats.org/markup-compatibility/2006" xmlns:o="urn:schemas-microsoft-com:office:office" xmlns:r="http://schemas.openxmlformats.org/officeDocument/2006/relationships" xmlns:m="http://schemas.openxmlformats.org/officeDocument/2006/math" xmlns:v="urn:schemas-microsoft-com:vml" xmlns:wp14="http://schemas.microsoft.com/office/word/2010/wordprocessingDrawing" xmlns:wp="http://schemas.openxmlformats.org/drawingml/2006/wordprocessingDrawing" xmlns:w10="urn:schemas-microsoft-com:office:word" xmlns:w="http://schemas.openxmlformats.org/wordprocessingml/2006/main" xmlns:w14="http://schemas.microsoft.com/office/word/2010/wordml" xmlns:w15="http://schemas.microsoft.com/office/word/2012/wordml" xmlns:wpg="http://schemas.microsoft.com/office/word/2010/wordprocessingGroup" xmlns:wpi="http://schemas.microsoft.com/office/word/2010/wordprocessingInk" xmlns:wne="http://schemas.microsoft.com/office/word/2006/wordml" xmlns:wps="http://schemas.microsoft.com/office/word/2010/wordprocessingShape" mc:Ignorable="w14 w15 wp14">
+<w:hdr xmlns:wpc="http://schemas.microsoft.com/office/word/2010/wordprocessingCanvas" xmlns:cx="http://schemas.microsoft.com/office/drawing/2014/chartex" xmlns:cx1="http://schemas.microsoft.com/office/drawing/2015/9/8/chartex" xmlns:cx2="http://schemas.microsoft.com/office/drawing/2015/10/21/chartex" xmlns:cx3="http://schemas.microsoft.com/office/drawing/2016/5/9/chartex" xmlns:cx4="http://schemas.microsoft.com/office/drawing/2016/5/10/chartex" xmlns:cx5="http://schemas.microsoft.com/office/drawing/2016/5/11/chartex" xmlns:cx6="http://schemas.microsoft.com/office/drawing/2016/5/12/chartex" xmlns:cx7="http://schemas.microsoft.com/office/drawing/2016/5/13/chartex" xmlns:cx8="http://schemas.microsoft.com/office/drawing/2016/5/14/chartex" xmlns:mc="http://schemas.openxmlformats.org/markup-compatibility/2006" xmlns:aink="http://schemas.microsoft.com/office/drawing/2016/ink" xmlns:am3d="http://schemas.microsoft.com/office/drawing/2017/model3d" xmlns:o="urn:schemas-microsoft-com:office:office" xmlns:oel="http://schemas.microsoft.com/office/2019/extlst" xmlns:r="http://schemas.openxmlformats.org/officeDocument/2006/relationships" xmlns:m="http://schemas.openxmlformats.org/officeDocument/2006/math" xmlns:v="urn:schemas-microsoft-com:vml" xmlns:wp14="http://schemas.microsoft.com/office/word/2010/wordprocessingDrawing" xmlns:wp="http://schemas.openxmlformats.org/drawingml/2006/wordprocessingDrawing" xmlns:w10="urn:schemas-microsoft-com:office:word" xmlns:w="http://schemas.openxmlformats.org/wordprocessingml/2006/main" xmlns:w14="http://schemas.microsoft.com/office/word/2010/wordml" xmlns:w15="http://schemas.microsoft.com/office/word/2012/wordml" xmlns:w16cex="http://schemas.microsoft.com/office/word/2018/wordml/cex" xmlns:w16cid="http://schemas.microsoft.com/office/word/2016/wordml/cid" xmlns:w16="http://schemas.microsoft.com/office/word/2018/wordml" xmlns:w16sdtdh="http://schemas.microsoft.com/office/word/2020/wordml/sdtdatahash" xmlns:w16se="http://schemas.microsoft.com/office/word/2015/wordml/symex" xmlns:wpg="http://schemas.microsoft.com/office/word/2010/wordprocessingGroup" xmlns:wpi="http://schemas.microsoft.com/office/word/2010/wordprocessingInk" xmlns:wne="http://schemas.microsoft.com/office/word/2006/wordml" xmlns:wps="http://schemas.microsoft.com/office/word/2010/wordprocessingShape" mc:Ignorable="w14 w15 w16se w16cid w16 w16cex w16sdtdh wp14">
   <w:p>
     <w:pPr>
       <w:pStyle w:val="a4"/>
@@ -29750,7 +30479,7 @@
 </file>
 
 <file path=word/header4.xml><?xml version="1.0" encoding="utf-8"?>
-<w:hdr xmlns:wpc="http://schemas.microsoft.com/office/word/2010/wordprocessingCanvas" xmlns:mc="http://schemas.openxmlformats.org/markup-compatibility/2006" xmlns:o="urn:schemas-microsoft-com:office:office" xmlns:r="http://schemas.openxmlformats.org/officeDocument/2006/relationships" xmlns:m="http://schemas.openxmlformats.org/officeDocument/2006/math" xmlns:v="urn:schemas-microsoft-com:vml" xmlns:wp14="http://schemas.microsoft.com/office/word/2010/wordprocessingDrawing" xmlns:wp="http://schemas.openxmlformats.org/drawingml/2006/wordprocessingDrawing" xmlns:w10="urn:schemas-microsoft-com:office:word" xmlns:w="http://schemas.openxmlformats.org/wordprocessingml/2006/main" xmlns:w14="http://schemas.microsoft.com/office/word/2010/wordml" xmlns:w15="http://schemas.microsoft.com/office/word/2012/wordml" xmlns:wpg="http://schemas.microsoft.com/office/word/2010/wordprocessingGroup" xmlns:wpi="http://schemas.microsoft.com/office/word/2010/wordprocessingInk" xmlns:wne="http://schemas.microsoft.com/office/word/2006/wordml" xmlns:wps="http://schemas.microsoft.com/office/word/2010/wordprocessingShape" mc:Ignorable="w14 w15 wp14">
+<w:hdr xmlns:wpc="http://schemas.microsoft.com/office/word/2010/wordprocessingCanvas" xmlns:cx="http://schemas.microsoft.com/office/drawing/2014/chartex" xmlns:cx1="http://schemas.microsoft.com/office/drawing/2015/9/8/chartex" xmlns:cx2="http://schemas.microsoft.com/office/drawing/2015/10/21/chartex" xmlns:cx3="http://schemas.microsoft.com/office/drawing/2016/5/9/chartex" xmlns:cx4="http://schemas.microsoft.com/office/drawing/2016/5/10/chartex" xmlns:cx5="http://schemas.microsoft.com/office/drawing/2016/5/11/chartex" xmlns:cx6="http://schemas.microsoft.com/office/drawing/2016/5/12/chartex" xmlns:cx7="http://schemas.microsoft.com/office/drawing/2016/5/13/chartex" xmlns:cx8="http://schemas.microsoft.com/office/drawing/2016/5/14/chartex" xmlns:mc="http://schemas.openxmlformats.org/markup-compatibility/2006" xmlns:aink="http://schemas.microsoft.com/office/drawing/2016/ink" xmlns:am3d="http://schemas.microsoft.com/office/drawing/2017/model3d" xmlns:o="urn:schemas-microsoft-com:office:office" xmlns:oel="http://schemas.microsoft.com/office/2019/extlst" xmlns:r="http://schemas.openxmlformats.org/officeDocument/2006/relationships" xmlns:m="http://schemas.openxmlformats.org/officeDocument/2006/math" xmlns:v="urn:schemas-microsoft-com:vml" xmlns:wp14="http://schemas.microsoft.com/office/word/2010/wordprocessingDrawing" xmlns:wp="http://schemas.openxmlformats.org/drawingml/2006/wordprocessingDrawing" xmlns:w10="urn:schemas-microsoft-com:office:word" xmlns:w="http://schemas.openxmlformats.org/wordprocessingml/2006/main" xmlns:w14="http://schemas.microsoft.com/office/word/2010/wordml" xmlns:w15="http://schemas.microsoft.com/office/word/2012/wordml" xmlns:w16cex="http://schemas.microsoft.com/office/word/2018/wordml/cex" xmlns:w16cid="http://schemas.microsoft.com/office/word/2016/wordml/cid" xmlns:w16="http://schemas.microsoft.com/office/word/2018/wordml" xmlns:w16sdtdh="http://schemas.microsoft.com/office/word/2020/wordml/sdtdatahash" xmlns:w16se="http://schemas.microsoft.com/office/word/2015/wordml/symex" xmlns:wpg="http://schemas.microsoft.com/office/word/2010/wordprocessingGroup" xmlns:wpi="http://schemas.microsoft.com/office/word/2010/wordprocessingInk" xmlns:wne="http://schemas.microsoft.com/office/word/2006/wordml" xmlns:wps="http://schemas.microsoft.com/office/word/2010/wordprocessingShape" mc:Ignorable="w14 w15 w16se w16cid w16 w16cex w16sdtdh wp14">
   <w:p>
     <w:pPr>
       <w:pStyle w:val="a4"/>
@@ -30208,7 +30937,7 @@
 </file>
 
 <file path=word/numbering.xml><?xml version="1.0" encoding="utf-8"?>
-<w:numbering xmlns:wpc="http://schemas.microsoft.com/office/word/2010/wordprocessingCanvas" xmlns:mc="http://schemas.openxmlformats.org/markup-compatibility/2006" xmlns:o="urn:schemas-microsoft-com:office:office" xmlns:r="http://schemas.openxmlformats.org/officeDocument/2006/relationships" xmlns:m="http://schemas.openxmlformats.org/officeDocument/2006/math" xmlns:v="urn:schemas-microsoft-com:vml" xmlns:wp14="http://schemas.microsoft.com/office/word/2010/wordprocessingDrawing" xmlns:wp="http://schemas.openxmlformats.org/drawingml/2006/wordprocessingDrawing" xmlns:w10="urn:schemas-microsoft-com:office:word" xmlns:w="http://schemas.openxmlformats.org/wordprocessingml/2006/main" xmlns:w14="http://schemas.microsoft.com/office/word/2010/wordml" xmlns:w15="http://schemas.microsoft.com/office/word/2012/wordml" xmlns:wpg="http://schemas.microsoft.com/office/word/2010/wordprocessingGroup" xmlns:wpi="http://schemas.microsoft.com/office/word/2010/wordprocessingInk" xmlns:wne="http://schemas.microsoft.com/office/word/2006/wordml" xmlns:wps="http://schemas.microsoft.com/office/word/2010/wordprocessingShape" mc:Ignorable="w14 w15 wp14">
+<w:numbering xmlns:wpc="http://schemas.microsoft.com/office/word/2010/wordprocessingCanvas" xmlns:cx="http://schemas.microsoft.com/office/drawing/2014/chartex" xmlns:cx1="http://schemas.microsoft.com/office/drawing/2015/9/8/chartex" xmlns:cx2="http://schemas.microsoft.com/office/drawing/2015/10/21/chartex" xmlns:cx3="http://schemas.microsoft.com/office/drawing/2016/5/9/chartex" xmlns:cx4="http://schemas.microsoft.com/office/drawing/2016/5/10/chartex" xmlns:cx5="http://schemas.microsoft.com/office/drawing/2016/5/11/chartex" xmlns:cx6="http://schemas.microsoft.com/office/drawing/2016/5/12/chartex" xmlns:cx7="http://schemas.microsoft.com/office/drawing/2016/5/13/chartex" xmlns:cx8="http://schemas.microsoft.com/office/drawing/2016/5/14/chartex" xmlns:mc="http://schemas.openxmlformats.org/markup-compatibility/2006" xmlns:aink="http://schemas.microsoft.com/office/drawing/2016/ink" xmlns:am3d="http://schemas.microsoft.com/office/drawing/2017/model3d" xmlns:o="urn:schemas-microsoft-com:office:office" xmlns:oel="http://schemas.microsoft.com/office/2019/extlst" xmlns:r="http://schemas.openxmlformats.org/officeDocument/2006/relationships" xmlns:m="http://schemas.openxmlformats.org/officeDocument/2006/math" xmlns:v="urn:schemas-microsoft-com:vml" xmlns:wp14="http://schemas.microsoft.com/office/word/2010/wordprocessingDrawing" xmlns:wp="http://schemas.openxmlformats.org/drawingml/2006/wordprocessingDrawing" xmlns:w10="urn:schemas-microsoft-com:office:word" xmlns:w="http://schemas.openxmlformats.org/wordprocessingml/2006/main" xmlns:w14="http://schemas.microsoft.com/office/word/2010/wordml" xmlns:w15="http://schemas.microsoft.com/office/word/2012/wordml" xmlns:w16cex="http://schemas.microsoft.com/office/word/2018/wordml/cex" xmlns:w16cid="http://schemas.microsoft.com/office/word/2016/wordml/cid" xmlns:w16="http://schemas.microsoft.com/office/word/2018/wordml" xmlns:w16sdtdh="http://schemas.microsoft.com/office/word/2020/wordml/sdtdatahash" xmlns:w16se="http://schemas.microsoft.com/office/word/2015/wordml/symex" xmlns:wpg="http://schemas.microsoft.com/office/word/2010/wordprocessingGroup" xmlns:wpi="http://schemas.microsoft.com/office/word/2010/wordprocessingInk" xmlns:wne="http://schemas.microsoft.com/office/word/2006/wordml" xmlns:wps="http://schemas.microsoft.com/office/word/2010/wordprocessingShape" mc:Ignorable="w14 w15 w16se w16cid w16 w16cex w16sdtdh wp14">
   <w:abstractNum w:abstractNumId="0" w15:restartNumberingAfterBreak="0">
     <w:nsid w:val="0397573A"/>
     <w:multiLevelType w:val="hybridMultilevel"/>
@@ -31900,68 +32629,68 @@
       </w:pPr>
     </w:lvl>
   </w:abstractNum>
-  <w:num w:numId="1">
+  <w:num w:numId="1" w16cid:durableId="1869902896">
     <w:abstractNumId w:val="18"/>
   </w:num>
-  <w:num w:numId="2">
+  <w:num w:numId="2" w16cid:durableId="193815071">
     <w:abstractNumId w:val="5"/>
   </w:num>
-  <w:num w:numId="3">
+  <w:num w:numId="3" w16cid:durableId="1534725729">
     <w:abstractNumId w:val="9"/>
   </w:num>
-  <w:num w:numId="4">
+  <w:num w:numId="4" w16cid:durableId="1167672348">
     <w:abstractNumId w:val="3"/>
   </w:num>
-  <w:num w:numId="5">
+  <w:num w:numId="5" w16cid:durableId="1206940735">
     <w:abstractNumId w:val="10"/>
   </w:num>
-  <w:num w:numId="6">
+  <w:num w:numId="6" w16cid:durableId="609121970">
     <w:abstractNumId w:val="17"/>
   </w:num>
-  <w:num w:numId="7">
+  <w:num w:numId="7" w16cid:durableId="305017571">
     <w:abstractNumId w:val="16"/>
   </w:num>
-  <w:num w:numId="8">
+  <w:num w:numId="8" w16cid:durableId="758906959">
     <w:abstractNumId w:val="8"/>
   </w:num>
-  <w:num w:numId="9">
+  <w:num w:numId="9" w16cid:durableId="978874847">
     <w:abstractNumId w:val="14"/>
   </w:num>
-  <w:num w:numId="10">
+  <w:num w:numId="10" w16cid:durableId="497966304">
     <w:abstractNumId w:val="4"/>
   </w:num>
-  <w:num w:numId="11">
+  <w:num w:numId="11" w16cid:durableId="1167089325">
     <w:abstractNumId w:val="11"/>
   </w:num>
-  <w:num w:numId="12">
+  <w:num w:numId="12" w16cid:durableId="1743914384">
     <w:abstractNumId w:val="2"/>
   </w:num>
-  <w:num w:numId="13">
+  <w:num w:numId="13" w16cid:durableId="591011817">
     <w:abstractNumId w:val="12"/>
   </w:num>
-  <w:num w:numId="14">
+  <w:num w:numId="14" w16cid:durableId="1246643627">
     <w:abstractNumId w:val="13"/>
   </w:num>
-  <w:num w:numId="15">
+  <w:num w:numId="15" w16cid:durableId="8601">
     <w:abstractNumId w:val="1"/>
   </w:num>
-  <w:num w:numId="16">
+  <w:num w:numId="16" w16cid:durableId="313604471">
     <w:abstractNumId w:val="0"/>
   </w:num>
-  <w:num w:numId="17">
+  <w:num w:numId="17" w16cid:durableId="583298911">
     <w:abstractNumId w:val="15"/>
   </w:num>
-  <w:num w:numId="18">
+  <w:num w:numId="18" w16cid:durableId="814494745">
     <w:abstractNumId w:val="7"/>
   </w:num>
-  <w:num w:numId="19">
+  <w:num w:numId="19" w16cid:durableId="1466511827">
     <w:abstractNumId w:val="6"/>
   </w:num>
 </w:numbering>
 </file>
 
 <file path=word/styles.xml><?xml version="1.0" encoding="utf-8"?>
-<w:styles xmlns:mc="http://schemas.openxmlformats.org/markup-compatibility/2006" xmlns:r="http://schemas.openxmlformats.org/officeDocument/2006/relationships" xmlns:w="http://schemas.openxmlformats.org/wordprocessingml/2006/main" xmlns:w14="http://schemas.microsoft.com/office/word/2010/wordml" xmlns:w15="http://schemas.microsoft.com/office/word/2012/wordml" mc:Ignorable="w14 w15">
+<w:styles xmlns:mc="http://schemas.openxmlformats.org/markup-compatibility/2006" xmlns:r="http://schemas.openxmlformats.org/officeDocument/2006/relationships" xmlns:w="http://schemas.openxmlformats.org/wordprocessingml/2006/main" xmlns:w14="http://schemas.microsoft.com/office/word/2010/wordml" xmlns:w15="http://schemas.microsoft.com/office/word/2012/wordml" xmlns:w16cex="http://schemas.microsoft.com/office/word/2018/wordml/cex" xmlns:w16cid="http://schemas.microsoft.com/office/word/2016/wordml/cid" xmlns:w16="http://schemas.microsoft.com/office/word/2018/wordml" xmlns:w16sdtdh="http://schemas.microsoft.com/office/word/2020/wordml/sdtdatahash" xmlns:w16se="http://schemas.microsoft.com/office/word/2015/wordml/symex" mc:Ignorable="w14 w15 w16se w16cid w16 w16cex w16sdtdh">
   <w:docDefaults>
     <w:rPrDefault>
       <w:rPr>
@@ -31974,7 +32703,7 @@
     </w:rPrDefault>
     <w:pPrDefault/>
   </w:docDefaults>
-  <w:latentStyles w:defLockedState="0" w:defUIPriority="99" w:defSemiHidden="0" w:defUnhideWhenUsed="0" w:defQFormat="0" w:count="371">
+  <w:latentStyles w:defLockedState="0" w:defUIPriority="99" w:defSemiHidden="0" w:defUnhideWhenUsed="0" w:defQFormat="0" w:count="376">
     <w:lsdException w:name="Normal" w:uiPriority="0" w:qFormat="1"/>
     <w:lsdException w:name="heading 1" w:uiPriority="9" w:qFormat="1"/>
     <w:lsdException w:name="heading 2" w:semiHidden="1" w:uiPriority="9" w:unhideWhenUsed="1" w:qFormat="1"/>
@@ -32346,6 +33075,11 @@
     <w:lsdException w:name="List Table 5 Dark Accent 6" w:uiPriority="50"/>
     <w:lsdException w:name="List Table 6 Colorful Accent 6" w:uiPriority="51"/>
     <w:lsdException w:name="List Table 7 Colorful Accent 6" w:uiPriority="52"/>
+    <w:lsdException w:name="Mention" w:semiHidden="1" w:unhideWhenUsed="1"/>
+    <w:lsdException w:name="Smart Hyperlink" w:semiHidden="1" w:unhideWhenUsed="1"/>
+    <w:lsdException w:name="Hashtag" w:semiHidden="1" w:unhideWhenUsed="1"/>
+    <w:lsdException w:name="Unresolved Mention" w:semiHidden="1" w:unhideWhenUsed="1"/>
+    <w:lsdException w:name="Smart Link" w:semiHidden="1" w:unhideWhenUsed="1"/>
   </w:latentStyles>
   <w:style w:type="paragraph" w:default="1" w:styleId="a">
     <w:name w:val="Normal"/>

--- a/新泰週報20260823[2634]B4F.docx
+++ b/新泰週報20260823[2634]B4F.docx
@@ -1,6 +1,6 @@
 
 <file path=word/document.xml><?xml version="1.0" encoding="utf-8"?>
-<w:document xmlns:wpc="http://schemas.microsoft.com/office/word/2010/wordprocessingCanvas" xmlns:cx="http://schemas.microsoft.com/office/drawing/2014/chartex" xmlns:cx1="http://schemas.microsoft.com/office/drawing/2015/9/8/chartex" xmlns:cx2="http://schemas.microsoft.com/office/drawing/2015/10/21/chartex" xmlns:cx3="http://schemas.microsoft.com/office/drawing/2016/5/9/chartex" xmlns:cx4="http://schemas.microsoft.com/office/drawing/2016/5/10/chartex" xmlns:cx5="http://schemas.microsoft.com/office/drawing/2016/5/11/chartex" xmlns:cx6="http://schemas.microsoft.com/office/drawing/2016/5/12/chartex" xmlns:cx7="http://schemas.microsoft.com/office/drawing/2016/5/13/chartex" xmlns:cx8="http://schemas.microsoft.com/office/drawing/2016/5/14/chartex" xmlns:mc="http://schemas.openxmlformats.org/markup-compatibility/2006" xmlns:aink="http://schemas.microsoft.com/office/drawing/2016/ink" xmlns:am3d="http://schemas.microsoft.com/office/drawing/2017/model3d" xmlns:o="urn:schemas-microsoft-com:office:office" xmlns:oel="http://schemas.microsoft.com/office/2019/extlst" xmlns:r="http://schemas.openxmlformats.org/officeDocument/2006/relationships" xmlns:m="http://schemas.openxmlformats.org/officeDocument/2006/math" xmlns:v="urn:schemas-microsoft-com:vml" xmlns:wp14="http://schemas.microsoft.com/office/word/2010/wordprocessingDrawing" xmlns:wp="http://schemas.openxmlformats.org/drawingml/2006/wordprocessingDrawing" xmlns:w10="urn:schemas-microsoft-com:office:word" xmlns:w="http://schemas.openxmlformats.org/wordprocessingml/2006/main" xmlns:w14="http://schemas.microsoft.com/office/word/2010/wordml" xmlns:w15="http://schemas.microsoft.com/office/word/2012/wordml" xmlns:w16cex="http://schemas.microsoft.com/office/word/2018/wordml/cex" xmlns:w16cid="http://schemas.microsoft.com/office/word/2016/wordml/cid" xmlns:w16="http://schemas.microsoft.com/office/word/2018/wordml" xmlns:w16sdtdh="http://schemas.microsoft.com/office/word/2020/wordml/sdtdatahash" xmlns:w16se="http://schemas.microsoft.com/office/word/2015/wordml/symex" xmlns:wpg="http://schemas.microsoft.com/office/word/2010/wordprocessingGroup" xmlns:wpi="http://schemas.microsoft.com/office/word/2010/wordprocessingInk" xmlns:wne="http://schemas.microsoft.com/office/word/2006/wordml" xmlns:wps="http://schemas.microsoft.com/office/word/2010/wordprocessingShape" mc:Ignorable="w14 w15 w16se w16cid w16 w16cex w16sdtdh wp14">
+<w:document xmlns:wpc="http://schemas.microsoft.com/office/word/2010/wordprocessingCanvas" xmlns:mc="http://schemas.openxmlformats.org/markup-compatibility/2006" xmlns:o="urn:schemas-microsoft-com:office:office" xmlns:r="http://schemas.openxmlformats.org/officeDocument/2006/relationships" xmlns:m="http://schemas.openxmlformats.org/officeDocument/2006/math" xmlns:v="urn:schemas-microsoft-com:vml" xmlns:wp14="http://schemas.microsoft.com/office/word/2010/wordprocessingDrawing" xmlns:wp="http://schemas.openxmlformats.org/drawingml/2006/wordprocessingDrawing" xmlns:w10="urn:schemas-microsoft-com:office:word" xmlns:w="http://schemas.openxmlformats.org/wordprocessingml/2006/main" xmlns:w14="http://schemas.microsoft.com/office/word/2010/wordml" xmlns:w15="http://schemas.microsoft.com/office/word/2012/wordml" xmlns:wpg="http://schemas.microsoft.com/office/word/2010/wordprocessingGroup" xmlns:wpi="http://schemas.microsoft.com/office/word/2010/wordprocessingInk" xmlns:wne="http://schemas.microsoft.com/office/word/2006/wordml" xmlns:wps="http://schemas.microsoft.com/office/word/2010/wordprocessingShape" mc:Ignorable="w14 w15 wp14">
   <w:body>
     <w:p>
       <w:pPr>
@@ -903,27 +903,7 @@
                 <w:sz w:val="26"/>
                 <w:szCs w:val="26"/>
               </w:rPr>
-              <w:t>台北中會</w:t>
-            </w:r>
-            <w:proofErr w:type="gramStart"/>
-            <w:r>
-              <w:rPr>
-                <w:rFonts w:ascii="Barlow Condensed Medium" w:eastAsia="標楷體" w:hAnsi="Barlow Condensed Medium" w:cs="Segoe UI Symbol" w:hint="eastAsia"/>
-                <w:w w:val="90"/>
-                <w:sz w:val="26"/>
-                <w:szCs w:val="26"/>
-              </w:rPr>
-              <w:t>主辨「</w:t>
-            </w:r>
-            <w:proofErr w:type="gramEnd"/>
-            <w:r>
-              <w:rPr>
-                <w:rFonts w:ascii="Barlow Condensed Medium" w:eastAsia="標楷體" w:hAnsi="Barlow Condensed Medium" w:cs="Segoe UI Symbol" w:hint="eastAsia"/>
-                <w:w w:val="90"/>
-                <w:sz w:val="26"/>
-                <w:szCs w:val="26"/>
-              </w:rPr>
-              <w:t>性別暴力防治實務研討會」將於</w:t>
+              <w:t>台北中會主辨「性別暴力防治實務研討會」將於</w:t>
             </w:r>
             <w:r>
               <w:rPr>
@@ -1124,6 +1104,7 @@
                 <w:w w:val="90"/>
                 <w:sz w:val="26"/>
                 <w:szCs w:val="26"/>
+                <w:lang w:bidi="he-IL"/>
               </w:rPr>
               <w:drawing>
                 <wp:anchor distT="0" distB="0" distL="114300" distR="114300" simplePos="0" relativeHeight="251667456" behindDoc="1" locked="0" layoutInCell="1" allowOverlap="1" wp14:anchorId="1635EFA5" wp14:editId="770E644C">
@@ -1196,6 +1177,7 @@
                 <w:w w:val="90"/>
                 <w:sz w:val="26"/>
                 <w:szCs w:val="26"/>
+                <w:lang w:bidi="he-IL"/>
               </w:rPr>
               <w:drawing>
                 <wp:anchor distT="0" distB="0" distL="114300" distR="114300" simplePos="0" relativeHeight="251668480" behindDoc="1" locked="0" layoutInCell="1" allowOverlap="1" wp14:anchorId="19363478" wp14:editId="294E683B">
@@ -1351,9 +1333,8 @@
                 <w:sz w:val="26"/>
                 <w:szCs w:val="26"/>
               </w:rPr>
-              <w:t>台北中</w:t>
-            </w:r>
-            <w:proofErr w:type="gramStart"/>
+              <w:t>台北中會主辨</w:t>
+            </w:r>
             <w:r>
               <w:rPr>
                 <w:rFonts w:ascii="Barlow Condensed Medium" w:eastAsia="標楷體" w:hAnsi="Barlow Condensed Medium" w:cs="Segoe UI Symbol" w:hint="eastAsia"/>
@@ -1361,7 +1342,7 @@
                 <w:sz w:val="26"/>
                 <w:szCs w:val="26"/>
               </w:rPr>
-              <w:t>會主辨</w:t>
+              <w:t>2026</w:t>
             </w:r>
             <w:r>
               <w:rPr>
@@ -1370,7 +1351,7 @@
                 <w:sz w:val="26"/>
                 <w:szCs w:val="26"/>
               </w:rPr>
-              <w:t>2026</w:t>
+              <w:t>年下半年初階長執訓練會，將於</w:t>
             </w:r>
             <w:r>
               <w:rPr>
@@ -1379,9 +1360,8 @@
                 <w:sz w:val="26"/>
                 <w:szCs w:val="26"/>
               </w:rPr>
-              <w:t>年</w:t>
-            </w:r>
-            <w:proofErr w:type="gramEnd"/>
+              <w:t>9/5(</w:t>
+            </w:r>
             <w:r>
               <w:rPr>
                 <w:rFonts w:ascii="Barlow Condensed Medium" w:eastAsia="標楷體" w:hAnsi="Barlow Condensed Medium" w:cs="Segoe UI Symbol" w:hint="eastAsia"/>
@@ -1389,9 +1369,8 @@
                 <w:sz w:val="26"/>
                 <w:szCs w:val="26"/>
               </w:rPr>
-              <w:t>下半年</w:t>
-            </w:r>
-            <w:proofErr w:type="gramStart"/>
+              <w:t>六</w:t>
+            </w:r>
             <w:r>
               <w:rPr>
                 <w:rFonts w:ascii="Barlow Condensed Medium" w:eastAsia="標楷體" w:hAnsi="Barlow Condensed Medium" w:cs="Segoe UI Symbol" w:hint="eastAsia"/>
@@ -1399,9 +1378,8 @@
                 <w:sz w:val="26"/>
                 <w:szCs w:val="26"/>
               </w:rPr>
-              <w:t>初階長執訓練</w:t>
-            </w:r>
-            <w:proofErr w:type="gramEnd"/>
+              <w:t>)</w:t>
+            </w:r>
             <w:r>
               <w:rPr>
                 <w:rFonts w:ascii="Barlow Condensed Medium" w:eastAsia="標楷體" w:hAnsi="Barlow Condensed Medium" w:cs="Segoe UI Symbol" w:hint="eastAsia"/>
@@ -1409,7 +1387,7 @@
                 <w:sz w:val="26"/>
                 <w:szCs w:val="26"/>
               </w:rPr>
-              <w:t>會，將於</w:t>
+              <w:t>上午</w:t>
             </w:r>
             <w:r>
               <w:rPr>
@@ -1418,7 +1396,7 @@
                 <w:sz w:val="26"/>
                 <w:szCs w:val="26"/>
               </w:rPr>
-              <w:t>9/5(</w:t>
+              <w:t>845-12:10</w:t>
             </w:r>
             <w:r>
               <w:rPr>
@@ -1427,63 +1405,7 @@
                 <w:sz w:val="26"/>
                 <w:szCs w:val="26"/>
               </w:rPr>
-              <w:t>六</w:t>
-            </w:r>
-            <w:r>
-              <w:rPr>
-                <w:rFonts w:ascii="Barlow Condensed Medium" w:eastAsia="標楷體" w:hAnsi="Barlow Condensed Medium" w:cs="Segoe UI Symbol" w:hint="eastAsia"/>
-                <w:w w:val="90"/>
-                <w:sz w:val="26"/>
-                <w:szCs w:val="26"/>
-              </w:rPr>
-              <w:t>)</w:t>
-            </w:r>
-            <w:r>
-              <w:rPr>
-                <w:rFonts w:ascii="Barlow Condensed Medium" w:eastAsia="標楷體" w:hAnsi="Barlow Condensed Medium" w:cs="Segoe UI Symbol" w:hint="eastAsia"/>
-                <w:w w:val="90"/>
-                <w:sz w:val="26"/>
-                <w:szCs w:val="26"/>
-              </w:rPr>
-              <w:t>上午</w:t>
-            </w:r>
-            <w:r>
-              <w:rPr>
-                <w:rFonts w:ascii="Barlow Condensed Medium" w:eastAsia="標楷體" w:hAnsi="Barlow Condensed Medium" w:cs="Segoe UI Symbol" w:hint="eastAsia"/>
-                <w:w w:val="90"/>
-                <w:sz w:val="26"/>
-                <w:szCs w:val="26"/>
-              </w:rPr>
-              <w:t>845-12:10</w:t>
-            </w:r>
-            <w:r>
-              <w:rPr>
-                <w:rFonts w:ascii="Barlow Condensed Medium" w:eastAsia="標楷體" w:hAnsi="Barlow Condensed Medium" w:cs="Segoe UI Symbol" w:hint="eastAsia"/>
-                <w:w w:val="90"/>
-                <w:sz w:val="26"/>
-                <w:szCs w:val="26"/>
-              </w:rPr>
-              <w:t>大稻</w:t>
-            </w:r>
-            <w:proofErr w:type="gramStart"/>
-            <w:r>
-              <w:rPr>
-                <w:rFonts w:ascii="Barlow Condensed Medium" w:eastAsia="標楷體" w:hAnsi="Barlow Condensed Medium" w:cs="Segoe UI Symbol" w:hint="eastAsia"/>
-                <w:w w:val="90"/>
-                <w:sz w:val="26"/>
-                <w:szCs w:val="26"/>
-              </w:rPr>
-              <w:t>埕</w:t>
-            </w:r>
-            <w:proofErr w:type="gramEnd"/>
-            <w:r>
-              <w:rPr>
-                <w:rFonts w:ascii="Barlow Condensed Medium" w:eastAsia="標楷體" w:hAnsi="Barlow Condensed Medium" w:cs="Segoe UI Symbol" w:hint="eastAsia"/>
-                <w:w w:val="90"/>
-                <w:sz w:val="26"/>
-                <w:szCs w:val="26"/>
-              </w:rPr>
-              <w:t>教會舉行。請上網報名</w:t>
+              <w:t>大稻埕教會舉行。請上網報名</w:t>
             </w:r>
             <w:r>
               <w:rPr>
@@ -1612,6 +1534,185 @@
             </w:pPr>
             <w:r>
               <w:rPr>
+                <w:rFonts w:ascii="Barlow Condensed Medium" w:eastAsia="標楷體" w:hAnsi="Barlow Condensed Medium" w:cs="Segoe UI Symbol"/>
+                <w:w w:val="90"/>
+                <w:sz w:val="26"/>
+                <w:szCs w:val="26"/>
+              </w:rPr>
+              <w:t>北中</w:t>
+            </w:r>
+            <w:r>
+              <w:rPr>
+                <w:rFonts w:ascii="Barlow Condensed Medium" w:eastAsia="標楷體" w:hAnsi="Barlow Condensed Medium" w:cs="Segoe UI Symbol"/>
+                <w:w w:val="90"/>
+                <w:sz w:val="26"/>
+                <w:szCs w:val="26"/>
+              </w:rPr>
+              <w:t>教社部主辦「教會高齡事工照護人才培力訓練」將於</w:t>
+            </w:r>
+            <w:r>
+              <w:rPr>
+                <w:rFonts w:ascii="Barlow Condensed Medium" w:eastAsia="標楷體" w:hAnsi="Barlow Condensed Medium" w:cs="Segoe UI Symbol"/>
+                <w:w w:val="90"/>
+                <w:sz w:val="26"/>
+                <w:szCs w:val="26"/>
+              </w:rPr>
+              <w:t>9/11(</w:t>
+            </w:r>
+            <w:r>
+              <w:rPr>
+                <w:rFonts w:ascii="Barlow Condensed Medium" w:eastAsia="標楷體" w:hAnsi="Barlow Condensed Medium" w:cs="Segoe UI Symbol"/>
+                <w:w w:val="90"/>
+                <w:sz w:val="26"/>
+                <w:szCs w:val="26"/>
+              </w:rPr>
+              <w:t>五</w:t>
+            </w:r>
+            <w:r>
+              <w:rPr>
+                <w:rFonts w:ascii="Barlow Condensed Medium" w:eastAsia="標楷體" w:hAnsi="Barlow Condensed Medium" w:cs="Segoe UI Symbol"/>
+                <w:w w:val="90"/>
+                <w:sz w:val="26"/>
+                <w:szCs w:val="26"/>
+              </w:rPr>
+              <w:t>)</w:t>
+            </w:r>
+            <w:r>
+              <w:rPr>
+                <w:rFonts w:ascii="Barlow Condensed Medium" w:eastAsia="標楷體" w:hAnsi="Barlow Condensed Medium" w:cs="Segoe UI Symbol"/>
+                <w:w w:val="90"/>
+                <w:sz w:val="26"/>
+                <w:szCs w:val="26"/>
+              </w:rPr>
+              <w:t>下午</w:t>
+            </w:r>
+            <w:r>
+              <w:rPr>
+                <w:rFonts w:ascii="Barlow Condensed Medium" w:eastAsia="標楷體" w:hAnsi="Barlow Condensed Medium" w:cs="Segoe UI Symbol"/>
+                <w:w w:val="90"/>
+                <w:sz w:val="26"/>
+                <w:szCs w:val="26"/>
+              </w:rPr>
+              <w:t>1:00-9/12(</w:t>
+            </w:r>
+            <w:r>
+              <w:rPr>
+                <w:rFonts w:ascii="Barlow Condensed Medium" w:eastAsia="標楷體" w:hAnsi="Barlow Condensed Medium" w:cs="Segoe UI Symbol"/>
+                <w:w w:val="90"/>
+                <w:sz w:val="26"/>
+                <w:szCs w:val="26"/>
+              </w:rPr>
+              <w:t>六</w:t>
+            </w:r>
+            <w:r>
+              <w:rPr>
+                <w:rFonts w:ascii="Barlow Condensed Medium" w:eastAsia="標楷體" w:hAnsi="Barlow Condensed Medium" w:cs="Segoe UI Symbol"/>
+                <w:w w:val="90"/>
+                <w:sz w:val="26"/>
+                <w:szCs w:val="26"/>
+              </w:rPr>
+              <w:t>)</w:t>
+            </w:r>
+            <w:r>
+              <w:rPr>
+                <w:rFonts w:ascii="Barlow Condensed Medium" w:eastAsia="標楷體" w:hAnsi="Barlow Condensed Medium" w:cs="Segoe UI Symbol"/>
+                <w:w w:val="90"/>
+                <w:sz w:val="26"/>
+                <w:szCs w:val="26"/>
+              </w:rPr>
+              <w:t>下午</w:t>
+            </w:r>
+            <w:r>
+              <w:rPr>
+                <w:rFonts w:ascii="Barlow Condensed Medium" w:eastAsia="標楷體" w:hAnsi="Barlow Condensed Medium" w:cs="Segoe UI Symbol"/>
+                <w:w w:val="90"/>
+                <w:sz w:val="26"/>
+                <w:szCs w:val="26"/>
+              </w:rPr>
+              <w:t>4:00</w:t>
+            </w:r>
+            <w:r>
+              <w:rPr>
+                <w:rFonts w:ascii="Barlow Condensed Medium" w:eastAsia="標楷體" w:hAnsi="Barlow Condensed Medium" w:cs="Segoe UI Symbol"/>
+                <w:w w:val="90"/>
+                <w:sz w:val="26"/>
+                <w:szCs w:val="26"/>
+              </w:rPr>
+              <w:t>在新北投水都飯店舉行。詳見公佈欄。</w:t>
+            </w:r>
+          </w:p>
+        </w:tc>
+      </w:tr>
+      <w:tr>
+        <w:tc>
+          <w:tcPr>
+            <w:tcW w:w="299" w:type="dxa"/>
+            <w:tcBorders>
+              <w:top w:val="nil"/>
+              <w:left w:val="nil"/>
+              <w:bottom w:val="nil"/>
+              <w:right w:val="nil"/>
+            </w:tcBorders>
+            <w:tcMar>
+              <w:left w:w="28" w:type="dxa"/>
+              <w:right w:w="28" w:type="dxa"/>
+            </w:tcMar>
+          </w:tcPr>
+          <w:p>
+            <w:pPr>
+              <w:snapToGrid w:val="0"/>
+              <w:spacing w:line="300" w:lineRule="exact"/>
+              <w:ind w:rightChars="11" w:right="26"/>
+              <w:jc w:val="right"/>
+              <w:rPr>
+                <w:rFonts w:ascii="Barlow Condensed Medium" w:eastAsia="華康細黑體" w:hAnsi="Barlow Condensed Medium"/>
+                <w:w w:val="90"/>
+                <w:sz w:val="26"/>
+                <w:szCs w:val="26"/>
+              </w:rPr>
+            </w:pPr>
+            <w:r>
+              <w:rPr>
+                <w:rFonts w:ascii="Barlow Condensed Medium" w:eastAsia="華康細黑體" w:hAnsi="Barlow Condensed Medium" w:hint="eastAsia"/>
+                <w:w w:val="90"/>
+                <w:sz w:val="26"/>
+                <w:szCs w:val="26"/>
+              </w:rPr>
+              <w:t>5.</w:t>
+            </w:r>
+          </w:p>
+        </w:tc>
+        <w:tc>
+          <w:tcPr>
+            <w:tcW w:w="5622" w:type="dxa"/>
+            <w:tcBorders>
+              <w:top w:val="nil"/>
+              <w:left w:val="nil"/>
+              <w:bottom w:val="nil"/>
+              <w:right w:val="nil"/>
+            </w:tcBorders>
+            <w:tcMar>
+              <w:left w:w="28" w:type="dxa"/>
+              <w:right w:w="28" w:type="dxa"/>
+            </w:tcMar>
+          </w:tcPr>
+          <w:p>
+            <w:pPr>
+              <w:kinsoku w:val="0"/>
+              <w:snapToGrid w:val="0"/>
+              <w:spacing w:line="300" w:lineRule="exact"/>
+              <w:jc w:val="both"/>
+              <w:rPr>
+                <w:rFonts w:ascii="Barlow Condensed Medium" w:eastAsia="標楷體" w:hAnsi="Barlow Condensed Medium" w:cs="Segoe UI Symbol"/>
+                <w:noProof/>
+                <w:w w:val="90"/>
+                <w:sz w:val="26"/>
+                <w:szCs w:val="26"/>
+                <w:lang w:bidi="he-IL"/>
+              </w:rPr>
+            </w:pPr>
+            <w:r>
+              <w:rPr>
                 <w:rFonts w:ascii="Segoe UI Symbol" w:eastAsia="標楷體" w:hAnsi="Segoe UI Symbol" w:cs="Segoe UI Symbol"/>
                 <w:w w:val="90"/>
                 <w:sz w:val="26"/>
@@ -1621,14 +1722,22 @@
             </w:r>
             <w:r>
               <w:rPr>
+                <w:rFonts w:ascii="Barlow Condensed Medium" w:eastAsia="標楷體" w:hAnsi="Barlow Condensed Medium" w:cs="Segoe UI Symbol" w:hint="eastAsia"/>
+                <w:w w:val="90"/>
+                <w:sz w:val="26"/>
+                <w:szCs w:val="26"/>
+              </w:rPr>
+              <w:t>艋舺教會</w:t>
+            </w:r>
+            <w:r>
+              <w:rPr>
                 <w:rFonts w:ascii="Barlow Condensed Medium" w:eastAsia="標楷體" w:hAnsi="Barlow Condensed Medium" w:cs="Segoe UI Symbol"/>
                 <w:w w:val="90"/>
                 <w:sz w:val="26"/>
                 <w:szCs w:val="26"/>
               </w:rPr>
-              <w:t>台北中會教社部主辦「教會高齡</w:t>
-            </w:r>
-            <w:proofErr w:type="gramStart"/>
+              <w:t>將於</w:t>
+            </w:r>
             <w:r>
               <w:rPr>
                 <w:rFonts w:ascii="Barlow Condensed Medium" w:eastAsia="標楷體" w:hAnsi="Barlow Condensed Medium" w:cs="Segoe UI Symbol"/>
@@ -1636,9 +1745,26 @@
                 <w:sz w:val="26"/>
                 <w:szCs w:val="26"/>
               </w:rPr>
-              <w:t>事工照護</w:t>
-            </w:r>
-            <w:proofErr w:type="gramEnd"/>
+              <w:t>9/</w:t>
+            </w:r>
+            <w:r>
+              <w:rPr>
+                <w:rFonts w:ascii="Barlow Condensed Medium" w:eastAsia="標楷體" w:hAnsi="Barlow Condensed Medium" w:cs="Segoe UI Symbol" w:hint="eastAsia"/>
+                <w:w w:val="90"/>
+                <w:sz w:val="26"/>
+                <w:szCs w:val="26"/>
+              </w:rPr>
+              <w:t>6</w:t>
+            </w:r>
+            <w:r>
+              <w:rPr>
+                <w:rFonts w:ascii="Barlow Condensed Medium" w:eastAsia="標楷體" w:hAnsi="Barlow Condensed Medium" w:cs="Segoe UI Symbol" w:hint="eastAsia"/>
+                <w:w w:val="90"/>
+                <w:sz w:val="26"/>
+                <w:szCs w:val="26"/>
+              </w:rPr>
+              <w:t>主日</w:t>
+            </w:r>
             <w:r>
               <w:rPr>
                 <w:rFonts w:ascii="Barlow Condensed Medium" w:eastAsia="標楷體" w:hAnsi="Barlow Condensed Medium" w:cs="Segoe UI Symbol"/>
@@ -1646,7 +1772,16 @@
                 <w:sz w:val="26"/>
                 <w:szCs w:val="26"/>
               </w:rPr>
-              <w:t>人才培力訓練」將於</w:t>
+              <w:t>下午</w:t>
+            </w:r>
+            <w:r>
+              <w:rPr>
+                <w:rFonts w:ascii="Barlow Condensed Medium" w:eastAsia="標楷體" w:hAnsi="Barlow Condensed Medium" w:cs="Segoe UI Symbol" w:hint="eastAsia"/>
+                <w:w w:val="90"/>
+                <w:sz w:val="26"/>
+                <w:szCs w:val="26"/>
+              </w:rPr>
+              <w:t>3</w:t>
             </w:r>
             <w:r>
               <w:rPr>
@@ -1655,7 +1790,16 @@
                 <w:sz w:val="26"/>
                 <w:szCs w:val="26"/>
               </w:rPr>
-              <w:t>9/11(</w:t>
+              <w:t>:</w:t>
+            </w:r>
+            <w:r>
+              <w:rPr>
+                <w:rFonts w:ascii="Barlow Condensed Medium" w:eastAsia="標楷體" w:hAnsi="Barlow Condensed Medium" w:cs="Segoe UI Symbol" w:hint="eastAsia"/>
+                <w:w w:val="90"/>
+                <w:sz w:val="26"/>
+                <w:szCs w:val="26"/>
+              </w:rPr>
+              <w:t>3</w:t>
             </w:r>
             <w:r>
               <w:rPr>
@@ -1664,7 +1808,16 @@
                 <w:sz w:val="26"/>
                 <w:szCs w:val="26"/>
               </w:rPr>
-              <w:t>五</w:t>
+              <w:t>0</w:t>
+            </w:r>
+            <w:r>
+              <w:rPr>
+                <w:rFonts w:ascii="Barlow Condensed Medium" w:eastAsia="標楷體" w:hAnsi="Barlow Condensed Medium" w:cs="Segoe UI Symbol" w:hint="eastAsia"/>
+                <w:w w:val="90"/>
+                <w:sz w:val="26"/>
+                <w:szCs w:val="26"/>
+              </w:rPr>
+              <w:t>舉行楊承恩牧師就任該會第十任主任牧師授職感恩禮拜</w:t>
             </w:r>
             <w:r>
               <w:rPr>
@@ -1673,7 +1826,105 @@
                 <w:sz w:val="26"/>
                 <w:szCs w:val="26"/>
               </w:rPr>
-              <w:t>)</w:t>
+              <w:t>。</w:t>
+            </w:r>
+          </w:p>
+        </w:tc>
+      </w:tr>
+      <w:tr>
+        <w:tc>
+          <w:tcPr>
+            <w:tcW w:w="299" w:type="dxa"/>
+            <w:tcBorders>
+              <w:top w:val="nil"/>
+              <w:left w:val="nil"/>
+              <w:bottom w:val="nil"/>
+              <w:right w:val="nil"/>
+            </w:tcBorders>
+            <w:tcMar>
+              <w:left w:w="28" w:type="dxa"/>
+              <w:right w:w="28" w:type="dxa"/>
+            </w:tcMar>
+          </w:tcPr>
+          <w:p>
+            <w:pPr>
+              <w:snapToGrid w:val="0"/>
+              <w:spacing w:line="300" w:lineRule="exact"/>
+              <w:ind w:rightChars="11" w:right="26"/>
+              <w:jc w:val="right"/>
+              <w:rPr>
+                <w:rFonts w:ascii="Barlow Condensed Medium" w:eastAsia="華康細黑體" w:hAnsi="Barlow Condensed Medium"/>
+                <w:w w:val="90"/>
+                <w:sz w:val="26"/>
+                <w:szCs w:val="26"/>
+              </w:rPr>
+            </w:pPr>
+            <w:r>
+              <w:rPr>
+                <w:rFonts w:ascii="Barlow Condensed Medium" w:eastAsia="華康細黑體" w:hAnsi="Barlow Condensed Medium" w:hint="eastAsia"/>
+                <w:w w:val="90"/>
+                <w:sz w:val="26"/>
+                <w:szCs w:val="26"/>
+              </w:rPr>
+              <w:t>6</w:t>
+            </w:r>
+            <w:r>
+              <w:rPr>
+                <w:rFonts w:ascii="Barlow Condensed Medium" w:eastAsia="華康細黑體" w:hAnsi="Barlow Condensed Medium" w:hint="eastAsia"/>
+                <w:w w:val="90"/>
+                <w:sz w:val="26"/>
+                <w:szCs w:val="26"/>
+              </w:rPr>
+              <w:t>.</w:t>
+            </w:r>
+          </w:p>
+        </w:tc>
+        <w:tc>
+          <w:tcPr>
+            <w:tcW w:w="5622" w:type="dxa"/>
+            <w:tcBorders>
+              <w:top w:val="nil"/>
+              <w:left w:val="nil"/>
+              <w:bottom w:val="nil"/>
+              <w:right w:val="nil"/>
+            </w:tcBorders>
+            <w:tcMar>
+              <w:left w:w="28" w:type="dxa"/>
+              <w:right w:w="28" w:type="dxa"/>
+            </w:tcMar>
+          </w:tcPr>
+          <w:p>
+            <w:pPr>
+              <w:kinsoku w:val="0"/>
+              <w:snapToGrid w:val="0"/>
+              <w:spacing w:line="300" w:lineRule="exact"/>
+              <w:jc w:val="both"/>
+              <w:rPr>
+                <w:rFonts w:ascii="Barlow Condensed Medium" w:eastAsia="標楷體" w:hAnsi="Barlow Condensed Medium" w:cs="Segoe UI Symbol"/>
+                <w:noProof/>
+                <w:w w:val="90"/>
+                <w:sz w:val="26"/>
+                <w:szCs w:val="26"/>
+                <w:lang w:bidi="he-IL"/>
+              </w:rPr>
+            </w:pPr>
+            <w:r>
+              <w:rPr>
+                <w:rFonts w:ascii="Segoe UI Symbol" w:eastAsia="標楷體" w:hAnsi="Segoe UI Symbol" w:cs="Segoe UI Symbol"/>
+                <w:w w:val="90"/>
+                <w:sz w:val="26"/>
+                <w:szCs w:val="26"/>
+              </w:rPr>
+              <w:t>★</w:t>
+            </w:r>
+            <w:r>
+              <w:rPr>
+                <w:rFonts w:ascii="Barlow Condensed Medium" w:eastAsia="標楷體" w:hAnsi="Barlow Condensed Medium" w:cs="Segoe UI Symbol" w:hint="eastAsia"/>
+                <w:w w:val="90"/>
+                <w:sz w:val="26"/>
+                <w:szCs w:val="26"/>
+              </w:rPr>
+              <w:t>明志教會</w:t>
             </w:r>
             <w:r>
               <w:rPr>
@@ -1682,7 +1933,16 @@
                 <w:sz w:val="26"/>
                 <w:szCs w:val="26"/>
               </w:rPr>
-              <w:t>下午</w:t>
+              <w:t>將於</w:t>
+            </w:r>
+            <w:r>
+              <w:rPr>
+                <w:rFonts w:ascii="Barlow Condensed Medium" w:eastAsia="標楷體" w:hAnsi="Barlow Condensed Medium" w:cs="Segoe UI Symbol" w:hint="eastAsia"/>
+                <w:w w:val="90"/>
+                <w:sz w:val="26"/>
+                <w:szCs w:val="26"/>
+              </w:rPr>
+              <w:t>10</w:t>
             </w:r>
             <w:r>
               <w:rPr>
@@ -1691,7 +1951,25 @@
                 <w:sz w:val="26"/>
                 <w:szCs w:val="26"/>
               </w:rPr>
-              <w:t>1:00-9/12(</w:t>
+              <w:t>/</w:t>
+            </w:r>
+            <w:r>
+              <w:rPr>
+                <w:rFonts w:ascii="Barlow Condensed Medium" w:eastAsia="標楷體" w:hAnsi="Barlow Condensed Medium" w:cs="Segoe UI Symbol" w:hint="eastAsia"/>
+                <w:w w:val="90"/>
+                <w:sz w:val="26"/>
+                <w:szCs w:val="26"/>
+              </w:rPr>
+              <w:t>11</w:t>
+            </w:r>
+            <w:r>
+              <w:rPr>
+                <w:rFonts w:ascii="Barlow Condensed Medium" w:eastAsia="標楷體" w:hAnsi="Barlow Condensed Medium" w:cs="Segoe UI Symbol" w:hint="eastAsia"/>
+                <w:w w:val="90"/>
+                <w:sz w:val="26"/>
+                <w:szCs w:val="26"/>
+              </w:rPr>
+              <w:t>主日</w:t>
             </w:r>
             <w:r>
               <w:rPr>
@@ -1700,7 +1978,16 @@
                 <w:sz w:val="26"/>
                 <w:szCs w:val="26"/>
               </w:rPr>
-              <w:t>六</w:t>
+              <w:t>下午</w:t>
+            </w:r>
+            <w:r>
+              <w:rPr>
+                <w:rFonts w:ascii="Barlow Condensed Medium" w:eastAsia="標楷體" w:hAnsi="Barlow Condensed Medium" w:cs="Segoe UI Symbol" w:hint="eastAsia"/>
+                <w:w w:val="90"/>
+                <w:sz w:val="26"/>
+                <w:szCs w:val="26"/>
+              </w:rPr>
+              <w:t>3</w:t>
             </w:r>
             <w:r>
               <w:rPr>
@@ -1709,7 +1996,16 @@
                 <w:sz w:val="26"/>
                 <w:szCs w:val="26"/>
               </w:rPr>
-              <w:t>)</w:t>
+              <w:t>:</w:t>
+            </w:r>
+            <w:r>
+              <w:rPr>
+                <w:rFonts w:ascii="Barlow Condensed Medium" w:eastAsia="標楷體" w:hAnsi="Barlow Condensed Medium" w:cs="Segoe UI Symbol" w:hint="eastAsia"/>
+                <w:w w:val="90"/>
+                <w:sz w:val="26"/>
+                <w:szCs w:val="26"/>
+              </w:rPr>
+              <w:t>3</w:t>
             </w:r>
             <w:r>
               <w:rPr>
@@ -1718,7 +2014,16 @@
                 <w:sz w:val="26"/>
                 <w:szCs w:val="26"/>
               </w:rPr>
-              <w:t>下午</w:t>
+              <w:t>0</w:t>
+            </w:r>
+            <w:r>
+              <w:rPr>
+                <w:rFonts w:ascii="Barlow Condensed Medium" w:eastAsia="標楷體" w:hAnsi="Barlow Condensed Medium" w:cs="Segoe UI Symbol" w:hint="eastAsia"/>
+                <w:w w:val="90"/>
+                <w:sz w:val="26"/>
+                <w:szCs w:val="26"/>
+              </w:rPr>
+              <w:t>舉行林青岳傳道師封立牧師暨就任該會第五任牧師授職感恩禮拜</w:t>
             </w:r>
             <w:r>
               <w:rPr>
@@ -1727,16 +2032,7 @@
                 <w:sz w:val="26"/>
                 <w:szCs w:val="26"/>
               </w:rPr>
-              <w:t>4:00</w:t>
-            </w:r>
-            <w:r>
-              <w:rPr>
-                <w:rFonts w:ascii="Barlow Condensed Medium" w:eastAsia="標楷體" w:hAnsi="Barlow Condensed Medium" w:cs="Segoe UI Symbol"/>
-                <w:w w:val="90"/>
-                <w:sz w:val="26"/>
-                <w:szCs w:val="26"/>
-              </w:rPr>
-              <w:t>在新北投水都飯店舉行。詳見公佈欄。</w:t>
+              <w:t>。</w:t>
             </w:r>
           </w:p>
         </w:tc>
@@ -1849,29 +2145,13 @@
             <w:r>
               <w:rPr>
                 <w:rFonts w:ascii="Barlow Condensed Medium" w:eastAsia="標楷體" w:hAnsi="Barlow Condensed Medium" w:cs="Segoe UI Symbol" w:hint="eastAsia"/>
+                <w:noProof/>
                 <w:w w:val="90"/>
                 <w:sz w:val="26"/>
                 <w:szCs w:val="26"/>
-              </w:rPr>
-              <w:t>本主日</w:t>
-            </w:r>
-            <w:r>
-              <w:rPr>
-                <w:rFonts w:ascii="Barlow Condensed Medium" w:eastAsia="標楷體" w:hAnsi="Barlow Condensed Medium" w:cs="Segoe UI Symbol" w:hint="eastAsia"/>
-                <w:w w:val="90"/>
-                <w:sz w:val="26"/>
-                <w:szCs w:val="26"/>
-              </w:rPr>
-              <w:t>(8/16)</w:t>
-            </w:r>
-            <w:r>
-              <w:rPr>
-                <w:rFonts w:ascii="Barlow Condensed Medium" w:eastAsia="標楷體" w:hAnsi="Barlow Condensed Medium" w:cs="Segoe UI Symbol" w:hint="eastAsia"/>
-                <w:w w:val="90"/>
-                <w:sz w:val="26"/>
-                <w:szCs w:val="26"/>
-              </w:rPr>
-              <w:t>為教會與社會奉獻主日</w:t>
+                <w:lang w:bidi="he-IL"/>
+              </w:rPr>
+              <w:t>今年下半年度的洗禮，預定在</w:t>
             </w:r>
             <w:r>
               <w:rPr>
@@ -1882,65 +2162,7 @@
                 <w:szCs w:val="26"/>
                 <w:lang w:bidi="he-IL"/>
               </w:rPr>
-              <w:t>。</w:t>
-            </w:r>
-          </w:p>
-        </w:tc>
-      </w:tr>
-      <w:tr>
-        <w:tc>
-          <w:tcPr>
-            <w:tcW w:w="280" w:type="dxa"/>
-          </w:tcPr>
-          <w:p>
-            <w:pPr>
-              <w:snapToGrid w:val="0"/>
-              <w:spacing w:line="300" w:lineRule="exact"/>
-              <w:ind w:rightChars="11" w:right="26"/>
-              <w:jc w:val="right"/>
-              <w:rPr>
-                <w:rFonts w:ascii="Barlow Condensed Medium" w:eastAsia="華康細黑體" w:hAnsi="Barlow Condensed Medium"/>
-                <w:w w:val="90"/>
-                <w:sz w:val="26"/>
-                <w:szCs w:val="26"/>
-              </w:rPr>
-            </w:pPr>
-            <w:r>
-              <w:rPr>
-                <w:rFonts w:ascii="Barlow Condensed Medium" w:eastAsia="華康細黑體" w:hAnsi="Barlow Condensed Medium" w:hint="eastAsia"/>
-                <w:w w:val="90"/>
-                <w:sz w:val="26"/>
-                <w:szCs w:val="26"/>
-              </w:rPr>
-              <w:t>2.</w:t>
-            </w:r>
-          </w:p>
-        </w:tc>
-        <w:tc>
-          <w:tcPr>
-            <w:tcW w:w="5641" w:type="dxa"/>
-          </w:tcPr>
-          <w:p>
-            <w:pPr>
-              <w:kinsoku w:val="0"/>
-              <w:snapToGrid w:val="0"/>
-              <w:spacing w:line="300" w:lineRule="exact"/>
-              <w:jc w:val="both"/>
-              <w:rPr>
-                <w:rFonts w:ascii="Barlow Condensed Medium" w:eastAsia="標楷體" w:hAnsi="Barlow Condensed Medium" w:cs="Segoe UI Symbol"/>
-                <w:w w:val="90"/>
-                <w:sz w:val="26"/>
-                <w:szCs w:val="26"/>
-              </w:rPr>
-            </w:pPr>
-            <w:r>
-              <w:rPr>
-                <w:rFonts w:ascii="Segoe UI Symbol" w:eastAsia="標楷體" w:hAnsi="Segoe UI Symbol" w:cs="Segoe UI Symbol"/>
-                <w:w w:val="90"/>
-                <w:sz w:val="26"/>
-                <w:szCs w:val="26"/>
-              </w:rPr>
-              <w:t>★</w:t>
+              <w:t>12/13</w:t>
             </w:r>
             <w:r>
               <w:rPr>
@@ -1951,8 +2173,57 @@
                 <w:szCs w:val="26"/>
                 <w:lang w:bidi="he-IL"/>
               </w:rPr>
-              <w:t>每月一次的見證分享，</w:t>
-            </w:r>
+              <w:t>主日。成人或小兒洗禮請向王牧師報名。成人需要上慕道班。</w:t>
+            </w:r>
+          </w:p>
+        </w:tc>
+      </w:tr>
+      <w:tr>
+        <w:tc>
+          <w:tcPr>
+            <w:tcW w:w="280" w:type="dxa"/>
+          </w:tcPr>
+          <w:p>
+            <w:pPr>
+              <w:snapToGrid w:val="0"/>
+              <w:spacing w:line="300" w:lineRule="exact"/>
+              <w:ind w:rightChars="11" w:right="26"/>
+              <w:jc w:val="right"/>
+              <w:rPr>
+                <w:rFonts w:ascii="Barlow Condensed Medium" w:eastAsia="華康細黑體" w:hAnsi="Barlow Condensed Medium"/>
+                <w:w w:val="90"/>
+                <w:sz w:val="26"/>
+                <w:szCs w:val="26"/>
+              </w:rPr>
+            </w:pPr>
+            <w:r>
+              <w:rPr>
+                <w:rFonts w:ascii="Barlow Condensed Medium" w:eastAsia="華康細黑體" w:hAnsi="Barlow Condensed Medium" w:hint="eastAsia"/>
+                <w:w w:val="90"/>
+                <w:sz w:val="26"/>
+                <w:szCs w:val="26"/>
+              </w:rPr>
+              <w:t>2.</w:t>
+            </w:r>
+          </w:p>
+        </w:tc>
+        <w:tc>
+          <w:tcPr>
+            <w:tcW w:w="5641" w:type="dxa"/>
+          </w:tcPr>
+          <w:p>
+            <w:pPr>
+              <w:kinsoku w:val="0"/>
+              <w:snapToGrid w:val="0"/>
+              <w:spacing w:line="300" w:lineRule="exact"/>
+              <w:jc w:val="both"/>
+              <w:rPr>
+                <w:rFonts w:ascii="Barlow Condensed Medium" w:eastAsia="標楷體" w:hAnsi="Barlow Condensed Medium" w:cs="Segoe UI Symbol"/>
+                <w:w w:val="90"/>
+                <w:sz w:val="26"/>
+                <w:szCs w:val="26"/>
+              </w:rPr>
+            </w:pPr>
             <w:r>
               <w:rPr>
                 <w:rFonts w:ascii="Barlow Condensed Medium" w:eastAsia="標楷體" w:hAnsi="Barlow Condensed Medium" w:cs="Segoe UI Symbol" w:hint="eastAsia"/>
@@ -1960,7 +2231,25 @@
                 <w:sz w:val="26"/>
                 <w:szCs w:val="26"/>
               </w:rPr>
-              <w:t>本主日禮拜中邀請黃花香姊妹作個人見證。又</w:t>
+              <w:t>邀請兄姊在</w:t>
+            </w:r>
+            <w:r>
+              <w:rPr>
+                <w:rFonts w:ascii="Barlow Condensed Medium" w:eastAsia="標楷體" w:hAnsi="Barlow Condensed Medium" w:cs="Segoe UI Symbol" w:hint="eastAsia"/>
+                <w:w w:val="90"/>
+                <w:sz w:val="26"/>
+                <w:szCs w:val="26"/>
+              </w:rPr>
+              <w:t>主日禮拜中</w:t>
+            </w:r>
+            <w:r>
+              <w:rPr>
+                <w:rFonts w:ascii="Barlow Condensed Medium" w:eastAsia="標楷體" w:hAnsi="Barlow Condensed Medium" w:cs="Segoe UI Symbol" w:hint="eastAsia"/>
+                <w:w w:val="90"/>
+                <w:sz w:val="26"/>
+                <w:szCs w:val="26"/>
+              </w:rPr>
+              <w:t>作個人見證。</w:t>
             </w:r>
             <w:r>
               <w:rPr>
@@ -1971,7 +2260,7 @@
                 <w:szCs w:val="26"/>
                 <w:lang w:bidi="he-IL"/>
               </w:rPr>
-              <w:t>有感動的兄姐可以向王牧師報名，並準備約</w:t>
+              <w:t>有感動的兄</w:t>
             </w:r>
             <w:r>
               <w:rPr>
@@ -1982,7 +2271,7 @@
                 <w:szCs w:val="26"/>
                 <w:lang w:bidi="he-IL"/>
               </w:rPr>
-              <w:t>5-10</w:t>
+              <w:t>姊</w:t>
             </w:r>
             <w:r>
               <w:rPr>
@@ -1993,65 +2282,7 @@
                 <w:szCs w:val="26"/>
                 <w:lang w:bidi="he-IL"/>
               </w:rPr>
-              <w:t>鐘的見證。</w:t>
-            </w:r>
-          </w:p>
-        </w:tc>
-      </w:tr>
-      <w:tr>
-        <w:tc>
-          <w:tcPr>
-            <w:tcW w:w="280" w:type="dxa"/>
-          </w:tcPr>
-          <w:p>
-            <w:pPr>
-              <w:snapToGrid w:val="0"/>
-              <w:spacing w:line="300" w:lineRule="exact"/>
-              <w:ind w:rightChars="11" w:right="26"/>
-              <w:jc w:val="right"/>
-              <w:rPr>
-                <w:rFonts w:ascii="Barlow Condensed Medium" w:eastAsia="華康細黑體" w:hAnsi="Barlow Condensed Medium"/>
-                <w:w w:val="90"/>
-                <w:sz w:val="26"/>
-                <w:szCs w:val="26"/>
-              </w:rPr>
-            </w:pPr>
-            <w:r>
-              <w:rPr>
-                <w:rFonts w:ascii="Barlow Condensed Medium" w:eastAsia="華康細黑體" w:hAnsi="Barlow Condensed Medium" w:hint="eastAsia"/>
-                <w:w w:val="90"/>
-                <w:sz w:val="26"/>
-                <w:szCs w:val="26"/>
-              </w:rPr>
-              <w:t>3.</w:t>
-            </w:r>
-          </w:p>
-        </w:tc>
-        <w:tc>
-          <w:tcPr>
-            <w:tcW w:w="5641" w:type="dxa"/>
-          </w:tcPr>
-          <w:p>
-            <w:pPr>
-              <w:kinsoku w:val="0"/>
-              <w:snapToGrid w:val="0"/>
-              <w:spacing w:line="300" w:lineRule="exact"/>
-              <w:jc w:val="both"/>
-              <w:rPr>
-                <w:rFonts w:ascii="Barlow Condensed Medium" w:eastAsia="標楷體" w:hAnsi="Barlow Condensed Medium" w:cs="Segoe UI Symbol"/>
-                <w:w w:val="90"/>
-                <w:sz w:val="26"/>
-                <w:szCs w:val="26"/>
-              </w:rPr>
-            </w:pPr>
-            <w:r>
-              <w:rPr>
-                <w:rFonts w:ascii="Segoe UI Symbol" w:eastAsia="標楷體" w:hAnsi="Segoe UI Symbol" w:cs="Segoe UI Symbol"/>
-                <w:w w:val="90"/>
-                <w:sz w:val="26"/>
-                <w:szCs w:val="26"/>
-              </w:rPr>
-              <w:t>★</w:t>
+              <w:t>可以向王牧師報名，並準備約</w:t>
             </w:r>
             <w:r>
               <w:rPr>
@@ -2062,7 +2293,7 @@
                 <w:szCs w:val="26"/>
                 <w:lang w:bidi="he-IL"/>
               </w:rPr>
-              <w:t>本會今年度的野外禮拜訂於</w:t>
+              <w:t>5-10</w:t>
             </w:r>
             <w:r>
               <w:rPr>
@@ -2073,8 +2304,57 @@
                 <w:szCs w:val="26"/>
                 <w:lang w:bidi="he-IL"/>
               </w:rPr>
-              <w:t>11/1</w:t>
-            </w:r>
+              <w:t>鐘的見證。</w:t>
+            </w:r>
+          </w:p>
+        </w:tc>
+      </w:tr>
+      <w:tr>
+        <w:tc>
+          <w:tcPr>
+            <w:tcW w:w="280" w:type="dxa"/>
+          </w:tcPr>
+          <w:p>
+            <w:pPr>
+              <w:snapToGrid w:val="0"/>
+              <w:spacing w:line="300" w:lineRule="exact"/>
+              <w:ind w:rightChars="11" w:right="26"/>
+              <w:jc w:val="right"/>
+              <w:rPr>
+                <w:rFonts w:ascii="Barlow Condensed Medium" w:eastAsia="華康細黑體" w:hAnsi="Barlow Condensed Medium"/>
+                <w:w w:val="90"/>
+                <w:sz w:val="26"/>
+                <w:szCs w:val="26"/>
+              </w:rPr>
+            </w:pPr>
+            <w:r>
+              <w:rPr>
+                <w:rFonts w:ascii="Barlow Condensed Medium" w:eastAsia="華康細黑體" w:hAnsi="Barlow Condensed Medium" w:hint="eastAsia"/>
+                <w:w w:val="90"/>
+                <w:sz w:val="26"/>
+                <w:szCs w:val="26"/>
+              </w:rPr>
+              <w:t>3.</w:t>
+            </w:r>
+          </w:p>
+        </w:tc>
+        <w:tc>
+          <w:tcPr>
+            <w:tcW w:w="5641" w:type="dxa"/>
+          </w:tcPr>
+          <w:p>
+            <w:pPr>
+              <w:kinsoku w:val="0"/>
+              <w:snapToGrid w:val="0"/>
+              <w:spacing w:line="300" w:lineRule="exact"/>
+              <w:jc w:val="both"/>
+              <w:rPr>
+                <w:rFonts w:ascii="Barlow Condensed Medium" w:eastAsia="標楷體" w:hAnsi="Barlow Condensed Medium" w:cs="Segoe UI Symbol"/>
+                <w:w w:val="90"/>
+                <w:sz w:val="26"/>
+                <w:szCs w:val="26"/>
+              </w:rPr>
+            </w:pPr>
             <w:r>
               <w:rPr>
                 <w:rFonts w:ascii="Barlow Condensed Medium" w:eastAsia="標楷體" w:hAnsi="Barlow Condensed Medium" w:cs="Segoe UI Symbol" w:hint="eastAsia"/>
@@ -2084,74 +2364,7 @@
                 <w:szCs w:val="26"/>
                 <w:lang w:bidi="he-IL"/>
               </w:rPr>
-              <w:t>主日，前往新竹聖經學院，請兄姊可預留時間參加。</w:t>
-            </w:r>
-          </w:p>
-        </w:tc>
-      </w:tr>
-      <w:tr>
-        <w:tc>
-          <w:tcPr>
-            <w:tcW w:w="280" w:type="dxa"/>
-          </w:tcPr>
-          <w:p>
-            <w:pPr>
-              <w:snapToGrid w:val="0"/>
-              <w:spacing w:line="300" w:lineRule="exact"/>
-              <w:ind w:rightChars="11" w:right="26"/>
-              <w:jc w:val="right"/>
-              <w:rPr>
-                <w:rFonts w:ascii="Barlow Condensed Medium" w:eastAsia="華康細黑體" w:hAnsi="Barlow Condensed Medium"/>
-                <w:w w:val="90"/>
-                <w:sz w:val="26"/>
-                <w:szCs w:val="26"/>
-              </w:rPr>
-            </w:pPr>
-            <w:r>
-              <w:rPr>
-                <w:rFonts w:ascii="Barlow Condensed Medium" w:eastAsia="華康細黑體" w:hAnsi="Barlow Condensed Medium" w:hint="eastAsia"/>
-                <w:w w:val="90"/>
-                <w:sz w:val="26"/>
-                <w:szCs w:val="26"/>
-              </w:rPr>
-              <w:t>4</w:t>
-            </w:r>
-            <w:r>
-              <w:rPr>
-                <w:rFonts w:ascii="Barlow Condensed Medium" w:eastAsia="華康細黑體" w:hAnsi="Barlow Condensed Medium" w:hint="eastAsia"/>
-                <w:w w:val="90"/>
-                <w:sz w:val="26"/>
-                <w:szCs w:val="26"/>
-              </w:rPr>
-              <w:t>.</w:t>
-            </w:r>
-          </w:p>
-        </w:tc>
-        <w:tc>
-          <w:tcPr>
-            <w:tcW w:w="5641" w:type="dxa"/>
-          </w:tcPr>
-          <w:p>
-            <w:pPr>
-              <w:kinsoku w:val="0"/>
-              <w:snapToGrid w:val="0"/>
-              <w:spacing w:line="300" w:lineRule="exact"/>
-              <w:jc w:val="both"/>
-              <w:rPr>
-                <w:rFonts w:ascii="Barlow Condensed Medium" w:eastAsia="標楷體" w:hAnsi="Barlow Condensed Medium" w:cs="Segoe UI Symbol"/>
-                <w:w w:val="90"/>
-                <w:sz w:val="26"/>
-                <w:szCs w:val="26"/>
-              </w:rPr>
-            </w:pPr>
-            <w:r>
-              <w:rPr>
-                <w:rFonts w:ascii="Barlow Condensed Medium" w:eastAsia="標楷體" w:hAnsi="Barlow Condensed Medium" w:cs="Segoe UI Symbol" w:hint="eastAsia"/>
-                <w:w w:val="90"/>
-                <w:sz w:val="26"/>
-                <w:szCs w:val="26"/>
-              </w:rPr>
-              <w:t>參加</w:t>
+              <w:t>本會今年</w:t>
             </w:r>
             <w:r>
               <w:rPr>
@@ -2162,16 +2375,7 @@
                 <w:szCs w:val="26"/>
                 <w:lang w:bidi="he-IL"/>
               </w:rPr>
-              <w:t>9/20</w:t>
-            </w:r>
-            <w:r>
-              <w:rPr>
-                <w:rFonts w:ascii="Barlow Condensed Medium" w:eastAsia="標楷體" w:hAnsi="Barlow Condensed Medium" w:cs="Segoe UI Symbol" w:hint="eastAsia"/>
-                <w:w w:val="90"/>
-                <w:sz w:val="26"/>
-                <w:szCs w:val="26"/>
-              </w:rPr>
-              <w:t>母會</w:t>
+              <w:t>野外禮拜訂於</w:t>
             </w:r>
             <w:r>
               <w:rPr>
@@ -2182,7 +2386,7 @@
                 <w:szCs w:val="26"/>
                 <w:lang w:bidi="he-IL"/>
               </w:rPr>
-              <w:t>艋舺教會</w:t>
+              <w:t>11/1</w:t>
             </w:r>
             <w:r>
               <w:rPr>
@@ -2193,7 +2397,74 @@
                 <w:szCs w:val="26"/>
                 <w:lang w:bidi="he-IL"/>
               </w:rPr>
-              <w:t>150</w:t>
+              <w:t>主日，前往新竹聖經學院。</w:t>
+            </w:r>
+          </w:p>
+        </w:tc>
+      </w:tr>
+      <w:tr>
+        <w:tc>
+          <w:tcPr>
+            <w:tcW w:w="280" w:type="dxa"/>
+          </w:tcPr>
+          <w:p>
+            <w:pPr>
+              <w:snapToGrid w:val="0"/>
+              <w:spacing w:line="300" w:lineRule="exact"/>
+              <w:ind w:rightChars="11" w:right="26"/>
+              <w:jc w:val="right"/>
+              <w:rPr>
+                <w:rFonts w:ascii="Barlow Condensed Medium" w:eastAsia="華康細黑體" w:hAnsi="Barlow Condensed Medium"/>
+                <w:w w:val="90"/>
+                <w:sz w:val="26"/>
+                <w:szCs w:val="26"/>
+              </w:rPr>
+            </w:pPr>
+            <w:r>
+              <w:rPr>
+                <w:rFonts w:ascii="Barlow Condensed Medium" w:eastAsia="華康細黑體" w:hAnsi="Barlow Condensed Medium" w:hint="eastAsia"/>
+                <w:w w:val="90"/>
+                <w:sz w:val="26"/>
+                <w:szCs w:val="26"/>
+              </w:rPr>
+              <w:t>4</w:t>
+            </w:r>
+            <w:r>
+              <w:rPr>
+                <w:rFonts w:ascii="Barlow Condensed Medium" w:eastAsia="華康細黑體" w:hAnsi="Barlow Condensed Medium" w:hint="eastAsia"/>
+                <w:w w:val="90"/>
+                <w:sz w:val="26"/>
+                <w:szCs w:val="26"/>
+              </w:rPr>
+              <w:t>.</w:t>
+            </w:r>
+          </w:p>
+        </w:tc>
+        <w:tc>
+          <w:tcPr>
+            <w:tcW w:w="5641" w:type="dxa"/>
+          </w:tcPr>
+          <w:p>
+            <w:pPr>
+              <w:kinsoku w:val="0"/>
+              <w:snapToGrid w:val="0"/>
+              <w:spacing w:line="300" w:lineRule="exact"/>
+              <w:jc w:val="both"/>
+              <w:rPr>
+                <w:rFonts w:ascii="Barlow Condensed Medium" w:eastAsia="標楷體" w:hAnsi="Barlow Condensed Medium" w:cs="Segoe UI Symbol"/>
+                <w:w w:val="90"/>
+                <w:sz w:val="26"/>
+                <w:szCs w:val="26"/>
+              </w:rPr>
+            </w:pPr>
+            <w:r>
+              <w:rPr>
+                <w:rFonts w:ascii="Barlow Condensed Medium" w:eastAsia="標楷體" w:hAnsi="Barlow Condensed Medium" w:cs="Segoe UI Symbol" w:hint="eastAsia"/>
+                <w:w w:val="90"/>
+                <w:sz w:val="26"/>
+                <w:szCs w:val="26"/>
+              </w:rPr>
+              <w:t>參加</w:t>
             </w:r>
             <w:r>
               <w:rPr>
@@ -2204,7 +2475,16 @@
                 <w:szCs w:val="26"/>
                 <w:lang w:bidi="he-IL"/>
               </w:rPr>
-              <w:t>週年</w:t>
+              <w:t>9/20</w:t>
+            </w:r>
+            <w:r>
+              <w:rPr>
+                <w:rFonts w:ascii="Barlow Condensed Medium" w:eastAsia="標楷體" w:hAnsi="Barlow Condensed Medium" w:cs="Segoe UI Symbol" w:hint="eastAsia"/>
+                <w:w w:val="90"/>
+                <w:sz w:val="26"/>
+                <w:szCs w:val="26"/>
+              </w:rPr>
+              <w:t>母會</w:t>
             </w:r>
             <w:r>
               <w:rPr>
@@ -2215,7 +2495,7 @@
                 <w:szCs w:val="26"/>
                 <w:lang w:bidi="he-IL"/>
               </w:rPr>
-              <w:t>在中原大學舉行的野外禮拜</w:t>
+              <w:t>艋舺教會</w:t>
             </w:r>
             <w:r>
               <w:rPr>
@@ -2226,7 +2506,7 @@
                 <w:szCs w:val="26"/>
                 <w:lang w:bidi="he-IL"/>
               </w:rPr>
-              <w:t>者</w:t>
+              <w:t>150</w:t>
             </w:r>
             <w:r>
               <w:rPr>
@@ -2237,7 +2517,7 @@
                 <w:szCs w:val="26"/>
                 <w:lang w:bidi="he-IL"/>
               </w:rPr>
-              <w:t>。免費用，但是每人要</w:t>
+              <w:t>週年</w:t>
             </w:r>
             <w:r>
               <w:rPr>
@@ -2248,7 +2528,7 @@
                 <w:szCs w:val="26"/>
                 <w:lang w:bidi="he-IL"/>
               </w:rPr>
-              <w:t>先繳二百元報名費，當日出席則全額退費。自行開車者也請報名，</w:t>
+              <w:t>在中原大學</w:t>
             </w:r>
             <w:r>
               <w:rPr>
@@ -2259,7 +2539,7 @@
                 <w:szCs w:val="26"/>
                 <w:lang w:bidi="he-IL"/>
               </w:rPr>
-              <w:t>要統計中餐數量。</w:t>
+              <w:t>的野外禮拜</w:t>
             </w:r>
             <w:r>
               <w:rPr>
@@ -2270,7 +2550,7 @@
                 <w:szCs w:val="26"/>
                 <w:lang w:bidi="he-IL"/>
               </w:rPr>
-              <w:t>當日下午本會另有</w:t>
+              <w:t>者</w:t>
             </w:r>
             <w:r>
               <w:rPr>
@@ -2281,7 +2561,7 @@
                 <w:szCs w:val="26"/>
                 <w:lang w:bidi="he-IL"/>
               </w:rPr>
-              <w:t>行程，約下午</w:t>
+              <w:t>。每人要</w:t>
             </w:r>
             <w:r>
               <w:rPr>
@@ -2292,18 +2572,7 @@
                 <w:szCs w:val="26"/>
                 <w:lang w:bidi="he-IL"/>
               </w:rPr>
-              <w:t>5</w:t>
-            </w:r>
-            <w:r>
-              <w:rPr>
-                <w:rFonts w:ascii="Barlow Condensed Medium" w:eastAsia="標楷體" w:hAnsi="Barlow Condensed Medium" w:cs="Segoe UI Symbol" w:hint="eastAsia"/>
-                <w:noProof/>
-                <w:w w:val="90"/>
-                <w:sz w:val="26"/>
-                <w:szCs w:val="26"/>
-                <w:lang w:bidi="he-IL"/>
-              </w:rPr>
-              <w:t>點回到教會。</w:t>
+              <w:t>繳二百元報名費，當日出席則全額退費。</w:t>
             </w:r>
           </w:p>
         </w:tc>
@@ -2327,7 +2596,6 @@
         </w:rPr>
         <w:t>§</w:t>
       </w:r>
-      <w:proofErr w:type="gramStart"/>
       <w:r>
         <w:rPr>
           <w:rFonts w:ascii="Barlow Condensed Medium" w:eastAsia="華康正顏楷體W9" w:hAnsi="Barlow Condensed Medium" w:cstheme="minorHAnsi"/>
@@ -2335,7 +2603,6 @@
         </w:rPr>
         <w:t>公禱事項</w:t>
       </w:r>
-      <w:proofErr w:type="gramEnd"/>
     </w:p>
     <w:tbl>
       <w:tblPr>
@@ -2478,9 +2745,8 @@
                 <w:sz w:val="26"/>
                 <w:szCs w:val="26"/>
               </w:rPr>
-              <w:t xml:space="preserve">、人權和生態永續，願　</w:t>
-            </w:r>
-            <w:proofErr w:type="gramStart"/>
+              <w:t>、人權和生態永續，願　神公義的國度降臨</w:t>
+            </w:r>
             <w:r>
               <w:rPr>
                 <w:rFonts w:ascii="Barlow Condensed Medium" w:eastAsia="標楷體" w:hAnsi="Barlow Condensed Medium" w:cstheme="minorHAnsi" w:hint="eastAsia"/>
@@ -2488,9 +2754,32 @@
                 <w:sz w:val="26"/>
                 <w:szCs w:val="26"/>
               </w:rPr>
-              <w:t>神公義</w:t>
-            </w:r>
-            <w:proofErr w:type="gramEnd"/>
+              <w:t>。</w:t>
+            </w:r>
+          </w:p>
+        </w:tc>
+      </w:tr>
+      <w:tr>
+        <w:tc>
+          <w:tcPr>
+            <w:tcW w:w="266" w:type="dxa"/>
+            <w:tcMar>
+              <w:left w:w="28" w:type="dxa"/>
+              <w:right w:w="28" w:type="dxa"/>
+            </w:tcMar>
+          </w:tcPr>
+          <w:p>
+            <w:pPr>
+              <w:snapToGrid w:val="0"/>
+              <w:spacing w:line="300" w:lineRule="exact"/>
+              <w:jc w:val="right"/>
+              <w:rPr>
+                <w:rFonts w:ascii="Barlow Condensed Medium" w:eastAsia="標楷體" w:hAnsi="Barlow Condensed Medium" w:cstheme="minorHAnsi"/>
+                <w:w w:val="90"/>
+                <w:sz w:val="26"/>
+                <w:szCs w:val="26"/>
+              </w:rPr>
+            </w:pPr>
             <w:r>
               <w:rPr>
                 <w:rFonts w:ascii="Barlow Condensed Medium" w:eastAsia="標楷體" w:hAnsi="Barlow Condensed Medium" w:cstheme="minorHAnsi" w:hint="eastAsia"/>
@@ -2498,7 +2787,47 @@
                 <w:sz w:val="26"/>
                 <w:szCs w:val="26"/>
               </w:rPr>
-              <w:t>的國度降臨</w:t>
+              <w:t>2</w:t>
+            </w:r>
+            <w:r>
+              <w:rPr>
+                <w:rFonts w:ascii="Barlow Condensed Medium" w:eastAsia="標楷體" w:hAnsi="Barlow Condensed Medium" w:cstheme="minorHAnsi"/>
+                <w:w w:val="90"/>
+                <w:sz w:val="26"/>
+                <w:szCs w:val="26"/>
+              </w:rPr>
+              <w:t>.</w:t>
+            </w:r>
+          </w:p>
+        </w:tc>
+        <w:tc>
+          <w:tcPr>
+            <w:tcW w:w="5669" w:type="dxa"/>
+            <w:tcMar>
+              <w:left w:w="28" w:type="dxa"/>
+              <w:right w:w="28" w:type="dxa"/>
+            </w:tcMar>
+          </w:tcPr>
+          <w:p>
+            <w:pPr>
+              <w:snapToGrid w:val="0"/>
+              <w:spacing w:line="300" w:lineRule="exact"/>
+              <w:jc w:val="both"/>
+              <w:rPr>
+                <w:rFonts w:ascii="Barlow Condensed Medium" w:eastAsia="標楷體" w:hAnsi="Barlow Condensed Medium" w:cstheme="minorHAnsi"/>
+                <w:w w:val="90"/>
+                <w:sz w:val="26"/>
+                <w:szCs w:val="26"/>
+              </w:rPr>
+            </w:pPr>
+            <w:r>
+              <w:rPr>
+                <w:rFonts w:ascii="Segoe UI Symbol" w:eastAsia="標楷體" w:hAnsi="Segoe UI Symbol" w:cs="Segoe UI Symbol"/>
+                <w:w w:val="90"/>
+                <w:sz w:val="26"/>
+                <w:szCs w:val="26"/>
+              </w:rPr>
+              <w:t>★</w:t>
             </w:r>
             <w:r>
               <w:rPr>
@@ -2507,31 +2836,67 @@
                 <w:sz w:val="26"/>
                 <w:szCs w:val="26"/>
               </w:rPr>
-              <w:t>。</w:t>
-            </w:r>
-          </w:p>
-        </w:tc>
-      </w:tr>
-      <w:tr>
-        <w:tc>
-          <w:tcPr>
-            <w:tcW w:w="266" w:type="dxa"/>
-            <w:tcMar>
-              <w:left w:w="28" w:type="dxa"/>
-              <w:right w:w="28" w:type="dxa"/>
-            </w:tcMar>
-          </w:tcPr>
-          <w:p>
-            <w:pPr>
-              <w:snapToGrid w:val="0"/>
-              <w:spacing w:line="300" w:lineRule="exact"/>
-              <w:jc w:val="right"/>
+              <w:t>全球各地</w:t>
+            </w:r>
+            <w:r>
+              <w:rPr>
+                <w:rFonts w:ascii="Barlow Condensed Medium" w:eastAsia="標楷體" w:hAnsi="Barlow Condensed Medium" w:cstheme="minorHAnsi" w:hint="eastAsia"/>
+                <w:w w:val="90"/>
+                <w:sz w:val="26"/>
+                <w:szCs w:val="26"/>
+              </w:rPr>
+              <w:t>地震</w:t>
+            </w:r>
+            <w:r>
+              <w:rPr>
+                <w:rFonts w:ascii="Barlow Condensed Medium" w:eastAsia="標楷體" w:hAnsi="Barlow Condensed Medium" w:cstheme="minorHAnsi" w:hint="eastAsia"/>
+                <w:w w:val="90"/>
+                <w:sz w:val="26"/>
+                <w:szCs w:val="26"/>
+              </w:rPr>
+              <w:t>、洪災、森林大火和瘟疫的受難者</w:t>
+            </w:r>
+            <w:r>
+              <w:rPr>
+                <w:rFonts w:ascii="Barlow Condensed Medium" w:eastAsia="標楷體" w:hAnsi="Barlow Condensed Medium" w:cstheme="minorHAnsi" w:hint="eastAsia"/>
+                <w:w w:val="90"/>
+                <w:sz w:val="26"/>
+                <w:szCs w:val="26"/>
+              </w:rPr>
+              <w:t>代禱</w:t>
+            </w:r>
+            <w:r>
               <w:rPr>
                 <w:rFonts w:ascii="Barlow Condensed Medium" w:eastAsia="標楷體" w:hAnsi="Barlow Condensed Medium" w:cstheme="minorHAnsi"/>
                 <w:w w:val="90"/>
                 <w:sz w:val="26"/>
                 <w:szCs w:val="26"/>
               </w:rPr>
+              <w:t>。</w:t>
+            </w:r>
+          </w:p>
+        </w:tc>
+      </w:tr>
+      <w:tr>
+        <w:tc>
+          <w:tcPr>
+            <w:tcW w:w="266" w:type="dxa"/>
+            <w:tcMar>
+              <w:left w:w="28" w:type="dxa"/>
+              <w:right w:w="28" w:type="dxa"/>
+            </w:tcMar>
+          </w:tcPr>
+          <w:p>
+            <w:pPr>
+              <w:snapToGrid w:val="0"/>
+              <w:spacing w:line="300" w:lineRule="exact"/>
+              <w:jc w:val="right"/>
+              <w:rPr>
+                <w:rFonts w:ascii="Barlow Condensed Medium" w:eastAsia="標楷體" w:hAnsi="Barlow Condensed Medium" w:cstheme="minorHAnsi"/>
+                <w:w w:val="90"/>
+                <w:sz w:val="26"/>
+                <w:szCs w:val="26"/>
+              </w:rPr>
             </w:pPr>
             <w:r>
               <w:rPr>
@@ -2540,7 +2905,7 @@
                 <w:sz w:val="26"/>
                 <w:szCs w:val="26"/>
               </w:rPr>
-              <w:t>2</w:t>
+              <w:t>3</w:t>
             </w:r>
             <w:r>
               <w:rPr>
@@ -2575,21 +2940,12 @@
             </w:pPr>
             <w:r>
               <w:rPr>
-                <w:rFonts w:ascii="Segoe UI Symbol" w:eastAsia="標楷體" w:hAnsi="Segoe UI Symbol" w:cs="Segoe UI Symbol"/>
-                <w:w w:val="90"/>
-                <w:sz w:val="26"/>
-                <w:szCs w:val="26"/>
-              </w:rPr>
-              <w:t>★</w:t>
-            </w:r>
-            <w:r>
-              <w:rPr>
                 <w:rFonts w:ascii="Barlow Condensed Medium" w:eastAsia="標楷體" w:hAnsi="Barlow Condensed Medium" w:cstheme="minorHAnsi" w:hint="eastAsia"/>
                 <w:w w:val="90"/>
                 <w:sz w:val="26"/>
                 <w:szCs w:val="26"/>
               </w:rPr>
-              <w:t>為</w:t>
+              <w:t>為台灣祈福，願</w:t>
             </w:r>
             <w:r>
               <w:rPr>
@@ -2598,7 +2954,7 @@
                 <w:sz w:val="26"/>
                 <w:szCs w:val="26"/>
               </w:rPr>
-              <w:t>哥倫比亞</w:t>
+              <w:t>2026</w:t>
             </w:r>
             <w:r>
               <w:rPr>
@@ -2607,8 +2963,41 @@
                 <w:sz w:val="26"/>
                 <w:szCs w:val="26"/>
               </w:rPr>
-              <w:t>8/10</w:t>
-            </w:r>
+              <w:t>年全民為守護台灣更同心、更團結，求真相除詐騙，以及求真　神棄偶像</w:t>
+            </w:r>
+            <w:r>
+              <w:rPr>
+                <w:rFonts w:ascii="Barlow Condensed Medium" w:eastAsia="標楷體" w:hAnsi="Barlow Condensed Medium" w:cstheme="minorHAnsi"/>
+                <w:w w:val="90"/>
+                <w:sz w:val="26"/>
+                <w:szCs w:val="26"/>
+              </w:rPr>
+              <w:t>。</w:t>
+            </w:r>
+          </w:p>
+        </w:tc>
+      </w:tr>
+      <w:tr>
+        <w:tc>
+          <w:tcPr>
+            <w:tcW w:w="266" w:type="dxa"/>
+            <w:tcMar>
+              <w:left w:w="28" w:type="dxa"/>
+              <w:right w:w="28" w:type="dxa"/>
+            </w:tcMar>
+          </w:tcPr>
+          <w:p>
+            <w:pPr>
+              <w:snapToGrid w:val="0"/>
+              <w:spacing w:line="300" w:lineRule="exact"/>
+              <w:jc w:val="right"/>
+              <w:rPr>
+                <w:rFonts w:ascii="Barlow Condensed Medium" w:eastAsia="標楷體" w:hAnsi="Barlow Condensed Medium" w:cstheme="minorHAnsi"/>
+                <w:w w:val="90"/>
+                <w:sz w:val="26"/>
+                <w:szCs w:val="26"/>
+              </w:rPr>
+            </w:pPr>
             <w:r>
               <w:rPr>
                 <w:rFonts w:ascii="Barlow Condensed Medium" w:eastAsia="標楷體" w:hAnsi="Barlow Condensed Medium" w:cstheme="minorHAnsi" w:hint="eastAsia"/>
@@ -2616,9 +3005,117 @@
                 <w:sz w:val="26"/>
                 <w:szCs w:val="26"/>
               </w:rPr>
-              <w:t>大地震賑災、修復和居民平</w:t>
-            </w:r>
-            <w:proofErr w:type="gramStart"/>
+              <w:t>4</w:t>
+            </w:r>
+            <w:r>
+              <w:rPr>
+                <w:rFonts w:ascii="Barlow Condensed Medium" w:eastAsia="標楷體" w:hAnsi="Barlow Condensed Medium" w:cstheme="minorHAnsi"/>
+                <w:w w:val="90"/>
+                <w:sz w:val="26"/>
+                <w:szCs w:val="26"/>
+              </w:rPr>
+              <w:t>.</w:t>
+            </w:r>
+          </w:p>
+        </w:tc>
+        <w:tc>
+          <w:tcPr>
+            <w:tcW w:w="5669" w:type="dxa"/>
+            <w:tcMar>
+              <w:left w:w="28" w:type="dxa"/>
+              <w:right w:w="28" w:type="dxa"/>
+            </w:tcMar>
+          </w:tcPr>
+          <w:p>
+            <w:pPr>
+              <w:snapToGrid w:val="0"/>
+              <w:spacing w:line="300" w:lineRule="exact"/>
+              <w:jc w:val="both"/>
+              <w:rPr>
+                <w:rFonts w:ascii="Barlow Condensed Medium" w:eastAsia="標楷體" w:hAnsi="Barlow Condensed Medium" w:cstheme="minorHAnsi"/>
+                <w:w w:val="90"/>
+                <w:sz w:val="26"/>
+                <w:szCs w:val="26"/>
+              </w:rPr>
+            </w:pPr>
+            <w:r>
+              <w:rPr>
+                <w:rFonts w:ascii="Barlow Condensed Medium" w:eastAsia="標楷體" w:hAnsi="Barlow Condensed Medium" w:cs="Segoe UI Symbol"/>
+                <w:w w:val="90"/>
+                <w:sz w:val="26"/>
+                <w:szCs w:val="26"/>
+              </w:rPr>
+              <w:t>為</w:t>
+            </w:r>
+            <w:r>
+              <w:rPr>
+                <w:rFonts w:ascii="Barlow Condensed Medium" w:eastAsia="標楷體" w:hAnsi="Barlow Condensed Medium" w:cs="Segoe UI Symbol"/>
+                <w:w w:val="90"/>
+                <w:sz w:val="26"/>
+                <w:szCs w:val="26"/>
+              </w:rPr>
+              <w:t>2026</w:t>
+            </w:r>
+            <w:r>
+              <w:rPr>
+                <w:rFonts w:ascii="Barlow Condensed Medium" w:eastAsia="標楷體" w:hAnsi="Barlow Condensed Medium" w:cs="Segoe UI Symbol"/>
+                <w:w w:val="90"/>
+                <w:sz w:val="26"/>
+                <w:szCs w:val="26"/>
+              </w:rPr>
+              <w:t>年本會</w:t>
+            </w:r>
+            <w:r>
+              <w:rPr>
+                <w:rFonts w:ascii="Barlow Condensed Medium" w:eastAsia="標楷體" w:hAnsi="Barlow Condensed Medium" w:cs="Segoe UI Symbol" w:hint="eastAsia"/>
+                <w:w w:val="90"/>
+                <w:sz w:val="26"/>
+                <w:szCs w:val="26"/>
+              </w:rPr>
+              <w:t>各項</w:t>
+            </w:r>
+            <w:r>
+              <w:rPr>
+                <w:rFonts w:ascii="Barlow Condensed Medium" w:eastAsia="標楷體" w:hAnsi="Barlow Condensed Medium" w:cs="Segoe UI Symbol"/>
+                <w:w w:val="90"/>
+                <w:sz w:val="26"/>
+                <w:szCs w:val="26"/>
+              </w:rPr>
+              <w:t>事工代禱</w:t>
+            </w:r>
+            <w:r>
+              <w:rPr>
+                <w:rFonts w:ascii="Barlow Condensed Medium" w:eastAsia="標楷體" w:hAnsi="Barlow Condensed Medium" w:cstheme="minorHAnsi"/>
+                <w:w w:val="90"/>
+                <w:sz w:val="26"/>
+                <w:szCs w:val="26"/>
+              </w:rPr>
+              <w:t>。</w:t>
+            </w:r>
+          </w:p>
+        </w:tc>
+      </w:tr>
+      <w:tr>
+        <w:tc>
+          <w:tcPr>
+            <w:tcW w:w="266" w:type="dxa"/>
+            <w:tcMar>
+              <w:left w:w="28" w:type="dxa"/>
+              <w:right w:w="28" w:type="dxa"/>
+            </w:tcMar>
+          </w:tcPr>
+          <w:p>
+            <w:pPr>
+              <w:snapToGrid w:val="0"/>
+              <w:spacing w:line="300" w:lineRule="exact"/>
+              <w:jc w:val="right"/>
+              <w:rPr>
+                <w:rFonts w:ascii="Barlow Condensed Medium" w:eastAsia="標楷體" w:hAnsi="Barlow Condensed Medium" w:cstheme="minorHAnsi"/>
+                <w:w w:val="90"/>
+                <w:sz w:val="26"/>
+                <w:szCs w:val="26"/>
+              </w:rPr>
+            </w:pPr>
             <w:r>
               <w:rPr>
                 <w:rFonts w:ascii="Barlow Condensed Medium" w:eastAsia="標楷體" w:hAnsi="Barlow Condensed Medium" w:cstheme="minorHAnsi" w:hint="eastAsia"/>
@@ -2626,9 +3123,8 @@
                 <w:sz w:val="26"/>
                 <w:szCs w:val="26"/>
               </w:rPr>
-              <w:t>安代禱</w:t>
-            </w:r>
-            <w:proofErr w:type="gramEnd"/>
+              <w:t>5</w:t>
+            </w:r>
             <w:r>
               <w:rPr>
                 <w:rFonts w:ascii="Barlow Condensed Medium" w:eastAsia="標楷體" w:hAnsi="Barlow Condensed Medium" w:cstheme="minorHAnsi"/>
@@ -2636,15 +3132,13 @@
                 <w:sz w:val="26"/>
                 <w:szCs w:val="26"/>
               </w:rPr>
-              <w:t>。</w:t>
-            </w:r>
-          </w:p>
-        </w:tc>
-      </w:tr>
-      <w:tr>
-        <w:tc>
-          <w:tcPr>
-            <w:tcW w:w="266" w:type="dxa"/>
+              <w:t>.</w:t>
+            </w:r>
+          </w:p>
+        </w:tc>
+        <w:tc>
+          <w:tcPr>
+            <w:tcW w:w="5669" w:type="dxa"/>
             <w:tcMar>
               <w:left w:w="28" w:type="dxa"/>
               <w:right w:w="28" w:type="dxa"/>
@@ -2654,7 +3148,7 @@
             <w:pPr>
               <w:snapToGrid w:val="0"/>
               <w:spacing w:line="300" w:lineRule="exact"/>
-              <w:jc w:val="right"/>
+              <w:jc w:val="both"/>
               <w:rPr>
                 <w:rFonts w:ascii="Barlow Condensed Medium" w:eastAsia="標楷體" w:hAnsi="Barlow Condensed Medium" w:cstheme="minorHAnsi"/>
                 <w:w w:val="90"/>
@@ -2664,12 +3158,21 @@
             </w:pPr>
             <w:r>
               <w:rPr>
+                <w:rFonts w:ascii="Barlow Condensed Medium" w:eastAsia="標楷體" w:hAnsi="Barlow Condensed Medium" w:cstheme="minorHAnsi"/>
+                <w:w w:val="90"/>
+                <w:sz w:val="26"/>
+                <w:szCs w:val="26"/>
+              </w:rPr>
+              <w:t>為</w:t>
+            </w:r>
+            <w:r>
+              <w:rPr>
                 <w:rFonts w:ascii="Barlow Condensed Medium" w:eastAsia="標楷體" w:hAnsi="Barlow Condensed Medium" w:cstheme="minorHAnsi" w:hint="eastAsia"/>
                 <w:w w:val="90"/>
                 <w:sz w:val="26"/>
                 <w:szCs w:val="26"/>
               </w:rPr>
-              <w:t>3</w:t>
+              <w:t>教會所有</w:t>
             </w:r>
             <w:r>
               <w:rPr>
@@ -2678,334 +3181,25 @@
                 <w:sz w:val="26"/>
                 <w:szCs w:val="26"/>
               </w:rPr>
-              <w:t>.</w:t>
-            </w:r>
-          </w:p>
-        </w:tc>
-        <w:tc>
-          <w:tcPr>
-            <w:tcW w:w="5669" w:type="dxa"/>
-            <w:tcMar>
-              <w:left w:w="28" w:type="dxa"/>
-              <w:right w:w="28" w:type="dxa"/>
-            </w:tcMar>
-          </w:tcPr>
-          <w:p>
-            <w:pPr>
-              <w:snapToGrid w:val="0"/>
-              <w:spacing w:line="300" w:lineRule="exact"/>
-              <w:jc w:val="both"/>
+              <w:t>任職同工的事奉</w:t>
+            </w:r>
+            <w:r>
+              <w:rPr>
+                <w:rFonts w:ascii="Barlow Condensed Medium" w:eastAsia="標楷體" w:hAnsi="Barlow Condensed Medium" w:cstheme="minorHAnsi" w:hint="eastAsia"/>
+                <w:w w:val="90"/>
+                <w:sz w:val="26"/>
+                <w:szCs w:val="26"/>
+              </w:rPr>
+              <w:t>、工作</w:t>
+            </w:r>
+            <w:r>
               <w:rPr>
                 <w:rFonts w:ascii="Barlow Condensed Medium" w:eastAsia="標楷體" w:hAnsi="Barlow Condensed Medium" w:cstheme="minorHAnsi"/>
                 <w:w w:val="90"/>
                 <w:sz w:val="26"/>
                 <w:szCs w:val="26"/>
               </w:rPr>
-            </w:pPr>
-            <w:r>
-              <w:rPr>
-                <w:rFonts w:ascii="Barlow Condensed Medium" w:eastAsia="標楷體" w:hAnsi="Barlow Condensed Medium" w:cstheme="minorHAnsi" w:hint="eastAsia"/>
-                <w:w w:val="90"/>
-                <w:sz w:val="26"/>
-                <w:szCs w:val="26"/>
-              </w:rPr>
-              <w:t>為台灣祈福，願</w:t>
-            </w:r>
-            <w:r>
-              <w:rPr>
-                <w:rFonts w:ascii="Barlow Condensed Medium" w:eastAsia="標楷體" w:hAnsi="Barlow Condensed Medium" w:cstheme="minorHAnsi" w:hint="eastAsia"/>
-                <w:w w:val="90"/>
-                <w:sz w:val="26"/>
-                <w:szCs w:val="26"/>
-              </w:rPr>
-              <w:t>2026</w:t>
-            </w:r>
-            <w:r>
-              <w:rPr>
-                <w:rFonts w:ascii="Barlow Condensed Medium" w:eastAsia="標楷體" w:hAnsi="Barlow Condensed Medium" w:cstheme="minorHAnsi" w:hint="eastAsia"/>
-                <w:w w:val="90"/>
-                <w:sz w:val="26"/>
-                <w:szCs w:val="26"/>
-              </w:rPr>
-              <w:t xml:space="preserve">年全民為守護台灣更同心、更團結，求真相除詐騙，以及求真　</w:t>
-            </w:r>
-            <w:proofErr w:type="gramStart"/>
-            <w:r>
-              <w:rPr>
-                <w:rFonts w:ascii="Barlow Condensed Medium" w:eastAsia="標楷體" w:hAnsi="Barlow Condensed Medium" w:cstheme="minorHAnsi" w:hint="eastAsia"/>
-                <w:w w:val="90"/>
-                <w:sz w:val="26"/>
-                <w:szCs w:val="26"/>
-              </w:rPr>
-              <w:t>神棄偶像</w:t>
-            </w:r>
-            <w:proofErr w:type="gramEnd"/>
-            <w:r>
-              <w:rPr>
-                <w:rFonts w:ascii="Barlow Condensed Medium" w:eastAsia="標楷體" w:hAnsi="Barlow Condensed Medium" w:cstheme="minorHAnsi"/>
-                <w:w w:val="90"/>
-                <w:sz w:val="26"/>
-                <w:szCs w:val="26"/>
-              </w:rPr>
-              <w:t>。</w:t>
-            </w:r>
-          </w:p>
-        </w:tc>
-      </w:tr>
-      <w:tr>
-        <w:tc>
-          <w:tcPr>
-            <w:tcW w:w="266" w:type="dxa"/>
-            <w:tcMar>
-              <w:left w:w="28" w:type="dxa"/>
-              <w:right w:w="28" w:type="dxa"/>
-            </w:tcMar>
-          </w:tcPr>
-          <w:p>
-            <w:pPr>
-              <w:snapToGrid w:val="0"/>
-              <w:spacing w:line="300" w:lineRule="exact"/>
-              <w:jc w:val="right"/>
-              <w:rPr>
-                <w:rFonts w:ascii="Barlow Condensed Medium" w:eastAsia="標楷體" w:hAnsi="Barlow Condensed Medium" w:cstheme="minorHAnsi"/>
-                <w:w w:val="90"/>
-                <w:sz w:val="26"/>
-                <w:szCs w:val="26"/>
-              </w:rPr>
-            </w:pPr>
-            <w:r>
-              <w:rPr>
-                <w:rFonts w:ascii="Barlow Condensed Medium" w:eastAsia="標楷體" w:hAnsi="Barlow Condensed Medium" w:cstheme="minorHAnsi" w:hint="eastAsia"/>
-                <w:w w:val="90"/>
-                <w:sz w:val="26"/>
-                <w:szCs w:val="26"/>
-              </w:rPr>
-              <w:t>4</w:t>
-            </w:r>
-            <w:r>
-              <w:rPr>
-                <w:rFonts w:ascii="Barlow Condensed Medium" w:eastAsia="標楷體" w:hAnsi="Barlow Condensed Medium" w:cstheme="minorHAnsi"/>
-                <w:w w:val="90"/>
-                <w:sz w:val="26"/>
-                <w:szCs w:val="26"/>
-              </w:rPr>
-              <w:t>.</w:t>
-            </w:r>
-          </w:p>
-        </w:tc>
-        <w:tc>
-          <w:tcPr>
-            <w:tcW w:w="5669" w:type="dxa"/>
-            <w:tcMar>
-              <w:left w:w="28" w:type="dxa"/>
-              <w:right w:w="28" w:type="dxa"/>
-            </w:tcMar>
-          </w:tcPr>
-          <w:p>
-            <w:pPr>
-              <w:snapToGrid w:val="0"/>
-              <w:spacing w:line="300" w:lineRule="exact"/>
-              <w:jc w:val="both"/>
-              <w:rPr>
-                <w:rFonts w:ascii="Barlow Condensed Medium" w:eastAsia="標楷體" w:hAnsi="Barlow Condensed Medium" w:cstheme="minorHAnsi"/>
-                <w:w w:val="90"/>
-                <w:sz w:val="26"/>
-                <w:szCs w:val="26"/>
-              </w:rPr>
-            </w:pPr>
-            <w:r>
-              <w:rPr>
-                <w:rFonts w:ascii="Barlow Condensed Medium" w:eastAsia="標楷體" w:hAnsi="Barlow Condensed Medium" w:cs="Segoe UI Symbol"/>
-                <w:w w:val="90"/>
-                <w:sz w:val="26"/>
-                <w:szCs w:val="26"/>
-              </w:rPr>
-              <w:t>為</w:t>
-            </w:r>
-            <w:r>
-              <w:rPr>
-                <w:rFonts w:ascii="Barlow Condensed Medium" w:eastAsia="標楷體" w:hAnsi="Barlow Condensed Medium" w:cs="Segoe UI Symbol"/>
-                <w:w w:val="90"/>
-                <w:sz w:val="26"/>
-                <w:szCs w:val="26"/>
-              </w:rPr>
-              <w:t>2026</w:t>
-            </w:r>
-            <w:r>
-              <w:rPr>
-                <w:rFonts w:ascii="Barlow Condensed Medium" w:eastAsia="標楷體" w:hAnsi="Barlow Condensed Medium" w:cs="Segoe UI Symbol"/>
-                <w:w w:val="90"/>
-                <w:sz w:val="26"/>
-                <w:szCs w:val="26"/>
-              </w:rPr>
-              <w:t>年本會</w:t>
-            </w:r>
-            <w:r>
-              <w:rPr>
-                <w:rFonts w:ascii="Barlow Condensed Medium" w:eastAsia="標楷體" w:hAnsi="Barlow Condensed Medium" w:cs="Segoe UI Symbol" w:hint="eastAsia"/>
-                <w:w w:val="90"/>
-                <w:sz w:val="26"/>
-                <w:szCs w:val="26"/>
-              </w:rPr>
-              <w:t>各項</w:t>
-            </w:r>
-            <w:r>
-              <w:rPr>
-                <w:rFonts w:ascii="Barlow Condensed Medium" w:eastAsia="標楷體" w:hAnsi="Barlow Condensed Medium" w:cs="Segoe UI Symbol"/>
-                <w:w w:val="90"/>
-                <w:sz w:val="26"/>
-                <w:szCs w:val="26"/>
-              </w:rPr>
-              <w:t>事</w:t>
-            </w:r>
-            <w:proofErr w:type="gramStart"/>
-            <w:r>
-              <w:rPr>
-                <w:rFonts w:ascii="Barlow Condensed Medium" w:eastAsia="標楷體" w:hAnsi="Barlow Condensed Medium" w:cs="Segoe UI Symbol"/>
-                <w:w w:val="90"/>
-                <w:sz w:val="26"/>
-                <w:szCs w:val="26"/>
-              </w:rPr>
-              <w:t>工代禱</w:t>
-            </w:r>
-            <w:proofErr w:type="gramEnd"/>
-            <w:r>
-              <w:rPr>
-                <w:rFonts w:ascii="Barlow Condensed Medium" w:eastAsia="標楷體" w:hAnsi="Barlow Condensed Medium" w:cstheme="minorHAnsi"/>
-                <w:w w:val="90"/>
-                <w:sz w:val="26"/>
-                <w:szCs w:val="26"/>
-              </w:rPr>
-              <w:t>。</w:t>
-            </w:r>
-          </w:p>
-        </w:tc>
-      </w:tr>
-      <w:tr>
-        <w:tc>
-          <w:tcPr>
-            <w:tcW w:w="266" w:type="dxa"/>
-            <w:tcMar>
-              <w:left w:w="28" w:type="dxa"/>
-              <w:right w:w="28" w:type="dxa"/>
-            </w:tcMar>
-          </w:tcPr>
-          <w:p>
-            <w:pPr>
-              <w:snapToGrid w:val="0"/>
-              <w:spacing w:line="300" w:lineRule="exact"/>
-              <w:jc w:val="right"/>
-              <w:rPr>
-                <w:rFonts w:ascii="Barlow Condensed Medium" w:eastAsia="標楷體" w:hAnsi="Barlow Condensed Medium" w:cstheme="minorHAnsi"/>
-                <w:w w:val="90"/>
-                <w:sz w:val="26"/>
-                <w:szCs w:val="26"/>
-              </w:rPr>
-            </w:pPr>
-            <w:r>
-              <w:rPr>
-                <w:rFonts w:ascii="Barlow Condensed Medium" w:eastAsia="標楷體" w:hAnsi="Barlow Condensed Medium" w:cstheme="minorHAnsi" w:hint="eastAsia"/>
-                <w:w w:val="90"/>
-                <w:sz w:val="26"/>
-                <w:szCs w:val="26"/>
-              </w:rPr>
-              <w:t>5</w:t>
-            </w:r>
-            <w:r>
-              <w:rPr>
-                <w:rFonts w:ascii="Barlow Condensed Medium" w:eastAsia="標楷體" w:hAnsi="Barlow Condensed Medium" w:cstheme="minorHAnsi"/>
-                <w:w w:val="90"/>
-                <w:sz w:val="26"/>
-                <w:szCs w:val="26"/>
-              </w:rPr>
-              <w:t>.</w:t>
-            </w:r>
-          </w:p>
-        </w:tc>
-        <w:tc>
-          <w:tcPr>
-            <w:tcW w:w="5669" w:type="dxa"/>
-            <w:tcMar>
-              <w:left w:w="28" w:type="dxa"/>
-              <w:right w:w="28" w:type="dxa"/>
-            </w:tcMar>
-          </w:tcPr>
-          <w:p>
-            <w:pPr>
-              <w:snapToGrid w:val="0"/>
-              <w:spacing w:line="300" w:lineRule="exact"/>
-              <w:jc w:val="both"/>
-              <w:rPr>
-                <w:rFonts w:ascii="Barlow Condensed Medium" w:eastAsia="標楷體" w:hAnsi="Barlow Condensed Medium" w:cstheme="minorHAnsi"/>
-                <w:w w:val="90"/>
-                <w:sz w:val="26"/>
-                <w:szCs w:val="26"/>
-              </w:rPr>
-            </w:pPr>
-            <w:r>
-              <w:rPr>
-                <w:rFonts w:ascii="Barlow Condensed Medium" w:eastAsia="標楷體" w:hAnsi="Barlow Condensed Medium" w:cstheme="minorHAnsi"/>
-                <w:w w:val="90"/>
-                <w:sz w:val="26"/>
-                <w:szCs w:val="26"/>
-              </w:rPr>
-              <w:t>為</w:t>
-            </w:r>
-            <w:r>
-              <w:rPr>
-                <w:rFonts w:ascii="Barlow Condensed Medium" w:eastAsia="標楷體" w:hAnsi="Barlow Condensed Medium" w:cstheme="minorHAnsi" w:hint="eastAsia"/>
-                <w:w w:val="90"/>
-                <w:sz w:val="26"/>
-                <w:szCs w:val="26"/>
-              </w:rPr>
-              <w:t>教會所有</w:t>
-            </w:r>
-            <w:r>
-              <w:rPr>
-                <w:rFonts w:ascii="Barlow Condensed Medium" w:eastAsia="標楷體" w:hAnsi="Barlow Condensed Medium" w:cstheme="minorHAnsi"/>
-                <w:w w:val="90"/>
-                <w:sz w:val="26"/>
-                <w:szCs w:val="26"/>
-              </w:rPr>
-              <w:t>任職同工的事奉</w:t>
-            </w:r>
-            <w:r>
-              <w:rPr>
-                <w:rFonts w:ascii="Barlow Condensed Medium" w:eastAsia="標楷體" w:hAnsi="Barlow Condensed Medium" w:cstheme="minorHAnsi" w:hint="eastAsia"/>
-                <w:w w:val="90"/>
-                <w:sz w:val="26"/>
-                <w:szCs w:val="26"/>
-              </w:rPr>
-              <w:t>、工作</w:t>
-            </w:r>
-            <w:r>
-              <w:rPr>
-                <w:rFonts w:ascii="Barlow Condensed Medium" w:eastAsia="標楷體" w:hAnsi="Barlow Condensed Medium" w:cstheme="minorHAnsi"/>
-                <w:w w:val="90"/>
-                <w:sz w:val="26"/>
-                <w:szCs w:val="26"/>
-              </w:rPr>
-              <w:t>和</w:t>
-            </w:r>
-            <w:proofErr w:type="gramStart"/>
-            <w:r>
-              <w:rPr>
-                <w:rFonts w:ascii="Barlow Condensed Medium" w:eastAsia="標楷體" w:hAnsi="Barlow Condensed Medium" w:cstheme="minorHAnsi"/>
-                <w:w w:val="90"/>
-                <w:sz w:val="26"/>
-                <w:szCs w:val="26"/>
-              </w:rPr>
-              <w:t>家庭代禱</w:t>
-            </w:r>
-            <w:proofErr w:type="gramEnd"/>
-            <w:r>
-              <w:rPr>
-                <w:rFonts w:ascii="Barlow Condensed Medium" w:eastAsia="標楷體" w:hAnsi="Barlow Condensed Medium" w:cstheme="minorHAnsi"/>
-                <w:w w:val="90"/>
-                <w:sz w:val="26"/>
-                <w:szCs w:val="26"/>
-              </w:rPr>
-              <w:t>。</w:t>
+              <w:t>和家庭代禱。</w:t>
             </w:r>
           </w:p>
         </w:tc>
@@ -3121,9 +3315,8 @@
                 <w:sz w:val="26"/>
                 <w:szCs w:val="26"/>
               </w:rPr>
-              <w:t>兄</w:t>
-            </w:r>
-            <w:proofErr w:type="gramStart"/>
+              <w:t>兄姊</w:t>
+            </w:r>
             <w:r>
               <w:rPr>
                 <w:rFonts w:ascii="Barlow Condensed Medium" w:eastAsia="華康中黑體" w:hAnsi="Barlow Condensed Medium" w:cs="Segoe UI Symbol"/>
@@ -3131,9 +3324,8 @@
                 <w:sz w:val="26"/>
                 <w:szCs w:val="26"/>
               </w:rPr>
-              <w:t>姊</w:t>
-            </w:r>
-            <w:proofErr w:type="gramEnd"/>
+              <w:t>利用代禱卡</w:t>
+            </w:r>
             <w:r>
               <w:rPr>
                 <w:rFonts w:ascii="Barlow Condensed Medium" w:eastAsia="華康中黑體" w:hAnsi="Barlow Condensed Medium" w:cs="Segoe UI Symbol"/>
@@ -3141,9 +3333,8 @@
                 <w:sz w:val="26"/>
                 <w:szCs w:val="26"/>
               </w:rPr>
-              <w:t>利用</w:t>
-            </w:r>
-            <w:proofErr w:type="gramStart"/>
+              <w:t>(</w:t>
+            </w:r>
             <w:r>
               <w:rPr>
                 <w:rFonts w:ascii="Barlow Condensed Medium" w:eastAsia="華康中黑體" w:hAnsi="Barlow Condensed Medium" w:cs="Segoe UI Symbol"/>
@@ -3151,9 +3342,8 @@
                 <w:sz w:val="26"/>
                 <w:szCs w:val="26"/>
               </w:rPr>
-              <w:t>代禱卡</w:t>
-            </w:r>
-            <w:proofErr w:type="gramEnd"/>
+              <w:t>於招待桌上</w:t>
+            </w:r>
             <w:r>
               <w:rPr>
                 <w:rFonts w:ascii="Barlow Condensed Medium" w:eastAsia="華康中黑體" w:hAnsi="Barlow Condensed Medium" w:cs="Segoe UI Symbol"/>
@@ -3161,7 +3351,7 @@
                 <w:sz w:val="26"/>
                 <w:szCs w:val="26"/>
               </w:rPr>
-              <w:t>(</w:t>
+              <w:t>)</w:t>
             </w:r>
             <w:r>
               <w:rPr>
@@ -3170,36 +3360,7 @@
                 <w:sz w:val="26"/>
                 <w:szCs w:val="26"/>
               </w:rPr>
-              <w:t>於招待桌上</w:t>
-            </w:r>
-            <w:r>
-              <w:rPr>
-                <w:rFonts w:ascii="Barlow Condensed Medium" w:eastAsia="華康中黑體" w:hAnsi="Barlow Condensed Medium" w:cs="Segoe UI Symbol"/>
-                <w:w w:val="90"/>
-                <w:sz w:val="26"/>
-                <w:szCs w:val="26"/>
-              </w:rPr>
-              <w:t>)</w:t>
-            </w:r>
-            <w:proofErr w:type="gramStart"/>
-            <w:r>
-              <w:rPr>
-                <w:rFonts w:ascii="Barlow Condensed Medium" w:eastAsia="華康中黑體" w:hAnsi="Barlow Condensed Medium" w:cs="Segoe UI Symbol"/>
-                <w:w w:val="90"/>
-                <w:sz w:val="26"/>
-                <w:szCs w:val="26"/>
-              </w:rPr>
-              <w:t>投代禱</w:t>
-            </w:r>
-            <w:proofErr w:type="gramEnd"/>
-            <w:r>
-              <w:rPr>
-                <w:rFonts w:ascii="Barlow Condensed Medium" w:eastAsia="華康中黑體" w:hAnsi="Barlow Condensed Medium" w:cs="Segoe UI Symbol"/>
-                <w:w w:val="90"/>
-                <w:sz w:val="26"/>
-                <w:szCs w:val="26"/>
-              </w:rPr>
-              <w:t>信箱。</w:t>
+              <w:t>投代禱信箱。</w:t>
             </w:r>
           </w:p>
         </w:tc>
@@ -3505,7 +3666,6 @@
           <w:szCs w:val="26"/>
         </w:rPr>
       </w:pPr>
-      <w:proofErr w:type="gramStart"/>
       <w:r>
         <w:rPr>
           <w:rFonts w:ascii="標楷體" w:eastAsia="標楷體" w:hAnsi="標楷體" w:cs="Arial" w:hint="eastAsia"/>
@@ -3516,7 +3676,6 @@
         </w:rPr>
         <w:t>【</w:t>
       </w:r>
-      <w:proofErr w:type="gramEnd"/>
       <w:r>
         <w:rPr>
           <w:rFonts w:asciiTheme="majorBidi" w:eastAsia="標楷體" w:hAnsiTheme="majorBidi" w:cstheme="majorBidi" w:hint="eastAsia"/>
@@ -3625,29 +3784,7 @@
           <w:sz w:val="26"/>
           <w:szCs w:val="26"/>
         </w:rPr>
-        <w:t>世間私慾給</w:t>
-      </w:r>
-      <w:proofErr w:type="gramStart"/>
-      <w:r>
-        <w:rPr>
-          <w:rFonts w:asciiTheme="majorBidi" w:eastAsia="標楷體" w:hAnsiTheme="majorBidi" w:cstheme="majorBidi" w:hint="eastAsia"/>
-          <w:bCs/>
-          <w:w w:val="90"/>
-          <w:sz w:val="26"/>
-          <w:szCs w:val="26"/>
-        </w:rPr>
-        <w:t>我除離</w:t>
-      </w:r>
-      <w:proofErr w:type="gramEnd"/>
-      <w:r>
-        <w:rPr>
-          <w:rFonts w:asciiTheme="majorBidi" w:eastAsia="標楷體" w:hAnsiTheme="majorBidi" w:cstheme="majorBidi" w:hint="eastAsia"/>
-          <w:bCs/>
-          <w:w w:val="90"/>
-          <w:sz w:val="26"/>
-          <w:szCs w:val="26"/>
-        </w:rPr>
-        <w:t>，</w:t>
+        <w:t>世間私慾給我除離，</w:t>
       </w:r>
     </w:p>
     <w:p>
@@ -3741,29 +3878,7 @@
           <w:sz w:val="26"/>
           <w:szCs w:val="26"/>
         </w:rPr>
-        <w:t>掛慮鬱</w:t>
-      </w:r>
-      <w:proofErr w:type="gramStart"/>
-      <w:r>
-        <w:rPr>
-          <w:rFonts w:asciiTheme="majorBidi" w:eastAsia="標楷體" w:hAnsiTheme="majorBidi" w:cstheme="majorBidi" w:hint="eastAsia"/>
-          <w:bCs/>
-          <w:w w:val="90"/>
-          <w:sz w:val="26"/>
-          <w:szCs w:val="26"/>
-        </w:rPr>
-        <w:t>啐纏絆</w:t>
-      </w:r>
-      <w:proofErr w:type="gramEnd"/>
-      <w:r>
-        <w:rPr>
-          <w:rFonts w:asciiTheme="majorBidi" w:eastAsia="標楷體" w:hAnsiTheme="majorBidi" w:cstheme="majorBidi" w:hint="eastAsia"/>
-          <w:bCs/>
-          <w:w w:val="90"/>
-          <w:sz w:val="26"/>
-          <w:szCs w:val="26"/>
-        </w:rPr>
-        <w:t>，</w:t>
+        <w:t>掛慮鬱啐纏絆，</w:t>
       </w:r>
     </w:p>
     <w:p>
@@ -3922,20 +4037,8 @@
           <w:sz w:val="26"/>
           <w:szCs w:val="26"/>
         </w:rPr>
-        <w:t>困苦憂悶雖然</w:t>
-      </w:r>
-      <w:proofErr w:type="gramStart"/>
-      <w:r>
-        <w:rPr>
-          <w:rFonts w:asciiTheme="majorBidi" w:eastAsia="標楷體" w:hAnsiTheme="majorBidi" w:cstheme="majorBidi" w:hint="eastAsia"/>
-          <w:bCs/>
-          <w:w w:val="90"/>
-          <w:sz w:val="26"/>
-          <w:szCs w:val="26"/>
-        </w:rPr>
-        <w:t>近倚，</w:t>
-      </w:r>
-      <w:proofErr w:type="gramEnd"/>
+        <w:t>困苦憂悶雖然近倚，</w:t>
+      </w:r>
     </w:p>
     <w:p>
       <w:pPr>
@@ -4050,20 +4153,8 @@
           <w:sz w:val="26"/>
           <w:szCs w:val="26"/>
         </w:rPr>
-        <w:t>烏暗中</w:t>
-      </w:r>
-      <w:proofErr w:type="gramStart"/>
-      <w:r>
-        <w:rPr>
-          <w:rFonts w:asciiTheme="majorBidi" w:eastAsia="標楷體" w:hAnsiTheme="majorBidi" w:cstheme="majorBidi" w:hint="eastAsia"/>
-          <w:bCs/>
-          <w:w w:val="90"/>
-          <w:sz w:val="26"/>
-          <w:szCs w:val="26"/>
-        </w:rPr>
-        <w:t>間攏無依倚，</w:t>
-      </w:r>
-      <w:proofErr w:type="gramEnd"/>
+        <w:t>烏暗中間攏無依倚，</w:t>
+      </w:r>
     </w:p>
     <w:p>
       <w:pPr>
@@ -4148,7 +4239,6 @@
           <w:szCs w:val="26"/>
         </w:rPr>
       </w:pPr>
-      <w:proofErr w:type="gramStart"/>
       <w:r>
         <w:rPr>
           <w:rFonts w:asciiTheme="majorBidi" w:eastAsia="標楷體" w:hAnsiTheme="majorBidi" w:cstheme="majorBidi" w:hint="eastAsia"/>
@@ -4159,7 +4249,6 @@
         </w:rPr>
         <w:t>風浪真高彼時</w:t>
       </w:r>
-      <w:proofErr w:type="gramEnd"/>
       <w:r>
         <w:rPr>
           <w:rFonts w:asciiTheme="majorBidi" w:eastAsia="標楷體" w:hAnsiTheme="majorBidi" w:cstheme="majorBidi" w:hint="eastAsia"/>
@@ -4191,9 +4280,8 @@
           <w:sz w:val="26"/>
           <w:szCs w:val="26"/>
         </w:rPr>
-        <w:t>對敵攻擊</w:t>
-      </w:r>
-      <w:proofErr w:type="gramStart"/>
+        <w:t>對敵攻擊兇狂迫倚</w:t>
+      </w:r>
       <w:r>
         <w:rPr>
           <w:rFonts w:asciiTheme="majorBidi" w:eastAsia="標楷體" w:hAnsiTheme="majorBidi" w:cstheme="majorBidi" w:hint="eastAsia"/>
@@ -4202,8 +4290,21 @@
           <w:sz w:val="26"/>
           <w:szCs w:val="26"/>
         </w:rPr>
-        <w:t>兇狂迫倚</w:t>
-      </w:r>
+        <w:t>，</w:t>
+      </w:r>
+    </w:p>
+    <w:p>
+      <w:pPr>
+        <w:snapToGrid w:val="0"/>
+        <w:spacing w:line="300" w:lineRule="exact"/>
+        <w:rPr>
+          <w:rFonts w:asciiTheme="majorBidi" w:eastAsia="標楷體" w:hAnsiTheme="majorBidi" w:cstheme="majorBidi"/>
+          <w:bCs/>
+          <w:w w:val="90"/>
+          <w:sz w:val="26"/>
+          <w:szCs w:val="26"/>
+        </w:rPr>
+      </w:pPr>
       <w:r>
         <w:rPr>
           <w:rFonts w:asciiTheme="majorBidi" w:eastAsia="標楷體" w:hAnsiTheme="majorBidi" w:cstheme="majorBidi" w:hint="eastAsia"/>
@@ -4212,34 +4313,8 @@
           <w:sz w:val="26"/>
           <w:szCs w:val="26"/>
         </w:rPr>
-        <w:t>，</w:t>
-      </w:r>
-      <w:proofErr w:type="gramEnd"/>
-    </w:p>
-    <w:p>
-      <w:pPr>
-        <w:snapToGrid w:val="0"/>
-        <w:spacing w:line="300" w:lineRule="exact"/>
-        <w:rPr>
-          <w:rFonts w:asciiTheme="majorBidi" w:eastAsia="標楷體" w:hAnsiTheme="majorBidi" w:cstheme="majorBidi"/>
-          <w:bCs/>
-          <w:w w:val="90"/>
-          <w:sz w:val="26"/>
-          <w:szCs w:val="26"/>
-        </w:rPr>
-      </w:pPr>
-      <w:proofErr w:type="gramStart"/>
-      <w:r>
-        <w:rPr>
-          <w:rFonts w:asciiTheme="majorBidi" w:eastAsia="標楷體" w:hAnsiTheme="majorBidi" w:cstheme="majorBidi" w:hint="eastAsia"/>
-          <w:bCs/>
-          <w:w w:val="90"/>
-          <w:sz w:val="26"/>
-          <w:szCs w:val="26"/>
-        </w:rPr>
         <w:t>求主站</w:t>
       </w:r>
-      <w:proofErr w:type="gramEnd"/>
       <w:r>
         <w:rPr>
           <w:rFonts w:asciiTheme="majorBidi" w:eastAsia="標楷體" w:hAnsiTheme="majorBidi" w:cstheme="majorBidi" w:hint="eastAsia"/>
@@ -4330,7 +4405,6 @@
           <w:szCs w:val="26"/>
         </w:rPr>
       </w:pPr>
-      <w:proofErr w:type="gramStart"/>
       <w:r>
         <w:rPr>
           <w:rFonts w:asciiTheme="majorBidi" w:eastAsia="標楷體" w:hAnsiTheme="majorBidi" w:cstheme="majorBidi" w:hint="eastAsia"/>
@@ -4339,9 +4413,21 @@
           <w:sz w:val="26"/>
           <w:szCs w:val="26"/>
         </w:rPr>
-        <w:t>經過死河的</w:t>
-      </w:r>
-      <w:proofErr w:type="gramEnd"/>
+        <w:t>經過死河的時，</w:t>
+      </w:r>
+    </w:p>
+    <w:p>
+      <w:pPr>
+        <w:snapToGrid w:val="0"/>
+        <w:spacing w:line="300" w:lineRule="exact"/>
+        <w:rPr>
+          <w:rFonts w:asciiTheme="majorBidi" w:eastAsia="標楷體" w:hAnsiTheme="majorBidi" w:cstheme="majorBidi"/>
+          <w:bCs/>
+          <w:w w:val="90"/>
+          <w:sz w:val="26"/>
+          <w:szCs w:val="26"/>
+        </w:rPr>
+      </w:pPr>
       <w:r>
         <w:rPr>
           <w:rFonts w:asciiTheme="majorBidi" w:eastAsia="標楷體" w:hAnsiTheme="majorBidi" w:cstheme="majorBidi" w:hint="eastAsia"/>
@@ -4350,7 +4436,7 @@
           <w:sz w:val="26"/>
           <w:szCs w:val="26"/>
         </w:rPr>
-        <w:t>時，</w:t>
+        <w:t>永遠的光互我通看，</w:t>
       </w:r>
     </w:p>
     <w:p>
@@ -4373,74 +4459,7 @@
           <w:sz w:val="26"/>
           <w:szCs w:val="26"/>
         </w:rPr>
-        <w:t>永遠的光互</w:t>
-      </w:r>
-      <w:proofErr w:type="gramStart"/>
-      <w:r>
-        <w:rPr>
-          <w:rFonts w:asciiTheme="majorBidi" w:eastAsia="標楷體" w:hAnsiTheme="majorBidi" w:cstheme="majorBidi" w:hint="eastAsia"/>
-          <w:bCs/>
-          <w:w w:val="90"/>
-          <w:sz w:val="26"/>
-          <w:szCs w:val="26"/>
-        </w:rPr>
-        <w:t>我通看</w:t>
-      </w:r>
-      <w:proofErr w:type="gramEnd"/>
-      <w:r>
-        <w:rPr>
-          <w:rFonts w:asciiTheme="majorBidi" w:eastAsia="標楷體" w:hAnsiTheme="majorBidi" w:cstheme="majorBidi" w:hint="eastAsia"/>
-          <w:bCs/>
-          <w:w w:val="90"/>
-          <w:sz w:val="26"/>
-          <w:szCs w:val="26"/>
-        </w:rPr>
-        <w:t>，</w:t>
-      </w:r>
-    </w:p>
-    <w:p>
-      <w:pPr>
-        <w:snapToGrid w:val="0"/>
-        <w:spacing w:line="300" w:lineRule="exact"/>
-        <w:rPr>
-          <w:rFonts w:asciiTheme="majorBidi" w:eastAsia="標楷體" w:hAnsiTheme="majorBidi" w:cstheme="majorBidi"/>
-          <w:bCs/>
-          <w:w w:val="90"/>
-          <w:sz w:val="26"/>
-          <w:szCs w:val="26"/>
-        </w:rPr>
-      </w:pPr>
-      <w:r>
-        <w:rPr>
-          <w:rFonts w:asciiTheme="majorBidi" w:eastAsia="標楷體" w:hAnsiTheme="majorBidi" w:cstheme="majorBidi" w:hint="eastAsia"/>
-          <w:bCs/>
-          <w:w w:val="90"/>
-          <w:sz w:val="26"/>
-          <w:szCs w:val="26"/>
-        </w:rPr>
-        <w:t>有份</w:t>
-      </w:r>
-      <w:proofErr w:type="gramStart"/>
-      <w:r>
-        <w:rPr>
-          <w:rFonts w:asciiTheme="majorBidi" w:eastAsia="標楷體" w:hAnsiTheme="majorBidi" w:cstheme="majorBidi" w:hint="eastAsia"/>
-          <w:bCs/>
-          <w:w w:val="90"/>
-          <w:sz w:val="26"/>
-          <w:szCs w:val="26"/>
-        </w:rPr>
-        <w:t>佇</w:t>
-      </w:r>
-      <w:proofErr w:type="gramEnd"/>
-      <w:r>
-        <w:rPr>
-          <w:rFonts w:asciiTheme="majorBidi" w:eastAsia="標楷體" w:hAnsiTheme="majorBidi" w:cstheme="majorBidi" w:hint="eastAsia"/>
-          <w:bCs/>
-          <w:w w:val="90"/>
-          <w:sz w:val="26"/>
-          <w:szCs w:val="26"/>
-        </w:rPr>
-        <w:t>祢歡喜。</w:t>
+        <w:t>有份佇祢歡喜。</w:t>
       </w:r>
     </w:p>
     <w:p>
@@ -4484,6 +4503,7 @@
       <w:r>
         <w:rPr>
           <w:noProof/>
+          <w:lang w:bidi="he-IL"/>
         </w:rPr>
         <mc:AlternateContent>
           <mc:Choice Requires="wpg">
@@ -4619,47 +4639,7 @@
                                   <w:w w:val="90"/>
                                   <w:szCs w:val="24"/>
                                 </w:rPr>
-                                <w:t>我們因信主耶穌基督而蒙　神國福音的恩典，成為基督的肢體，並按主的命令彼此相愛。因此我們奉獻自己成為基督的教會的</w:t>
-                              </w:r>
-                              <w:proofErr w:type="gramStart"/>
-                              <w:r>
-                                <w:rPr>
-                                  <w:rFonts w:ascii="文鼎粗魏碑" w:eastAsia="文鼎粗魏碑" w:cstheme="minorHAnsi" w:hint="eastAsia"/>
-                                  <w:color w:val="0D0D0D" w:themeColor="text1" w:themeTint="F2"/>
-                                  <w:w w:val="90"/>
-                                  <w:szCs w:val="24"/>
-                                </w:rPr>
-                                <w:t>事奉者</w:t>
-                              </w:r>
-                              <w:proofErr w:type="gramEnd"/>
-                              <w:r>
-                                <w:rPr>
-                                  <w:rFonts w:ascii="文鼎粗魏碑" w:eastAsia="文鼎粗魏碑" w:cstheme="minorHAnsi" w:hint="eastAsia"/>
-                                  <w:color w:val="0D0D0D" w:themeColor="text1" w:themeTint="F2"/>
-                                  <w:w w:val="90"/>
-                                  <w:szCs w:val="24"/>
-                                </w:rPr>
-                                <w:t>，用彼此事奉、彼此順服、彼此成全，和彼此學習的心，效法基督成為服事人的僕人。將服事會眾的事看為優先，以服事</w:t>
-                              </w:r>
-                              <w:proofErr w:type="gramStart"/>
-                              <w:r>
-                                <w:rPr>
-                                  <w:rFonts w:ascii="文鼎粗魏碑" w:eastAsia="文鼎粗魏碑" w:cstheme="minorHAnsi" w:hint="eastAsia"/>
-                                  <w:color w:val="0D0D0D" w:themeColor="text1" w:themeTint="F2"/>
-                                  <w:w w:val="90"/>
-                                  <w:szCs w:val="24"/>
-                                </w:rPr>
-                                <w:t>會眾來服事</w:t>
-                              </w:r>
-                              <w:proofErr w:type="gramEnd"/>
-                              <w:r>
-                                <w:rPr>
-                                  <w:rFonts w:ascii="文鼎粗魏碑" w:eastAsia="文鼎粗魏碑" w:cstheme="minorHAnsi" w:hint="eastAsia"/>
-                                  <w:color w:val="0D0D0D" w:themeColor="text1" w:themeTint="F2"/>
-                                  <w:w w:val="90"/>
-                                  <w:szCs w:val="24"/>
-                                </w:rPr>
-                                <w:t xml:space="preserve">　神。使我們與我們得救的身分相稱。</w:t>
+                                <w:t>我們因信主耶穌基督而蒙　神國福音的恩典，成為基督的肢體，並按主的命令彼此相愛。因此我們奉獻自己成為基督的教會的事奉者，用彼此事奉、彼此順服、彼此成全，和彼此學習的心，效法基督成為服事人的僕人。將服事會眾的事看為優先，以服事會眾來服事　神。使我們與我們得救的身分相稱。</w:t>
                               </w:r>
                             </w:p>
                           </w:txbxContent>
@@ -4685,7 +4665,7 @@
           </mc:Choice>
           <mc:Fallback>
             <w:pict>
-              <v:group w14:anchorId="789743EB" id="群組 21" o:spid="_x0000_s1026" style="position:absolute;margin-left:538.15pt;margin-top:28.9pt;width:134.65pt;height:261.65pt;z-index:251663360;mso-position-horizontal-relative:page;mso-position-vertical-relative:page;mso-width-relative:margin;mso-height-relative:margin" coordsize="17094,33223" o:gfxdata="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">
+              <v:group w14:anchorId="789743EB" id="群組 21" o:spid="_x0000_s1026" style="position:absolute;margin-left:538.15pt;margin-top:28.9pt;width:134.65pt;height:261.65pt;z-index:251663360;mso-position-horizontal-relative:page;mso-position-vertical-relative:page;mso-width-relative:margin;mso-height-relative:margin" coordsize="17094,33223" o:gfxdata="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">
                 <v:shapetype id="_x0000_t75" coordsize="21600,21600" o:spt="75" o:preferrelative="t" path="m@4@5l@4@11@9@11@9@5xe" filled="f" stroked="f">
                   <v:stroke joinstyle="miter"/>
                   <v:formulas>
@@ -4705,10 +4685,11 @@
                   <v:path o:extrusionok="f" gradientshapeok="t" o:connecttype="rect"/>
                   <o:lock v:ext="edit" aspectratio="t"/>
                 </v:shapetype>
-                <v:shape id="圖片 18" o:spid="_x0000_s1027" type="#_x0000_t75" style="position:absolute;left:-8065;top:8065;width:33223;height:17094;rotation:90;visibility:visible;mso-wrap-style:square" o:gfxdata="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">
+                <v:shape id="圖片 18" o:spid="_x0000_s1027" type="#_x0000_t75" style="position:absolute;left:-8065;top:8065;width:33223;height:17094;rotation:90;visibility:visible;mso-wrap-style:square" o:gfxdata="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">
                   <v:imagedata r:id="rId11" o:title=""/>
+                  <v:path arrowok="t"/>
                 </v:shape>
-                <v:roundrect id="圓角矩形 7" o:spid="_x0000_s1028" style="position:absolute;left:1666;top:2875;width:14086;height:28296;visibility:visible;mso-wrap-style:square;v-text-anchor:top" arcsize="3131f" o:gfxdata="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" filled="f" stroked="f" strokeweight="2.5pt">
+                <v:roundrect id="圓角矩形 7" o:spid="_x0000_s1028" style="position:absolute;left:1666;top:2875;width:14086;height:28296;visibility:visible;mso-wrap-style:square;v-text-anchor:top" arcsize="3131f" o:gfxdata="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" filled="f" stroked="f" strokeweight="2.5pt">
                   <v:stroke joinstyle="miter"/>
                   <v:textbox style="layout-flow:vertical-ideographic" inset="1mm,1mm,1mm,1mm">
                     <w:txbxContent>
@@ -4753,47 +4734,7 @@
                             <w:w w:val="90"/>
                             <w:szCs w:val="24"/>
                           </w:rPr>
-                          <w:t>我們因信主耶穌基督而蒙　神國福音的恩典，成為基督的肢體，並按主的命令彼此相愛。因此我們奉獻自己成為基督的教會的</w:t>
-                        </w:r>
-                        <w:proofErr w:type="gramStart"/>
-                        <w:r>
-                          <w:rPr>
-                            <w:rFonts w:ascii="文鼎粗魏碑" w:eastAsia="文鼎粗魏碑" w:cstheme="minorHAnsi" w:hint="eastAsia"/>
-                            <w:color w:val="0D0D0D" w:themeColor="text1" w:themeTint="F2"/>
-                            <w:w w:val="90"/>
-                            <w:szCs w:val="24"/>
-                          </w:rPr>
-                          <w:t>事奉者</w:t>
-                        </w:r>
-                        <w:proofErr w:type="gramEnd"/>
-                        <w:r>
-                          <w:rPr>
-                            <w:rFonts w:ascii="文鼎粗魏碑" w:eastAsia="文鼎粗魏碑" w:cstheme="minorHAnsi" w:hint="eastAsia"/>
-                            <w:color w:val="0D0D0D" w:themeColor="text1" w:themeTint="F2"/>
-                            <w:w w:val="90"/>
-                            <w:szCs w:val="24"/>
-                          </w:rPr>
-                          <w:t>，用彼此事奉、彼此順服、彼此成全，和彼此學習的心，效法基督成為服事人的僕人。將服事會眾的事看為優先，以服事</w:t>
-                        </w:r>
-                        <w:proofErr w:type="gramStart"/>
-                        <w:r>
-                          <w:rPr>
-                            <w:rFonts w:ascii="文鼎粗魏碑" w:eastAsia="文鼎粗魏碑" w:cstheme="minorHAnsi" w:hint="eastAsia"/>
-                            <w:color w:val="0D0D0D" w:themeColor="text1" w:themeTint="F2"/>
-                            <w:w w:val="90"/>
-                            <w:szCs w:val="24"/>
-                          </w:rPr>
-                          <w:t>會眾來服事</w:t>
-                        </w:r>
-                        <w:proofErr w:type="gramEnd"/>
-                        <w:r>
-                          <w:rPr>
-                            <w:rFonts w:ascii="文鼎粗魏碑" w:eastAsia="文鼎粗魏碑" w:cstheme="minorHAnsi" w:hint="eastAsia"/>
-                            <w:color w:val="0D0D0D" w:themeColor="text1" w:themeTint="F2"/>
-                            <w:w w:val="90"/>
-                            <w:szCs w:val="24"/>
-                          </w:rPr>
-                          <w:t xml:space="preserve">　神。使我們與我們得救的身分相稱。</w:t>
+                          <w:t>我們因信主耶穌基督而蒙　神國福音的恩典，成為基督的肢體，並按主的命令彼此相愛。因此我們奉獻自己成為基督的教會的事奉者，用彼此事奉、彼此順服、彼此成全，和彼此學習的心，效法基督成為服事人的僕人。將服事會眾的事看為優先，以服事會眾來服事　神。使我們與我們得救的身分相稱。</w:t>
                         </w:r>
                       </w:p>
                     </w:txbxContent>
@@ -4808,6 +4749,7 @@
       <w:r>
         <w:rPr>
           <w:noProof/>
+          <w:lang w:bidi="he-IL"/>
         </w:rPr>
         <w:drawing>
           <wp:anchor distT="0" distB="0" distL="114300" distR="114300" simplePos="0" relativeHeight="251659264" behindDoc="0" locked="0" layoutInCell="1" allowOverlap="1" wp14:anchorId="0030E694" wp14:editId="3E41FB92">
@@ -4868,6 +4810,7 @@
       <w:r>
         <w:rPr>
           <w:noProof/>
+          <w:lang w:bidi="he-IL"/>
         </w:rPr>
         <w:drawing>
           <wp:anchor distT="0" distB="0" distL="114300" distR="114300" simplePos="0" relativeHeight="251655168" behindDoc="0" locked="0" layoutInCell="1" allowOverlap="1" wp14:anchorId="7EAAEB92" wp14:editId="2A3315A3">
@@ -4948,6 +4891,7 @@
       <w:r>
         <w:rPr>
           <w:noProof/>
+          <w:lang w:bidi="he-IL"/>
         </w:rPr>
         <mc:AlternateContent>
           <mc:Choice Requires="wpg">
@@ -5016,7 +4960,6 @@
                                 </w:rPr>
                                 <w:t>聚會時間表</w:t>
                               </w:r>
-                              <w:proofErr w:type="gramStart"/>
                               <w:r>
                                 <w:rPr>
                                   <w:rFonts w:ascii="Barlow Condensed Medium" w:eastAsia="華康正顏楷體W9" w:hAnsi="Barlow Condensed Medium" w:cstheme="minorHAnsi" w:hint="eastAsia"/>
@@ -5026,7 +4969,6 @@
                                 </w:rPr>
                                 <w:t>》</w:t>
                               </w:r>
-                              <w:proofErr w:type="gramEnd"/>
                             </w:p>
                             <w:tbl>
                               <w:tblPr>
@@ -5800,7 +5742,6 @@
                                         <w:szCs w:val="26"/>
                                       </w:rPr>
                                     </w:pPr>
-                                    <w:proofErr w:type="gramStart"/>
                                     <w:r>
                                       <w:rPr>
                                         <w:rFonts w:ascii="Barlow Condensed Medium" w:eastAsia="標楷體" w:hAnsi="Barlow Condensed Medium" w:hint="eastAsia"/>
@@ -5811,7 +5752,6 @@
                                       </w:rPr>
                                       <w:t>拿細耳</w:t>
                                     </w:r>
-                                    <w:proofErr w:type="gramEnd"/>
                                     <w:r>
                                       <w:rPr>
                                         <w:rFonts w:ascii="Barlow Condensed Medium" w:eastAsia="標楷體" w:hAnsi="Barlow Condensed Medium" w:hint="eastAsia"/>
@@ -5965,7 +5905,6 @@
                                         <w:szCs w:val="26"/>
                                       </w:rPr>
                                     </w:pPr>
-                                    <w:proofErr w:type="gramStart"/>
                                     <w:r>
                                       <w:rPr>
                                         <w:rFonts w:ascii="Barlow Condensed Medium" w:eastAsia="標楷體" w:hAnsi="Barlow Condensed Medium" w:hint="eastAsia"/>
@@ -5976,7 +5915,6 @@
                                       </w:rPr>
                                       <w:t>社青小組</w:t>
                                     </w:r>
-                                    <w:proofErr w:type="gramEnd"/>
                                   </w:p>
                                 </w:tc>
                                 <w:tc>
@@ -6170,7 +6108,6 @@
                                         <w:szCs w:val="26"/>
                                       </w:rPr>
                                     </w:pPr>
-                                    <w:proofErr w:type="gramStart"/>
                                     <w:r>
                                       <w:rPr>
                                         <w:rFonts w:ascii="Barlow Condensed Medium" w:eastAsia="標楷體" w:hAnsi="Barlow Condensed Medium"/>
@@ -6181,7 +6118,6 @@
                                       </w:rPr>
                                       <w:t>明憲家</w:t>
                                     </w:r>
-                                    <w:proofErr w:type="gramEnd"/>
                                   </w:p>
                                 </w:tc>
                               </w:tr>
@@ -6760,12 +6696,12 @@
           </mc:Choice>
           <mc:Fallback>
             <w:pict>
-              <v:group w14:anchorId="5DF93223" id="群組 24" o:spid="_x0000_s1029" style="position:absolute;margin-left:533.85pt;margin-top:298.55pt;width:140.3pt;height:259.35pt;z-index:251661312;mso-position-horizontal-relative:page;mso-position-vertical-relative:page;mso-width-relative:margin;mso-height-relative:margin" coordsize="17818,32941" o:gfxdata="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">
+              <v:group w14:anchorId="5DF93223" id="群組 24" o:spid="_x0000_s1029" style="position:absolute;margin-left:533.85pt;margin-top:298.55pt;width:140.3pt;height:259.35pt;z-index:251661312;mso-position-horizontal-relative:page;mso-position-vertical-relative:page;mso-width-relative:margin;mso-height-relative:margin" coordsize="17818,32941" o:gfxdata="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">
                 <v:shapetype id="_x0000_t202" coordsize="21600,21600" o:spt="202" path="m,l,21600r21600,l21600,xe">
                   <v:stroke joinstyle="miter"/>
                   <v:path gradientshapeok="t" o:connecttype="rect"/>
                 </v:shapetype>
-                <v:shape id="_x0000_s1030" type="#_x0000_t202" style="position:absolute;left:351;top:293;width:17279;height:32590;visibility:visible;mso-wrap-style:square;v-text-anchor:top" o:gfxdata="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" stroked="f">
+                <v:shape id="_x0000_s1030" type="#_x0000_t202" style="position:absolute;left:351;top:293;width:17279;height:32590;visibility:visible;mso-wrap-style:square;v-text-anchor:top" o:gfxdata="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" stroked="f">
                   <v:textbox inset="0,0,0,0">
                     <w:txbxContent>
                       <w:p>
@@ -6782,7 +6718,6 @@
                           </w:rPr>
                           <w:t>聚會時間表</w:t>
                         </w:r>
-                        <w:proofErr w:type="gramStart"/>
                         <w:r>
                           <w:rPr>
                             <w:rFonts w:ascii="Barlow Condensed Medium" w:eastAsia="華康正顏楷體W9" w:hAnsi="Barlow Condensed Medium" w:cstheme="minorHAnsi" w:hint="eastAsia"/>
@@ -6792,7 +6727,6 @@
                           </w:rPr>
                           <w:t>》</w:t>
                         </w:r>
-                        <w:proofErr w:type="gramEnd"/>
                       </w:p>
                       <w:tbl>
                         <w:tblPr>
@@ -7566,7 +7500,6 @@
                                   <w:szCs w:val="26"/>
                                 </w:rPr>
                               </w:pPr>
-                              <w:proofErr w:type="gramStart"/>
                               <w:r>
                                 <w:rPr>
                                   <w:rFonts w:ascii="Barlow Condensed Medium" w:eastAsia="標楷體" w:hAnsi="Barlow Condensed Medium" w:hint="eastAsia"/>
@@ -7577,7 +7510,6 @@
                                 </w:rPr>
                                 <w:t>拿細耳</w:t>
                               </w:r>
-                              <w:proofErr w:type="gramEnd"/>
                               <w:r>
                                 <w:rPr>
                                   <w:rFonts w:ascii="Barlow Condensed Medium" w:eastAsia="標楷體" w:hAnsi="Barlow Condensed Medium" w:hint="eastAsia"/>
@@ -7731,7 +7663,6 @@
                                   <w:szCs w:val="26"/>
                                 </w:rPr>
                               </w:pPr>
-                              <w:proofErr w:type="gramStart"/>
                               <w:r>
                                 <w:rPr>
                                   <w:rFonts w:ascii="Barlow Condensed Medium" w:eastAsia="標楷體" w:hAnsi="Barlow Condensed Medium" w:hint="eastAsia"/>
@@ -7742,7 +7673,6 @@
                                 </w:rPr>
                                 <w:t>社青小組</w:t>
                               </w:r>
-                              <w:proofErr w:type="gramEnd"/>
                             </w:p>
                           </w:tc>
                           <w:tc>
@@ -7936,7 +7866,6 @@
                                   <w:szCs w:val="26"/>
                                 </w:rPr>
                               </w:pPr>
-                              <w:proofErr w:type="gramStart"/>
                               <w:r>
                                 <w:rPr>
                                   <w:rFonts w:ascii="Barlow Condensed Medium" w:eastAsia="標楷體" w:hAnsi="Barlow Condensed Medium"/>
@@ -7947,7 +7876,6 @@
                                 </w:rPr>
                                 <w:t>明憲家</w:t>
                               </w:r>
-                              <w:proofErr w:type="gramEnd"/>
                             </w:p>
                           </w:tc>
                         </w:tr>
@@ -8463,7 +8391,7 @@
                     </w:txbxContent>
                   </v:textbox>
                 </v:shape>
-                <v:roundrect id="圓角矩形 5" o:spid="_x0000_s1031" style="position:absolute;width:17818;height:32941;visibility:visible;mso-wrap-style:square;v-text-anchor:middle" arcsize="2169f" o:gfxdata="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" filled="f" strokecolor="#5a5a5a [2109]" strokeweight="2.5pt">
+                <v:roundrect id="圓角矩形 5" o:spid="_x0000_s1031" style="position:absolute;width:17818;height:32941;visibility:visible;mso-wrap-style:square;v-text-anchor:middle" arcsize="2169f" o:gfxdata="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" filled="f" strokecolor="#5a5a5a [2109]" strokeweight="2.5pt">
                   <v:stroke joinstyle="miter"/>
                 </v:roundrect>
                 <w10:wrap anchorx="page" anchory="page"/>
@@ -8520,6 +8448,7 @@
         <w:rPr>
           <w:rFonts w:ascii="Barlow Condensed Medium" w:hAnsi="Barlow Condensed Medium"/>
           <w:noProof/>
+          <w:lang w:bidi="he-IL"/>
         </w:rPr>
         <mc:AlternateContent>
           <mc:Choice Requires="wpg">
@@ -9248,7 +9177,6 @@
                                         <w:szCs w:val="26"/>
                                       </w:rPr>
                                     </w:pPr>
-                                    <w:proofErr w:type="gramStart"/>
                                     <w:r>
                                       <w:rPr>
                                         <w:rFonts w:ascii="Barlow Condensed Medium" w:eastAsia="華康中黑體" w:hAnsi="Barlow Condensed Medium" w:hint="eastAsia"/>
@@ -9258,7 +9186,6 @@
                                       </w:rPr>
                                       <w:t>啟應</w:t>
                                     </w:r>
-                                    <w:proofErr w:type="gramEnd"/>
                                     <w:r>
                                       <w:rPr>
                                         <w:rFonts w:ascii="Barlow Condensed Medium" w:eastAsia="華康中黑體" w:hAnsi="Barlow Condensed Medium" w:hint="eastAsia"/>
@@ -9484,8 +9411,8 @@
           </mc:Choice>
           <mc:Fallback>
             <w:pict>
-              <v:group w14:anchorId="0AB0FEB2" id="群組 19" o:spid="_x0000_s1032" style="position:absolute;left:0;text-align:left;margin-left:534.4pt;margin-top:567.3pt;width:140.6pt;height:130.1pt;z-index:251651072;mso-position-horizontal-relative:page;mso-position-vertical-relative:page;mso-width-relative:margin;mso-height-relative:margin" coordorigin="108" coordsize="17868,16510" o:gfxdata="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">
-                <v:shape id="_x0000_s1033" type="#_x0000_t202" style="position:absolute;left:317;top:444;width:17634;height:15621;visibility:visible;mso-wrap-style:square;v-text-anchor:top" o:gfxdata="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" stroked="f">
+              <v:group w14:anchorId="0AB0FEB2" id="群組 19" o:spid="_x0000_s1032" style="position:absolute;left:0;text-align:left;margin-left:534.4pt;margin-top:567.3pt;width:140.6pt;height:130.1pt;z-index:251651072;mso-position-horizontal-relative:page;mso-position-vertical-relative:page;mso-width-relative:margin;mso-height-relative:margin" coordorigin="108" coordsize="17868,16510" o:gfxdata="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">
+                <v:shape id="_x0000_s1033" type="#_x0000_t202" style="position:absolute;left:317;top:444;width:17634;height:15621;visibility:visible;mso-wrap-style:square;v-text-anchor:top" o:gfxdata="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" stroked="f">
                   <v:textbox inset="0,0,0,0">
                     <w:txbxContent>
                       <w:p>
@@ -10162,7 +10089,6 @@
                                   <w:szCs w:val="26"/>
                                 </w:rPr>
                               </w:pPr>
-                              <w:proofErr w:type="gramStart"/>
                               <w:r>
                                 <w:rPr>
                                   <w:rFonts w:ascii="Barlow Condensed Medium" w:eastAsia="華康中黑體" w:hAnsi="Barlow Condensed Medium" w:hint="eastAsia"/>
@@ -10172,7 +10098,6 @@
                                 </w:rPr>
                                 <w:t>啟應</w:t>
                               </w:r>
-                              <w:proofErr w:type="gramEnd"/>
                               <w:r>
                                 <w:rPr>
                                   <w:rFonts w:ascii="Barlow Condensed Medium" w:eastAsia="華康中黑體" w:hAnsi="Barlow Condensed Medium" w:hint="eastAsia"/>
@@ -10335,7 +10260,7 @@
                     </w:txbxContent>
                   </v:textbox>
                 </v:shape>
-                <v:roundrect id="圓角矩形 25" o:spid="_x0000_s1034" style="position:absolute;left:108;width:17869;height:16510;visibility:visible;mso-wrap-style:square;v-text-anchor:middle" arcsize="4542f" o:gfxdata="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" filled="f" strokecolor="#5a5a5a [2109]" strokeweight="2.5pt">
+                <v:roundrect id="圓角矩形 25" o:spid="_x0000_s1034" style="position:absolute;left:108;width:17869;height:16510;visibility:visible;mso-wrap-style:square;v-text-anchor:middle" arcsize="4542f" o:gfxdata="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" filled="f" strokecolor="#5a5a5a [2109]" strokeweight="2.5pt">
                   <v:stroke joinstyle="miter"/>
                 </v:roundrect>
                 <w10:wrap anchorx="page" anchory="page"/>
@@ -10382,6 +10307,7 @@
         <w:rPr>
           <w:rFonts w:ascii="Barlow Condensed Medium" w:hAnsi="Barlow Condensed Medium"/>
           <w:noProof/>
+          <w:lang w:bidi="he-IL"/>
         </w:rPr>
         <mc:AlternateContent>
           <mc:Choice Requires="wps">
@@ -10503,7 +10429,7 @@
           </mc:Choice>
           <mc:Fallback>
             <w:pict>
-              <v:shape w14:anchorId="76BD7DFF" id="文字方塊 2" o:spid="_x0000_s1035" type="#_x0000_t202" style="position:absolute;margin-left:31.4pt;margin-top:-54.1pt;width:109.8pt;height:110.6pt;z-index:251666432;visibility:visible;mso-wrap-style:square;mso-width-percent:0;mso-height-percent:200;mso-wrap-distance-left:9pt;mso-wrap-distance-top:3.6pt;mso-wrap-distance-right:9pt;mso-wrap-distance-bottom:3.6pt;mso-position-horizontal:absolute;mso-position-horizontal-relative:text;mso-position-vertical:absolute;mso-position-vertical-relative:text;mso-width-percent:0;mso-height-percent:200;mso-width-relative:margin;mso-height-relative:margin;v-text-anchor:top" o:gfxdata="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" filled="f" stroked="f">
+              <v:shape w14:anchorId="76BD7DFF" id="文字方塊 2" o:spid="_x0000_s1035" type="#_x0000_t202" style="position:absolute;margin-left:31.4pt;margin-top:-54.1pt;width:109.8pt;height:110.6pt;z-index:251666432;visibility:visible;mso-wrap-style:square;mso-width-percent:0;mso-height-percent:200;mso-wrap-distance-left:9pt;mso-wrap-distance-top:3.6pt;mso-wrap-distance-right:9pt;mso-wrap-distance-bottom:3.6pt;mso-position-horizontal:absolute;mso-position-horizontal-relative:text;mso-position-vertical:absolute;mso-position-vertical-relative:text;mso-width-percent:0;mso-height-percent:200;mso-width-relative:margin;mso-height-relative:margin;v-text-anchor:top" o:gfxdata="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" filled="f" stroked="f">
                 <v:textbox style="mso-fit-shape-to-text:t" inset="1mm,1mm,1mm,1mm">
                   <w:txbxContent>
                     <w:p>
@@ -10604,6 +10530,7 @@
         <w:rPr>
           <w:rFonts w:ascii="Barlow Condensed Medium" w:hAnsi="Barlow Condensed Medium"/>
           <w:noProof/>
+          <w:lang w:bidi="he-IL"/>
         </w:rPr>
         <mc:AlternateContent>
           <mc:Choice Requires="wps">
@@ -10702,7 +10629,7 @@
           </mc:Choice>
           <mc:Fallback>
             <w:pict>
-              <v:roundrect w14:anchorId="4775AEF3" id="圓角矩形 12" o:spid="_x0000_s1036" style="position:absolute;margin-left:-.9pt;margin-top:16.35pt;width:49.3pt;height:15.45pt;z-index:251646976;visibility:visible;mso-wrap-style:square;mso-width-percent:0;mso-height-percent:0;mso-wrap-distance-left:9pt;mso-wrap-distance-top:0;mso-wrap-distance-right:9pt;mso-wrap-distance-bottom:0;mso-position-horizontal:absolute;mso-position-horizontal-relative:text;mso-position-vertical:absolute;mso-position-vertical-relative:text;mso-width-percent:0;mso-height-percent:0;mso-width-relative:margin;mso-height-relative:margin;v-text-anchor:middle" arcsize="10923f" o:gfxdata="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" fillcolor="#5a5a5a [2109]" stroked="f" strokeweight="1pt">
+              <v:roundrect w14:anchorId="4775AEF3" id="圓角矩形 12" o:spid="_x0000_s1036" style="position:absolute;margin-left:-.9pt;margin-top:16.35pt;width:49.3pt;height:15.45pt;z-index:251646976;visibility:visible;mso-wrap-style:square;mso-width-percent:0;mso-height-percent:0;mso-wrap-distance-left:9pt;mso-wrap-distance-top:0;mso-wrap-distance-right:9pt;mso-wrap-distance-bottom:0;mso-position-horizontal:absolute;mso-position-horizontal-relative:text;mso-position-vertical:absolute;mso-position-vertical-relative:text;mso-width-percent:0;mso-height-percent:0;mso-width-relative:margin;mso-height-relative:margin;v-text-anchor:middle" arcsize="10923f" o:gfxdata="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" fillcolor="#5a5a5a [2109]" stroked="f" strokeweight="1pt">
                 <v:stroke joinstyle="miter"/>
                 <v:textbox inset=".5mm,0,.5mm,0">
                   <w:txbxContent>
@@ -10744,6 +10671,7 @@
         <w:rPr>
           <w:rFonts w:ascii="Barlow Condensed Medium" w:hAnsi="Barlow Condensed Medium"/>
           <w:noProof/>
+          <w:lang w:bidi="he-IL"/>
         </w:rPr>
         <mc:AlternateContent>
           <mc:Choice Requires="wps">
@@ -10842,7 +10770,7 @@
           </mc:Choice>
           <mc:Fallback>
             <w:pict>
-              <v:roundrect w14:anchorId="196DC3BF" id="圓角矩形 14" o:spid="_x0000_s1037" style="position:absolute;margin-left:-1.25pt;margin-top:16.7pt;width:83.6pt;height:15.3pt;z-index:251648000;visibility:visible;mso-wrap-style:square;mso-width-percent:0;mso-height-percent:0;mso-wrap-distance-left:9pt;mso-wrap-distance-top:0;mso-wrap-distance-right:9pt;mso-wrap-distance-bottom:0;mso-position-horizontal:absolute;mso-position-horizontal-relative:text;mso-position-vertical:absolute;mso-position-vertical-relative:text;mso-width-percent:0;mso-height-percent:0;mso-width-relative:margin;mso-height-relative:margin;v-text-anchor:middle" arcsize="10923f" o:gfxdata="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" fillcolor="#5a5a5a [2109]" stroked="f" strokeweight="1pt">
+              <v:roundrect w14:anchorId="196DC3BF" id="圓角矩形 14" o:spid="_x0000_s1037" style="position:absolute;margin-left:-1.25pt;margin-top:16.7pt;width:83.6pt;height:15.3pt;z-index:251648000;visibility:visible;mso-wrap-style:square;mso-width-percent:0;mso-height-percent:0;mso-wrap-distance-left:9pt;mso-wrap-distance-top:0;mso-wrap-distance-right:9pt;mso-wrap-distance-bottom:0;mso-position-horizontal:absolute;mso-position-horizontal-relative:text;mso-position-vertical:absolute;mso-position-vertical-relative:text;mso-width-percent:0;mso-height-percent:0;mso-width-relative:margin;mso-height-relative:margin;v-text-anchor:middle" arcsize="10923f" o:gfxdata="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" fillcolor="#5a5a5a [2109]" stroked="f" strokeweight="1pt">
                 <v:stroke joinstyle="miter"/>
                 <v:textbox inset=".5mm,0,.5mm,0">
                   <w:txbxContent>
@@ -10940,6 +10868,7 @@
         <w:rPr>
           <w:rFonts w:ascii="Barlow Condensed Medium" w:hAnsi="Barlow Condensed Medium"/>
           <w:noProof/>
+          <w:lang w:bidi="he-IL"/>
         </w:rPr>
         <mc:AlternateContent>
           <mc:Choice Requires="wps">
@@ -11038,7 +10967,7 @@
           </mc:Choice>
           <mc:Fallback>
             <w:pict>
-              <v:roundrect w14:anchorId="1A4DC044" id="圓角矩形 9" o:spid="_x0000_s1038" style="position:absolute;margin-left:-.6pt;margin-top:16.6pt;width:30.35pt;height:15.3pt;z-index:251649024;visibility:visible;mso-wrap-style:square;mso-width-percent:0;mso-height-percent:0;mso-wrap-distance-left:9pt;mso-wrap-distance-top:0;mso-wrap-distance-right:9pt;mso-wrap-distance-bottom:0;mso-position-horizontal:absolute;mso-position-horizontal-relative:text;mso-position-vertical:absolute;mso-position-vertical-relative:text;mso-width-percent:0;mso-height-percent:0;mso-width-relative:margin;mso-height-relative:margin;v-text-anchor:middle" arcsize="10923f" o:gfxdata="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" fillcolor="#5a5a5a [2109]" stroked="f" strokeweight="1pt">
+              <v:roundrect w14:anchorId="1A4DC044" id="圓角矩形 9" o:spid="_x0000_s1038" style="position:absolute;margin-left:-.6pt;margin-top:16.6pt;width:30.35pt;height:15.3pt;z-index:251649024;visibility:visible;mso-wrap-style:square;mso-width-percent:0;mso-height-percent:0;mso-wrap-distance-left:9pt;mso-wrap-distance-top:0;mso-wrap-distance-right:9pt;mso-wrap-distance-bottom:0;mso-position-horizontal:absolute;mso-position-horizontal-relative:text;mso-position-vertical:absolute;mso-position-vertical-relative:text;mso-width-percent:0;mso-height-percent:0;mso-width-relative:margin;mso-height-relative:margin;v-text-anchor:middle" arcsize="10923f" o:gfxdata="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" fillcolor="#5a5a5a [2109]" stroked="f" strokeweight="1pt">
                 <v:stroke joinstyle="miter"/>
                 <v:textbox inset=".5mm,0,.5mm,0">
                   <w:txbxContent>
@@ -11136,6 +11065,7 @@
         <w:rPr>
           <w:rFonts w:ascii="Barlow Condensed Medium" w:hAnsi="Barlow Condensed Medium"/>
           <w:noProof/>
+          <w:lang w:bidi="he-IL"/>
         </w:rPr>
         <w:drawing>
           <wp:anchor distT="0" distB="0" distL="114300" distR="114300" simplePos="0" relativeHeight="251654144" behindDoc="1" locked="0" layoutInCell="1" allowOverlap="1" wp14:anchorId="2AA2D55C" wp14:editId="23203011">
@@ -11204,6 +11134,7 @@
         <w:rPr>
           <w:rFonts w:ascii="Barlow Condensed Medium" w:hAnsi="Barlow Condensed Medium"/>
           <w:noProof/>
+          <w:lang w:bidi="he-IL"/>
         </w:rPr>
         <mc:AlternateContent>
           <mc:Choice Requires="wps">
@@ -11302,7 +11233,7 @@
           </mc:Choice>
           <mc:Fallback>
             <w:pict>
-              <v:roundrect w14:anchorId="03BFD3A3" id="圓角矩形 13" o:spid="_x0000_s1039" style="position:absolute;margin-left:-.4pt;margin-top:16.65pt;width:49.3pt;height:15.3pt;z-index:251650048;visibility:visible;mso-wrap-style:square;mso-width-percent:0;mso-height-percent:0;mso-wrap-distance-left:9pt;mso-wrap-distance-top:0;mso-wrap-distance-right:9pt;mso-wrap-distance-bottom:0;mso-position-horizontal:absolute;mso-position-horizontal-relative:text;mso-position-vertical:absolute;mso-position-vertical-relative:text;mso-width-percent:0;mso-height-percent:0;mso-width-relative:margin;mso-height-relative:margin;v-text-anchor:middle" arcsize="10923f" o:gfxdata="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" fillcolor="#5a5a5a [2109]" stroked="f" strokeweight="1pt">
+              <v:roundrect w14:anchorId="03BFD3A3" id="圓角矩形 13" o:spid="_x0000_s1039" style="position:absolute;margin-left:-.4pt;margin-top:16.65pt;width:49.3pt;height:15.3pt;z-index:251650048;visibility:visible;mso-wrap-style:square;mso-width-percent:0;mso-height-percent:0;mso-wrap-distance-left:9pt;mso-wrap-distance-top:0;mso-wrap-distance-right:9pt;mso-wrap-distance-bottom:0;mso-position-horizontal:absolute;mso-position-horizontal-relative:text;mso-position-vertical:absolute;mso-position-vertical-relative:text;mso-width-percent:0;mso-height-percent:0;mso-width-relative:margin;mso-height-relative:margin;v-text-anchor:middle" arcsize="10923f" o:gfxdata="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" fillcolor="#5a5a5a [2109]" stroked="f" strokeweight="1pt">
                 <v:stroke joinstyle="miter"/>
                 <v:textbox inset=".5mm,0,.5mm,0">
                   <w:txbxContent>
@@ -11339,7 +11270,6 @@
         </w:rPr>
         <w:t xml:space="preserve">       </w:t>
       </w:r>
-      <w:proofErr w:type="gramStart"/>
       <w:r>
         <w:rPr>
           <w:rFonts w:ascii="Barlow Condensed Medium" w:eastAsia="華康中圓體" w:hAnsi="Barlow Condensed Medium"/>
@@ -11347,7 +11277,6 @@
         </w:rPr>
         <w:t>主堂</w:t>
       </w:r>
-      <w:proofErr w:type="gramEnd"/>
       <w:r>
         <w:rPr>
           <w:rFonts w:ascii="Barlow Condensed Medium" w:eastAsia="華康中圓體" w:hAnsi="Barlow Condensed Medium"/>
@@ -11440,6 +11369,7 @@
           <w:rFonts w:ascii="Barlow Condensed Medium" w:eastAsia="華康儷中黑" w:hAnsi="Barlow Condensed Medium"/>
           <w:noProof/>
           <w:w w:val="80"/>
+          <w:lang w:bidi="he-IL"/>
         </w:rPr>
         <mc:AlternateContent>
           <mc:Choice Requires="wps">
@@ -11491,7 +11421,6 @@
                                 <w:sz w:val="22"/>
                               </w:rPr>
                             </w:pPr>
-                            <w:proofErr w:type="gramStart"/>
                             <w:r>
                               <w:rPr>
                                 <w:rFonts w:ascii="Barlow Condensed Medium" w:eastAsia="華康儷中黑" w:hAnsi="Barlow Condensed Medium"/>
@@ -11499,7 +11428,6 @@
                               </w:rPr>
                               <w:t>教會臉書</w:t>
                             </w:r>
-                            <w:proofErr w:type="gramEnd"/>
                             <w:r>
                               <w:rPr>
                                 <w:rFonts w:ascii="Barlow Condensed Medium" w:eastAsia="華康儷中黑" w:hAnsi="Barlow Condensed Medium"/>
@@ -11542,7 +11470,7 @@
           </mc:Choice>
           <mc:Fallback>
             <w:pict>
-              <v:shape w14:anchorId="77C1E33A" id="_x0000_s1040" type="#_x0000_t202" style="position:absolute;margin-left:107.25pt;margin-top:6.2pt;width:125.55pt;height:16.3pt;z-index:251665408;visibility:visible;mso-wrap-style:square;mso-width-percent:0;mso-height-percent:0;mso-wrap-distance-left:9pt;mso-wrap-distance-top:3.6pt;mso-wrap-distance-right:9pt;mso-wrap-distance-bottom:3.6pt;mso-position-horizontal:absolute;mso-position-horizontal-relative:text;mso-position-vertical:absolute;mso-position-vertical-relative:text;mso-width-percent:0;mso-height-percent:0;mso-width-relative:margin;mso-height-relative:margin;v-text-anchor:top" o:gfxdata="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" filled="f" stroked="f">
+              <v:shape w14:anchorId="77C1E33A" id="_x0000_s1040" type="#_x0000_t202" style="position:absolute;margin-left:107.25pt;margin-top:6.2pt;width:125.55pt;height:16.3pt;z-index:251665408;visibility:visible;mso-wrap-style:square;mso-width-percent:0;mso-height-percent:0;mso-wrap-distance-left:9pt;mso-wrap-distance-top:3.6pt;mso-wrap-distance-right:9pt;mso-wrap-distance-bottom:3.6pt;mso-position-horizontal:absolute;mso-position-horizontal-relative:text;mso-position-vertical:absolute;mso-position-vertical-relative:text;mso-width-percent:0;mso-height-percent:0;mso-width-relative:margin;mso-height-relative:margin;v-text-anchor:top" o:gfxdata="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" filled="f" stroked="f">
                 <v:textbox inset="0,0,0,0">
                   <w:txbxContent>
                     <w:p>
@@ -11553,7 +11481,6 @@
                           <w:sz w:val="22"/>
                         </w:rPr>
                       </w:pPr>
-                      <w:proofErr w:type="gramStart"/>
                       <w:r>
                         <w:rPr>
                           <w:rFonts w:ascii="Barlow Condensed Medium" w:eastAsia="華康儷中黑" w:hAnsi="Barlow Condensed Medium"/>
@@ -11561,7 +11488,6 @@
                         </w:rPr>
                         <w:t>教會臉書</w:t>
                       </w:r>
-                      <w:proofErr w:type="gramEnd"/>
                       <w:r>
                         <w:rPr>
                           <w:rFonts w:ascii="Barlow Condensed Medium" w:eastAsia="華康儷中黑" w:hAnsi="Barlow Condensed Medium"/>
@@ -12401,6 +12327,7 @@
                 <w:color w:val="000000" w:themeColor="text1"/>
                 <w:sz w:val="18"/>
                 <w:szCs w:val="18"/>
+                <w:lang w:bidi="he-IL"/>
               </w:rPr>
               <mc:AlternateContent>
                 <mc:Choice Requires="wps">
@@ -12475,15 +12402,7 @@
                                       <w:color w:val="FFFFFF"/>
                                       <w:w w:val="66"/>
                                     </w:rPr>
-                                    <w:t xml:space="preserve">恭候　</w:t>
-                                  </w:r>
-                                  <w:r>
-                                    <w:rPr>
-                                      <w:rFonts w:ascii="華康儷中黑" w:eastAsia="華康儷中黑" w:hAnsi="Calibri" w:cs="Arial" w:hint="eastAsia"/>
-                                      <w:color w:val="FFFFFF"/>
-                                      <w:w w:val="66"/>
-                                    </w:rPr>
-                                    <w:t>神的話</w:t>
+                                    <w:t>恭候　神的話</w:t>
                                   </w:r>
                                 </w:p>
                               </w:txbxContent>
@@ -12508,7 +12427,7 @@
                 </mc:Choice>
                 <mc:Fallback>
                   <w:pict>
-                    <v:rect w14:anchorId="343BC9BA" id="矩形 8" o:spid="_x0000_s1041" style="position:absolute;left:0;text-align:left;margin-left:-.7pt;margin-top:2.7pt;width:18.75pt;height:92.3pt;z-index:251662336;visibility:visible;mso-wrap-style:square;mso-width-percent:0;mso-height-percent:0;mso-wrap-distance-left:9pt;mso-wrap-distance-top:0;mso-wrap-distance-right:9pt;mso-wrap-distance-bottom:0;mso-position-horizontal:absolute;mso-position-horizontal-relative:text;mso-position-vertical:absolute;mso-position-vertical-relative:text;mso-width-percent:0;mso-height-percent:0;mso-width-relative:margin;mso-height-relative:margin;v-text-anchor:middle" o:gfxdata="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" fillcolor="#5a5a5a [2109]" stroked="f" strokeweight="1pt">
+                    <v:rect w14:anchorId="343BC9BA" id="矩形 8" o:spid="_x0000_s1041" style="position:absolute;left:0;text-align:left;margin-left:-.7pt;margin-top:2.7pt;width:18.75pt;height:92.3pt;z-index:251662336;visibility:visible;mso-wrap-style:square;mso-width-percent:0;mso-height-percent:0;mso-wrap-distance-left:9pt;mso-wrap-distance-top:0;mso-wrap-distance-right:9pt;mso-wrap-distance-bottom:0;mso-position-horizontal:absolute;mso-position-horizontal-relative:text;mso-position-vertical:absolute;mso-position-vertical-relative:text;mso-width-percent:0;mso-height-percent:0;mso-width-relative:margin;mso-height-relative:margin;v-text-anchor:middle" o:gfxdata="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" fillcolor="#5a5a5a [2109]" stroked="f" strokeweight="1pt">
                       <v:textbox style="layout-flow:vertical-ideographic" inset="1mm,1mm,1mm,1mm">
                         <w:txbxContent>
                           <w:p>
@@ -12528,15 +12447,7 @@
                                 <w:color w:val="FFFFFF"/>
                                 <w:w w:val="66"/>
                               </w:rPr>
-                              <w:t xml:space="preserve">恭候　</w:t>
-                            </w:r>
-                            <w:r>
-                              <w:rPr>
-                                <w:rFonts w:ascii="華康儷中黑" w:eastAsia="華康儷中黑" w:hAnsi="Calibri" w:cs="Arial" w:hint="eastAsia"/>
-                                <w:color w:val="FFFFFF"/>
-                                <w:w w:val="66"/>
-                              </w:rPr>
-                              <w:t>神的話</w:t>
+                              <w:t>恭候　神的話</w:t>
                             </w:r>
                           </w:p>
                         </w:txbxContent>
@@ -12574,7 +12485,6 @@
                 <w:szCs w:val="20"/>
               </w:rPr>
             </w:pPr>
-            <w:proofErr w:type="gramStart"/>
             <w:r>
               <w:rPr>
                 <w:rFonts w:eastAsia="華康儷中黑" w:cstheme="minorHAnsi"/>
@@ -12585,7 +12495,6 @@
               </w:rPr>
               <w:t>序樂</w:t>
             </w:r>
-            <w:proofErr w:type="gramEnd"/>
           </w:p>
         </w:tc>
         <w:tc>
@@ -12721,7 +12630,6 @@
                 <w:szCs w:val="20"/>
               </w:rPr>
             </w:pPr>
-            <w:proofErr w:type="gramStart"/>
             <w:r>
               <w:rPr>
                 <w:rFonts w:eastAsia="華康儷中黑" w:cstheme="minorHAnsi"/>
@@ -12732,7 +12640,6 @@
               </w:rPr>
               <w:t>宣召</w:t>
             </w:r>
-            <w:proofErr w:type="gramEnd"/>
           </w:p>
         </w:tc>
         <w:tc>
@@ -13188,7 +13095,6 @@
                 <w:szCs w:val="20"/>
               </w:rPr>
             </w:pPr>
-            <w:proofErr w:type="gramStart"/>
             <w:r>
               <w:rPr>
                 <w:rFonts w:eastAsia="華康儷中黑" w:cstheme="minorHAnsi"/>
@@ -13199,7 +13105,6 @@
               </w:rPr>
               <w:t>啟應文</w:t>
             </w:r>
-            <w:proofErr w:type="gramEnd"/>
           </w:p>
         </w:tc>
         <w:tc>
@@ -13485,6 +13390,7 @@
                 <w:color w:val="000000" w:themeColor="text1"/>
                 <w:sz w:val="18"/>
                 <w:szCs w:val="18"/>
+                <w:lang w:bidi="he-IL"/>
               </w:rPr>
               <mc:AlternateContent>
                 <mc:Choice Requires="wps">
@@ -13584,7 +13490,7 @@
                 </mc:Choice>
                 <mc:Fallback>
                   <w:pict>
-                    <v:rect w14:anchorId="363672F5" id="矩形 10" o:spid="_x0000_s1042" style="position:absolute;left:0;text-align:left;margin-left:-.7pt;margin-top:12.9pt;width:19.25pt;height:42.9pt;z-index:251658240;visibility:visible;mso-wrap-style:square;mso-width-percent:0;mso-height-percent:0;mso-wrap-distance-left:9pt;mso-wrap-distance-top:0;mso-wrap-distance-right:9pt;mso-wrap-distance-bottom:0;mso-position-horizontal:absolute;mso-position-horizontal-relative:text;mso-position-vertical:absolute;mso-position-vertical-relative:text;mso-width-percent:0;mso-height-percent:0;mso-width-relative:margin;mso-height-relative:margin;v-text-anchor:middle" o:gfxdata="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" fillcolor="#5a5a5a [2109]" stroked="f" strokeweight="1pt">
+                    <v:rect w14:anchorId="363672F5" id="矩形 10" o:spid="_x0000_s1042" style="position:absolute;left:0;text-align:left;margin-left:-.7pt;margin-top:12.9pt;width:19.25pt;height:42.9pt;z-index:251658240;visibility:visible;mso-wrap-style:square;mso-width-percent:0;mso-height-percent:0;mso-wrap-distance-left:9pt;mso-wrap-distance-top:0;mso-wrap-distance-right:9pt;mso-wrap-distance-bottom:0;mso-position-horizontal:absolute;mso-position-horizontal-relative:text;mso-position-vertical:absolute;mso-position-vertical-relative:text;mso-width-percent:0;mso-height-percent:0;mso-width-relative:margin;mso-height-relative:margin;v-text-anchor:middle" o:gfxdata="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" fillcolor="#5a5a5a [2109]" stroked="f" strokeweight="1pt">
                       <v:textbox style="layout-flow:vertical-ideographic" inset="1mm,1mm,1mm,1mm">
                         <w:txbxContent>
                           <w:p>
@@ -14040,31 +13946,7 @@
                 <w:sz w:val="20"/>
                 <w:szCs w:val="20"/>
               </w:rPr>
-              <w:t>秤</w:t>
-            </w:r>
-            <w:proofErr w:type="gramStart"/>
-            <w:r>
-              <w:rPr>
-                <w:rFonts w:ascii="標楷體" w:eastAsia="標楷體" w:hAnsi="標楷體" w:cstheme="minorHAnsi" w:hint="eastAsia"/>
-                <w:bCs/>
-                <w:color w:val="000000" w:themeColor="text1"/>
-                <w:w w:val="150"/>
-                <w:sz w:val="20"/>
-                <w:szCs w:val="20"/>
-              </w:rPr>
-              <w:t>秤</w:t>
-            </w:r>
-            <w:proofErr w:type="gramEnd"/>
-            <w:r>
-              <w:rPr>
-                <w:rFonts w:ascii="標楷體" w:eastAsia="標楷體" w:hAnsi="標楷體" w:cstheme="minorHAnsi" w:hint="eastAsia"/>
-                <w:bCs/>
-                <w:color w:val="000000" w:themeColor="text1"/>
-                <w:w w:val="150"/>
-                <w:sz w:val="20"/>
-                <w:szCs w:val="20"/>
-              </w:rPr>
-              <w:t>我的煩惱</w:t>
+              <w:t>秤秤我的煩惱</w:t>
             </w:r>
           </w:p>
         </w:tc>
@@ -14275,6 +14157,7 @@
                 <w:color w:val="000000" w:themeColor="text1"/>
                 <w:sz w:val="18"/>
                 <w:szCs w:val="18"/>
+                <w:lang w:bidi="he-IL"/>
               </w:rPr>
               <mc:AlternateContent>
                 <mc:Choice Requires="wps">
@@ -14382,7 +14265,7 @@
                 </mc:Choice>
                 <mc:Fallback>
                   <w:pict>
-                    <v:rect w14:anchorId="4D37C684" id="矩形 11" o:spid="_x0000_s1043" style="position:absolute;left:0;text-align:left;margin-left:-.7pt;margin-top:1.65pt;width:19.25pt;height:111.25pt;z-index:251656192;visibility:visible;mso-wrap-style:square;mso-width-percent:0;mso-height-percent:0;mso-wrap-distance-left:9pt;mso-wrap-distance-top:0;mso-wrap-distance-right:9pt;mso-wrap-distance-bottom:0;mso-position-horizontal:absolute;mso-position-horizontal-relative:text;mso-position-vertical:absolute;mso-position-vertical-relative:text;mso-width-percent:0;mso-height-percent:0;mso-width-relative:margin;mso-height-relative:margin;v-text-anchor:middle" o:gfxdata="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" fillcolor="#5a5a5a [2109]" stroked="f" strokeweight="1pt">
+                    <v:rect w14:anchorId="4D37C684" id="矩形 11" o:spid="_x0000_s1043" style="position:absolute;left:0;text-align:left;margin-left:-.7pt;margin-top:1.65pt;width:19.25pt;height:111.25pt;z-index:251656192;visibility:visible;mso-wrap-style:square;mso-width-percent:0;mso-height-percent:0;mso-wrap-distance-left:9pt;mso-wrap-distance-top:0;mso-wrap-distance-right:9pt;mso-wrap-distance-bottom:0;mso-position-horizontal:absolute;mso-position-horizontal-relative:text;mso-position-vertical:absolute;mso-position-vertical-relative:text;mso-width-percent:0;mso-height-percent:0;mso-width-relative:margin;mso-height-relative:margin;v-text-anchor:middle" o:gfxdata="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" fillcolor="#5a5a5a [2109]" stroked="f" strokeweight="1pt">
                       <v:textbox style="layout-flow:vertical-ideographic" inset="1mm,1mm,1mm,1mm">
                         <w:txbxContent>
                           <w:p>
@@ -15122,7 +15005,6 @@
                 <w:szCs w:val="20"/>
               </w:rPr>
             </w:pPr>
-            <w:proofErr w:type="gramStart"/>
             <w:r>
               <w:rPr>
                 <w:rFonts w:eastAsia="華康儷中黑" w:cstheme="minorHAnsi" w:hint="eastAsia"/>
@@ -15133,7 +15015,6 @@
               </w:rPr>
               <w:t>公禱</w:t>
             </w:r>
-            <w:proofErr w:type="gramEnd"/>
           </w:p>
         </w:tc>
         <w:tc>
@@ -15269,7 +15150,6 @@
                 <w:szCs w:val="20"/>
               </w:rPr>
             </w:pPr>
-            <w:proofErr w:type="gramStart"/>
             <w:r>
               <w:rPr>
                 <w:rFonts w:eastAsia="華康儷中黑" w:cstheme="minorHAnsi"/>
@@ -15280,7 +15160,6 @@
               </w:rPr>
               <w:t>頌榮</w:t>
             </w:r>
-            <w:proofErr w:type="gramEnd"/>
           </w:p>
         </w:tc>
         <w:tc>
@@ -15503,7 +15382,6 @@
               </w:rPr>
               <w:t xml:space="preserve">: </w:t>
             </w:r>
-            <w:proofErr w:type="gramStart"/>
             <w:r>
               <w:rPr>
                 <w:rFonts w:ascii="Bahnschrift SemiBold Condensed" w:eastAsia="標楷體" w:hAnsi="Bahnschrift SemiBold Condensed" w:cstheme="minorHAnsi" w:hint="eastAsia"/>
@@ -15513,7 +15391,6 @@
               </w:rPr>
               <w:t>阿們頌</w:t>
             </w:r>
-            <w:proofErr w:type="gramEnd"/>
           </w:p>
         </w:tc>
         <w:tc>
@@ -15610,7 +15487,6 @@
                 <w:szCs w:val="20"/>
               </w:rPr>
             </w:pPr>
-            <w:proofErr w:type="gramStart"/>
             <w:r>
               <w:rPr>
                 <w:rFonts w:eastAsia="華康儷中黑" w:cstheme="minorHAnsi" w:hint="eastAsia"/>
@@ -15621,7 +15497,6 @@
               </w:rPr>
               <w:t>殿樂</w:t>
             </w:r>
-            <w:proofErr w:type="gramEnd"/>
           </w:p>
         </w:tc>
         <w:tc>
@@ -16084,6 +15959,7 @@
         <w:rPr>
           <w:rFonts w:ascii="Bahnschrift SemiBold Condensed" w:eastAsia="華康細黑體" w:hAnsi="Bahnschrift SemiBold Condensed"/>
           <w:noProof/>
+          <w:lang w:bidi="he-IL"/>
         </w:rPr>
         <mc:AlternateContent>
           <mc:Choice Requires="wps">
@@ -16146,7 +16022,7 @@
           </mc:Choice>
           <mc:Fallback>
             <w:pict>
-              <v:line w14:anchorId="7A69458C" id="直線接點 2" o:spid="_x0000_s1026" style="position:absolute;z-index:251653120;visibility:visible;mso-wrap-style:square;mso-height-percent:0;mso-wrap-distance-left:9pt;mso-wrap-distance-top:0;mso-wrap-distance-right:9pt;mso-wrap-distance-bottom:0;mso-position-horizontal:absolute;mso-position-horizontal-relative:page;mso-position-vertical:absolute;mso-position-vertical-relative:page;mso-height-percent:0;mso-height-relative:margin" from="687.75pt,19.85pt" to="687.75pt,709.8pt" o:gfxdata="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" strokecolor="black [3213]" strokeweight=".5pt">
+              <v:line w14:anchorId="02664102" id="直線接點 2" o:spid="_x0000_s1026" style="position:absolute;z-index:251653120;visibility:visible;mso-wrap-style:square;mso-height-percent:0;mso-wrap-distance-left:9pt;mso-wrap-distance-top:0;mso-wrap-distance-right:9pt;mso-wrap-distance-bottom:0;mso-position-horizontal:absolute;mso-position-horizontal-relative:page;mso-position-vertical:absolute;mso-position-vertical-relative:page;mso-height-percent:0;mso-height-relative:margin" from="687.75pt,19.85pt" to="687.75pt,709.8pt" o:gfxdata="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" strokecolor="black [3213]" strokeweight=".5pt">
                 <v:stroke dashstyle="3 1" joinstyle="miter"/>
                 <w10:wrap anchorx="page" anchory="page"/>
               </v:line>
@@ -16283,47 +16159,7 @@
           <w:sz w:val="26"/>
           <w:szCs w:val="26"/>
         </w:rPr>
-        <w:t>若按呢，我就得著安慰，</w:t>
-      </w:r>
-      <w:proofErr w:type="gramStart"/>
-      <w:r>
-        <w:rPr>
-          <w:rFonts w:ascii="標楷體" w:eastAsia="標楷體" w:hAnsi="標楷體" w:cs="Arial" w:hint="eastAsia"/>
-          <w:w w:val="80"/>
-          <w:sz w:val="26"/>
-          <w:szCs w:val="26"/>
-        </w:rPr>
-        <w:t>佇</w:t>
-      </w:r>
-      <w:proofErr w:type="gramEnd"/>
-      <w:r>
-        <w:rPr>
-          <w:rFonts w:ascii="標楷體" w:eastAsia="標楷體" w:hAnsi="標楷體" w:cs="Arial" w:hint="eastAsia"/>
-          <w:w w:val="80"/>
-          <w:sz w:val="26"/>
-          <w:szCs w:val="26"/>
-        </w:rPr>
-        <w:t>痛苦無得著憐憫的</w:t>
-      </w:r>
-      <w:proofErr w:type="gramStart"/>
-      <w:r>
-        <w:rPr>
-          <w:rFonts w:ascii="標楷體" w:eastAsia="標楷體" w:hAnsi="標楷體" w:cs="Arial" w:hint="eastAsia"/>
-          <w:w w:val="80"/>
-          <w:sz w:val="26"/>
-          <w:szCs w:val="26"/>
-        </w:rPr>
-        <w:t>中間猶會快樂</w:t>
-      </w:r>
-      <w:proofErr w:type="gramEnd"/>
-      <w:r>
-        <w:rPr>
-          <w:rFonts w:ascii="標楷體" w:eastAsia="標楷體" w:hAnsi="標楷體" w:cs="Arial" w:hint="eastAsia"/>
-          <w:w w:val="80"/>
-          <w:sz w:val="26"/>
-          <w:szCs w:val="26"/>
-        </w:rPr>
-        <w:t>，因為我無違背至聖者的話。</w:t>
+        <w:t>若按呢，我就得著安慰，佇痛苦無得著憐憫的中間猶會快樂，因為我無違背至聖者的話。</w:t>
       </w:r>
     </w:p>
     <w:p>
@@ -16414,73 +16250,7 @@
           <w:sz w:val="26"/>
           <w:szCs w:val="26"/>
         </w:rPr>
-        <w:t>有</w:t>
-      </w:r>
-      <w:proofErr w:type="gramStart"/>
-      <w:r>
-        <w:rPr>
-          <w:rFonts w:ascii="Calibri" w:eastAsia="華康中黑體" w:hAnsi="Calibri" w:cs="Calibri" w:hint="eastAsia"/>
-          <w:color w:val="000000"/>
-          <w:w w:val="80"/>
-          <w:sz w:val="26"/>
-          <w:szCs w:val="26"/>
-        </w:rPr>
-        <w:t>違棄那</w:t>
-      </w:r>
-      <w:proofErr w:type="gramEnd"/>
-      <w:r>
-        <w:rPr>
-          <w:rFonts w:ascii="Calibri" w:eastAsia="華康中黑體" w:hAnsi="Calibri" w:cs="Calibri" w:hint="eastAsia"/>
-          <w:color w:val="000000"/>
-          <w:w w:val="80"/>
-          <w:sz w:val="26"/>
-          <w:szCs w:val="26"/>
-        </w:rPr>
-        <w:t>聖者的言語、就仍以此為安慰、在</w:t>
-      </w:r>
-      <w:proofErr w:type="gramStart"/>
-      <w:r>
-        <w:rPr>
-          <w:rFonts w:ascii="Calibri" w:eastAsia="華康中黑體" w:hAnsi="Calibri" w:cs="Calibri" w:hint="eastAsia"/>
-          <w:color w:val="000000"/>
-          <w:w w:val="80"/>
-          <w:sz w:val="26"/>
-          <w:szCs w:val="26"/>
-        </w:rPr>
-        <w:t>不</w:t>
-      </w:r>
-      <w:proofErr w:type="gramEnd"/>
-      <w:r>
-        <w:rPr>
-          <w:rFonts w:ascii="Calibri" w:eastAsia="華康中黑體" w:hAnsi="Calibri" w:cs="Calibri" w:hint="eastAsia"/>
-          <w:color w:val="000000"/>
-          <w:w w:val="80"/>
-          <w:sz w:val="26"/>
-          <w:szCs w:val="26"/>
-        </w:rPr>
-        <w:t>止息的痛苦中、還可</w:t>
-      </w:r>
-      <w:proofErr w:type="gramStart"/>
-      <w:r>
-        <w:rPr>
-          <w:rFonts w:ascii="Calibri" w:eastAsia="華康中黑體" w:hAnsi="Calibri" w:cs="Calibri" w:hint="eastAsia"/>
-          <w:color w:val="000000"/>
-          <w:w w:val="80"/>
-          <w:sz w:val="26"/>
-          <w:szCs w:val="26"/>
-        </w:rPr>
-        <w:t>踊</w:t>
-      </w:r>
-      <w:proofErr w:type="gramEnd"/>
-      <w:r>
-        <w:rPr>
-          <w:rFonts w:ascii="Calibri" w:eastAsia="華康中黑體" w:hAnsi="Calibri" w:cs="Calibri" w:hint="eastAsia"/>
-          <w:color w:val="000000"/>
-          <w:w w:val="80"/>
-          <w:sz w:val="26"/>
-          <w:szCs w:val="26"/>
-        </w:rPr>
-        <w:t>躍</w:t>
+        <w:t>有違棄那聖者的言語、就仍以此為安慰、在不止息的痛苦中、還可踊躍</w:t>
       </w:r>
       <w:r>
         <w:rPr>
@@ -16610,7 +16380,6 @@
                 <w:w w:val="80"/>
               </w:rPr>
             </w:pPr>
-            <w:proofErr w:type="gramStart"/>
             <w:r>
               <w:rPr>
                 <w:rFonts w:ascii="Barlow Condensed Medium" w:eastAsia="華康中黑體" w:hAnsi="Barlow Condensed Medium" w:cstheme="minorHAnsi"/>
@@ -16618,7 +16387,6 @@
               </w:rPr>
               <w:t>主日事奉</w:t>
             </w:r>
-            <w:proofErr w:type="gramEnd"/>
           </w:p>
         </w:tc>
         <w:tc>
@@ -16649,17 +16417,8 @@
                 <w:rFonts w:ascii="Barlow Condensed Medium" w:eastAsia="華康中黑體" w:hAnsi="Barlow Condensed Medium" w:cstheme="minorHAnsi"/>
                 <w:w w:val="66"/>
               </w:rPr>
-              <w:t>本</w:t>
-            </w:r>
-            <w:proofErr w:type="gramStart"/>
-            <w:r>
-              <w:rPr>
-                <w:rFonts w:ascii="Barlow Condensed Medium" w:eastAsia="華康中黑體" w:hAnsi="Barlow Condensed Medium" w:cstheme="minorHAnsi"/>
-                <w:w w:val="66"/>
-              </w:rPr>
-              <w:t>週</w:t>
-            </w:r>
-            <w:proofErr w:type="gramEnd"/>
+              <w:t>本週</w:t>
+            </w:r>
             <w:r>
               <w:rPr>
                 <w:rFonts w:ascii="Barlow Condensed Medium" w:eastAsia="華康儷中黑" w:hAnsi="Barlow Condensed Medium" w:cstheme="minorHAnsi"/>
@@ -16769,17 +16528,8 @@
                 <w:rFonts w:ascii="Barlow Condensed Medium" w:eastAsia="華康中黑體" w:hAnsi="Barlow Condensed Medium" w:cstheme="minorHAnsi"/>
                 <w:w w:val="66"/>
               </w:rPr>
-              <w:t>下</w:t>
-            </w:r>
-            <w:proofErr w:type="gramStart"/>
-            <w:r>
-              <w:rPr>
-                <w:rFonts w:ascii="Barlow Condensed Medium" w:eastAsia="華康中黑體" w:hAnsi="Barlow Condensed Medium" w:cstheme="minorHAnsi"/>
-                <w:w w:val="66"/>
-              </w:rPr>
-              <w:t>週</w:t>
-            </w:r>
-            <w:proofErr w:type="gramEnd"/>
+              <w:t>下週</w:t>
+            </w:r>
             <w:r>
               <w:rPr>
                 <w:rFonts w:ascii="Barlow Condensed Medium" w:eastAsia="華康儷中黑" w:hAnsi="Barlow Condensed Medium" w:cstheme="minorHAnsi"/>
@@ -17198,7 +16948,7 @@
                 <w:rFonts w:ascii="Barlow Condensed Medium" w:eastAsia="標楷體" w:hAnsi="Barlow Condensed Medium" w:cstheme="minorHAnsi" w:hint="eastAsia"/>
                 <w:w w:val="80"/>
               </w:rPr>
-              <w:t>--</w:t>
+              <w:t>14</w:t>
             </w:r>
           </w:p>
         </w:tc>
@@ -17226,7 +16976,6 @@
                 <w:szCs w:val="28"/>
               </w:rPr>
             </w:pPr>
-            <w:proofErr w:type="gramStart"/>
             <w:r>
               <w:rPr>
                 <w:rFonts w:ascii="Barlow Condensed Medium" w:eastAsia="華康正顏楷體W9" w:hAnsi="Barlow Condensed Medium" w:cstheme="minorHAnsi"/>
@@ -17236,7 +16985,6 @@
               </w:rPr>
               <w:t>月值月長執</w:t>
             </w:r>
-            <w:proofErr w:type="gramEnd"/>
             <w:r>
               <w:rPr>
                 <w:rFonts w:ascii="Barlow Condensed Medium" w:eastAsia="標楷體" w:hAnsi="Barlow Condensed Medium" w:cstheme="minorHAnsi"/>
@@ -17503,7 +17251,14 @@
                 <w:rFonts w:ascii="Barlow Condensed Medium" w:eastAsia="標楷體" w:hAnsi="Barlow Condensed Medium" w:cstheme="minorHAnsi" w:hint="eastAsia"/>
                 <w:w w:val="80"/>
               </w:rPr>
-              <w:t>55</w:t>
+              <w:t>6</w:t>
+            </w:r>
+            <w:r>
+              <w:rPr>
+                <w:rFonts w:ascii="Barlow Condensed Medium" w:eastAsia="標楷體" w:hAnsi="Barlow Condensed Medium" w:cstheme="minorHAnsi" w:hint="eastAsia"/>
+                <w:w w:val="80"/>
+              </w:rPr>
+              <w:t>5</w:t>
             </w:r>
           </w:p>
         </w:tc>
@@ -18385,7 +18140,6 @@
                 <w:w w:val="80"/>
               </w:rPr>
             </w:pPr>
-            <w:proofErr w:type="gramStart"/>
             <w:r>
               <w:rPr>
                 <w:rFonts w:ascii="Barlow Condensed Medium" w:eastAsia="華康中黑體" w:hAnsi="Barlow Condensed Medium" w:cstheme="minorHAnsi"/>
@@ -18393,7 +18147,6 @@
               </w:rPr>
               <w:t>司獻</w:t>
             </w:r>
-            <w:proofErr w:type="gramEnd"/>
           </w:p>
         </w:tc>
         <w:tc>
@@ -18614,7 +18367,7 @@
                 <w:rFonts w:ascii="Barlow Condensed Medium" w:eastAsia="標楷體" w:hAnsi="Barlow Condensed Medium" w:cstheme="minorHAnsi" w:hint="eastAsia"/>
                 <w:w w:val="80"/>
               </w:rPr>
-              <w:t>20</w:t>
+              <w:t>15</w:t>
             </w:r>
           </w:p>
         </w:tc>
@@ -18885,7 +18638,7 @@
                 <w:rFonts w:ascii="Barlow Condensed Medium" w:eastAsia="標楷體" w:hAnsi="Barlow Condensed Medium" w:cstheme="minorHAnsi" w:hint="eastAsia"/>
                 <w:w w:val="80"/>
               </w:rPr>
-              <w:t>17</w:t>
+              <w:t>13</w:t>
             </w:r>
           </w:p>
         </w:tc>
@@ -19456,8 +19209,10 @@
                 <w:rFonts w:ascii="標楷體" w:eastAsia="標楷體" w:hAnsi="標楷體" w:cstheme="majorBidi" w:hint="eastAsia"/>
                 <w:szCs w:val="24"/>
               </w:rPr>
-              <w:t>游富宗</w:t>
-            </w:r>
+              <w:t>蕭國鎮</w:t>
+            </w:r>
+            <w:bookmarkStart w:id="6" w:name="_GoBack"/>
+            <w:bookmarkEnd w:id="6"/>
           </w:p>
         </w:tc>
         <w:tc>
@@ -19516,21 +19271,12 @@
                 <w:w w:val="80"/>
               </w:rPr>
             </w:pPr>
-            <w:proofErr w:type="gramStart"/>
             <w:r>
               <w:rPr>
                 <w:rFonts w:ascii="標楷體" w:eastAsia="標楷體" w:hAnsi="標楷體" w:cs="華康儷楷書" w:hint="eastAsia"/>
                 <w:w w:val="80"/>
               </w:rPr>
-              <w:t>拿細耳</w:t>
-            </w:r>
-            <w:proofErr w:type="gramEnd"/>
-            <w:r>
-              <w:rPr>
-                <w:rFonts w:ascii="標楷體" w:eastAsia="標楷體" w:hAnsi="標楷體" w:cs="華康儷楷書" w:hint="eastAsia"/>
-                <w:w w:val="80"/>
-              </w:rPr>
-              <w:t>小組</w:t>
+              <w:t>拿細耳小組</w:t>
             </w:r>
           </w:p>
         </w:tc>
@@ -19657,7 +19403,7 @@
                 <w:rFonts w:ascii="Barlow Condensed Medium" w:eastAsia="標楷體" w:hAnsi="Barlow Condensed Medium" w:cstheme="minorHAnsi" w:hint="eastAsia"/>
                 <w:w w:val="80"/>
               </w:rPr>
-              <w:t>4</w:t>
+              <w:t>5</w:t>
             </w:r>
           </w:p>
         </w:tc>
@@ -20496,7 +20242,7 @@
                 <w:rFonts w:ascii="Barlow Condensed Medium" w:eastAsia="標楷體" w:hAnsi="Barlow Condensed Medium" w:cstheme="minorHAnsi" w:hint="eastAsia"/>
                 <w:w w:val="80"/>
               </w:rPr>
-              <w:t>16</w:t>
+              <w:t>--</w:t>
             </w:r>
           </w:p>
         </w:tc>
@@ -20615,7 +20361,6 @@
                 <w:szCs w:val="24"/>
               </w:rPr>
             </w:pPr>
-            <w:proofErr w:type="gramStart"/>
             <w:r>
               <w:rPr>
                 <w:rFonts w:ascii="標楷體" w:eastAsia="標楷體" w:hAnsi="標楷體" w:cstheme="majorBidi" w:hint="eastAsia"/>
@@ -20623,7 +20368,6 @@
               </w:rPr>
               <w:t>王金吻</w:t>
             </w:r>
-            <w:proofErr w:type="gramEnd"/>
           </w:p>
         </w:tc>
         <w:tc>
@@ -20780,7 +20524,7 @@
                 <w:rFonts w:ascii="Barlow Condensed Medium" w:eastAsia="標楷體" w:hAnsi="Barlow Condensed Medium" w:cstheme="minorHAnsi" w:hint="eastAsia"/>
                 <w:w w:val="80"/>
               </w:rPr>
-              <w:t>7</w:t>
+              <w:t>--</w:t>
             </w:r>
           </w:p>
         </w:tc>
@@ -20866,7 +20610,6 @@
                 <w:szCs w:val="24"/>
               </w:rPr>
             </w:pPr>
-            <w:proofErr w:type="gramStart"/>
             <w:r>
               <w:rPr>
                 <w:rFonts w:ascii="標楷體" w:eastAsia="標楷體" w:hAnsi="標楷體" w:cstheme="majorBidi" w:hint="eastAsia"/>
@@ -20874,7 +20617,6 @@
               </w:rPr>
               <w:t>王新依</w:t>
             </w:r>
-            <w:proofErr w:type="gramEnd"/>
           </w:p>
         </w:tc>
         <w:tc>
@@ -21172,7 +20914,6 @@
                 <w:szCs w:val="24"/>
               </w:rPr>
             </w:pPr>
-            <w:proofErr w:type="gramStart"/>
             <w:r>
               <w:rPr>
                 <w:rFonts w:ascii="標楷體" w:eastAsia="標楷體" w:hAnsi="標楷體" w:cstheme="majorBidi" w:hint="eastAsia"/>
@@ -21180,7 +20921,6 @@
               </w:rPr>
               <w:t>蔡侑霖</w:t>
             </w:r>
-            <w:proofErr w:type="gramEnd"/>
           </w:p>
         </w:tc>
         <w:tc>
@@ -21363,7 +21103,7 @@
                 <w:rFonts w:ascii="Barlow Condensed Medium" w:eastAsia="標楷體" w:hAnsi="Barlow Condensed Medium" w:cstheme="minorHAnsi" w:hint="eastAsia"/>
                 <w:w w:val="80"/>
               </w:rPr>
-              <w:t>--</w:t>
+              <w:t>3</w:t>
             </w:r>
           </w:p>
         </w:tc>
@@ -21416,7 +21156,6 @@
                 <w:w w:val="80"/>
               </w:rPr>
             </w:pPr>
-            <w:proofErr w:type="gramStart"/>
             <w:r>
               <w:rPr>
                 <w:rFonts w:ascii="Barlow Condensed Medium" w:eastAsia="華康中黑體" w:hAnsi="Barlow Condensed Medium" w:cstheme="minorHAnsi" w:hint="eastAsia"/>
@@ -21424,7 +21163,6 @@
               </w:rPr>
               <w:t>愛宴</w:t>
             </w:r>
-            <w:proofErr w:type="gramEnd"/>
           </w:p>
         </w:tc>
         <w:tc>
@@ -21591,7 +21329,6 @@
                 <w:w w:val="80"/>
               </w:rPr>
             </w:pPr>
-            <w:proofErr w:type="gramStart"/>
             <w:r>
               <w:rPr>
                 <w:rFonts w:ascii="Barlow Condensed Medium" w:eastAsia="華康中黑體" w:hAnsi="Barlow Condensed Medium" w:cstheme="minorHAnsi" w:hint="eastAsia"/>
@@ -21599,7 +21336,6 @@
               </w:rPr>
               <w:t>愛宴清洗</w:t>
             </w:r>
-            <w:proofErr w:type="gramEnd"/>
           </w:p>
         </w:tc>
         <w:tc>
@@ -21808,17 +21544,8 @@
                 <w:rFonts w:ascii="Barlow Condensed Medium" w:eastAsia="標楷體" w:hAnsi="Barlow Condensed Medium" w:cs="華康儷楷書" w:hint="eastAsia"/>
                 <w:szCs w:val="24"/>
               </w:rPr>
-              <w:t>孫翠</w:t>
-            </w:r>
-            <w:proofErr w:type="gramStart"/>
-            <w:r>
-              <w:rPr>
-                <w:rFonts w:ascii="Barlow Condensed Medium" w:eastAsia="標楷體" w:hAnsi="Barlow Condensed Medium" w:cs="華康儷楷書" w:hint="eastAsia"/>
-                <w:szCs w:val="24"/>
-              </w:rPr>
-              <w:t>璘</w:t>
-            </w:r>
-            <w:proofErr w:type="gramEnd"/>
+              <w:t>孫翠璘</w:t>
+            </w:r>
           </w:p>
         </w:tc>
         <w:tc>
@@ -25548,7 +25275,7 @@
                 <w:sz w:val="20"/>
                 <w:szCs w:val="20"/>
               </w:rPr>
-              <w:t>加</w:t>
+              <w:t>伯</w:t>
             </w:r>
             <w:r>
               <w:rPr>
@@ -25559,7 +25286,7 @@
                 <w:sz w:val="20"/>
                 <w:szCs w:val="20"/>
               </w:rPr>
-              <w:t>5*</w:t>
+              <w:t>6:14-7:11</w:t>
             </w:r>
             <w:r>
               <w:rPr>
@@ -25570,7 +25297,7 @@
                 <w:sz w:val="20"/>
                 <w:szCs w:val="20"/>
               </w:rPr>
-              <w:t>(13)</w:t>
+              <w:t>(7:11)</w:t>
             </w:r>
           </w:p>
         </w:tc>
@@ -25599,7 +25326,6 @@
                 <w:szCs w:val="20"/>
               </w:rPr>
             </w:pPr>
-            <w:proofErr w:type="gramStart"/>
             <w:r>
               <w:rPr>
                 <w:rFonts w:ascii="Barlow Condensed Medium" w:eastAsia="華康儷中黑" w:hAnsi="Barlow Condensed Medium" w:cstheme="minorHAnsi"/>
@@ -25609,7 +25335,6 @@
               </w:rPr>
               <w:t>一</w:t>
             </w:r>
-            <w:proofErr w:type="gramEnd"/>
             <w:r>
               <w:rPr>
                 <w:rFonts w:ascii="Barlow Condensed Medium" w:eastAsia="華康儷中黑" w:hAnsi="Barlow Condensed Medium" w:cstheme="minorHAnsi"/>
@@ -25757,7 +25482,7 @@
                 <w:sz w:val="20"/>
                 <w:szCs w:val="20"/>
               </w:rPr>
-              <w:t>6*</w:t>
+              <w:t>7:12-8*</w:t>
             </w:r>
             <w:r>
               <w:rPr>
@@ -25768,7 +25493,7 @@
                 <w:sz w:val="20"/>
                 <w:szCs w:val="20"/>
               </w:rPr>
-              <w:t>(14)</w:t>
+              <w:t>(8:6)</w:t>
             </w:r>
           </w:p>
         </w:tc>
@@ -25944,8 +25669,184 @@
                 <w:sz w:val="20"/>
                 <w:szCs w:val="20"/>
               </w:rPr>
-              <w:t>伯</w:t>
-            </w:r>
+              <w:t>9*</w:t>
+            </w:r>
+            <w:r>
+              <w:rPr>
+                <w:rFonts w:ascii="Yanone Kaffeesatz Regular" w:eastAsia="華康儷中黑" w:hAnsi="Yanone Kaffeesatz Regular" w:cs="DaunPenh" w:hint="eastAsia"/>
+                <w:b/>
+                <w:bCs/>
+                <w:w w:val="125"/>
+                <w:sz w:val="20"/>
+                <w:szCs w:val="20"/>
+              </w:rPr>
+              <w:t>(20)</w:t>
+            </w:r>
+          </w:p>
+        </w:tc>
+      </w:tr>
+      <w:tr>
+        <w:tc>
+          <w:tcPr>
+            <w:tcW w:w="911" w:type="dxa"/>
+            <w:tcBorders>
+              <w:top w:val="single" w:sz="4" w:space="0" w:color="auto"/>
+              <w:bottom w:val="single" w:sz="4" w:space="0" w:color="auto"/>
+              <w:right w:val="single" w:sz="4" w:space="0" w:color="auto"/>
+            </w:tcBorders>
+            <w:tcMar>
+              <w:left w:w="57" w:type="dxa"/>
+              <w:right w:w="57" w:type="dxa"/>
+            </w:tcMar>
+          </w:tcPr>
+          <w:p>
+            <w:pPr>
+              <w:snapToGrid w:val="0"/>
+              <w:rPr>
+                <w:rFonts w:ascii="Barlow Condensed Medium" w:eastAsia="華康儷中黑" w:hAnsi="Barlow Condensed Medium" w:cstheme="minorHAnsi"/>
+                <w:w w:val="125"/>
+                <w:sz w:val="20"/>
+                <w:szCs w:val="20"/>
+              </w:rPr>
+            </w:pPr>
+            <w:r>
+              <w:rPr>
+                <w:rFonts w:ascii="Barlow Condensed Medium" w:eastAsia="華康儷中黑" w:hAnsi="Barlow Condensed Medium" w:cstheme="minorHAnsi"/>
+                <w:w w:val="125"/>
+                <w:sz w:val="20"/>
+                <w:szCs w:val="20"/>
+              </w:rPr>
+              <w:t>三</w:t>
+            </w:r>
+            <w:r>
+              <w:rPr>
+                <w:rFonts w:ascii="Barlow Condensed Medium" w:eastAsia="華康儷中黑" w:hAnsi="Barlow Condensed Medium" w:cstheme="minorHAnsi"/>
+                <w:w w:val="125"/>
+                <w:sz w:val="20"/>
+                <w:szCs w:val="20"/>
+              </w:rPr>
+              <w:fldChar w:fldCharType="begin"/>
+            </w:r>
+            <w:r>
+              <w:rPr>
+                <w:rFonts w:ascii="Barlow Condensed Medium" w:eastAsia="華康儷中黑" w:hAnsi="Barlow Condensed Medium" w:cstheme="minorHAnsi"/>
+                <w:w w:val="125"/>
+                <w:sz w:val="20"/>
+                <w:szCs w:val="20"/>
+              </w:rPr>
+              <w:instrText xml:space="preserve"> =IF(pub_day+3&gt;this_mon_days, IF(pub_mon=12, 1, pub_mon+1), pub_mon) \* MERGEFORMAT </w:instrText>
+            </w:r>
+            <w:r>
+              <w:rPr>
+                <w:rFonts w:ascii="Barlow Condensed Medium" w:eastAsia="華康儷中黑" w:hAnsi="Barlow Condensed Medium" w:cstheme="minorHAnsi"/>
+                <w:w w:val="125"/>
+                <w:sz w:val="20"/>
+                <w:szCs w:val="20"/>
+              </w:rPr>
+              <w:fldChar w:fldCharType="separate"/>
+            </w:r>
+            <w:r>
+              <w:rPr>
+                <w:rFonts w:ascii="Barlow Condensed Medium" w:eastAsia="華康儷中黑" w:hAnsi="Barlow Condensed Medium" w:cstheme="minorHAnsi"/>
+                <w:noProof/>
+                <w:w w:val="125"/>
+                <w:sz w:val="20"/>
+                <w:szCs w:val="20"/>
+              </w:rPr>
+              <w:t>8</w:t>
+            </w:r>
+            <w:r>
+              <w:rPr>
+                <w:rFonts w:ascii="Barlow Condensed Medium" w:eastAsia="華康儷中黑" w:hAnsi="Barlow Condensed Medium" w:cstheme="minorHAnsi"/>
+                <w:w w:val="125"/>
+                <w:sz w:val="20"/>
+                <w:szCs w:val="20"/>
+              </w:rPr>
+              <w:fldChar w:fldCharType="end"/>
+            </w:r>
+            <w:r>
+              <w:rPr>
+                <w:rFonts w:ascii="Barlow Condensed Medium" w:eastAsia="華康儷中黑" w:hAnsi="Barlow Condensed Medium" w:cstheme="minorHAnsi"/>
+                <w:w w:val="125"/>
+                <w:sz w:val="20"/>
+                <w:szCs w:val="20"/>
+              </w:rPr>
+              <w:t>/</w:t>
+            </w:r>
+            <w:r>
+              <w:rPr>
+                <w:rFonts w:ascii="Barlow Condensed Medium" w:eastAsia="華康儷中黑" w:hAnsi="Barlow Condensed Medium" w:cstheme="minorHAnsi"/>
+                <w:w w:val="125"/>
+                <w:sz w:val="20"/>
+                <w:szCs w:val="20"/>
+              </w:rPr>
+              <w:fldChar w:fldCharType="begin"/>
+            </w:r>
+            <w:r>
+              <w:rPr>
+                <w:rFonts w:ascii="Barlow Condensed Medium" w:eastAsia="華康儷中黑" w:hAnsi="Barlow Condensed Medium" w:cstheme="minorHAnsi"/>
+                <w:w w:val="125"/>
+                <w:sz w:val="20"/>
+                <w:szCs w:val="20"/>
+              </w:rPr>
+              <w:instrText xml:space="preserve"> =IF(pub_day+3&gt;this_mon_days, -this_mon_days, 0)+pub_day+3 \* MERGEFORMAT </w:instrText>
+            </w:r>
+            <w:r>
+              <w:rPr>
+                <w:rFonts w:ascii="Barlow Condensed Medium" w:eastAsia="華康儷中黑" w:hAnsi="Barlow Condensed Medium" w:cstheme="minorHAnsi"/>
+                <w:w w:val="125"/>
+                <w:sz w:val="20"/>
+                <w:szCs w:val="20"/>
+              </w:rPr>
+              <w:fldChar w:fldCharType="separate"/>
+            </w:r>
+            <w:r>
+              <w:rPr>
+                <w:rFonts w:ascii="Barlow Condensed Medium" w:eastAsia="華康儷中黑" w:hAnsi="Barlow Condensed Medium" w:cstheme="minorHAnsi"/>
+                <w:noProof/>
+                <w:w w:val="125"/>
+                <w:sz w:val="20"/>
+                <w:szCs w:val="20"/>
+              </w:rPr>
+              <w:t>26</w:t>
+            </w:r>
+            <w:r>
+              <w:rPr>
+                <w:rFonts w:ascii="Barlow Condensed Medium" w:eastAsia="華康儷中黑" w:hAnsi="Barlow Condensed Medium" w:cstheme="minorHAnsi"/>
+                <w:w w:val="125"/>
+                <w:sz w:val="20"/>
+                <w:szCs w:val="20"/>
+              </w:rPr>
+              <w:fldChar w:fldCharType="end"/>
+            </w:r>
+          </w:p>
+        </w:tc>
+        <w:tc>
+          <w:tcPr>
+            <w:tcW w:w="1904" w:type="dxa"/>
+            <w:tcBorders>
+              <w:top w:val="single" w:sz="4" w:space="0" w:color="auto"/>
+              <w:left w:val="single" w:sz="4" w:space="0" w:color="auto"/>
+              <w:bottom w:val="single" w:sz="4" w:space="0" w:color="auto"/>
+            </w:tcBorders>
+            <w:tcMar>
+              <w:left w:w="28" w:type="dxa"/>
+              <w:right w:w="28" w:type="dxa"/>
+            </w:tcMar>
+            <w:vAlign w:val="center"/>
+          </w:tcPr>
+          <w:p>
+            <w:pPr>
+              <w:snapToGrid w:val="0"/>
+              <w:rPr>
+                <w:rFonts w:ascii="Yanone Kaffeesatz Regular" w:eastAsia="華康儷中黑" w:hAnsi="Yanone Kaffeesatz Regular"/>
+                <w:b/>
+                <w:bCs/>
+                <w:w w:val="125"/>
+                <w:sz w:val="20"/>
+                <w:szCs w:val="20"/>
+              </w:rPr>
+            </w:pPr>
             <w:r>
               <w:rPr>
                 <w:rFonts w:ascii="Yanone Kaffeesatz Regular" w:eastAsia="華康儷中黑" w:hAnsi="Yanone Kaffeesatz Regular" w:cs="DaunPenh"/>
@@ -25955,7 +25856,7 @@
                 <w:sz w:val="20"/>
                 <w:szCs w:val="20"/>
               </w:rPr>
-              <w:t>1*</w:t>
+              <w:t>10*</w:t>
             </w:r>
             <w:r>
               <w:rPr>
@@ -25966,7 +25867,7 @@
                 <w:sz w:val="20"/>
                 <w:szCs w:val="20"/>
               </w:rPr>
-              <w:t>(21)</w:t>
+              <w:t>(19)</w:t>
             </w:r>
           </w:p>
         </w:tc>
@@ -25995,7 +25896,6 @@
                 <w:szCs w:val="20"/>
               </w:rPr>
             </w:pPr>
-            <w:proofErr w:type="gramStart"/>
             <w:r>
               <w:rPr>
                 <w:rFonts w:ascii="Barlow Condensed Medium" w:eastAsia="華康儷中黑" w:hAnsi="Barlow Condensed Medium" w:cstheme="minorHAnsi"/>
@@ -26003,9 +25903,8 @@
                 <w:sz w:val="20"/>
                 <w:szCs w:val="20"/>
               </w:rPr>
-              <w:t>三</w:t>
-            </w:r>
-            <w:proofErr w:type="gramEnd"/>
+              <w:t>四</w:t>
+            </w:r>
             <w:r>
               <w:rPr>
                 <w:rFonts w:ascii="Barlow Condensed Medium" w:eastAsia="華康儷中黑" w:hAnsi="Barlow Condensed Medium" w:cstheme="minorHAnsi"/>
@@ -26022,7 +25921,7 @@
                 <w:sz w:val="20"/>
                 <w:szCs w:val="20"/>
               </w:rPr>
-              <w:instrText xml:space="preserve"> =IF(pub_day+3&gt;this_mon_days, IF(pub_mon=12, 1, pub_mon+1), pub_mon) \* MERGEFORMAT </w:instrText>
+              <w:instrText xml:space="preserve"> =IF(pub_day+4&gt;this_mon_days, IF(pub_mon=12, 1, pub_mon+1), pub_mon) \* MERGEFORMAT </w:instrText>
             </w:r>
             <w:r>
               <w:rPr>
@@ -26077,7 +25976,7 @@
                 <w:sz w:val="20"/>
                 <w:szCs w:val="20"/>
               </w:rPr>
-              <w:instrText xml:space="preserve"> =IF(pub_day+3&gt;this_mon_days, -this_mon_days, 0)+pub_day+3 \* MERGEFORMAT </w:instrText>
+              <w:instrText xml:space="preserve"> =IF(pub_day+4&gt;this_mon_days, -this_mon_days, 0)+pub_day+4 \* MERGEFORMAT </w:instrText>
             </w:r>
             <w:r>
               <w:rPr>
@@ -26096,7 +25995,7 @@
                 <w:sz w:val="20"/>
                 <w:szCs w:val="20"/>
               </w:rPr>
-              <w:t>26</w:t>
+              <w:t>27</w:t>
             </w:r>
             <w:r>
               <w:rPr>
@@ -26144,7 +26043,7 @@
                 <w:sz w:val="20"/>
                 <w:szCs w:val="20"/>
               </w:rPr>
-              <w:t>2*-3:10</w:t>
+              <w:t>11*</w:t>
             </w:r>
             <w:r>
               <w:rPr>
@@ -26155,7 +26054,7 @@
                 <w:sz w:val="20"/>
                 <w:szCs w:val="20"/>
               </w:rPr>
-              <w:t>(2:13)</w:t>
+              <w:t>(5-6)</w:t>
             </w:r>
           </w:p>
         </w:tc>
@@ -26191,7 +26090,7 @@
                 <w:sz w:val="20"/>
                 <w:szCs w:val="20"/>
               </w:rPr>
-              <w:t>四</w:t>
+              <w:t>五</w:t>
             </w:r>
             <w:r>
               <w:rPr>
@@ -26209,7 +26108,7 @@
                 <w:sz w:val="20"/>
                 <w:szCs w:val="20"/>
               </w:rPr>
-              <w:instrText xml:space="preserve"> =IF(pub_day+4&gt;this_mon_days, IF(pub_mon=12, 1, pub_mon+1), pub_mon) \* MERGEFORMAT </w:instrText>
+              <w:instrText xml:space="preserve"> =IF(pub_day+5&gt;this_mon_days, IF(pub_mon=12, 1, pub_mon+1), pub_mon) \* MERGEFORMAT </w:instrText>
             </w:r>
             <w:r>
               <w:rPr>
@@ -26264,7 +26163,7 @@
                 <w:sz w:val="20"/>
                 <w:szCs w:val="20"/>
               </w:rPr>
-              <w:instrText xml:space="preserve"> =IF(pub_day+4&gt;this_mon_days, -this_mon_days, 0)+pub_day+4 \* MERGEFORMAT </w:instrText>
+              <w:instrText xml:space="preserve"> =IF(pub_day+5&gt;this_mon_days, -this_mon_days, 0)+pub_day+5 \* MERGEFORMAT </w:instrText>
             </w:r>
             <w:r>
               <w:rPr>
@@ -26283,7 +26182,7 @@
                 <w:sz w:val="20"/>
                 <w:szCs w:val="20"/>
               </w:rPr>
-              <w:t>27</w:t>
+              <w:t>28</w:t>
             </w:r>
             <w:r>
               <w:rPr>
@@ -26331,7 +26230,7 @@
                 <w:sz w:val="20"/>
                 <w:szCs w:val="20"/>
               </w:rPr>
-              <w:t>3:11-4:11</w:t>
+              <w:t>12*</w:t>
             </w:r>
             <w:r>
               <w:rPr>
@@ -26342,7 +26241,7 @@
                 <w:sz w:val="20"/>
                 <w:szCs w:val="20"/>
               </w:rPr>
-              <w:t>(3:20-21)</w:t>
+              <w:t>(4)</w:t>
             </w:r>
           </w:p>
         </w:tc>
@@ -26353,7 +26252,7 @@
             <w:tcW w:w="911" w:type="dxa"/>
             <w:tcBorders>
               <w:top w:val="single" w:sz="4" w:space="0" w:color="auto"/>
-              <w:bottom w:val="single" w:sz="4" w:space="0" w:color="auto"/>
+              <w:bottom w:val="single" w:sz="12" w:space="0" w:color="auto"/>
               <w:right w:val="single" w:sz="4" w:space="0" w:color="auto"/>
             </w:tcBorders>
             <w:tcMar>
@@ -26378,7 +26277,7 @@
                 <w:sz w:val="20"/>
                 <w:szCs w:val="20"/>
               </w:rPr>
-              <w:t>五</w:t>
+              <w:t>六</w:t>
             </w:r>
             <w:r>
               <w:rPr>
@@ -26396,7 +26295,7 @@
                 <w:sz w:val="20"/>
                 <w:szCs w:val="20"/>
               </w:rPr>
-              <w:instrText xml:space="preserve"> =IF(pub_day+5&gt;this_mon_days, IF(pub_mon=12, 1, pub_mon+1), pub_mon) \* MERGEFORMAT </w:instrText>
+              <w:instrText xml:space="preserve"> =IF(pub_day+6&gt;this_mon_days, IF(pub_mon=12, 1, pub_mon+1), pub_mon) \* MERGEFORMAT </w:instrText>
             </w:r>
             <w:r>
               <w:rPr>
@@ -26451,7 +26350,7 @@
                 <w:sz w:val="20"/>
                 <w:szCs w:val="20"/>
               </w:rPr>
-              <w:instrText xml:space="preserve"> =IF(pub_day+5&gt;this_mon_days, -this_mon_days, 0)+pub_day+5 \* MERGEFORMAT </w:instrText>
+              <w:instrText xml:space="preserve"> =IF(pub_day+6&gt;this_mon_days, -this_mon_days, 0)+pub_day+6 \* MERGEFORMAT </w:instrText>
             </w:r>
             <w:r>
               <w:rPr>
@@ -26470,7 +26369,7 @@
                 <w:sz w:val="20"/>
                 <w:szCs w:val="20"/>
               </w:rPr>
-              <w:t>28</w:t>
+              <w:t>29</w:t>
             </w:r>
             <w:r>
               <w:rPr>
@@ -26489,7 +26388,7 @@
             <w:tcBorders>
               <w:top w:val="single" w:sz="4" w:space="0" w:color="auto"/>
               <w:left w:val="single" w:sz="4" w:space="0" w:color="auto"/>
-              <w:bottom w:val="single" w:sz="4" w:space="0" w:color="auto"/>
+              <w:bottom w:val="single" w:sz="12" w:space="0" w:color="auto"/>
             </w:tcBorders>
             <w:tcMar>
               <w:left w:w="28" w:type="dxa"/>
@@ -26518,7 +26417,7 @@
                 <w:sz w:val="20"/>
                 <w:szCs w:val="20"/>
               </w:rPr>
-              <w:t>4:12-5:16</w:t>
+              <w:t>13*</w:t>
             </w:r>
             <w:r>
               <w:rPr>
@@ -26529,194 +26428,7 @@
                 <w:sz w:val="20"/>
                 <w:szCs w:val="20"/>
               </w:rPr>
-              <w:t>(5:8)</w:t>
-            </w:r>
-          </w:p>
-        </w:tc>
-      </w:tr>
-      <w:tr>
-        <w:tc>
-          <w:tcPr>
-            <w:tcW w:w="911" w:type="dxa"/>
-            <w:tcBorders>
-              <w:top w:val="single" w:sz="4" w:space="0" w:color="auto"/>
-              <w:bottom w:val="single" w:sz="12" w:space="0" w:color="auto"/>
-              <w:right w:val="single" w:sz="4" w:space="0" w:color="auto"/>
-            </w:tcBorders>
-            <w:tcMar>
-              <w:left w:w="57" w:type="dxa"/>
-              <w:right w:w="57" w:type="dxa"/>
-            </w:tcMar>
-          </w:tcPr>
-          <w:p>
-            <w:pPr>
-              <w:snapToGrid w:val="0"/>
-              <w:rPr>
-                <w:rFonts w:ascii="Barlow Condensed Medium" w:eastAsia="華康儷中黑" w:hAnsi="Barlow Condensed Medium" w:cstheme="minorHAnsi"/>
-                <w:w w:val="125"/>
-                <w:sz w:val="20"/>
-                <w:szCs w:val="20"/>
-              </w:rPr>
-            </w:pPr>
-            <w:r>
-              <w:rPr>
-                <w:rFonts w:ascii="Barlow Condensed Medium" w:eastAsia="華康儷中黑" w:hAnsi="Barlow Condensed Medium" w:cstheme="minorHAnsi"/>
-                <w:w w:val="125"/>
-                <w:sz w:val="20"/>
-                <w:szCs w:val="20"/>
-              </w:rPr>
-              <w:t>六</w:t>
-            </w:r>
-            <w:r>
-              <w:rPr>
-                <w:rFonts w:ascii="Barlow Condensed Medium" w:eastAsia="華康儷中黑" w:hAnsi="Barlow Condensed Medium" w:cstheme="minorHAnsi"/>
-                <w:w w:val="125"/>
-                <w:sz w:val="20"/>
-                <w:szCs w:val="20"/>
-              </w:rPr>
-              <w:fldChar w:fldCharType="begin"/>
-            </w:r>
-            <w:r>
-              <w:rPr>
-                <w:rFonts w:ascii="Barlow Condensed Medium" w:eastAsia="華康儷中黑" w:hAnsi="Barlow Condensed Medium" w:cstheme="minorHAnsi"/>
-                <w:w w:val="125"/>
-                <w:sz w:val="20"/>
-                <w:szCs w:val="20"/>
-              </w:rPr>
-              <w:instrText xml:space="preserve"> =IF(pub_day+6&gt;this_mon_days, IF(pub_mon=12, 1, pub_mon+1), pub_mon) \* MERGEFORMAT </w:instrText>
-            </w:r>
-            <w:r>
-              <w:rPr>
-                <w:rFonts w:ascii="Barlow Condensed Medium" w:eastAsia="華康儷中黑" w:hAnsi="Barlow Condensed Medium" w:cstheme="minorHAnsi"/>
-                <w:w w:val="125"/>
-                <w:sz w:val="20"/>
-                <w:szCs w:val="20"/>
-              </w:rPr>
-              <w:fldChar w:fldCharType="separate"/>
-            </w:r>
-            <w:r>
-              <w:rPr>
-                <w:rFonts w:ascii="Barlow Condensed Medium" w:eastAsia="華康儷中黑" w:hAnsi="Barlow Condensed Medium" w:cstheme="minorHAnsi"/>
-                <w:noProof/>
-                <w:w w:val="125"/>
-                <w:sz w:val="20"/>
-                <w:szCs w:val="20"/>
-              </w:rPr>
-              <w:t>8</w:t>
-            </w:r>
-            <w:r>
-              <w:rPr>
-                <w:rFonts w:ascii="Barlow Condensed Medium" w:eastAsia="華康儷中黑" w:hAnsi="Barlow Condensed Medium" w:cstheme="minorHAnsi"/>
-                <w:w w:val="125"/>
-                <w:sz w:val="20"/>
-                <w:szCs w:val="20"/>
-              </w:rPr>
-              <w:fldChar w:fldCharType="end"/>
-            </w:r>
-            <w:r>
-              <w:rPr>
-                <w:rFonts w:ascii="Barlow Condensed Medium" w:eastAsia="華康儷中黑" w:hAnsi="Barlow Condensed Medium" w:cstheme="minorHAnsi"/>
-                <w:w w:val="125"/>
-                <w:sz w:val="20"/>
-                <w:szCs w:val="20"/>
-              </w:rPr>
-              <w:t>/</w:t>
-            </w:r>
-            <w:r>
-              <w:rPr>
-                <w:rFonts w:ascii="Barlow Condensed Medium" w:eastAsia="華康儷中黑" w:hAnsi="Barlow Condensed Medium" w:cstheme="minorHAnsi"/>
-                <w:w w:val="125"/>
-                <w:sz w:val="20"/>
-                <w:szCs w:val="20"/>
-              </w:rPr>
-              <w:fldChar w:fldCharType="begin"/>
-            </w:r>
-            <w:r>
-              <w:rPr>
-                <w:rFonts w:ascii="Barlow Condensed Medium" w:eastAsia="華康儷中黑" w:hAnsi="Barlow Condensed Medium" w:cstheme="minorHAnsi"/>
-                <w:w w:val="125"/>
-                <w:sz w:val="20"/>
-                <w:szCs w:val="20"/>
-              </w:rPr>
-              <w:instrText xml:space="preserve"> =IF(pub_day+6&gt;this_mon_days, -this_mon_days, 0)+pub_day+6 \* MERGEFORMAT </w:instrText>
-            </w:r>
-            <w:r>
-              <w:rPr>
-                <w:rFonts w:ascii="Barlow Condensed Medium" w:eastAsia="華康儷中黑" w:hAnsi="Barlow Condensed Medium" w:cstheme="minorHAnsi"/>
-                <w:w w:val="125"/>
-                <w:sz w:val="20"/>
-                <w:szCs w:val="20"/>
-              </w:rPr>
-              <w:fldChar w:fldCharType="separate"/>
-            </w:r>
-            <w:r>
-              <w:rPr>
-                <w:rFonts w:ascii="Barlow Condensed Medium" w:eastAsia="華康儷中黑" w:hAnsi="Barlow Condensed Medium" w:cstheme="minorHAnsi"/>
-                <w:noProof/>
-                <w:w w:val="125"/>
-                <w:sz w:val="20"/>
-                <w:szCs w:val="20"/>
-              </w:rPr>
-              <w:t>29</w:t>
-            </w:r>
-            <w:r>
-              <w:rPr>
-                <w:rFonts w:ascii="Barlow Condensed Medium" w:eastAsia="華康儷中黑" w:hAnsi="Barlow Condensed Medium" w:cstheme="minorHAnsi"/>
-                <w:w w:val="125"/>
-                <w:sz w:val="20"/>
-                <w:szCs w:val="20"/>
-              </w:rPr>
-              <w:fldChar w:fldCharType="end"/>
-            </w:r>
-          </w:p>
-        </w:tc>
-        <w:tc>
-          <w:tcPr>
-            <w:tcW w:w="1904" w:type="dxa"/>
-            <w:tcBorders>
-              <w:top w:val="single" w:sz="4" w:space="0" w:color="auto"/>
-              <w:left w:val="single" w:sz="4" w:space="0" w:color="auto"/>
-              <w:bottom w:val="single" w:sz="12" w:space="0" w:color="auto"/>
-            </w:tcBorders>
-            <w:tcMar>
-              <w:left w:w="28" w:type="dxa"/>
-              <w:right w:w="28" w:type="dxa"/>
-            </w:tcMar>
-            <w:vAlign w:val="center"/>
-          </w:tcPr>
-          <w:p>
-            <w:pPr>
-              <w:snapToGrid w:val="0"/>
-              <w:rPr>
-                <w:rFonts w:ascii="Yanone Kaffeesatz Regular" w:eastAsia="華康儷中黑" w:hAnsi="Yanone Kaffeesatz Regular"/>
-                <w:b/>
-                <w:bCs/>
-                <w:w w:val="125"/>
-                <w:sz w:val="20"/>
-                <w:szCs w:val="20"/>
-              </w:rPr>
-            </w:pPr>
-            <w:r>
-              <w:rPr>
-                <w:rFonts w:ascii="Yanone Kaffeesatz Regular" w:eastAsia="華康儷中黑" w:hAnsi="Yanone Kaffeesatz Regular" w:cs="DaunPenh"/>
-                <w:b/>
-                <w:bCs/>
-                <w:w w:val="125"/>
-                <w:sz w:val="20"/>
-                <w:szCs w:val="20"/>
-              </w:rPr>
-              <w:t>5:17-6:13</w:t>
-            </w:r>
-            <w:r>
-              <w:rPr>
-                <w:rFonts w:ascii="Yanone Kaffeesatz Regular" w:eastAsia="華康儷中黑" w:hAnsi="Yanone Kaffeesatz Regular" w:cs="DaunPenh" w:hint="eastAsia"/>
-                <w:b/>
-                <w:bCs/>
-                <w:w w:val="125"/>
-                <w:sz w:val="20"/>
-                <w:szCs w:val="20"/>
-              </w:rPr>
-              <w:t>(6:2)</w:t>
+              <w:t>(18)</w:t>
             </w:r>
           </w:p>
         </w:tc>
@@ -26741,6 +26453,7 @@
           <w:w w:val="60"/>
           <w:sz w:val="26"/>
           <w:szCs w:val="26"/>
+          <w:lang w:bidi="he-IL"/>
         </w:rPr>
         <w:drawing>
           <wp:anchor distT="0" distB="0" distL="114300" distR="114300" simplePos="0" relativeHeight="251652096" behindDoc="1" locked="0" layoutInCell="1" allowOverlap="1" wp14:anchorId="433B7986" wp14:editId="21CE1412">
@@ -26798,7 +26511,6 @@
           </wp:anchor>
         </w:drawing>
       </w:r>
-      <w:proofErr w:type="gramStart"/>
       <w:r>
         <w:rPr>
           <w:rFonts w:ascii="Yanone Kaffeesatz Regular" w:eastAsia="華康儷中黑" w:hAnsi="Yanone Kaffeesatz Regular" w:cs="Arial"/>
@@ -26808,7 +26520,6 @@
         </w:rPr>
         <w:t>註</w:t>
       </w:r>
-      <w:proofErr w:type="gramEnd"/>
       <w:r>
         <w:rPr>
           <w:rFonts w:ascii="Yanone Kaffeesatz Regular" w:eastAsia="華康儷中黑" w:hAnsi="Yanone Kaffeesatz Regular" w:cs="Arial" w:hint="eastAsia"/>
@@ -26975,7 +26686,6 @@
         </w:rPr>
         <w:t>，</w:t>
       </w:r>
-      <w:proofErr w:type="gramStart"/>
       <w:r>
         <w:rPr>
           <w:rFonts w:ascii="Yanone Kaffeesatz Regular" w:eastAsia="華康儷中黑" w:hAnsi="Yanone Kaffeesatz Regular" w:cs="Arial" w:hint="eastAsia"/>
@@ -27001,17 +26711,7 @@
           <w:sz w:val="26"/>
           <w:szCs w:val="26"/>
         </w:rPr>
-        <w:t>省略</w:t>
-      </w:r>
-      <w:proofErr w:type="gramEnd"/>
-      <w:r>
-        <w:rPr>
-          <w:rFonts w:ascii="Yanone Kaffeesatz Regular" w:eastAsia="華康儷中黑" w:hAnsi="Yanone Kaffeesatz Regular" w:cs="Arial" w:hint="eastAsia"/>
-          <w:w w:val="60"/>
-          <w:sz w:val="26"/>
-          <w:szCs w:val="26"/>
-        </w:rPr>
-        <w:t>章</w:t>
+        <w:t>省略章</w:t>
       </w:r>
       <w:r>
         <w:rPr>
@@ -27135,7 +26835,7 @@
           <w:sz w:val="26"/>
           <w:szCs w:val="26"/>
         </w:rPr>
-        <w:t>得嗣子的名分</w:t>
+        <w:t>秤秤我的煩惱</w:t>
       </w:r>
       <w:r>
         <w:rPr>
@@ -27160,7 +26860,6 @@
           <w:szCs w:val="26"/>
         </w:rPr>
       </w:pPr>
-      <w:proofErr w:type="gramStart"/>
       <w:r>
         <w:rPr>
           <w:rFonts w:ascii="Barlow Condensed Medium" w:eastAsia="華康儷中黑" w:hAnsi="Barlow Condensed Medium" w:cs="Arial" w:hint="eastAsia"/>
@@ -27168,17 +26867,7 @@
           <w:sz w:val="26"/>
           <w:szCs w:val="26"/>
         </w:rPr>
-        <w:t>鑰</w:t>
-      </w:r>
-      <w:proofErr w:type="gramEnd"/>
-      <w:r>
-        <w:rPr>
-          <w:rFonts w:ascii="Barlow Condensed Medium" w:eastAsia="華康儷中黑" w:hAnsi="Barlow Condensed Medium" w:cs="Arial" w:hint="eastAsia"/>
-          <w:w w:val="80"/>
-          <w:sz w:val="26"/>
-          <w:szCs w:val="26"/>
-        </w:rPr>
-        <w:t>節</w:t>
+        <w:t>鑰節</w:t>
       </w:r>
       <w:r>
         <w:rPr>
@@ -27198,31 +26887,18 @@
           <w:sz w:val="26"/>
           <w:szCs w:val="26"/>
         </w:rPr>
-        <w:t>為要把律法之下</w:t>
-      </w:r>
-      <w:proofErr w:type="gramStart"/>
-      <w:r>
-        <w:rPr>
-          <w:rFonts w:ascii="華康古印體" w:eastAsia="華康古印體" w:hAnsi="Barlow Condensed Medium" w:cs="Arial" w:hint="eastAsia"/>
+        <w:t>「惟願我的煩惱被秤一秤，我一切的災害放在天平裏，</w:t>
+      </w:r>
+      <w:r>
+        <w:rPr>
+          <w:rFonts w:ascii="華康古印體" w:eastAsia="華康古印體" w:hAnsi="Barlow Condensed Medium" w:cs="Arial"/>
           <w:b/>
           <w:bCs/>
           <w:w w:val="70"/>
           <w:sz w:val="26"/>
           <w:szCs w:val="26"/>
         </w:rPr>
-        <w:t>的人贖出來</w:t>
-      </w:r>
-      <w:proofErr w:type="gramEnd"/>
-      <w:r>
-        <w:rPr>
-          <w:rFonts w:ascii="華康古印體" w:eastAsia="華康古印體" w:hAnsi="Barlow Condensed Medium" w:cs="Arial" w:hint="eastAsia"/>
-          <w:b/>
-          <w:bCs/>
-          <w:w w:val="70"/>
-          <w:sz w:val="26"/>
-          <w:szCs w:val="26"/>
-        </w:rPr>
-        <w:t>，使我們獲得兒子的名分。</w:t>
+        <w:t>…</w:t>
       </w:r>
       <w:r>
         <w:rPr>
@@ -27242,7 +26918,7 @@
           <w:sz w:val="26"/>
           <w:szCs w:val="26"/>
         </w:rPr>
-        <w:t>加</w:t>
+        <w:t>伯</w:t>
       </w:r>
       <w:r>
         <w:rPr>
@@ -27252,27 +26928,7 @@
           <w:sz w:val="26"/>
           <w:szCs w:val="26"/>
         </w:rPr>
-        <w:t>4</w:t>
-      </w:r>
-      <w:r>
-        <w:rPr>
-          <w:rFonts w:ascii="Barlow Condensed Medium" w:eastAsia="華康儷中黑" w:hAnsi="Barlow Condensed Medium" w:cs="Calibri" w:hint="eastAsia"/>
-          <w:bCs/>
-          <w:w w:val="70"/>
-          <w:sz w:val="26"/>
-          <w:szCs w:val="26"/>
-        </w:rPr>
-        <w:t>:</w:t>
-      </w:r>
-      <w:r>
-        <w:rPr>
-          <w:rFonts w:ascii="Barlow Condensed Medium" w:eastAsia="華康儷中黑" w:hAnsi="Barlow Condensed Medium" w:cs="Calibri" w:hint="eastAsia"/>
-          <w:bCs/>
-          <w:w w:val="70"/>
-          <w:sz w:val="26"/>
-          <w:szCs w:val="26"/>
-        </w:rPr>
-        <w:t>5</w:t>
+        <w:t>6:2</w:t>
       </w:r>
       <w:r>
         <w:rPr>
@@ -27394,9 +27050,8 @@
                 <w:sz w:val="26"/>
                 <w:szCs w:val="26"/>
               </w:rPr>
-              <w:t>猶太人</w:t>
-            </w:r>
-            <w:proofErr w:type="gramStart"/>
+              <w:t>為何以利法的話無法安慰約伯</w:t>
+            </w:r>
             <w:r>
               <w:rPr>
                 <w:rFonts w:ascii="Barlow Condensed Medium" w:eastAsia="華康中黑體" w:hAnsi="Barlow Condensed Medium" w:cs="Arial" w:hint="eastAsia"/>
@@ -27404,9 +27059,62 @@
                 <w:sz w:val="26"/>
                 <w:szCs w:val="26"/>
               </w:rPr>
-              <w:t>為何傳守律法</w:t>
-            </w:r>
-            <w:proofErr w:type="gramEnd"/>
+              <w:t>?</w:t>
+            </w:r>
+          </w:p>
+        </w:tc>
+      </w:tr>
+      <w:tr>
+        <w:tc>
+          <w:tcPr>
+            <w:tcW w:w="238" w:type="dxa"/>
+            <w:tcMar>
+              <w:left w:w="28" w:type="dxa"/>
+              <w:right w:w="28" w:type="dxa"/>
+            </w:tcMar>
+          </w:tcPr>
+          <w:p>
+            <w:pPr>
+              <w:snapToGrid w:val="0"/>
+              <w:spacing w:line="300" w:lineRule="exact"/>
+              <w:rPr>
+                <w:rFonts w:ascii="Barlow Condensed Medium" w:eastAsia="華康細黑體" w:hAnsi="Barlow Condensed Medium" w:cs="Arial"/>
+                <w:w w:val="75"/>
+                <w:sz w:val="26"/>
+                <w:szCs w:val="26"/>
+              </w:rPr>
+            </w:pPr>
+            <w:r>
+              <w:rPr>
+                <w:rFonts w:ascii="Barlow Condensed Medium" w:eastAsia="華康細黑體" w:hAnsi="Barlow Condensed Medium" w:cs="Arial"/>
+                <w:w w:val="75"/>
+                <w:sz w:val="26"/>
+                <w:szCs w:val="26"/>
+              </w:rPr>
+              <w:t>2.</w:t>
+            </w:r>
+          </w:p>
+        </w:tc>
+        <w:tc>
+          <w:tcPr>
+            <w:tcW w:w="2607" w:type="dxa"/>
+            <w:tcMar>
+              <w:left w:w="57" w:type="dxa"/>
+              <w:right w:w="57" w:type="dxa"/>
+            </w:tcMar>
+          </w:tcPr>
+          <w:p>
+            <w:pPr>
+              <w:snapToGrid w:val="0"/>
+              <w:spacing w:line="300" w:lineRule="exact"/>
+              <w:jc w:val="both"/>
+              <w:rPr>
+                <w:rFonts w:ascii="Barlow Condensed Medium" w:eastAsia="華康中黑體" w:hAnsi="Barlow Condensed Medium" w:cs="Arial"/>
+                <w:w w:val="75"/>
+                <w:sz w:val="26"/>
+                <w:szCs w:val="26"/>
+              </w:rPr>
+            </w:pPr>
             <w:r>
               <w:rPr>
                 <w:rFonts w:ascii="Barlow Condensed Medium" w:eastAsia="華康中黑體" w:hAnsi="Barlow Condensed Medium" w:cs="Arial" w:hint="eastAsia"/>
@@ -27414,7 +27122,7 @@
                 <w:sz w:val="26"/>
                 <w:szCs w:val="26"/>
               </w:rPr>
-              <w:t>的福音</w:t>
+              <w:t>什麼是約伯真正的煩惱</w:t>
             </w:r>
             <w:r>
               <w:rPr>
@@ -27455,7 +27163,7 @@
                 <w:sz w:val="26"/>
                 <w:szCs w:val="26"/>
               </w:rPr>
-              <w:t>2.</w:t>
+              <w:t>3.</w:t>
             </w:r>
           </w:p>
         </w:tc>
@@ -27486,7 +27194,7 @@
                 <w:sz w:val="26"/>
                 <w:szCs w:val="26"/>
               </w:rPr>
-              <w:t>小孩與成人瞭解律法的差別</w:t>
+              <w:t>為什麼死才能讓受苦者得安慰</w:t>
             </w:r>
             <w:r>
               <w:rPr>
@@ -27522,12 +27230,21 @@
             </w:pPr>
             <w:r>
               <w:rPr>
+                <w:rFonts w:ascii="Barlow Condensed Medium" w:eastAsia="華康細黑體" w:hAnsi="Barlow Condensed Medium" w:cs="Arial" w:hint="eastAsia"/>
+                <w:w w:val="75"/>
+                <w:sz w:val="26"/>
+                <w:szCs w:val="26"/>
+              </w:rPr>
+              <w:t>4</w:t>
+            </w:r>
+            <w:r>
+              <w:rPr>
                 <w:rFonts w:ascii="Barlow Condensed Medium" w:eastAsia="華康細黑體" w:hAnsi="Barlow Condensed Medium" w:cs="Arial"/>
                 <w:w w:val="75"/>
                 <w:sz w:val="26"/>
                 <w:szCs w:val="26"/>
               </w:rPr>
-              <w:t>3.</w:t>
+              <w:t>.</w:t>
             </w:r>
           </w:p>
         </w:tc>
@@ -27558,88 +27275,7 @@
                 <w:sz w:val="26"/>
                 <w:szCs w:val="26"/>
               </w:rPr>
-              <w:t>什麼是基督徒的自由</w:t>
-            </w:r>
-            <w:r>
-              <w:rPr>
-                <w:rFonts w:ascii="Barlow Condensed Medium" w:eastAsia="華康中黑體" w:hAnsi="Barlow Condensed Medium" w:cs="Arial" w:hint="eastAsia"/>
-                <w:w w:val="75"/>
-                <w:sz w:val="26"/>
-                <w:szCs w:val="26"/>
-              </w:rPr>
-              <w:t>?</w:t>
-            </w:r>
-          </w:p>
-        </w:tc>
-      </w:tr>
-      <w:tr>
-        <w:tc>
-          <w:tcPr>
-            <w:tcW w:w="238" w:type="dxa"/>
-            <w:tcMar>
-              <w:left w:w="28" w:type="dxa"/>
-              <w:right w:w="28" w:type="dxa"/>
-            </w:tcMar>
-          </w:tcPr>
-          <w:p>
-            <w:pPr>
-              <w:snapToGrid w:val="0"/>
-              <w:spacing w:line="300" w:lineRule="exact"/>
-              <w:rPr>
-                <w:rFonts w:ascii="Barlow Condensed Medium" w:eastAsia="華康細黑體" w:hAnsi="Barlow Condensed Medium" w:cs="Arial"/>
-                <w:w w:val="75"/>
-                <w:sz w:val="26"/>
-                <w:szCs w:val="26"/>
-              </w:rPr>
-            </w:pPr>
-            <w:r>
-              <w:rPr>
-                <w:rFonts w:ascii="Barlow Condensed Medium" w:eastAsia="華康細黑體" w:hAnsi="Barlow Condensed Medium" w:cs="Arial" w:hint="eastAsia"/>
-                <w:w w:val="75"/>
-                <w:sz w:val="26"/>
-                <w:szCs w:val="26"/>
-              </w:rPr>
-              <w:t>4</w:t>
-            </w:r>
-            <w:r>
-              <w:rPr>
-                <w:rFonts w:ascii="Barlow Condensed Medium" w:eastAsia="華康細黑體" w:hAnsi="Barlow Condensed Medium" w:cs="Arial"/>
-                <w:w w:val="75"/>
-                <w:sz w:val="26"/>
-                <w:szCs w:val="26"/>
-              </w:rPr>
-              <w:t>.</w:t>
-            </w:r>
-          </w:p>
-        </w:tc>
-        <w:tc>
-          <w:tcPr>
-            <w:tcW w:w="2607" w:type="dxa"/>
-            <w:tcMar>
-              <w:left w:w="57" w:type="dxa"/>
-              <w:right w:w="57" w:type="dxa"/>
-            </w:tcMar>
-          </w:tcPr>
-          <w:p>
-            <w:pPr>
-              <w:snapToGrid w:val="0"/>
-              <w:spacing w:line="300" w:lineRule="exact"/>
-              <w:jc w:val="both"/>
-              <w:rPr>
-                <w:rFonts w:ascii="Barlow Condensed Medium" w:eastAsia="華康中黑體" w:hAnsi="Barlow Condensed Medium" w:cs="Arial"/>
-                <w:w w:val="75"/>
-                <w:sz w:val="26"/>
-                <w:szCs w:val="26"/>
-              </w:rPr>
-            </w:pPr>
-            <w:r>
-              <w:rPr>
-                <w:rFonts w:ascii="Barlow Condensed Medium" w:eastAsia="華康中黑體" w:hAnsi="Barlow Condensed Medium" w:cs="Arial" w:hint="eastAsia"/>
-                <w:w w:val="75"/>
-                <w:sz w:val="26"/>
-                <w:szCs w:val="26"/>
-              </w:rPr>
-              <w:t>為什麼行為與身分要相稱</w:t>
+              <w:t>如何成為受苦者的安慰</w:t>
             </w:r>
             <w:r>
               <w:rPr>
@@ -27694,6 +27330,7 @@
         <w:rPr>
           <w:rFonts w:ascii="Barlow Condensed Medium" w:hAnsi="Barlow Condensed Medium"/>
           <w:noProof/>
+          <w:lang w:bidi="he-IL"/>
         </w:rPr>
         <mc:AlternateContent>
           <mc:Choice Requires="wps">
@@ -27759,7 +27396,7 @@
           </mc:Choice>
           <mc:Fallback>
             <w:pict>
-              <v:line w14:anchorId="2CF9FACE" id="直線接點 6" o:spid="_x0000_s1026" style="position:absolute;z-index:251664384;visibility:visible;mso-wrap-style:square;mso-width-percent:0;mso-height-percent:0;mso-wrap-distance-left:9pt;mso-wrap-distance-top:0;mso-wrap-distance-right:9pt;mso-wrap-distance-bottom:0;mso-position-horizontal:absolute;mso-position-horizontal-relative:page;mso-position-vertical:absolute;mso-position-vertical-relative:page;mso-width-percent:0;mso-height-percent:0;mso-width-relative:margin;mso-height-relative:margin" from="343.9pt,19.85pt" to="345.05pt,710.95pt" o:gfxdata="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" strokecolor="black [3213]" strokeweight=".5pt">
+              <v:line w14:anchorId="46E37104" id="直線接點 6" o:spid="_x0000_s1026" style="position:absolute;z-index:251664384;visibility:visible;mso-wrap-style:square;mso-width-percent:0;mso-height-percent:0;mso-wrap-distance-left:9pt;mso-wrap-distance-top:0;mso-wrap-distance-right:9pt;mso-wrap-distance-bottom:0;mso-position-horizontal:absolute;mso-position-horizontal-relative:page;mso-position-vertical:absolute;mso-position-vertical-relative:page;mso-width-percent:0;mso-height-percent:0;mso-width-relative:margin;mso-height-relative:margin" from="343.9pt,19.85pt" to="345.05pt,710.95pt" o:gfxdata="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" strokecolor="black [3213]" strokeweight=".5pt">
                 <v:stroke dashstyle="3 1" joinstyle="miter"/>
                 <w10:wrap anchorx="page" anchory="page"/>
               </v:line>
@@ -27771,6 +27408,7 @@
         <w:rPr>
           <w:rFonts w:ascii="Barlow Condensed Medium" w:hAnsi="Barlow Condensed Medium"/>
           <w:noProof/>
+          <w:lang w:bidi="he-IL"/>
         </w:rPr>
         <mc:AlternateContent>
           <mc:Choice Requires="wps">
@@ -27836,7 +27474,7 @@
           </mc:Choice>
           <mc:Fallback>
             <w:pict>
-              <v:line w14:anchorId="14F8740E" id="直線接點 4" o:spid="_x0000_s1026" style="position:absolute;z-index:251660288;visibility:visible;mso-wrap-style:square;mso-width-percent:0;mso-height-percent:0;mso-wrap-distance-left:9pt;mso-wrap-distance-top:0;mso-wrap-distance-right:9pt;mso-wrap-distance-bottom:0;mso-position-horizontal:absolute;mso-position-horizontal-relative:page;mso-position-vertical:absolute;mso-position-vertical-relative:page;mso-width-percent:0;mso-height-percent:0;mso-width-relative:margin;mso-height-relative:margin" from="343.9pt,19.85pt" to="345.05pt,710.95pt" o:gfxdata="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" strokecolor="black [3213]" strokeweight=".5pt">
+              <v:line w14:anchorId="2C92E9D5" id="直線接點 4" o:spid="_x0000_s1026" style="position:absolute;z-index:251660288;visibility:visible;mso-wrap-style:square;mso-width-percent:0;mso-height-percent:0;mso-wrap-distance-left:9pt;mso-wrap-distance-top:0;mso-wrap-distance-right:9pt;mso-wrap-distance-bottom:0;mso-position-horizontal:absolute;mso-position-horizontal-relative:page;mso-position-vertical:absolute;mso-position-vertical-relative:page;mso-width-percent:0;mso-height-percent:0;mso-width-relative:margin;mso-height-relative:margin" from="343.9pt,19.85pt" to="345.05pt,710.95pt" o:gfxdata="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" strokecolor="black [3213]" strokeweight=".5pt">
                 <v:stroke dashstyle="3 1" joinstyle="miter"/>
                 <w10:wrap anchorx="page" anchory="page"/>
               </v:line>
@@ -27858,7 +27496,6 @@
         </w:rPr>
         <w:t>本</w:t>
       </w:r>
-      <w:proofErr w:type="gramStart"/>
       <w:r>
         <w:rPr>
           <w:rFonts w:ascii="Barlow Condensed Medium" w:eastAsia="華康正顏楷體W9" w:hAnsi="Barlow Condensed Medium" w:cstheme="minorHAnsi"/>
@@ -27866,7 +27503,6 @@
         </w:rPr>
         <w:t>週講章</w:t>
       </w:r>
-      <w:proofErr w:type="gramEnd"/>
       <w:r>
         <w:rPr>
           <w:rFonts w:ascii="Barlow Condensed Medium" w:eastAsia="華康正顏楷體W9" w:hAnsi="Barlow Condensed Medium" w:cstheme="minorHAnsi"/>
@@ -28030,7 +27666,7 @@
           <w:sz w:val="26"/>
           <w:szCs w:val="26"/>
         </w:rPr>
-        <w:t>得嗣子的名分</w:t>
+        <w:t>秤秤我的煩惱</w:t>
       </w:r>
       <w:r>
         <w:rPr>
@@ -28114,7 +27750,7 @@
                 <w:sz w:val="26"/>
                 <w:szCs w:val="26"/>
               </w:rPr>
-              <w:t>加</w:t>
+              <w:t>約伯記</w:t>
             </w:r>
             <w:r>
               <w:rPr>
@@ -28123,9 +27759,8 @@
                 <w:sz w:val="26"/>
                 <w:szCs w:val="26"/>
               </w:rPr>
-              <w:t>拉</w:t>
-            </w:r>
-            <w:proofErr w:type="gramStart"/>
+              <w:t>6: 1-14</w:t>
+            </w:r>
             <w:r>
               <w:rPr>
                 <w:rFonts w:ascii="Barlow Condensed Medium" w:eastAsia="華康儷中黑" w:hAnsi="Barlow Condensed Medium" w:cs="Calibri" w:hint="eastAsia"/>
@@ -28133,26 +27768,7 @@
                 <w:sz w:val="26"/>
                 <w:szCs w:val="26"/>
               </w:rPr>
-              <w:t>太</w:t>
-            </w:r>
-            <w:proofErr w:type="gramEnd"/>
-            <w:r>
-              <w:rPr>
-                <w:rFonts w:ascii="Barlow Condensed Medium" w:eastAsia="華康儷中黑" w:hAnsi="Barlow Condensed Medium" w:cs="Calibri" w:hint="eastAsia"/>
-                <w:w w:val="72"/>
-                <w:sz w:val="26"/>
-                <w:szCs w:val="26"/>
-              </w:rPr>
-              <w:t>書</w:t>
-            </w:r>
-            <w:r>
-              <w:rPr>
-                <w:rFonts w:ascii="Barlow Condensed Medium" w:eastAsia="華康儷中黑" w:hAnsi="Barlow Condensed Medium" w:cs="Calibri" w:hint="eastAsia"/>
-                <w:w w:val="72"/>
-                <w:sz w:val="26"/>
-                <w:szCs w:val="26"/>
-              </w:rPr>
-              <w:t xml:space="preserve">4: 1-9 </w:t>
+              <w:t xml:space="preserve"> </w:t>
             </w:r>
           </w:p>
         </w:tc>
@@ -28193,7 +27809,7 @@
         <w:jc w:val="both"/>
         <w:rPr>
           <w:rFonts w:ascii="Barlow Condensed Medium" w:eastAsia="華康細黑體" w:hAnsi="Barlow Condensed Medium" w:cs="微軟正黑體"/>
-          <w:w w:val="68"/>
+          <w:w w:val="66"/>
           <w:sz w:val="26"/>
           <w:szCs w:val="26"/>
         </w:rPr>
@@ -28201,200 +27817,92 @@
       <w:r>
         <w:rPr>
           <w:rFonts w:ascii="Barlow Condensed Medium" w:eastAsia="華康儷中黑" w:hAnsi="Barlow Condensed Medium" w:hint="eastAsia"/>
-          <w:w w:val="68"/>
+          <w:w w:val="66"/>
           <w:sz w:val="26"/>
           <w:szCs w:val="26"/>
         </w:rPr>
-        <w:t>保羅寫信給加拉</w:t>
-      </w:r>
-      <w:proofErr w:type="gramStart"/>
-      <w:r>
-        <w:rPr>
-          <w:rFonts w:ascii="Barlow Condensed Medium" w:eastAsia="華康儷中黑" w:hAnsi="Barlow Condensed Medium" w:hint="eastAsia"/>
-          <w:w w:val="68"/>
+        <w:t>約伯回答朋友提幔人以利法一開始的講論，反駁他以世上的福禍都必然按著　神獎善懲惡的法則。卻不明白約伯的內心苦處和真相，講大道理沒有一點幫助。</w:t>
+      </w:r>
+      <w:r>
+        <w:rPr>
+          <w:rFonts w:ascii="Barlow Condensed Medium" w:eastAsia="華康細黑體" w:hAnsi="Barlow Condensed Medium" w:cs="微軟正黑體" w:hint="eastAsia"/>
+          <w:w w:val="66"/>
           <w:sz w:val="26"/>
           <w:szCs w:val="26"/>
         </w:rPr>
-        <w:t>太</w:t>
-      </w:r>
-      <w:proofErr w:type="gramEnd"/>
-      <w:r>
-        <w:rPr>
-          <w:rFonts w:ascii="Barlow Condensed Medium" w:eastAsia="華康儷中黑" w:hAnsi="Barlow Condensed Medium" w:hint="eastAsia"/>
-          <w:w w:val="68"/>
+        <w:t>人生的經驗和見識，日積月累地形成人因果的判斷推論能力。但是過於粗糙的條件和處境過濾，卻會讓判斷失準。比如這世界不只好人和惡人，還有更多的路人。看得見的好人中，有真心的好人和假好的人；惡人至少也有壞透的真惡人和有苦衷的惡人。路人就更多了，有隱藏的好人，隱藏的惡人，無辜的人，雙面討好的雙面人等等。然而，當因果判斷是基於僵化的道德原則，比如善有善報，惡有惡報。其實懂語言邏輯的人就分得清楚，「有」的意思並不表示絕對的因果關係，只是指期待和可能性較大而已。所以，約伯遇到極大的災難，又平常約伯給人的印象是大好人，所以約伯就是一個假好的大惡人，這種過於懶惰，沒有經過求證的推論，是極度不負責任的。當然，善惡有報的大道理，對於無辜受苦的好人</w:t>
+      </w:r>
+      <w:r>
+        <w:rPr>
+          <w:rFonts w:ascii="Barlow Condensed Medium" w:eastAsia="華康細黑體" w:hAnsi="Barlow Condensed Medium" w:cs="微軟正黑體" w:hint="eastAsia"/>
+          <w:w w:val="66"/>
           <w:sz w:val="26"/>
           <w:szCs w:val="26"/>
         </w:rPr>
-        <w:t>地區的教會，因為有堅持守猶太律法的基督徒進到他們</w:t>
-      </w:r>
-      <w:proofErr w:type="gramStart"/>
-      <w:r>
-        <w:rPr>
-          <w:rFonts w:ascii="Barlow Condensed Medium" w:eastAsia="華康儷中黑" w:hAnsi="Barlow Condensed Medium" w:hint="eastAsia"/>
-          <w:w w:val="68"/>
+        <w:t>(</w:t>
+      </w:r>
+      <w:r>
+        <w:rPr>
+          <w:rFonts w:ascii="Barlow Condensed Medium" w:eastAsia="華康細黑體" w:hAnsi="Barlow Condensed Medium" w:cs="微軟正黑體" w:hint="eastAsia"/>
+          <w:w w:val="66"/>
           <w:sz w:val="26"/>
           <w:szCs w:val="26"/>
         </w:rPr>
-        <w:t>中間，</w:t>
-      </w:r>
-      <w:proofErr w:type="gramEnd"/>
-      <w:r>
-        <w:rPr>
-          <w:rFonts w:ascii="Barlow Condensed Medium" w:eastAsia="華康儷中黑" w:hAnsi="Barlow Condensed Medium" w:hint="eastAsia"/>
-          <w:w w:val="68"/>
+        <w:t>義人</w:t>
+      </w:r>
+      <w:r>
+        <w:rPr>
+          <w:rFonts w:ascii="Barlow Condensed Medium" w:eastAsia="華康細黑體" w:hAnsi="Barlow Condensed Medium" w:cs="微軟正黑體" w:hint="eastAsia"/>
+          <w:w w:val="66"/>
           <w:sz w:val="26"/>
           <w:szCs w:val="26"/>
         </w:rPr>
-        <w:t>鉗制了他們在基督裡的自由。這讓加拉</w:t>
-      </w:r>
-      <w:proofErr w:type="gramStart"/>
-      <w:r>
-        <w:rPr>
-          <w:rFonts w:ascii="Barlow Condensed Medium" w:eastAsia="華康儷中黑" w:hAnsi="Barlow Condensed Medium" w:hint="eastAsia"/>
-          <w:w w:val="68"/>
+        <w:t>)</w:t>
+      </w:r>
+      <w:r>
+        <w:rPr>
+          <w:rFonts w:ascii="Barlow Condensed Medium" w:eastAsia="華康細黑體" w:hAnsi="Barlow Condensed Medium" w:cs="微軟正黑體" w:hint="eastAsia"/>
+          <w:w w:val="66"/>
           <w:sz w:val="26"/>
           <w:szCs w:val="26"/>
         </w:rPr>
-        <w:t>太</w:t>
-      </w:r>
-      <w:proofErr w:type="gramEnd"/>
-      <w:r>
-        <w:rPr>
-          <w:rFonts w:ascii="Barlow Condensed Medium" w:eastAsia="華康儷中黑" w:hAnsi="Barlow Condensed Medium" w:hint="eastAsia"/>
-          <w:w w:val="68"/>
+        <w:t>，聽起來更是傷人。所以，我們不能凡事「賴」給清德，也不能凡事問</w:t>
+      </w:r>
+      <w:r>
+        <w:rPr>
+          <w:rFonts w:ascii="Barlow Condensed Medium" w:eastAsia="華康細黑體" w:hAnsi="Barlow Condensed Medium" w:cs="微軟正黑體" w:hint="eastAsia"/>
+          <w:w w:val="66"/>
           <w:sz w:val="26"/>
           <w:szCs w:val="26"/>
         </w:rPr>
-        <w:t>書成為宗教改革時期的代表經卷。</w:t>
+        <w:t>A</w:t>
       </w:r>
       <w:r>
         <w:rPr>
           <w:rFonts w:ascii="Barlow Condensed Medium" w:eastAsia="華康細黑體" w:hAnsi="Barlow Condensed Medium" w:cs="微軟正黑體" w:hint="eastAsia"/>
-          <w:w w:val="68"/>
+          <w:w w:val="66"/>
           <w:sz w:val="26"/>
           <w:szCs w:val="26"/>
         </w:rPr>
-        <w:t>耶穌基督的福音本是先傳給猶太人。耶穌對摩西律法作了更高的詮釋，強調真理要使人自由。這自由就是　神國的救贖，義人的復活和永生。目的就是要揭露猶太律法主義的虛偽和救贖無望的問題。然而，猶太律法主義發展了四百多年，在猶太人中根深蒂固，</w:t>
-      </w:r>
-      <w:proofErr w:type="gramStart"/>
+        <w:t>答</w:t>
+      </w:r>
       <w:r>
         <w:rPr>
           <w:rFonts w:ascii="Barlow Condensed Medium" w:eastAsia="華康細黑體" w:hAnsi="Barlow Condensed Medium" w:cs="微軟正黑體" w:hint="eastAsia"/>
-          <w:w w:val="68"/>
+          <w:w w:val="66"/>
           <w:sz w:val="26"/>
           <w:szCs w:val="26"/>
         </w:rPr>
-        <w:t>使許信主</w:t>
-      </w:r>
-      <w:proofErr w:type="gramEnd"/>
+        <w:t>B</w:t>
+      </w:r>
       <w:r>
         <w:rPr>
           <w:rFonts w:ascii="Barlow Condensed Medium" w:eastAsia="華康細黑體" w:hAnsi="Barlow Condensed Medium" w:cs="微軟正黑體" w:hint="eastAsia"/>
-          <w:w w:val="68"/>
+          <w:w w:val="66"/>
           <w:sz w:val="26"/>
           <w:szCs w:val="26"/>
         </w:rPr>
-        <w:t>的猶太人仍困惑在律法傳統和僵化的形式主義中。因此，福音雖然傳給了外</w:t>
-      </w:r>
-      <w:proofErr w:type="gramStart"/>
-      <w:r>
-        <w:rPr>
-          <w:rFonts w:ascii="Barlow Condensed Medium" w:eastAsia="華康細黑體" w:hAnsi="Barlow Condensed Medium" w:cs="微軟正黑體" w:hint="eastAsia"/>
-          <w:w w:val="68"/>
-          <w:sz w:val="26"/>
-          <w:szCs w:val="26"/>
-        </w:rPr>
-        <w:t>邦</w:t>
-      </w:r>
-      <w:proofErr w:type="gramEnd"/>
-      <w:r>
-        <w:rPr>
-          <w:rFonts w:ascii="Barlow Condensed Medium" w:eastAsia="華康細黑體" w:hAnsi="Barlow Condensed Medium" w:cs="微軟正黑體" w:hint="eastAsia"/>
-          <w:w w:val="68"/>
-          <w:sz w:val="26"/>
-          <w:szCs w:val="26"/>
-        </w:rPr>
-        <w:t>，這些猶太基督徒，甚至從耶路撒冷來，並未傳承自使徒，因為自身對摩西律法的知識的驕傲，加上覬覦教會的話語權，就在外</w:t>
-      </w:r>
-      <w:proofErr w:type="gramStart"/>
-      <w:r>
-        <w:rPr>
-          <w:rFonts w:ascii="Barlow Condensed Medium" w:eastAsia="華康細黑體" w:hAnsi="Barlow Condensed Medium" w:cs="微軟正黑體" w:hint="eastAsia"/>
-          <w:w w:val="68"/>
-          <w:sz w:val="26"/>
-          <w:szCs w:val="26"/>
-        </w:rPr>
-        <w:t>邦</w:t>
-      </w:r>
-      <w:proofErr w:type="gramEnd"/>
-      <w:r>
-        <w:rPr>
-          <w:rFonts w:ascii="Barlow Condensed Medium" w:eastAsia="華康細黑體" w:hAnsi="Barlow Condensed Medium" w:cs="微軟正黑體" w:hint="eastAsia"/>
-          <w:w w:val="68"/>
-          <w:sz w:val="26"/>
-          <w:szCs w:val="26"/>
-        </w:rPr>
-        <w:t>教會中教導另一種福音，就是</w:t>
-      </w:r>
-      <w:proofErr w:type="gramStart"/>
-      <w:r>
-        <w:rPr>
-          <w:rFonts w:ascii="Barlow Condensed Medium" w:eastAsia="華康細黑體" w:hAnsi="Barlow Condensed Medium" w:cs="微軟正黑體" w:hint="eastAsia"/>
-          <w:w w:val="68"/>
-          <w:sz w:val="26"/>
-          <w:szCs w:val="26"/>
-        </w:rPr>
-        <w:t>必須守摩西</w:t>
-      </w:r>
-      <w:proofErr w:type="gramEnd"/>
-      <w:r>
-        <w:rPr>
-          <w:rFonts w:ascii="Barlow Condensed Medium" w:eastAsia="華康細黑體" w:hAnsi="Barlow Condensed Medium" w:cs="微軟正黑體" w:hint="eastAsia"/>
-          <w:w w:val="68"/>
-          <w:sz w:val="26"/>
-          <w:szCs w:val="26"/>
-        </w:rPr>
-        <w:t>律法的福音。而顯然，這些事傳到了保羅的耳裡，他急切地寫信給拉加</w:t>
-      </w:r>
-      <w:proofErr w:type="gramStart"/>
-      <w:r>
-        <w:rPr>
-          <w:rFonts w:ascii="Barlow Condensed Medium" w:eastAsia="華康細黑體" w:hAnsi="Barlow Condensed Medium" w:cs="微軟正黑體" w:hint="eastAsia"/>
-          <w:w w:val="68"/>
-          <w:sz w:val="26"/>
-          <w:szCs w:val="26"/>
-        </w:rPr>
-        <w:t>太</w:t>
-      </w:r>
-      <w:proofErr w:type="gramEnd"/>
-      <w:r>
-        <w:rPr>
-          <w:rFonts w:ascii="Barlow Condensed Medium" w:eastAsia="華康細黑體" w:hAnsi="Barlow Condensed Medium" w:cs="微軟正黑體" w:hint="eastAsia"/>
-          <w:w w:val="68"/>
-          <w:sz w:val="26"/>
-          <w:szCs w:val="26"/>
-        </w:rPr>
-        <w:t>地區的眾教會，拉加太乃是一個省的名稱。又加拉</w:t>
-      </w:r>
-      <w:proofErr w:type="gramStart"/>
-      <w:r>
-        <w:rPr>
-          <w:rFonts w:ascii="Barlow Condensed Medium" w:eastAsia="華康細黑體" w:hAnsi="Barlow Condensed Medium" w:cs="微軟正黑體" w:hint="eastAsia"/>
-          <w:w w:val="68"/>
-          <w:sz w:val="26"/>
-          <w:szCs w:val="26"/>
-        </w:rPr>
-        <w:t>太</w:t>
-      </w:r>
-      <w:proofErr w:type="gramEnd"/>
-      <w:r>
-        <w:rPr>
-          <w:rFonts w:ascii="Barlow Condensed Medium" w:eastAsia="華康細黑體" w:hAnsi="Barlow Condensed Medium" w:cs="微軟正黑體" w:hint="eastAsia"/>
-          <w:w w:val="68"/>
-          <w:sz w:val="26"/>
-          <w:szCs w:val="26"/>
-        </w:rPr>
-        <w:t>書在宗教改革時期，被馬丁路德引用來對抗羅馬教廷。指出當時的教廷曲解了聖經和福音，與書中的猶太教師一樣，鉗制了基督徒真正的自由。這自由是去掉虛偽和形式，真去愛　神和愛人。</w:t>
+        <w:t>，更不能相信短影音。而是要實際去瞭解和探究，就是去秤秤和關心受苦的人民的苦情。</w:t>
       </w:r>
     </w:p>
     <w:p>
@@ -28405,7 +27913,7 @@
         <w:jc w:val="both"/>
         <w:rPr>
           <w:rFonts w:ascii="Barlow Condensed Medium" w:eastAsia="華康細黑體" w:hAnsi="Barlow Condensed Medium" w:cs="微軟正黑體"/>
-          <w:w w:val="68"/>
+          <w:w w:val="66"/>
           <w:sz w:val="26"/>
           <w:szCs w:val="26"/>
         </w:rPr>
@@ -28413,187 +27921,56 @@
       <w:r>
         <w:rPr>
           <w:rFonts w:ascii="Barlow Condensed Medium" w:eastAsia="華康儷中黑" w:hAnsi="Barlow Condensed Medium" w:hint="eastAsia"/>
-          <w:w w:val="68"/>
+          <w:w w:val="66"/>
           <w:sz w:val="26"/>
           <w:szCs w:val="26"/>
         </w:rPr>
-        <w:t>用小孩與成人來區分猶太律法和基督福音。小孩先學規矩，須順服律法，如同奴僕，因為要順從主人。到成人是真正的產業繼承人，即能稱　神為父而得自由。</w:t>
-      </w:r>
-      <w:r>
-        <w:rPr>
-          <w:rFonts w:ascii="Barlow Condensed Medium" w:eastAsia="華康細黑體" w:hAnsi="Barlow Condensed Medium" w:cs="微軟正黑體" w:hint="eastAsia"/>
-          <w:w w:val="68"/>
+        <w:t>反駁以利法認為他因遭禍患而煩躁</w:t>
+      </w:r>
+      <w:r>
+        <w:rPr>
+          <w:rFonts w:ascii="Barlow Condensed Medium" w:eastAsia="華康儷中黑" w:hAnsi="Barlow Condensed Medium" w:hint="eastAsia"/>
+          <w:w w:val="66"/>
           <w:sz w:val="26"/>
           <w:szCs w:val="26"/>
         </w:rPr>
-        <w:t>為了區分摩西律法和基督福音的高下，主耶穌教導：「你們的義要高於法利賽人的義」，就是不要拘泥於對摩西律法片面的解釋</w:t>
-      </w:r>
-      <w:proofErr w:type="gramStart"/>
-      <w:r>
-        <w:rPr>
-          <w:rFonts w:ascii="Barlow Condensed Medium" w:eastAsia="華康細黑體" w:hAnsi="Barlow Condensed Medium" w:cs="微軟正黑體"/>
-          <w:w w:val="68"/>
+        <w:t>(4:5)</w:t>
+      </w:r>
+      <w:r>
+        <w:rPr>
+          <w:rFonts w:ascii="Barlow Condensed Medium" w:eastAsia="華康儷中黑" w:hAnsi="Barlow Condensed Medium" w:hint="eastAsia"/>
+          <w:w w:val="66"/>
           <w:sz w:val="26"/>
           <w:szCs w:val="26"/>
         </w:rPr>
-        <w:t>’</w:t>
-      </w:r>
-      <w:proofErr w:type="gramEnd"/>
-      <w:r>
-        <w:rPr>
-          <w:rFonts w:ascii="Barlow Condensed Medium" w:eastAsia="華康細黑體" w:hAnsi="Barlow Condensed Medium" w:cs="微軟正黑體" w:hint="eastAsia"/>
-          <w:w w:val="68"/>
+        <w:t>，憤怒像愚妄人</w:t>
+      </w:r>
+      <w:r>
+        <w:rPr>
+          <w:rFonts w:ascii="Barlow Condensed Medium" w:eastAsia="華康儷中黑" w:hAnsi="Barlow Condensed Medium" w:hint="eastAsia"/>
+          <w:w w:val="66"/>
           <w:sz w:val="26"/>
           <w:szCs w:val="26"/>
         </w:rPr>
-        <w:t>或形式，乃是要真心，甚至不</w:t>
-      </w:r>
-      <w:proofErr w:type="gramStart"/>
-      <w:r>
-        <w:rPr>
-          <w:rFonts w:ascii="Barlow Condensed Medium" w:eastAsia="華康細黑體" w:hAnsi="Barlow Condensed Medium" w:cs="微軟正黑體" w:hint="eastAsia"/>
-          <w:w w:val="68"/>
+        <w:t>(5:2)</w:t>
+      </w:r>
+      <w:r>
+        <w:rPr>
+          <w:rFonts w:ascii="Barlow Condensed Medium" w:eastAsia="華康儷中黑" w:hAnsi="Barlow Condensed Medium" w:hint="eastAsia"/>
+          <w:w w:val="66"/>
           <w:sz w:val="26"/>
           <w:szCs w:val="26"/>
         </w:rPr>
-        <w:t>為人知地行義</w:t>
-      </w:r>
-      <w:proofErr w:type="gramEnd"/>
+        <w:t>，約伯形容若秤秤他的煩惱和災禍要比所有的海沙更重；說話急躁，乃是不明白　神為何打擊他。</w:t>
+      </w:r>
       <w:r>
         <w:rPr>
           <w:rFonts w:ascii="Barlow Condensed Medium" w:eastAsia="華康細黑體" w:hAnsi="Barlow Condensed Medium" w:cs="微軟正黑體" w:hint="eastAsia"/>
-          <w:w w:val="68"/>
+          <w:w w:val="66"/>
           <w:sz w:val="26"/>
           <w:szCs w:val="26"/>
         </w:rPr>
-        <w:t>。而使徒保羅則以成人對於小孩和奴僕相有無自主權的來比喻，因為成長使人的義高於摩西律法而得自由。所以小孩</w:t>
-      </w:r>
-      <w:proofErr w:type="gramStart"/>
-      <w:r>
-        <w:rPr>
-          <w:rFonts w:ascii="Barlow Condensed Medium" w:eastAsia="華康細黑體" w:hAnsi="Barlow Condensed Medium" w:cs="微軟正黑體" w:hint="eastAsia"/>
-          <w:w w:val="68"/>
-          <w:sz w:val="26"/>
-          <w:szCs w:val="26"/>
-        </w:rPr>
-        <w:t>在想思和</w:t>
-      </w:r>
-      <w:proofErr w:type="gramEnd"/>
-      <w:r>
-        <w:rPr>
-          <w:rFonts w:ascii="Barlow Condensed Medium" w:eastAsia="華康細黑體" w:hAnsi="Barlow Condensed Medium" w:cs="微軟正黑體" w:hint="eastAsia"/>
-          <w:w w:val="68"/>
-          <w:sz w:val="26"/>
-          <w:szCs w:val="26"/>
-        </w:rPr>
-        <w:t>各方面尚未</w:t>
-      </w:r>
-      <w:r>
-        <w:rPr>
-          <w:rFonts w:ascii="Barlow Condensed Medium" w:eastAsia="華康細黑體" w:hAnsi="Barlow Condensed Medium" w:cs="微軟正黑體" w:hint="eastAsia"/>
-          <w:w w:val="68"/>
-          <w:sz w:val="26"/>
-          <w:szCs w:val="26"/>
-        </w:rPr>
-        <w:t>成熟之前，如同奴僕一樣必須先學習服順</w:t>
-      </w:r>
-      <w:proofErr w:type="gramStart"/>
-      <w:r>
-        <w:rPr>
-          <w:rFonts w:ascii="Barlow Condensed Medium" w:eastAsia="華康細黑體" w:hAnsi="Barlow Condensed Medium" w:cs="微軟正黑體" w:hint="eastAsia"/>
-          <w:w w:val="68"/>
-          <w:sz w:val="26"/>
-          <w:szCs w:val="26"/>
-        </w:rPr>
-        <w:t>誡</w:t>
-      </w:r>
-      <w:proofErr w:type="gramEnd"/>
-      <w:r>
-        <w:rPr>
-          <w:rFonts w:ascii="Barlow Condensed Medium" w:eastAsia="華康細黑體" w:hAnsi="Barlow Condensed Medium" w:cs="微軟正黑體" w:hint="eastAsia"/>
-          <w:w w:val="68"/>
-          <w:sz w:val="26"/>
-          <w:szCs w:val="26"/>
-        </w:rPr>
-        <w:t>命和規矩，這是對律法最粗淺的認識。如此完全的順服就</w:t>
-      </w:r>
-      <w:proofErr w:type="gramStart"/>
-      <w:r>
-        <w:rPr>
-          <w:rFonts w:ascii="Barlow Condensed Medium" w:eastAsia="華康細黑體" w:hAnsi="Barlow Condensed Medium" w:cs="微軟正黑體" w:hint="eastAsia"/>
-          <w:w w:val="68"/>
-          <w:sz w:val="26"/>
-          <w:szCs w:val="26"/>
-        </w:rPr>
-        <w:t>可以說是律法</w:t>
-      </w:r>
-      <w:proofErr w:type="gramEnd"/>
-      <w:r>
-        <w:rPr>
-          <w:rFonts w:ascii="Barlow Condensed Medium" w:eastAsia="華康細黑體" w:hAnsi="Barlow Condensed Medium" w:cs="微軟正黑體" w:hint="eastAsia"/>
-          <w:w w:val="68"/>
-          <w:sz w:val="26"/>
-          <w:szCs w:val="26"/>
-        </w:rPr>
-        <w:t>的奴隸。然而，當小孩成年，猶太人</w:t>
-      </w:r>
-      <w:r>
-        <w:rPr>
-          <w:rFonts w:ascii="Barlow Condensed Medium" w:eastAsia="華康細黑體" w:hAnsi="Barlow Condensed Medium" w:cs="微軟正黑體" w:hint="eastAsia"/>
-          <w:w w:val="68"/>
-          <w:sz w:val="26"/>
-          <w:szCs w:val="26"/>
-        </w:rPr>
-        <w:t>13</w:t>
-      </w:r>
-      <w:r>
-        <w:rPr>
-          <w:rFonts w:ascii="Barlow Condensed Medium" w:eastAsia="華康細黑體" w:hAnsi="Barlow Condensed Medium" w:cs="微軟正黑體" w:hint="eastAsia"/>
-          <w:w w:val="68"/>
-          <w:sz w:val="26"/>
-          <w:szCs w:val="26"/>
-        </w:rPr>
-        <w:t>歲成年，就成為家主人真正的子</w:t>
-      </w:r>
-      <w:proofErr w:type="gramStart"/>
-      <w:r>
-        <w:rPr>
-          <w:rFonts w:ascii="Barlow Condensed Medium" w:eastAsia="華康細黑體" w:hAnsi="Barlow Condensed Medium" w:cs="微軟正黑體" w:hint="eastAsia"/>
-          <w:w w:val="68"/>
-          <w:sz w:val="26"/>
-          <w:szCs w:val="26"/>
-        </w:rPr>
-        <w:t>嗣</w:t>
-      </w:r>
-      <w:proofErr w:type="gramEnd"/>
-      <w:r>
-        <w:rPr>
-          <w:rFonts w:ascii="Barlow Condensed Medium" w:eastAsia="華康細黑體" w:hAnsi="Barlow Condensed Medium" w:cs="微軟正黑體" w:hint="eastAsia"/>
-          <w:w w:val="68"/>
-          <w:sz w:val="26"/>
-          <w:szCs w:val="26"/>
-        </w:rPr>
-        <w:t>，就是產業的繼承人，就不必再聽從命令，而是有權力和自由能管理產業的人。而耶穌基督把人從律法之下贖回來，又賜給人兒子的靈能作　神的兒女。就是給人權柄能夠自由判斷和能行比律法更高的義。</w:t>
-      </w:r>
-      <w:proofErr w:type="gramStart"/>
-      <w:r>
-        <w:rPr>
-          <w:rFonts w:ascii="Barlow Condensed Medium" w:eastAsia="華康細黑體" w:hAnsi="Barlow Condensed Medium" w:cs="微軟正黑體" w:hint="eastAsia"/>
-          <w:w w:val="68"/>
-          <w:sz w:val="26"/>
-          <w:szCs w:val="26"/>
-        </w:rPr>
-        <w:t>比如，</w:t>
-      </w:r>
-      <w:proofErr w:type="gramEnd"/>
-      <w:r>
-        <w:rPr>
-          <w:rFonts w:ascii="Barlow Condensed Medium" w:eastAsia="華康細黑體" w:hAnsi="Barlow Condensed Medium" w:cs="微軟正黑體" w:hint="eastAsia"/>
-          <w:w w:val="68"/>
-          <w:sz w:val="26"/>
-          <w:szCs w:val="26"/>
-        </w:rPr>
-        <w:t>以牙還牙是律法的底限，而赦免，甚至愛你的仇敵，則是更高於底限的自由。</w:t>
+        <w:t>因為一開始約伯咒詛自己的生日，意思是他的出生若只是為了今天承受無辜的苦難有何意義，倒不如這一生就免了吧，不出生也罷，其實這與苦難一樣都不可能重新來過。又意指　神明知有今天，卻讓他從母胎出生，沒有阻止。約伯的口氣被以利法認為是煩燥和憤怒，就拿一般的經驗來等同，煩躁是因為作惡被揭穿而心虛，而憤怒就是因為面子掛不住就遷怒他人。意思是作惡的人這麼作，只是顯出自己更愚妄，就是不知反省和缺乏智慧。因此，約伯才會要求他的朋友要先秤秤他的煩惱才來作評論或適當的安慰。其實約伯比所有海沙更重的煩惱或是同樣的災難加在他身上卻比別人更重、更痛。若是作惡被罰，義人自己會認為理所當然。正是因為無辜被罰，才是無法承擔的重量；令人懷疑人生，好像被自己的信仰背叛，不再存任何希望。重點是，約伯遷怒的是自己的人生，因為不明白而質問　神的，是賞賜生命的意義，而不是抱怨　神賜下災禍。苦難反倒令人反思生命的意義。</w:t>
       </w:r>
     </w:p>
     <w:p>
@@ -28604,7 +27981,7 @@
         <w:jc w:val="both"/>
         <w:rPr>
           <w:rFonts w:ascii="Barlow Condensed Medium" w:eastAsia="華康細黑體" w:hAnsi="Barlow Condensed Medium" w:cs="微軟正黑體"/>
-          <w:w w:val="68"/>
+          <w:w w:val="66"/>
           <w:sz w:val="26"/>
           <w:szCs w:val="26"/>
         </w:rPr>
@@ -28612,120 +27989,110 @@
       <w:r>
         <w:rPr>
           <w:rFonts w:ascii="Barlow Condensed Medium" w:eastAsia="華康儷中黑" w:hAnsi="Barlow Condensed Medium" w:hint="eastAsia"/>
-          <w:w w:val="68"/>
+          <w:w w:val="66"/>
           <w:sz w:val="26"/>
           <w:szCs w:val="26"/>
         </w:rPr>
-        <w:t>拿著律法要控告人或要人順服，多半不是</w:t>
-      </w:r>
-      <w:proofErr w:type="gramStart"/>
-      <w:r>
-        <w:rPr>
-          <w:rFonts w:ascii="Barlow Condensed Medium" w:eastAsia="華康儷中黑" w:hAnsi="Barlow Condensed Medium" w:hint="eastAsia"/>
-          <w:w w:val="68"/>
+        <w:t>用無味的食物比喻朋友的話沒有幫助，也不能帶來盼望。又他真正的盼望，不是　神還他公道，而是讓他可以死，在苦難中得安息。死不再只是給惡人的刑罰。</w:t>
+      </w:r>
+      <w:r>
+        <w:rPr>
+          <w:rFonts w:ascii="Barlow Condensed Medium" w:eastAsia="華康細黑體" w:hAnsi="Barlow Condensed Medium" w:cs="微軟正黑體" w:hint="eastAsia"/>
+          <w:w w:val="66"/>
           <w:sz w:val="26"/>
           <w:szCs w:val="26"/>
         </w:rPr>
-        <w:t xml:space="preserve">為了　</w:t>
-      </w:r>
-      <w:proofErr w:type="gramEnd"/>
-      <w:r>
-        <w:rPr>
-          <w:rFonts w:ascii="Barlow Condensed Medium" w:eastAsia="華康儷中黑" w:hAnsi="Barlow Condensed Medium" w:hint="eastAsia"/>
-          <w:w w:val="68"/>
+        <w:t>也就是說，話語比喻成心靈的食物，真理可以使人的心飽足，同理的話可以安慰人，智慧的話可以給人盼望，責備的話使人能反省，惡意中傷的話則是能殺人，而任何基於誤解或猜想的評論，就如同沒有味道、引不出胃口的食物，一點用處都沒有。因此，約伯用以利法評論他的苦難的用詞，來指出以利法完全搞錯了方向。以利法用「毀壞」</w:t>
+      </w:r>
+      <w:r>
+        <w:rPr>
+          <w:rFonts w:ascii="Barlow Condensed Medium" w:eastAsia="華康細黑體" w:hAnsi="Barlow Condensed Medium" w:cs="微軟正黑體" w:hint="eastAsia"/>
+          <w:w w:val="66"/>
           <w:sz w:val="26"/>
           <w:szCs w:val="26"/>
         </w:rPr>
-        <w:t>神，而是為了圖謀個人的利益。另一方面也要小心，在基督裡的自由，不是能為所欲為，而是要完全律法。</w:t>
+        <w:t>(4:19)</w:t>
       </w:r>
       <w:r>
         <w:rPr>
           <w:rFonts w:ascii="Barlow Condensed Medium" w:eastAsia="華康細黑體" w:hAnsi="Barlow Condensed Medium" w:cs="微軟正黑體" w:hint="eastAsia"/>
-          <w:w w:val="68"/>
+          <w:w w:val="66"/>
           <w:sz w:val="26"/>
           <w:szCs w:val="26"/>
         </w:rPr>
-        <w:t>保羅用作　神的兒女，就是被認可的子</w:t>
-      </w:r>
-      <w:proofErr w:type="gramStart"/>
+        <w:t>、「壓迫」</w:t>
+      </w:r>
       <w:r>
         <w:rPr>
           <w:rFonts w:ascii="Barlow Condensed Medium" w:eastAsia="華康細黑體" w:hAnsi="Barlow Condensed Medium" w:cs="微軟正黑體" w:hint="eastAsia"/>
-          <w:w w:val="68"/>
+          <w:w w:val="66"/>
           <w:sz w:val="26"/>
           <w:szCs w:val="26"/>
         </w:rPr>
-        <w:t>嗣</w:t>
-      </w:r>
-      <w:proofErr w:type="gramEnd"/>
+        <w:t>(5:4)</w:t>
+      </w:r>
       <w:r>
         <w:rPr>
           <w:rFonts w:ascii="Barlow Condensed Medium" w:eastAsia="華康細黑體" w:hAnsi="Barlow Condensed Medium" w:cs="微軟正黑體" w:hint="eastAsia"/>
-          <w:w w:val="68"/>
+          <w:w w:val="66"/>
           <w:sz w:val="26"/>
           <w:szCs w:val="26"/>
         </w:rPr>
-        <w:t>的權柄和自由，要勉勵加拉</w:t>
-      </w:r>
-      <w:proofErr w:type="gramStart"/>
+        <w:t>作為對愚妾、不信　神的人的懲罰，而約伯卻用　神「壓碎」</w:t>
+      </w:r>
       <w:r>
         <w:rPr>
           <w:rFonts w:ascii="Barlow Condensed Medium" w:eastAsia="華康細黑體" w:hAnsi="Barlow Condensed Medium" w:cs="微軟正黑體" w:hint="eastAsia"/>
-          <w:w w:val="68"/>
+          <w:w w:val="66"/>
           <w:sz w:val="26"/>
           <w:szCs w:val="26"/>
         </w:rPr>
-        <w:t>太</w:t>
-      </w:r>
-      <w:proofErr w:type="gramEnd"/>
+        <w:t>(6:9)</w:t>
+      </w:r>
       <w:r>
         <w:rPr>
           <w:rFonts w:ascii="Barlow Condensed Medium" w:eastAsia="華康細黑體" w:hAnsi="Barlow Condensed Medium" w:cs="微軟正黑體" w:hint="eastAsia"/>
-          <w:w w:val="68"/>
+          <w:w w:val="66"/>
           <w:sz w:val="26"/>
           <w:szCs w:val="26"/>
         </w:rPr>
-        <w:t>人，持守原先他們所接受的福音。特別是不能再回到猶太律法主義之下，又成為律法的奴隸。因為律法只能使</w:t>
-      </w:r>
-      <w:proofErr w:type="gramStart"/>
+        <w:t>他的生命，才能使他得到安慰。這三個詞是同一個字。還有，以利法用「盼望」</w:t>
+      </w:r>
       <w:r>
         <w:rPr>
           <w:rFonts w:ascii="Barlow Condensed Medium" w:eastAsia="華康細黑體" w:hAnsi="Barlow Condensed Medium" w:cs="微軟正黑體" w:hint="eastAsia"/>
-          <w:w w:val="68"/>
+          <w:w w:val="66"/>
           <w:sz w:val="26"/>
           <w:szCs w:val="26"/>
         </w:rPr>
-        <w:t>人知罪和</w:t>
-      </w:r>
-      <w:proofErr w:type="gramEnd"/>
+        <w:t>(5:16)</w:t>
+      </w:r>
       <w:r>
         <w:rPr>
           <w:rFonts w:ascii="Barlow Condensed Medium" w:eastAsia="華康細黑體" w:hAnsi="Barlow Condensed Medium" w:cs="微軟正黑體" w:hint="eastAsia"/>
-          <w:w w:val="68"/>
+          <w:w w:val="66"/>
           <w:sz w:val="26"/>
           <w:szCs w:val="26"/>
         </w:rPr>
-        <w:t>審判人，卻不能救人，</w:t>
-      </w:r>
-      <w:proofErr w:type="gramStart"/>
+        <w:t>來指稱弱勢者等候的是　神的公義和拯救，而約伯卻說他所「切慕」</w:t>
+      </w:r>
       <w:r>
         <w:rPr>
           <w:rFonts w:ascii="Barlow Condensed Medium" w:eastAsia="華康細黑體" w:hAnsi="Barlow Condensed Medium" w:cs="微軟正黑體" w:hint="eastAsia"/>
-          <w:w w:val="68"/>
+          <w:w w:val="66"/>
           <w:sz w:val="26"/>
           <w:szCs w:val="26"/>
         </w:rPr>
-        <w:t>賜人生命</w:t>
-      </w:r>
-      <w:proofErr w:type="gramEnd"/>
+        <w:t>(6:8)</w:t>
+      </w:r>
       <w:r>
         <w:rPr>
           <w:rFonts w:ascii="Barlow Condensed Medium" w:eastAsia="華康細黑體" w:hAnsi="Barlow Condensed Medium" w:cs="微軟正黑體" w:hint="eastAsia"/>
-          <w:w w:val="68"/>
+          <w:w w:val="66"/>
           <w:sz w:val="26"/>
           <w:szCs w:val="26"/>
         </w:rPr>
-        <w:t>。所以，一方面是要分辨清楚那些假教師，甚至假基督，藉著律法和形式主義，甚至異端學說，要奪取基督徒的自由，以獲得權力和利益。在今日，藉著基督之名所傳的假福音，有成功神學，有以假先知和聖靈能力之名行控制人心的，又有否定耶穌基督且宣稱有一位權能更高且再臨的基督的，也包括片面解釋和曲解聖經的。我們都必須以兒子的心，在聖靈和聖經的光照下，加以明辨。又另一方面是，不要落入律法主義的陷阱，用自己不成熟的信仰，控制我們肢體在基督裡的自由。要知道這作　神兒女的自由，是不受世界和魔鬼奴役的自由，是行更高的良善的自由，卻不是論斷、掌控或侵害他人自由的自由。</w:t>
+        <w:t>是　神將他剪除，賜他能死去。兩詞也是一樣的字。意思是說，對於在苦難中的義人，盼望　神容許他死去反而成了恩典。近日的新聞有錯誤的示範。被霸凌或高壓管教的學生，選擇槍殺老師和同學，甚至自己的祖父母，然後自戕。當然人無權奪他人性命，絕對是惡，又結束自己的生命卻又得不到安息才是悲哀。約伯雖然想死，但是仍將主權交給　神。</w:t>
       </w:r>
     </w:p>
     <w:p>
@@ -28735,7 +28102,7 @@
         <w:spacing w:afterLines="50" w:after="165" w:line="290" w:lineRule="exact"/>
         <w:rPr>
           <w:rFonts w:ascii="Cambria" w:eastAsia="華康細黑體" w:hAnsi="Cambria" w:cs="Cambria"/>
-          <w:w w:val="68"/>
+          <w:w w:val="66"/>
           <w:sz w:val="26"/>
           <w:szCs w:val="26"/>
         </w:rPr>
@@ -28743,7 +28110,7 @@
       <w:r>
         <w:rPr>
           <w:rFonts w:ascii="Barlow Condensed Medium" w:eastAsia="華康儷中黑" w:hAnsi="Barlow Condensed Medium" w:cs="新細明體"/>
-          <w:w w:val="68"/>
+          <w:w w:val="66"/>
           <w:sz w:val="26"/>
           <w:szCs w:val="26"/>
         </w:rPr>
@@ -28752,16 +28119,16 @@
       <w:r>
         <w:rPr>
           <w:rFonts w:ascii="Barlow Condensed Medium" w:eastAsia="華康儷中黑" w:hAnsi="Barlow Condensed Medium" w:cs="新細明體" w:hint="eastAsia"/>
-          <w:w w:val="68"/>
+          <w:w w:val="66"/>
           <w:sz w:val="26"/>
           <w:szCs w:val="26"/>
         </w:rPr>
-        <w:t>德不配位</w:t>
+        <w:t>倒果為因</w:t>
       </w:r>
       <w:r>
         <w:rPr>
           <w:rFonts w:ascii="Barlow Condensed Medium" w:eastAsia="華康儷中黑" w:hAnsi="Barlow Condensed Medium" w:cs="新細明體"/>
-          <w:w w:val="68"/>
+          <w:w w:val="66"/>
           <w:sz w:val="26"/>
           <w:szCs w:val="26"/>
         </w:rPr>
@@ -28770,200 +28137,11 @@
       <w:r>
         <w:rPr>
           <w:rFonts w:ascii="Cambria" w:eastAsia="華康細黑體" w:hAnsi="Cambria" w:cs="Cambria" w:hint="eastAsia"/>
-          <w:w w:val="68"/>
+          <w:w w:val="66"/>
           <w:sz w:val="26"/>
           <w:szCs w:val="26"/>
         </w:rPr>
-        <w:t>最近民法的遺產繼承權修正，刪除「兄弟姊妹</w:t>
-      </w:r>
-      <w:proofErr w:type="gramStart"/>
-      <w:r>
-        <w:rPr>
-          <w:rFonts w:ascii="Cambria" w:eastAsia="華康細黑體" w:hAnsi="Cambria" w:cs="Cambria" w:hint="eastAsia"/>
-          <w:w w:val="68"/>
-          <w:sz w:val="26"/>
-          <w:szCs w:val="26"/>
-        </w:rPr>
-        <w:t>特留分</w:t>
-      </w:r>
-      <w:proofErr w:type="gramEnd"/>
-      <w:r>
-        <w:rPr>
-          <w:rFonts w:ascii="Cambria" w:eastAsia="華康細黑體" w:hAnsi="Cambria" w:cs="Cambria" w:hint="eastAsia"/>
-          <w:w w:val="68"/>
-          <w:sz w:val="26"/>
-          <w:szCs w:val="26"/>
-        </w:rPr>
-        <w:t>」。</w:t>
-      </w:r>
-      <w:r>
-        <w:rPr>
-          <w:rFonts w:ascii="Cambria" w:eastAsia="華康細黑體" w:hAnsi="Cambria" w:cs="Cambria" w:hint="eastAsia"/>
-          <w:w w:val="68"/>
-          <w:sz w:val="26"/>
-          <w:szCs w:val="26"/>
-        </w:rPr>
-        <w:t>就是原本是第三繼承順位的手足，沒有在遺囑中分到遺產，也不能再主張三分之一的</w:t>
-      </w:r>
-      <w:proofErr w:type="gramStart"/>
-      <w:r>
-        <w:rPr>
-          <w:rFonts w:ascii="Cambria" w:eastAsia="華康細黑體" w:hAnsi="Cambria" w:cs="Cambria" w:hint="eastAsia"/>
-          <w:w w:val="68"/>
-          <w:sz w:val="26"/>
-          <w:szCs w:val="26"/>
-        </w:rPr>
-        <w:t>特留分</w:t>
-      </w:r>
-      <w:proofErr w:type="gramEnd"/>
-      <w:r>
-        <w:rPr>
-          <w:rFonts w:ascii="Cambria" w:eastAsia="華康細黑體" w:hAnsi="Cambria" w:cs="Cambria" w:hint="eastAsia"/>
-          <w:w w:val="68"/>
-          <w:sz w:val="26"/>
-          <w:szCs w:val="26"/>
-        </w:rPr>
-        <w:t>，回歸死者遺囑中心。把家業交給繼承人原本有一個重要的意義，就是把照顧家族的責任</w:t>
-      </w:r>
-      <w:proofErr w:type="gramStart"/>
-      <w:r>
-        <w:rPr>
-          <w:rFonts w:ascii="Cambria" w:eastAsia="華康細黑體" w:hAnsi="Cambria" w:cs="Cambria" w:hint="eastAsia"/>
-          <w:w w:val="68"/>
-          <w:sz w:val="26"/>
-          <w:szCs w:val="26"/>
-        </w:rPr>
-        <w:t>託負給</w:t>
-      </w:r>
-      <w:proofErr w:type="gramEnd"/>
-      <w:r>
-        <w:rPr>
-          <w:rFonts w:ascii="Cambria" w:eastAsia="華康細黑體" w:hAnsi="Cambria" w:cs="Cambria" w:hint="eastAsia"/>
-          <w:w w:val="68"/>
-          <w:sz w:val="26"/>
-          <w:szCs w:val="26"/>
-        </w:rPr>
-        <w:t>繼承人。在過去，</w:t>
-      </w:r>
-      <w:proofErr w:type="gramStart"/>
-      <w:r>
-        <w:rPr>
-          <w:rFonts w:ascii="Cambria" w:eastAsia="華康細黑體" w:hAnsi="Cambria" w:cs="Cambria" w:hint="eastAsia"/>
-          <w:w w:val="68"/>
-          <w:sz w:val="26"/>
-          <w:szCs w:val="26"/>
-        </w:rPr>
-        <w:t>嗣</w:t>
-      </w:r>
-      <w:proofErr w:type="gramEnd"/>
-      <w:r>
-        <w:rPr>
-          <w:rFonts w:ascii="Cambria" w:eastAsia="華康細黑體" w:hAnsi="Cambria" w:cs="Cambria" w:hint="eastAsia"/>
-          <w:w w:val="68"/>
-          <w:sz w:val="26"/>
-          <w:szCs w:val="26"/>
-        </w:rPr>
-        <w:t>子，特別是長子，除了繼承財產，還繼承了族長的身分。也就是說，繼承者除了必須有管理產業的能力，更重要的是道德判斷和品行作為，能帶領家族走向興旺。幾年前，長榮集團的張榮發身後留下大筆遺產，引起</w:t>
-      </w:r>
-      <w:proofErr w:type="gramStart"/>
-      <w:r>
-        <w:rPr>
-          <w:rFonts w:ascii="Cambria" w:eastAsia="華康細黑體" w:hAnsi="Cambria" w:cs="Cambria" w:hint="eastAsia"/>
-          <w:w w:val="68"/>
-          <w:sz w:val="26"/>
-          <w:szCs w:val="26"/>
-        </w:rPr>
-        <w:t>眾子爭</w:t>
-      </w:r>
-      <w:proofErr w:type="gramEnd"/>
-      <w:r>
-        <w:rPr>
-          <w:rFonts w:ascii="Cambria" w:eastAsia="華康細黑體" w:hAnsi="Cambria" w:cs="Cambria" w:hint="eastAsia"/>
-          <w:w w:val="68"/>
-          <w:sz w:val="26"/>
-          <w:szCs w:val="26"/>
-        </w:rPr>
-        <w:t>產。而張榮發為何留遺書將產業全部交給小兒子張國煒，無非就是看見他的經營能力和有責任感吧！從他一手建立星宇航空多少也看的出來。西方的企業家，多半把產業留給優良的經營團隊，不然就是捐作公益。就算是留給他的貓，也要為</w:t>
-      </w:r>
-      <w:proofErr w:type="gramStart"/>
-      <w:r>
-        <w:rPr>
-          <w:rFonts w:ascii="Cambria" w:eastAsia="華康細黑體" w:hAnsi="Cambria" w:cs="Cambria" w:hint="eastAsia"/>
-          <w:w w:val="68"/>
-          <w:sz w:val="26"/>
-          <w:szCs w:val="26"/>
-        </w:rPr>
-        <w:t>牠</w:t>
-      </w:r>
-      <w:proofErr w:type="gramEnd"/>
-      <w:r>
-        <w:rPr>
-          <w:rFonts w:ascii="Cambria" w:eastAsia="華康細黑體" w:hAnsi="Cambria" w:cs="Cambria" w:hint="eastAsia"/>
-          <w:w w:val="68"/>
-          <w:sz w:val="26"/>
-          <w:szCs w:val="26"/>
-        </w:rPr>
-        <w:t>聘請一位有能力的管家。所謂「德」，更寬廣的解釋就是能造福更多的人。</w:t>
-      </w:r>
-      <w:proofErr w:type="gramStart"/>
-      <w:r>
-        <w:rPr>
-          <w:rFonts w:ascii="Cambria" w:eastAsia="華康細黑體" w:hAnsi="Cambria" w:cs="Cambria" w:hint="eastAsia"/>
-          <w:w w:val="68"/>
-          <w:sz w:val="26"/>
-          <w:szCs w:val="26"/>
-        </w:rPr>
-        <w:t>反之，</w:t>
-      </w:r>
-      <w:proofErr w:type="gramEnd"/>
-      <w:r>
-        <w:rPr>
-          <w:rFonts w:ascii="Cambria" w:eastAsia="華康細黑體" w:hAnsi="Cambria" w:cs="Cambria" w:hint="eastAsia"/>
-          <w:w w:val="68"/>
-          <w:sz w:val="26"/>
-          <w:szCs w:val="26"/>
-        </w:rPr>
-        <w:t>我們若把權力和責任交給錯誤的經營者，就像今日的多數黨水準低落的立法委員</w:t>
-      </w:r>
-      <w:proofErr w:type="gramStart"/>
-      <w:r>
-        <w:rPr>
-          <w:rFonts w:ascii="Cambria" w:eastAsia="華康細黑體" w:hAnsi="Cambria" w:cs="Cambria" w:hint="eastAsia"/>
-          <w:w w:val="68"/>
-          <w:sz w:val="26"/>
-          <w:szCs w:val="26"/>
-        </w:rPr>
-        <w:t>（</w:t>
-      </w:r>
-      <w:proofErr w:type="gramEnd"/>
-      <w:r>
-        <w:rPr>
-          <w:rFonts w:ascii="Cambria" w:eastAsia="華康細黑體" w:hAnsi="Cambria" w:cs="Cambria" w:hint="eastAsia"/>
-          <w:w w:val="68"/>
-          <w:sz w:val="26"/>
-          <w:szCs w:val="26"/>
-        </w:rPr>
-        <w:t>慣老板才會扣薪水不是嗎？有違誠信</w:t>
-      </w:r>
-      <w:proofErr w:type="gramStart"/>
-      <w:r>
-        <w:rPr>
-          <w:rFonts w:ascii="Cambria" w:eastAsia="華康細黑體" w:hAnsi="Cambria" w:cs="Cambria" w:hint="eastAsia"/>
-          <w:w w:val="68"/>
-          <w:sz w:val="26"/>
-          <w:szCs w:val="26"/>
-        </w:rPr>
-        <w:t>）</w:t>
-      </w:r>
-      <w:proofErr w:type="gramEnd"/>
-      <w:r>
-        <w:rPr>
-          <w:rFonts w:ascii="Cambria" w:eastAsia="華康細黑體" w:hAnsi="Cambria" w:cs="Cambria" w:hint="eastAsia"/>
-          <w:w w:val="68"/>
-          <w:sz w:val="26"/>
-          <w:szCs w:val="26"/>
-        </w:rPr>
-        <w:t>，就應驗了，德不配位的下一句，「必有災殃」。</w:t>
+        <w:t>基本邏輯推論法則有兩種，一是只有單向推論為合理，二是雙向正反推都合理。比如惡人大多長相兇惡，是單向推論，就不能說長相兇一定是惡人；又情緒控制不好容易生氣，但是生氣不一定是情緒控制不好。另外，可以雙向推論的必須前後都有唯一不可取代性。比如，母雞生雞蛋，雞蛋是母雞生的，不指定哪隻雞、哪顆蛋，正反推就都正確。又如鑽石是已知最硬的物質，那麼已知最硬的物質就是鑽石。然而，倒果為因最有可能發生在單向推論的因果上。約伯就是因為反向推論惡有惡報，而被朋友所誤解。又有一種變相的倒果為因，是轉移焦點的惡意指控。像立法法案違憲，因此行政院長不附署。變成行政院長不附署法案是獨裁。又像地方政府不抽驗油品導致毒油流通，變成毒油流通是中央政府蓋牌。也就是硬拗出一個似是而非的單向推論，不是出於誤解，而是惡意曲解。</w:t>
       </w:r>
     </w:p>
     <w:p>
@@ -28974,7 +28152,7 @@
         <w:jc w:val="both"/>
         <w:rPr>
           <w:rFonts w:ascii="Barlow Condensed Medium" w:eastAsia="華康儷中黑" w:hAnsi="Barlow Condensed Medium"/>
-          <w:w w:val="68"/>
+          <w:w w:val="66"/>
           <w:sz w:val="26"/>
           <w:szCs w:val="26"/>
         </w:rPr>
@@ -28982,65 +28160,61 @@
       <w:r>
         <w:rPr>
           <w:rFonts w:ascii="Barlow Condensed Medium" w:eastAsia="華康儷中黑" w:hAnsi="Barlow Condensed Medium" w:hint="eastAsia"/>
-          <w:w w:val="68"/>
+          <w:w w:val="66"/>
           <w:sz w:val="26"/>
           <w:szCs w:val="26"/>
         </w:rPr>
-        <w:t>擁有世間的權力不代表擁有真理，也不代表真正的尊貴。但是若作為真理和至高良善的　神的兒女，就有權解釋真理和行一切的良善，且對等尊貴，就是自由。</w:t>
+        <w:t>灰心的人，可能會離棄　神。所以要先聆聽、細察和同理在苦難中受苦的人。找出受苦者真正的需要和期待，就是秤秤煩惱的重量，分擔和支持才會有幫助。</w:t>
       </w:r>
       <w:r>
         <w:rPr>
           <w:rFonts w:ascii="Barlow Condensed Medium" w:eastAsia="華康細黑體" w:hAnsi="Barlow Condensed Medium" w:cs="微軟正黑體" w:hint="eastAsia"/>
-          <w:w w:val="68"/>
+          <w:w w:val="66"/>
           <w:sz w:val="26"/>
           <w:szCs w:val="26"/>
         </w:rPr>
-        <w:t>無論如何，真正的基督信仰和大能，是超越世上的權力結構和諸多宗教和思想對人心的控制，使人的生命能得到真正的自由。就是能不受脅迫、迷惑，且有通達的智慧與　神至善</w:t>
-      </w:r>
-      <w:proofErr w:type="gramStart"/>
-      <w:r>
-        <w:rPr>
-          <w:rFonts w:ascii="Barlow Condensed Medium" w:eastAsia="華康細黑體" w:hAnsi="Barlow Condensed Medium" w:cs="微軟正黑體" w:hint="eastAsia"/>
-          <w:w w:val="68"/>
+        <w:t>其實約伯的三個朋友從遠方相約而來。遠遠認不出約伯就放聲大哭，撕裂衣服，撒灰在頭上。又陪伴約伯七天七夜，無言以對。經文說他們看見極大的痛苦，就是無法安慰的痛苦。但是他們卻錯看了約伯的煩惱。苦難帶來的痛苦沒有打倒約伯的信心，反而是繼續活著的重量讓他承擔不了。又誠如約伯所言：「</w:t>
+      </w:r>
+      <w:r>
+        <w:rPr>
+          <w:rFonts w:ascii="Barlow Condensed Medium" w:eastAsia="華康細黑體" w:hAnsi="Barlow Condensed Medium" w:cs="微軟正黑體"/>
+          <w:w w:val="66"/>
           <w:sz w:val="26"/>
           <w:szCs w:val="26"/>
         </w:rPr>
-        <w:t>的靈同在</w:t>
-      </w:r>
-      <w:proofErr w:type="gramEnd"/>
+        <w:t>…</w:t>
+      </w:r>
       <w:r>
         <w:rPr>
           <w:rFonts w:ascii="Barlow Condensed Medium" w:eastAsia="華康細黑體" w:hAnsi="Barlow Condensed Medium" w:cs="微軟正黑體" w:hint="eastAsia"/>
-          <w:w w:val="68"/>
+          <w:w w:val="66"/>
           <w:sz w:val="26"/>
           <w:szCs w:val="26"/>
         </w:rPr>
-        <w:t>的判斷能力。更重要的是擇善而固執，堅持行良善，守護公義和真正的弱勢者的勇氣。而這樣的行為，才能與作為　神的兒女的名分相稱。特別是在台灣的中元節，美其名是普渡，實際下是恐懼，不得不為惡鬼、好兄弟擺上供品。然而作為　神的子</w:t>
-      </w:r>
-      <w:proofErr w:type="gramStart"/>
+        <w:t>我們從　神手裏得福，不也受禍嗎？」</w:t>
+      </w:r>
       <w:r>
         <w:rPr>
           <w:rFonts w:ascii="Barlow Condensed Medium" w:eastAsia="華康細黑體" w:hAnsi="Barlow Condensed Medium" w:cs="微軟正黑體" w:hint="eastAsia"/>
-          <w:w w:val="68"/>
+          <w:w w:val="66"/>
           <w:sz w:val="26"/>
           <w:szCs w:val="26"/>
         </w:rPr>
-        <w:t>嗣</w:t>
-      </w:r>
-      <w:proofErr w:type="gramEnd"/>
+        <w:t>(2:9)</w:t>
+      </w:r>
       <w:r>
         <w:rPr>
           <w:rFonts w:ascii="Barlow Condensed Medium" w:eastAsia="華康細黑體" w:hAnsi="Barlow Condensed Medium" w:cs="微軟正黑體" w:hint="eastAsia"/>
-          <w:w w:val="68"/>
+          <w:w w:val="66"/>
           <w:sz w:val="26"/>
           <w:szCs w:val="26"/>
         </w:rPr>
-        <w:t>，因為心中有愛，就沒有懼怕。</w:t>
+        <w:t>主權就在　神手中，人只能禱告尋求　神的解答，沒有人能代替　神回答約伯的困惑。又能秤出人心中的煩惱，且能不離不棄，這樣的知己，才是苦難中唯一的安慰。</w:t>
       </w:r>
       <w:r>
         <w:rPr>
           <w:rFonts w:ascii="Barlow Condensed Medium" w:eastAsia="華康細黑體" w:hAnsi="Barlow Condensed Medium" w:cs="微軟正黑體" w:hint="eastAsia"/>
-          <w:w w:val="68"/>
+          <w:w w:val="66"/>
           <w:sz w:val="26"/>
           <w:szCs w:val="26"/>
         </w:rPr>
@@ -29067,7 +28241,7 @@
 </file>
 
 <file path=word/endnotes.xml><?xml version="1.0" encoding="utf-8"?>
-<w:endnotes xmlns:wpc="http://schemas.microsoft.com/office/word/2010/wordprocessingCanvas" xmlns:cx="http://schemas.microsoft.com/office/drawing/2014/chartex" xmlns:cx1="http://schemas.microsoft.com/office/drawing/2015/9/8/chartex" xmlns:cx2="http://schemas.microsoft.com/office/drawing/2015/10/21/chartex" xmlns:cx3="http://schemas.microsoft.com/office/drawing/2016/5/9/chartex" xmlns:cx4="http://schemas.microsoft.com/office/drawing/2016/5/10/chartex" xmlns:cx5="http://schemas.microsoft.com/office/drawing/2016/5/11/chartex" xmlns:cx6="http://schemas.microsoft.com/office/drawing/2016/5/12/chartex" xmlns:cx7="http://schemas.microsoft.com/office/drawing/2016/5/13/chartex" xmlns:cx8="http://schemas.microsoft.com/office/drawing/2016/5/14/chartex" xmlns:mc="http://schemas.openxmlformats.org/markup-compatibility/2006" xmlns:aink="http://schemas.microsoft.com/office/drawing/2016/ink" xmlns:am3d="http://schemas.microsoft.com/office/drawing/2017/model3d" xmlns:o="urn:schemas-microsoft-com:office:office" xmlns:oel="http://schemas.microsoft.com/office/2019/extlst" xmlns:r="http://schemas.openxmlformats.org/officeDocument/2006/relationships" xmlns:m="http://schemas.openxmlformats.org/officeDocument/2006/math" xmlns:v="urn:schemas-microsoft-com:vml" xmlns:wp14="http://schemas.microsoft.com/office/word/2010/wordprocessingDrawing" xmlns:wp="http://schemas.openxmlformats.org/drawingml/2006/wordprocessingDrawing" xmlns:w10="urn:schemas-microsoft-com:office:word" xmlns:w="http://schemas.openxmlformats.org/wordprocessingml/2006/main" xmlns:w14="http://schemas.microsoft.com/office/word/2010/wordml" xmlns:w15="http://schemas.microsoft.com/office/word/2012/wordml" xmlns:w16cex="http://schemas.microsoft.com/office/word/2018/wordml/cex" xmlns:w16cid="http://schemas.microsoft.com/office/word/2016/wordml/cid" xmlns:w16="http://schemas.microsoft.com/office/word/2018/wordml" xmlns:w16sdtdh="http://schemas.microsoft.com/office/word/2020/wordml/sdtdatahash" xmlns:w16se="http://schemas.microsoft.com/office/word/2015/wordml/symex" xmlns:wpg="http://schemas.microsoft.com/office/word/2010/wordprocessingGroup" xmlns:wpi="http://schemas.microsoft.com/office/word/2010/wordprocessingInk" xmlns:wne="http://schemas.microsoft.com/office/word/2006/wordml" xmlns:wps="http://schemas.microsoft.com/office/word/2010/wordprocessingShape" mc:Ignorable="w14 w15 w16se w16cid w16 w16cex w16sdtdh wp14">
+<w:endnotes xmlns:wpc="http://schemas.microsoft.com/office/word/2010/wordprocessingCanvas" xmlns:mc="http://schemas.openxmlformats.org/markup-compatibility/2006" xmlns:o="urn:schemas-microsoft-com:office:office" xmlns:r="http://schemas.openxmlformats.org/officeDocument/2006/relationships" xmlns:m="http://schemas.openxmlformats.org/officeDocument/2006/math" xmlns:v="urn:schemas-microsoft-com:vml" xmlns:wp14="http://schemas.microsoft.com/office/word/2010/wordprocessingDrawing" xmlns:wp="http://schemas.openxmlformats.org/drawingml/2006/wordprocessingDrawing" xmlns:w10="urn:schemas-microsoft-com:office:word" xmlns:w="http://schemas.openxmlformats.org/wordprocessingml/2006/main" xmlns:w14="http://schemas.microsoft.com/office/word/2010/wordml" xmlns:w15="http://schemas.microsoft.com/office/word/2012/wordml" xmlns:wpg="http://schemas.microsoft.com/office/word/2010/wordprocessingGroup" xmlns:wpi="http://schemas.microsoft.com/office/word/2010/wordprocessingInk" xmlns:wne="http://schemas.microsoft.com/office/word/2006/wordml" xmlns:wps="http://schemas.microsoft.com/office/word/2010/wordprocessingShape" mc:Ignorable="w14 w15 wp14">
   <w:endnote w:type="separator" w:id="-1">
     <w:p>
       <w:r>
@@ -29086,7 +28260,7 @@
 </file>
 
 <file path=word/footnotes.xml><?xml version="1.0" encoding="utf-8"?>
-<w:footnotes xmlns:wpc="http://schemas.microsoft.com/office/word/2010/wordprocessingCanvas" xmlns:cx="http://schemas.microsoft.com/office/drawing/2014/chartex" xmlns:cx1="http://schemas.microsoft.com/office/drawing/2015/9/8/chartex" xmlns:cx2="http://schemas.microsoft.com/office/drawing/2015/10/21/chartex" xmlns:cx3="http://schemas.microsoft.com/office/drawing/2016/5/9/chartex" xmlns:cx4="http://schemas.microsoft.com/office/drawing/2016/5/10/chartex" xmlns:cx5="http://schemas.microsoft.com/office/drawing/2016/5/11/chartex" xmlns:cx6="http://schemas.microsoft.com/office/drawing/2016/5/12/chartex" xmlns:cx7="http://schemas.microsoft.com/office/drawing/2016/5/13/chartex" xmlns:cx8="http://schemas.microsoft.com/office/drawing/2016/5/14/chartex" xmlns:mc="http://schemas.openxmlformats.org/markup-compatibility/2006" xmlns:aink="http://schemas.microsoft.com/office/drawing/2016/ink" xmlns:am3d="http://schemas.microsoft.com/office/drawing/2017/model3d" xmlns:o="urn:schemas-microsoft-com:office:office" xmlns:oel="http://schemas.microsoft.com/office/2019/extlst" xmlns:r="http://schemas.openxmlformats.org/officeDocument/2006/relationships" xmlns:m="http://schemas.openxmlformats.org/officeDocument/2006/math" xmlns:v="urn:schemas-microsoft-com:vml" xmlns:wp14="http://schemas.microsoft.com/office/word/2010/wordprocessingDrawing" xmlns:wp="http://schemas.openxmlformats.org/drawingml/2006/wordprocessingDrawing" xmlns:w10="urn:schemas-microsoft-com:office:word" xmlns:w="http://schemas.openxmlformats.org/wordprocessingml/2006/main" xmlns:w14="http://schemas.microsoft.com/office/word/2010/wordml" xmlns:w15="http://schemas.microsoft.com/office/word/2012/wordml" xmlns:w16cex="http://schemas.microsoft.com/office/word/2018/wordml/cex" xmlns:w16cid="http://schemas.microsoft.com/office/word/2016/wordml/cid" xmlns:w16="http://schemas.microsoft.com/office/word/2018/wordml" xmlns:w16sdtdh="http://schemas.microsoft.com/office/word/2020/wordml/sdtdatahash" xmlns:w16se="http://schemas.microsoft.com/office/word/2015/wordml/symex" xmlns:wpg="http://schemas.microsoft.com/office/word/2010/wordprocessingGroup" xmlns:wpi="http://schemas.microsoft.com/office/word/2010/wordprocessingInk" xmlns:wne="http://schemas.microsoft.com/office/word/2006/wordml" xmlns:wps="http://schemas.microsoft.com/office/word/2010/wordprocessingShape" mc:Ignorable="w14 w15 w16se w16cid w16 w16cex w16sdtdh wp14">
+<w:footnotes xmlns:wpc="http://schemas.microsoft.com/office/word/2010/wordprocessingCanvas" xmlns:mc="http://schemas.openxmlformats.org/markup-compatibility/2006" xmlns:o="urn:schemas-microsoft-com:office:office" xmlns:r="http://schemas.openxmlformats.org/officeDocument/2006/relationships" xmlns:m="http://schemas.openxmlformats.org/officeDocument/2006/math" xmlns:v="urn:schemas-microsoft-com:vml" xmlns:wp14="http://schemas.microsoft.com/office/word/2010/wordprocessingDrawing" xmlns:wp="http://schemas.openxmlformats.org/drawingml/2006/wordprocessingDrawing" xmlns:w10="urn:schemas-microsoft-com:office:word" xmlns:w="http://schemas.openxmlformats.org/wordprocessingml/2006/main" xmlns:w14="http://schemas.microsoft.com/office/word/2010/wordml" xmlns:w15="http://schemas.microsoft.com/office/word/2012/wordml" xmlns:wpg="http://schemas.microsoft.com/office/word/2010/wordprocessingGroup" xmlns:wpi="http://schemas.microsoft.com/office/word/2010/wordprocessingInk" xmlns:wne="http://schemas.microsoft.com/office/word/2006/wordml" xmlns:wps="http://schemas.microsoft.com/office/word/2010/wordprocessingShape" mc:Ignorable="w14 w15 wp14">
   <w:footnote w:type="separator" w:id="-1">
     <w:p>
       <w:r>
@@ -29105,7 +28279,7 @@
 </file>
 
 <file path=word/header1.xml><?xml version="1.0" encoding="utf-8"?>
-<w:hdr xmlns:wpc="http://schemas.microsoft.com/office/word/2010/wordprocessingCanvas" xmlns:cx="http://schemas.microsoft.com/office/drawing/2014/chartex" xmlns:cx1="http://schemas.microsoft.com/office/drawing/2015/9/8/chartex" xmlns:cx2="http://schemas.microsoft.com/office/drawing/2015/10/21/chartex" xmlns:cx3="http://schemas.microsoft.com/office/drawing/2016/5/9/chartex" xmlns:cx4="http://schemas.microsoft.com/office/drawing/2016/5/10/chartex" xmlns:cx5="http://schemas.microsoft.com/office/drawing/2016/5/11/chartex" xmlns:cx6="http://schemas.microsoft.com/office/drawing/2016/5/12/chartex" xmlns:cx7="http://schemas.microsoft.com/office/drawing/2016/5/13/chartex" xmlns:cx8="http://schemas.microsoft.com/office/drawing/2016/5/14/chartex" xmlns:mc="http://schemas.openxmlformats.org/markup-compatibility/2006" xmlns:aink="http://schemas.microsoft.com/office/drawing/2016/ink" xmlns:am3d="http://schemas.microsoft.com/office/drawing/2017/model3d" xmlns:o="urn:schemas-microsoft-com:office:office" xmlns:oel="http://schemas.microsoft.com/office/2019/extlst" xmlns:r="http://schemas.openxmlformats.org/officeDocument/2006/relationships" xmlns:m="http://schemas.openxmlformats.org/officeDocument/2006/math" xmlns:v="urn:schemas-microsoft-com:vml" xmlns:wp14="http://schemas.microsoft.com/office/word/2010/wordprocessingDrawing" xmlns:wp="http://schemas.openxmlformats.org/drawingml/2006/wordprocessingDrawing" xmlns:w10="urn:schemas-microsoft-com:office:word" xmlns:w="http://schemas.openxmlformats.org/wordprocessingml/2006/main" xmlns:w14="http://schemas.microsoft.com/office/word/2010/wordml" xmlns:w15="http://schemas.microsoft.com/office/word/2012/wordml" xmlns:w16cex="http://schemas.microsoft.com/office/word/2018/wordml/cex" xmlns:w16cid="http://schemas.microsoft.com/office/word/2016/wordml/cid" xmlns:w16="http://schemas.microsoft.com/office/word/2018/wordml" xmlns:w16sdtdh="http://schemas.microsoft.com/office/word/2020/wordml/sdtdatahash" xmlns:w16se="http://schemas.microsoft.com/office/word/2015/wordml/symex" xmlns:wpg="http://schemas.microsoft.com/office/word/2010/wordprocessingGroup" xmlns:wpi="http://schemas.microsoft.com/office/word/2010/wordprocessingInk" xmlns:wne="http://schemas.microsoft.com/office/word/2006/wordml" xmlns:wps="http://schemas.microsoft.com/office/word/2010/wordprocessingShape" mc:Ignorable="w14 w15 w16se w16cid w16 w16cex w16sdtdh wp14">
+<w:hdr xmlns:wpc="http://schemas.microsoft.com/office/word/2010/wordprocessingCanvas" xmlns:mc="http://schemas.openxmlformats.org/markup-compatibility/2006" xmlns:o="urn:schemas-microsoft-com:office:office" xmlns:r="http://schemas.openxmlformats.org/officeDocument/2006/relationships" xmlns:m="http://schemas.openxmlformats.org/officeDocument/2006/math" xmlns:v="urn:schemas-microsoft-com:vml" xmlns:wp14="http://schemas.microsoft.com/office/word/2010/wordprocessingDrawing" xmlns:wp="http://schemas.openxmlformats.org/drawingml/2006/wordprocessingDrawing" xmlns:w10="urn:schemas-microsoft-com:office:word" xmlns:w="http://schemas.openxmlformats.org/wordprocessingml/2006/main" xmlns:w14="http://schemas.microsoft.com/office/word/2010/wordml" xmlns:w15="http://schemas.microsoft.com/office/word/2012/wordml" xmlns:wpg="http://schemas.microsoft.com/office/word/2010/wordprocessingGroup" xmlns:wpi="http://schemas.microsoft.com/office/word/2010/wordprocessingInk" xmlns:wne="http://schemas.microsoft.com/office/word/2006/wordml" xmlns:wps="http://schemas.microsoft.com/office/word/2010/wordprocessingShape" mc:Ignorable="w14 w15 wp14">
   <w:p>
     <w:pPr>
       <w:pStyle w:val="a4"/>
@@ -29563,7 +28737,7 @@
 </file>
 
 <file path=word/header2.xml><?xml version="1.0" encoding="utf-8"?>
-<w:hdr xmlns:wpc="http://schemas.microsoft.com/office/word/2010/wordprocessingCanvas" xmlns:cx="http://schemas.microsoft.com/office/drawing/2014/chartex" xmlns:cx1="http://schemas.microsoft.com/office/drawing/2015/9/8/chartex" xmlns:cx2="http://schemas.microsoft.com/office/drawing/2015/10/21/chartex" xmlns:cx3="http://schemas.microsoft.com/office/drawing/2016/5/9/chartex" xmlns:cx4="http://schemas.microsoft.com/office/drawing/2016/5/10/chartex" xmlns:cx5="http://schemas.microsoft.com/office/drawing/2016/5/11/chartex" xmlns:cx6="http://schemas.microsoft.com/office/drawing/2016/5/12/chartex" xmlns:cx7="http://schemas.microsoft.com/office/drawing/2016/5/13/chartex" xmlns:cx8="http://schemas.microsoft.com/office/drawing/2016/5/14/chartex" xmlns:mc="http://schemas.openxmlformats.org/markup-compatibility/2006" xmlns:aink="http://schemas.microsoft.com/office/drawing/2016/ink" xmlns:am3d="http://schemas.microsoft.com/office/drawing/2017/model3d" xmlns:o="urn:schemas-microsoft-com:office:office" xmlns:oel="http://schemas.microsoft.com/office/2019/extlst" xmlns:r="http://schemas.openxmlformats.org/officeDocument/2006/relationships" xmlns:m="http://schemas.openxmlformats.org/officeDocument/2006/math" xmlns:v="urn:schemas-microsoft-com:vml" xmlns:wp14="http://schemas.microsoft.com/office/word/2010/wordprocessingDrawing" xmlns:wp="http://schemas.openxmlformats.org/drawingml/2006/wordprocessingDrawing" xmlns:w10="urn:schemas-microsoft-com:office:word" xmlns:w="http://schemas.openxmlformats.org/wordprocessingml/2006/main" xmlns:w14="http://schemas.microsoft.com/office/word/2010/wordml" xmlns:w15="http://schemas.microsoft.com/office/word/2012/wordml" xmlns:w16cex="http://schemas.microsoft.com/office/word/2018/wordml/cex" xmlns:w16cid="http://schemas.microsoft.com/office/word/2016/wordml/cid" xmlns:w16="http://schemas.microsoft.com/office/word/2018/wordml" xmlns:w16sdtdh="http://schemas.microsoft.com/office/word/2020/wordml/sdtdatahash" xmlns:w16se="http://schemas.microsoft.com/office/word/2015/wordml/symex" xmlns:wpg="http://schemas.microsoft.com/office/word/2010/wordprocessingGroup" xmlns:wpi="http://schemas.microsoft.com/office/word/2010/wordprocessingInk" xmlns:wne="http://schemas.microsoft.com/office/word/2006/wordml" xmlns:wps="http://schemas.microsoft.com/office/word/2010/wordprocessingShape" mc:Ignorable="w14 w15 w16se w16cid w16 w16cex w16sdtdh wp14">
+<w:hdr xmlns:wpc="http://schemas.microsoft.com/office/word/2010/wordprocessingCanvas" xmlns:mc="http://schemas.openxmlformats.org/markup-compatibility/2006" xmlns:o="urn:schemas-microsoft-com:office:office" xmlns:r="http://schemas.openxmlformats.org/officeDocument/2006/relationships" xmlns:m="http://schemas.openxmlformats.org/officeDocument/2006/math" xmlns:v="urn:schemas-microsoft-com:vml" xmlns:wp14="http://schemas.microsoft.com/office/word/2010/wordprocessingDrawing" xmlns:wp="http://schemas.openxmlformats.org/drawingml/2006/wordprocessingDrawing" xmlns:w10="urn:schemas-microsoft-com:office:word" xmlns:w="http://schemas.openxmlformats.org/wordprocessingml/2006/main" xmlns:w14="http://schemas.microsoft.com/office/word/2010/wordml" xmlns:w15="http://schemas.microsoft.com/office/word/2012/wordml" xmlns:wpg="http://schemas.microsoft.com/office/word/2010/wordprocessingGroup" xmlns:wpi="http://schemas.microsoft.com/office/word/2010/wordprocessingInk" xmlns:wne="http://schemas.microsoft.com/office/word/2006/wordml" xmlns:wps="http://schemas.microsoft.com/office/word/2010/wordprocessingShape" mc:Ignorable="w14 w15 wp14">
   <w:p>
     <w:pPr>
       <w:pStyle w:val="a4"/>
@@ -30021,7 +29195,7 @@
 </file>
 
 <file path=word/header3.xml><?xml version="1.0" encoding="utf-8"?>
-<w:hdr xmlns:wpc="http://schemas.microsoft.com/office/word/2010/wordprocessingCanvas" xmlns:cx="http://schemas.microsoft.com/office/drawing/2014/chartex" xmlns:cx1="http://schemas.microsoft.com/office/drawing/2015/9/8/chartex" xmlns:cx2="http://schemas.microsoft.com/office/drawing/2015/10/21/chartex" xmlns:cx3="http://schemas.microsoft.com/office/drawing/2016/5/9/chartex" xmlns:cx4="http://schemas.microsoft.com/office/drawing/2016/5/10/chartex" xmlns:cx5="http://schemas.microsoft.com/office/drawing/2016/5/11/chartex" xmlns:cx6="http://schemas.microsoft.com/office/drawing/2016/5/12/chartex" xmlns:cx7="http://schemas.microsoft.com/office/drawing/2016/5/13/chartex" xmlns:cx8="http://schemas.microsoft.com/office/drawing/2016/5/14/chartex" xmlns:mc="http://schemas.openxmlformats.org/markup-compatibility/2006" xmlns:aink="http://schemas.microsoft.com/office/drawing/2016/ink" xmlns:am3d="http://schemas.microsoft.com/office/drawing/2017/model3d" xmlns:o="urn:schemas-microsoft-com:office:office" xmlns:oel="http://schemas.microsoft.com/office/2019/extlst" xmlns:r="http://schemas.openxmlformats.org/officeDocument/2006/relationships" xmlns:m="http://schemas.openxmlformats.org/officeDocument/2006/math" xmlns:v="urn:schemas-microsoft-com:vml" xmlns:wp14="http://schemas.microsoft.com/office/word/2010/wordprocessingDrawing" xmlns:wp="http://schemas.openxmlformats.org/drawingml/2006/wordprocessingDrawing" xmlns:w10="urn:schemas-microsoft-com:office:word" xmlns:w="http://schemas.openxmlformats.org/wordprocessingml/2006/main" xmlns:w14="http://schemas.microsoft.com/office/word/2010/wordml" xmlns:w15="http://schemas.microsoft.com/office/word/2012/wordml" xmlns:w16cex="http://schemas.microsoft.com/office/word/2018/wordml/cex" xmlns:w16cid="http://schemas.microsoft.com/office/word/2016/wordml/cid" xmlns:w16="http://schemas.microsoft.com/office/word/2018/wordml" xmlns:w16sdtdh="http://schemas.microsoft.com/office/word/2020/wordml/sdtdatahash" xmlns:w16se="http://schemas.microsoft.com/office/word/2015/wordml/symex" xmlns:wpg="http://schemas.microsoft.com/office/word/2010/wordprocessingGroup" xmlns:wpi="http://schemas.microsoft.com/office/word/2010/wordprocessingInk" xmlns:wne="http://schemas.microsoft.com/office/word/2006/wordml" xmlns:wps="http://schemas.microsoft.com/office/word/2010/wordprocessingShape" mc:Ignorable="w14 w15 w16se w16cid w16 w16cex w16sdtdh wp14">
+<w:hdr xmlns:wpc="http://schemas.microsoft.com/office/word/2010/wordprocessingCanvas" xmlns:mc="http://schemas.openxmlformats.org/markup-compatibility/2006" xmlns:o="urn:schemas-microsoft-com:office:office" xmlns:r="http://schemas.openxmlformats.org/officeDocument/2006/relationships" xmlns:m="http://schemas.openxmlformats.org/officeDocument/2006/math" xmlns:v="urn:schemas-microsoft-com:vml" xmlns:wp14="http://schemas.microsoft.com/office/word/2010/wordprocessingDrawing" xmlns:wp="http://schemas.openxmlformats.org/drawingml/2006/wordprocessingDrawing" xmlns:w10="urn:schemas-microsoft-com:office:word" xmlns:w="http://schemas.openxmlformats.org/wordprocessingml/2006/main" xmlns:w14="http://schemas.microsoft.com/office/word/2010/wordml" xmlns:w15="http://schemas.microsoft.com/office/word/2012/wordml" xmlns:wpg="http://schemas.microsoft.com/office/word/2010/wordprocessingGroup" xmlns:wpi="http://schemas.microsoft.com/office/word/2010/wordprocessingInk" xmlns:wne="http://schemas.microsoft.com/office/word/2006/wordml" xmlns:wps="http://schemas.microsoft.com/office/word/2010/wordprocessingShape" mc:Ignorable="w14 w15 wp14">
   <w:p>
     <w:pPr>
       <w:pStyle w:val="a4"/>
@@ -30479,7 +29653,7 @@
 </file>
 
 <file path=word/header4.xml><?xml version="1.0" encoding="utf-8"?>
-<w:hdr xmlns:wpc="http://schemas.microsoft.com/office/word/2010/wordprocessingCanvas" xmlns:cx="http://schemas.microsoft.com/office/drawing/2014/chartex" xmlns:cx1="http://schemas.microsoft.com/office/drawing/2015/9/8/chartex" xmlns:cx2="http://schemas.microsoft.com/office/drawing/2015/10/21/chartex" xmlns:cx3="http://schemas.microsoft.com/office/drawing/2016/5/9/chartex" xmlns:cx4="http://schemas.microsoft.com/office/drawing/2016/5/10/chartex" xmlns:cx5="http://schemas.microsoft.com/office/drawing/2016/5/11/chartex" xmlns:cx6="http://schemas.microsoft.com/office/drawing/2016/5/12/chartex" xmlns:cx7="http://schemas.microsoft.com/office/drawing/2016/5/13/chartex" xmlns:cx8="http://schemas.microsoft.com/office/drawing/2016/5/14/chartex" xmlns:mc="http://schemas.openxmlformats.org/markup-compatibility/2006" xmlns:aink="http://schemas.microsoft.com/office/drawing/2016/ink" xmlns:am3d="http://schemas.microsoft.com/office/drawing/2017/model3d" xmlns:o="urn:schemas-microsoft-com:office:office" xmlns:oel="http://schemas.microsoft.com/office/2019/extlst" xmlns:r="http://schemas.openxmlformats.org/officeDocument/2006/relationships" xmlns:m="http://schemas.openxmlformats.org/officeDocument/2006/math" xmlns:v="urn:schemas-microsoft-com:vml" xmlns:wp14="http://schemas.microsoft.com/office/word/2010/wordprocessingDrawing" xmlns:wp="http://schemas.openxmlformats.org/drawingml/2006/wordprocessingDrawing" xmlns:w10="urn:schemas-microsoft-com:office:word" xmlns:w="http://schemas.openxmlformats.org/wordprocessingml/2006/main" xmlns:w14="http://schemas.microsoft.com/office/word/2010/wordml" xmlns:w15="http://schemas.microsoft.com/office/word/2012/wordml" xmlns:w16cex="http://schemas.microsoft.com/office/word/2018/wordml/cex" xmlns:w16cid="http://schemas.microsoft.com/office/word/2016/wordml/cid" xmlns:w16="http://schemas.microsoft.com/office/word/2018/wordml" xmlns:w16sdtdh="http://schemas.microsoft.com/office/word/2020/wordml/sdtdatahash" xmlns:w16se="http://schemas.microsoft.com/office/word/2015/wordml/symex" xmlns:wpg="http://schemas.microsoft.com/office/word/2010/wordprocessingGroup" xmlns:wpi="http://schemas.microsoft.com/office/word/2010/wordprocessingInk" xmlns:wne="http://schemas.microsoft.com/office/word/2006/wordml" xmlns:wps="http://schemas.microsoft.com/office/word/2010/wordprocessingShape" mc:Ignorable="w14 w15 w16se w16cid w16 w16cex w16sdtdh wp14">
+<w:hdr xmlns:wpc="http://schemas.microsoft.com/office/word/2010/wordprocessingCanvas" xmlns:mc="http://schemas.openxmlformats.org/markup-compatibility/2006" xmlns:o="urn:schemas-microsoft-com:office:office" xmlns:r="http://schemas.openxmlformats.org/officeDocument/2006/relationships" xmlns:m="http://schemas.openxmlformats.org/officeDocument/2006/math" xmlns:v="urn:schemas-microsoft-com:vml" xmlns:wp14="http://schemas.microsoft.com/office/word/2010/wordprocessingDrawing" xmlns:wp="http://schemas.openxmlformats.org/drawingml/2006/wordprocessingDrawing" xmlns:w10="urn:schemas-microsoft-com:office:word" xmlns:w="http://schemas.openxmlformats.org/wordprocessingml/2006/main" xmlns:w14="http://schemas.microsoft.com/office/word/2010/wordml" xmlns:w15="http://schemas.microsoft.com/office/word/2012/wordml" xmlns:wpg="http://schemas.microsoft.com/office/word/2010/wordprocessingGroup" xmlns:wpi="http://schemas.microsoft.com/office/word/2010/wordprocessingInk" xmlns:wne="http://schemas.microsoft.com/office/word/2006/wordml" xmlns:wps="http://schemas.microsoft.com/office/word/2010/wordprocessingShape" mc:Ignorable="w14 w15 wp14">
   <w:p>
     <w:pPr>
       <w:pStyle w:val="a4"/>
@@ -30937,7 +30111,7 @@
 </file>
 
 <file path=word/numbering.xml><?xml version="1.0" encoding="utf-8"?>
-<w:numbering xmlns:wpc="http://schemas.microsoft.com/office/word/2010/wordprocessingCanvas" xmlns:cx="http://schemas.microsoft.com/office/drawing/2014/chartex" xmlns:cx1="http://schemas.microsoft.com/office/drawing/2015/9/8/chartex" xmlns:cx2="http://schemas.microsoft.com/office/drawing/2015/10/21/chartex" xmlns:cx3="http://schemas.microsoft.com/office/drawing/2016/5/9/chartex" xmlns:cx4="http://schemas.microsoft.com/office/drawing/2016/5/10/chartex" xmlns:cx5="http://schemas.microsoft.com/office/drawing/2016/5/11/chartex" xmlns:cx6="http://schemas.microsoft.com/office/drawing/2016/5/12/chartex" xmlns:cx7="http://schemas.microsoft.com/office/drawing/2016/5/13/chartex" xmlns:cx8="http://schemas.microsoft.com/office/drawing/2016/5/14/chartex" xmlns:mc="http://schemas.openxmlformats.org/markup-compatibility/2006" xmlns:aink="http://schemas.microsoft.com/office/drawing/2016/ink" xmlns:am3d="http://schemas.microsoft.com/office/drawing/2017/model3d" xmlns:o="urn:schemas-microsoft-com:office:office" xmlns:oel="http://schemas.microsoft.com/office/2019/extlst" xmlns:r="http://schemas.openxmlformats.org/officeDocument/2006/relationships" xmlns:m="http://schemas.openxmlformats.org/officeDocument/2006/math" xmlns:v="urn:schemas-microsoft-com:vml" xmlns:wp14="http://schemas.microsoft.com/office/word/2010/wordprocessingDrawing" xmlns:wp="http://schemas.openxmlformats.org/drawingml/2006/wordprocessingDrawing" xmlns:w10="urn:schemas-microsoft-com:office:word" xmlns:w="http://schemas.openxmlformats.org/wordprocessingml/2006/main" xmlns:w14="http://schemas.microsoft.com/office/word/2010/wordml" xmlns:w15="http://schemas.microsoft.com/office/word/2012/wordml" xmlns:w16cex="http://schemas.microsoft.com/office/word/2018/wordml/cex" xmlns:w16cid="http://schemas.microsoft.com/office/word/2016/wordml/cid" xmlns:w16="http://schemas.microsoft.com/office/word/2018/wordml" xmlns:w16sdtdh="http://schemas.microsoft.com/office/word/2020/wordml/sdtdatahash" xmlns:w16se="http://schemas.microsoft.com/office/word/2015/wordml/symex" xmlns:wpg="http://schemas.microsoft.com/office/word/2010/wordprocessingGroup" xmlns:wpi="http://schemas.microsoft.com/office/word/2010/wordprocessingInk" xmlns:wne="http://schemas.microsoft.com/office/word/2006/wordml" xmlns:wps="http://schemas.microsoft.com/office/word/2010/wordprocessingShape" mc:Ignorable="w14 w15 w16se w16cid w16 w16cex w16sdtdh wp14">
+<w:numbering xmlns:wpc="http://schemas.microsoft.com/office/word/2010/wordprocessingCanvas" xmlns:mc="http://schemas.openxmlformats.org/markup-compatibility/2006" xmlns:o="urn:schemas-microsoft-com:office:office" xmlns:r="http://schemas.openxmlformats.org/officeDocument/2006/relationships" xmlns:m="http://schemas.openxmlformats.org/officeDocument/2006/math" xmlns:v="urn:schemas-microsoft-com:vml" xmlns:wp14="http://schemas.microsoft.com/office/word/2010/wordprocessingDrawing" xmlns:wp="http://schemas.openxmlformats.org/drawingml/2006/wordprocessingDrawing" xmlns:w10="urn:schemas-microsoft-com:office:word" xmlns:w="http://schemas.openxmlformats.org/wordprocessingml/2006/main" xmlns:w14="http://schemas.microsoft.com/office/word/2010/wordml" xmlns:w15="http://schemas.microsoft.com/office/word/2012/wordml" xmlns:wpg="http://schemas.microsoft.com/office/word/2010/wordprocessingGroup" xmlns:wpi="http://schemas.microsoft.com/office/word/2010/wordprocessingInk" xmlns:wne="http://schemas.microsoft.com/office/word/2006/wordml" xmlns:wps="http://schemas.microsoft.com/office/word/2010/wordprocessingShape" mc:Ignorable="w14 w15 wp14">
   <w:abstractNum w:abstractNumId="0" w15:restartNumberingAfterBreak="0">
     <w:nsid w:val="0397573A"/>
     <w:multiLevelType w:val="hybridMultilevel"/>
@@ -32629,68 +31803,68 @@
       </w:pPr>
     </w:lvl>
   </w:abstractNum>
-  <w:num w:numId="1" w16cid:durableId="1869902896">
+  <w:num w:numId="1">
     <w:abstractNumId w:val="18"/>
   </w:num>
-  <w:num w:numId="2" w16cid:durableId="193815071">
+  <w:num w:numId="2">
     <w:abstractNumId w:val="5"/>
   </w:num>
-  <w:num w:numId="3" w16cid:durableId="1534725729">
+  <w:num w:numId="3">
     <w:abstractNumId w:val="9"/>
   </w:num>
-  <w:num w:numId="4" w16cid:durableId="1167672348">
+  <w:num w:numId="4">
     <w:abstractNumId w:val="3"/>
   </w:num>
-  <w:num w:numId="5" w16cid:durableId="1206940735">
+  <w:num w:numId="5">
     <w:abstractNumId w:val="10"/>
   </w:num>
-  <w:num w:numId="6" w16cid:durableId="609121970">
+  <w:num w:numId="6">
     <w:abstractNumId w:val="17"/>
   </w:num>
-  <w:num w:numId="7" w16cid:durableId="305017571">
+  <w:num w:numId="7">
     <w:abstractNumId w:val="16"/>
   </w:num>
-  <w:num w:numId="8" w16cid:durableId="758906959">
+  <w:num w:numId="8">
     <w:abstractNumId w:val="8"/>
   </w:num>
-  <w:num w:numId="9" w16cid:durableId="978874847">
+  <w:num w:numId="9">
     <w:abstractNumId w:val="14"/>
   </w:num>
-  <w:num w:numId="10" w16cid:durableId="497966304">
+  <w:num w:numId="10">
     <w:abstractNumId w:val="4"/>
   </w:num>
-  <w:num w:numId="11" w16cid:durableId="1167089325">
+  <w:num w:numId="11">
     <w:abstractNumId w:val="11"/>
   </w:num>
-  <w:num w:numId="12" w16cid:durableId="1743914384">
+  <w:num w:numId="12">
     <w:abstractNumId w:val="2"/>
   </w:num>
-  <w:num w:numId="13" w16cid:durableId="591011817">
+  <w:num w:numId="13">
     <w:abstractNumId w:val="12"/>
   </w:num>
-  <w:num w:numId="14" w16cid:durableId="1246643627">
+  <w:num w:numId="14">
     <w:abstractNumId w:val="13"/>
   </w:num>
-  <w:num w:numId="15" w16cid:durableId="8601">
+  <w:num w:numId="15">
     <w:abstractNumId w:val="1"/>
   </w:num>
-  <w:num w:numId="16" w16cid:durableId="313604471">
+  <w:num w:numId="16">
     <w:abstractNumId w:val="0"/>
   </w:num>
-  <w:num w:numId="17" w16cid:durableId="583298911">
+  <w:num w:numId="17">
     <w:abstractNumId w:val="15"/>
   </w:num>
-  <w:num w:numId="18" w16cid:durableId="814494745">
+  <w:num w:numId="18">
     <w:abstractNumId w:val="7"/>
   </w:num>
-  <w:num w:numId="19" w16cid:durableId="1466511827">
+  <w:num w:numId="19">
     <w:abstractNumId w:val="6"/>
   </w:num>
 </w:numbering>
 </file>
 
 <file path=word/styles.xml><?xml version="1.0" encoding="utf-8"?>
-<w:styles xmlns:mc="http://schemas.openxmlformats.org/markup-compatibility/2006" xmlns:r="http://schemas.openxmlformats.org/officeDocument/2006/relationships" xmlns:w="http://schemas.openxmlformats.org/wordprocessingml/2006/main" xmlns:w14="http://schemas.microsoft.com/office/word/2010/wordml" xmlns:w15="http://schemas.microsoft.com/office/word/2012/wordml" xmlns:w16cex="http://schemas.microsoft.com/office/word/2018/wordml/cex" xmlns:w16cid="http://schemas.microsoft.com/office/word/2016/wordml/cid" xmlns:w16="http://schemas.microsoft.com/office/word/2018/wordml" xmlns:w16sdtdh="http://schemas.microsoft.com/office/word/2020/wordml/sdtdatahash" xmlns:w16se="http://schemas.microsoft.com/office/word/2015/wordml/symex" mc:Ignorable="w14 w15 w16se w16cid w16 w16cex w16sdtdh">
+<w:styles xmlns:mc="http://schemas.openxmlformats.org/markup-compatibility/2006" xmlns:r="http://schemas.openxmlformats.org/officeDocument/2006/relationships" xmlns:w="http://schemas.openxmlformats.org/wordprocessingml/2006/main" xmlns:w14="http://schemas.microsoft.com/office/word/2010/wordml" xmlns:w15="http://schemas.microsoft.com/office/word/2012/wordml" mc:Ignorable="w14 w15">
   <w:docDefaults>
     <w:rPrDefault>
       <w:rPr>
@@ -32703,7 +31877,7 @@
     </w:rPrDefault>
     <w:pPrDefault/>
   </w:docDefaults>
-  <w:latentStyles w:defLockedState="0" w:defUIPriority="99" w:defSemiHidden="0" w:defUnhideWhenUsed="0" w:defQFormat="0" w:count="376">
+  <w:latentStyles w:defLockedState="0" w:defUIPriority="99" w:defSemiHidden="0" w:defUnhideWhenUsed="0" w:defQFormat="0" w:count="371">
     <w:lsdException w:name="Normal" w:uiPriority="0" w:qFormat="1"/>
     <w:lsdException w:name="heading 1" w:uiPriority="9" w:qFormat="1"/>
     <w:lsdException w:name="heading 2" w:semiHidden="1" w:uiPriority="9" w:unhideWhenUsed="1" w:qFormat="1"/>
@@ -33075,11 +32249,6 @@
     <w:lsdException w:name="List Table 5 Dark Accent 6" w:uiPriority="50"/>
     <w:lsdException w:name="List Table 6 Colorful Accent 6" w:uiPriority="51"/>
     <w:lsdException w:name="List Table 7 Colorful Accent 6" w:uiPriority="52"/>
-    <w:lsdException w:name="Mention" w:semiHidden="1" w:unhideWhenUsed="1"/>
-    <w:lsdException w:name="Smart Hyperlink" w:semiHidden="1" w:unhideWhenUsed="1"/>
-    <w:lsdException w:name="Hashtag" w:semiHidden="1" w:unhideWhenUsed="1"/>
-    <w:lsdException w:name="Unresolved Mention" w:semiHidden="1" w:unhideWhenUsed="1"/>
-    <w:lsdException w:name="Smart Link" w:semiHidden="1" w:unhideWhenUsed="1"/>
   </w:latentStyles>
   <w:style w:type="paragraph" w:default="1" w:styleId="a">
     <w:name w:val="Normal"/>
@@ -33735,7 +32904,7 @@
 </file>
 
 <file path=customXml/itemProps1.xml><?xml version="1.0" encoding="utf-8"?>
-<ds:datastoreItem xmlns:ds="http://schemas.openxmlformats.org/officeDocument/2006/customXml" ds:itemID="{3FC9E587-6926-4001-8117-8D517E6B8845}">
+<ds:datastoreItem xmlns:ds="http://schemas.openxmlformats.org/officeDocument/2006/customXml" ds:itemID="{C3592D69-ADAC-4B25-8795-40AADB0D8C9C}">
   <ds:schemaRefs>
     <ds:schemaRef ds:uri="http://schemas.openxmlformats.org/officeDocument/2006/bibliography"/>
   </ds:schemaRefs>

--- a/新泰週報20260823[2634]B4F.docx
+++ b/新泰週報20260823[2634]B4F.docx
@@ -16022,7 +16022,7 @@
           </mc:Choice>
           <mc:Fallback>
             <w:pict>
-              <v:line w14:anchorId="02664102" id="直線接點 2" o:spid="_x0000_s1026" style="position:absolute;z-index:251653120;visibility:visible;mso-wrap-style:square;mso-height-percent:0;mso-wrap-distance-left:9pt;mso-wrap-distance-top:0;mso-wrap-distance-right:9pt;mso-wrap-distance-bottom:0;mso-position-horizontal:absolute;mso-position-horizontal-relative:page;mso-position-vertical:absolute;mso-position-vertical-relative:page;mso-height-percent:0;mso-height-relative:margin" from="687.75pt,19.85pt" to="687.75pt,709.8pt" o:gfxdata="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" strokecolor="black [3213]" strokeweight=".5pt">
+              <v:line w14:anchorId="3366CD07" id="直線接點 2" o:spid="_x0000_s1026" style="position:absolute;z-index:251653120;visibility:visible;mso-wrap-style:square;mso-height-percent:0;mso-wrap-distance-left:9pt;mso-wrap-distance-top:0;mso-wrap-distance-right:9pt;mso-wrap-distance-bottom:0;mso-position-horizontal:absolute;mso-position-horizontal-relative:page;mso-position-vertical:absolute;mso-position-vertical-relative:page;mso-height-percent:0;mso-height-relative:margin" from="687.75pt,19.85pt" to="687.75pt,709.8pt" o:gfxdata="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" strokecolor="black [3213]" strokeweight=".5pt">
                 <v:stroke dashstyle="3 1" joinstyle="miter"/>
                 <w10:wrap anchorx="page" anchory="page"/>
               </v:line>
@@ -17809,6 +17809,15 @@
                 <w:w w:val="80"/>
               </w:rPr>
             </w:pPr>
+            <w:r>
+              <w:rPr>
+                <w:rFonts w:ascii="Barlow Condensed Medium" w:eastAsia="標楷體" w:hAnsi="Barlow Condensed Medium" w:cstheme="minorHAnsi" w:hint="eastAsia"/>
+                <w:w w:val="80"/>
+              </w:rPr>
+              <w:t>6</w:t>
+            </w:r>
+            <w:bookmarkStart w:id="6" w:name="_GoBack"/>
+            <w:bookmarkEnd w:id="6"/>
           </w:p>
         </w:tc>
         <w:tc>
@@ -19211,8 +19220,6 @@
               </w:rPr>
               <w:t>蕭國鎮</w:t>
             </w:r>
-            <w:bookmarkStart w:id="6" w:name="_GoBack"/>
-            <w:bookmarkEnd w:id="6"/>
           </w:p>
         </w:tc>
         <w:tc>
@@ -27396,7 +27403,7 @@
           </mc:Choice>
           <mc:Fallback>
             <w:pict>
-              <v:line w14:anchorId="46E37104" id="直線接點 6" o:spid="_x0000_s1026" style="position:absolute;z-index:251664384;visibility:visible;mso-wrap-style:square;mso-width-percent:0;mso-height-percent:0;mso-wrap-distance-left:9pt;mso-wrap-distance-top:0;mso-wrap-distance-right:9pt;mso-wrap-distance-bottom:0;mso-position-horizontal:absolute;mso-position-horizontal-relative:page;mso-position-vertical:absolute;mso-position-vertical-relative:page;mso-width-percent:0;mso-height-percent:0;mso-width-relative:margin;mso-height-relative:margin" from="343.9pt,19.85pt" to="345.05pt,710.95pt" o:gfxdata="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" strokecolor="black [3213]" strokeweight=".5pt">
+              <v:line w14:anchorId="16C9E1E4" id="直線接點 6" o:spid="_x0000_s1026" style="position:absolute;z-index:251664384;visibility:visible;mso-wrap-style:square;mso-width-percent:0;mso-height-percent:0;mso-wrap-distance-left:9pt;mso-wrap-distance-top:0;mso-wrap-distance-right:9pt;mso-wrap-distance-bottom:0;mso-position-horizontal:absolute;mso-position-horizontal-relative:page;mso-position-vertical:absolute;mso-position-vertical-relative:page;mso-width-percent:0;mso-height-percent:0;mso-width-relative:margin;mso-height-relative:margin" from="343.9pt,19.85pt" to="345.05pt,710.95pt" o:gfxdata="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" strokecolor="black [3213]" strokeweight=".5pt">
                 <v:stroke dashstyle="3 1" joinstyle="miter"/>
                 <w10:wrap anchorx="page" anchory="page"/>
               </v:line>
@@ -27474,7 +27481,7 @@
           </mc:Choice>
           <mc:Fallback>
             <w:pict>
-              <v:line w14:anchorId="2C92E9D5" id="直線接點 4" o:spid="_x0000_s1026" style="position:absolute;z-index:251660288;visibility:visible;mso-wrap-style:square;mso-width-percent:0;mso-height-percent:0;mso-wrap-distance-left:9pt;mso-wrap-distance-top:0;mso-wrap-distance-right:9pt;mso-wrap-distance-bottom:0;mso-position-horizontal:absolute;mso-position-horizontal-relative:page;mso-position-vertical:absolute;mso-position-vertical-relative:page;mso-width-percent:0;mso-height-percent:0;mso-width-relative:margin;mso-height-relative:margin" from="343.9pt,19.85pt" to="345.05pt,710.95pt" o:gfxdata="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" strokecolor="black [3213]" strokeweight=".5pt">
+              <v:line w14:anchorId="305FB792" id="直線接點 4" o:spid="_x0000_s1026" style="position:absolute;z-index:251660288;visibility:visible;mso-wrap-style:square;mso-width-percent:0;mso-height-percent:0;mso-wrap-distance-left:9pt;mso-wrap-distance-top:0;mso-wrap-distance-right:9pt;mso-wrap-distance-bottom:0;mso-position-horizontal:absolute;mso-position-horizontal-relative:page;mso-position-vertical:absolute;mso-position-vertical-relative:page;mso-width-percent:0;mso-height-percent:0;mso-width-relative:margin;mso-height-relative:margin" from="343.9pt,19.85pt" to="345.05pt,710.95pt" o:gfxdata="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" strokecolor="black [3213]" strokeweight=".5pt">
                 <v:stroke dashstyle="3 1" joinstyle="miter"/>
                 <w10:wrap anchorx="page" anchory="page"/>
               </v:line>
@@ -32904,7 +32911,7 @@
 </file>
 
 <file path=customXml/itemProps1.xml><?xml version="1.0" encoding="utf-8"?>
-<ds:datastoreItem xmlns:ds="http://schemas.openxmlformats.org/officeDocument/2006/customXml" ds:itemID="{C3592D69-ADAC-4B25-8795-40AADB0D8C9C}">
+<ds:datastoreItem xmlns:ds="http://schemas.openxmlformats.org/officeDocument/2006/customXml" ds:itemID="{11B9364E-41DB-4817-92B7-DEFA629C6155}">
   <ds:schemaRefs>
     <ds:schemaRef ds:uri="http://schemas.openxmlformats.org/officeDocument/2006/bibliography"/>
   </ds:schemaRefs>
